--- a/5.人员管理/1.流程制度规范类文件/HXDL-ITSS-0505 岗位技能评价办法.docx
+++ b/5.人员管理/1.流程制度规范类文件/HXDL-ITSS-0505 岗位技能评价办法.docx
@@ -1,11 +1,10 @@
 
 <file path=word/document.xml><?xml version="1.0" encoding="utf-8"?>
-<w:document xmlns:wpc="http://schemas.microsoft.com/office/word/2010/wordprocessingCanvas" xmlns:mc="http://schemas.openxmlformats.org/markup-compatibility/2006" xmlns:o="urn:schemas-microsoft-com:office:office" xmlns:r="http://schemas.openxmlformats.org/officeDocument/2006/relationships" xmlns:m="http://schemas.openxmlformats.org/officeDocument/2006/math" xmlns:v="urn:schemas-microsoft-com:vml" xmlns:wp14="http://schemas.microsoft.com/office/word/2010/wordprocessingDrawing" xmlns:wp="http://schemas.openxmlformats.org/drawingml/2006/wordprocessingDrawing" xmlns:w10="urn:schemas-microsoft-com:office:word" xmlns:w="http://schemas.openxmlformats.org/wordprocessingml/2006/main" xmlns:w14="http://schemas.microsoft.com/office/word/2010/wordml" xmlns:w15="http://schemas.microsoft.com/office/word/2012/wordml" xmlns:wne="http://schemas.microsoft.com/office/word/2006/wordml" xmlns:wpg="http://schemas.microsoft.com/office/word/2010/wordprocessingGroup" xmlns:wpi="http://schemas.microsoft.com/office/word/2010/wordprocessingInk" xmlns:wps="http://schemas.microsoft.com/office/word/2010/wordprocessingShape" mc:Ignorable="w14 w15 wp14">
-  <!-- Generated by Aspose.Words for .NET 13.3.0.1 -->
+<w:document xmlns:wpc="http://schemas.microsoft.com/office/word/2010/wordprocessingCanvas" xmlns:mc="http://schemas.openxmlformats.org/markup-compatibility/2006" xmlns:o="urn:schemas-microsoft-com:office:office" xmlns:r="http://schemas.openxmlformats.org/officeDocument/2006/relationships" xmlns:m="http://schemas.openxmlformats.org/officeDocument/2006/math" xmlns:v="urn:schemas-microsoft-com:vml" xmlns:wp14="http://schemas.microsoft.com/office/word/2010/wordprocessingDrawing" xmlns:wp="http://schemas.openxmlformats.org/drawingml/2006/wordprocessingDrawing" xmlns:w="http://schemas.openxmlformats.org/wordprocessingml/2006/main" xmlns:w14="http://schemas.microsoft.com/office/word/2010/wordml" xmlns:w10="urn:schemas-microsoft-com:office:word" xmlns:w15="http://schemas.microsoft.com/office/word/2012/wordml" xmlns:wpg="http://schemas.microsoft.com/office/word/2010/wordprocessingGroup" xmlns:wpi="http://schemas.microsoft.com/office/word/2010/wordprocessingInk" xmlns:wne="http://schemas.microsoft.com/office/word/2006/wordml" xmlns:wps="http://schemas.microsoft.com/office/word/2010/wordprocessingShape" xmlns:wpsCustomData="http://www.wps.cn/officeDocument/2013/wpsCustomData" mc:Ignorable="w14 w15 wp14">
   <w:body>
     <w:p>
       <w:pPr>
-        <w:pStyle w:val="a"/>
+        <w:pStyle w:val="24"/>
         <w:keepNext w:val="0"/>
         <w:keepLines w:val="0"/>
         <w:pageBreakBefore w:val="0"/>
@@ -19,7 +18,7 @@
         <w:bidi w:val="0"/>
         <w:adjustRightInd w:val="0"/>
         <w:snapToGrid w:val="0"/>
-        <w:ind w:left="0" w:right="0" w:firstLine="0" w:leftChars="0" w:rightChars="0" w:firstLineChars="0"/>
+        <w:ind w:left="0" w:leftChars="0" w:right="0" w:rightChars="0" w:firstLine="0" w:firstLineChars="0"/>
         <w:jc w:val="center"/>
         <w:textAlignment w:val="baseline"/>
         <w:rPr>
@@ -27,11 +26,10 @@
           <w:lang w:val="en-US" w:eastAsia="zh-CN"/>
         </w:rPr>
       </w:pPr>
-      <w:bookmarkStart w:id="0" w:name="_Toc4737"/>
-      <w:bookmarkStart w:id="1" w:name="_GoBack"/>
+      <w:bookmarkStart w:id="0" w:name="_Toc21963"/>
       <w:r>
         <w:drawing>
-          <wp:anchor distT="0" distB="0" distL="114300" distR="114300" simplePos="0" relativeHeight="251658240" behindDoc="1" locked="0" layoutInCell="1" allowOverlap="1">
+          <wp:anchor distT="0" distB="0" distL="114300" distR="114300" simplePos="0" relativeHeight="251659264" behindDoc="1" locked="0" layoutInCell="1" allowOverlap="1">
             <wp:simplePos x="0" y="0"/>
             <wp:positionH relativeFrom="column">
               <wp:posOffset>-1186815</wp:posOffset>
@@ -56,7 +54,7 @@
                     </pic:cNvPicPr>
                   </pic:nvPicPr>
                   <pic:blipFill>
-                    <a:blip xmlns:r="http://schemas.openxmlformats.org/officeDocument/2006/relationships" r:embed="rId4"/>
+                    <a:blip r:embed="rId6"/>
                     <a:stretch>
                       <a:fillRect/>
                     </a:stretch>
@@ -80,7 +78,6 @@
           </wp:anchor>
         </w:drawing>
       </w:r>
-      <w:bookmarkEnd w:id="1"/>
       <w:r>
         <w:rPr>
           <w:rFonts w:hint="eastAsia"/>
@@ -92,7 +89,7 @@
     </w:p>
     <w:p>
       <w:pPr>
-        <w:pStyle w:val="a0"/>
+        <w:pStyle w:val="25"/>
         <w:keepNext w:val="0"/>
         <w:keepLines w:val="0"/>
         <w:pageBreakBefore w:val="0"/>
@@ -107,7 +104,7 @@
         <w:adjustRightInd w:val="0"/>
         <w:snapToGrid w:val="0"/>
         <w:spacing w:before="0" w:after="0" w:afterLines="0"/>
-        <w:ind w:left="0" w:right="0" w:firstLine="0" w:leftChars="0" w:rightChars="0" w:firstLineChars="0"/>
+        <w:ind w:left="0" w:leftChars="0" w:right="0" w:rightChars="0" w:firstLine="0" w:firstLineChars="0"/>
         <w:jc w:val="center"/>
         <w:textAlignment w:val="baseline"/>
         <w:rPr>
@@ -115,7 +112,7 @@
           <w:lang w:val="en-US" w:eastAsia="zh-CN"/>
         </w:rPr>
       </w:pPr>
-      <w:bookmarkStart w:id="2" w:name="_Toc23332"/>
+      <w:bookmarkStart w:id="1" w:name="_Toc29978"/>
       <w:r>
         <w:rPr>
           <w:rFonts w:hint="eastAsia"/>
@@ -123,11 +120,11 @@
         </w:rPr>
         <w:t>岗位技能评价办法</w:t>
       </w:r>
-      <w:bookmarkEnd w:id="2"/>
+      <w:bookmarkEnd w:id="1"/>
     </w:p>
     <w:p>
       <w:pPr>
-        <w:pStyle w:val="a0"/>
+        <w:pStyle w:val="25"/>
         <w:keepNext w:val="0"/>
         <w:keepLines w:val="0"/>
         <w:pageBreakBefore w:val="0"/>
@@ -142,7 +139,7 @@
         <w:adjustRightInd w:val="0"/>
         <w:snapToGrid w:val="0"/>
         <w:spacing w:before="0" w:after="0" w:afterLines="0"/>
-        <w:ind w:left="0" w:right="0" w:firstLine="0" w:leftChars="0" w:rightChars="0" w:firstLineChars="0"/>
+        <w:ind w:left="0" w:leftChars="0" w:right="0" w:rightChars="0" w:firstLine="0" w:firstLineChars="0"/>
         <w:jc w:val="center"/>
         <w:textAlignment w:val="baseline"/>
         <w:rPr>
@@ -150,7 +147,7 @@
           <w:lang w:val="en-US" w:eastAsia="zh-CN"/>
         </w:rPr>
       </w:pPr>
-      <w:bookmarkStart w:id="3" w:name="_Toc4610"/>
+      <w:bookmarkStart w:id="2" w:name="_Toc29419"/>
       <w:r>
         <w:rPr>
           <w:rFonts w:hint="eastAsia"/>
@@ -158,7 +155,7 @@
         </w:rPr>
         <w:t>（HXDL-ITSS-0505）</w:t>
       </w:r>
-      <w:bookmarkEnd w:id="3"/>
+      <w:bookmarkEnd w:id="2"/>
     </w:p>
     <w:p>
       <w:pPr>
@@ -175,7 +172,7 @@
         <w:bidi w:val="0"/>
         <w:adjustRightInd w:val="0"/>
         <w:snapToGrid w:val="0"/>
-        <w:ind w:left="0" w:right="0" w:firstLine="0" w:leftChars="0" w:rightChars="0" w:firstLineChars="0"/>
+        <w:ind w:left="0" w:leftChars="0" w:right="0" w:rightChars="0" w:firstLine="0" w:firstLineChars="0"/>
         <w:jc w:val="center"/>
         <w:textAlignment w:val="baseline"/>
         <w:rPr>
@@ -186,17 +183,18 @@
     </w:p>
     <w:tbl>
       <w:tblPr>
-        <w:tblStyle w:val="TableGrid"/>
+        <w:tblStyle w:val="21"/>
         <w:tblW w:w="0" w:type="auto"/>
         <w:jc w:val="center"/>
         <w:tblBorders>
-          <w:top w:val="nil"/>
-          <w:left w:val="nil"/>
-          <w:bottom w:val="nil"/>
-          <w:right w:val="nil"/>
-          <w:insideH w:val="nil"/>
-          <w:insideV w:val="nil"/>
+          <w:top w:val="none" w:color="auto" w:sz="0" w:space="0"/>
+          <w:left w:val="none" w:color="auto" w:sz="0" w:space="0"/>
+          <w:bottom w:val="none" w:color="auto" w:sz="0" w:space="0"/>
+          <w:right w:val="none" w:color="auto" w:sz="0" w:space="0"/>
+          <w:insideH w:val="none" w:color="auto" w:sz="0" w:space="0"/>
+          <w:insideV w:val="none" w:color="auto" w:sz="0" w:space="0"/>
         </w:tblBorders>
+        <w:tblLayout w:type="autofit"/>
         <w:tblCellMar>
           <w:top w:w="0" w:type="dxa"/>
           <w:left w:w="108" w:type="dxa"/>
@@ -210,15 +208,13 @@
       </w:tblGrid>
       <w:tr>
         <w:tblPrEx>
-          <w:tblW w:w="0" w:type="auto"/>
-          <w:jc w:val="center"/>
           <w:tblBorders>
-            <w:top w:val="nil"/>
-            <w:left w:val="nil"/>
-            <w:bottom w:val="nil"/>
-            <w:right w:val="nil"/>
-            <w:insideH w:val="nil"/>
-            <w:insideV w:val="nil"/>
+            <w:top w:val="none" w:color="auto" w:sz="0" w:space="0"/>
+            <w:left w:val="none" w:color="auto" w:sz="0" w:space="0"/>
+            <w:bottom w:val="none" w:color="auto" w:sz="0" w:space="0"/>
+            <w:right w:val="none" w:color="auto" w:sz="0" w:space="0"/>
+            <w:insideH w:val="none" w:color="auto" w:sz="0" w:space="0"/>
+            <w:insideV w:val="none" w:color="auto" w:sz="0" w:space="0"/>
           </w:tblBorders>
           <w:tblCellMar>
             <w:top w:w="0" w:type="dxa"/>
@@ -228,7 +224,7 @@
           </w:tblCellMar>
         </w:tblPrEx>
         <w:trPr>
-          <w:trHeight w:val="810"/>
+          <w:trHeight w:val="810" w:hRule="atLeast"/>
           <w:jc w:val="center"/>
         </w:trPr>
         <w:tc>
@@ -250,7 +246,7 @@
               <w:bidi w:val="0"/>
               <w:adjustRightInd w:val="0"/>
               <w:snapToGrid w:val="0"/>
-              <w:ind w:left="0" w:right="0" w:firstLine="0" w:leftChars="0" w:rightChars="0" w:firstLineChars="0"/>
+              <w:ind w:left="0" w:leftChars="0" w:right="0" w:rightChars="0" w:firstLine="0" w:firstLineChars="0"/>
               <w:jc w:val="left"/>
               <w:textAlignment w:val="baseline"/>
               <w:rPr>
@@ -269,7 +265,7 @@
             </w:r>
             <w:r>
               <w:rPr>
-                <w:rFonts w:asciiTheme="minorAscii" w:eastAsiaTheme="minorEastAsia" w:hAnsiTheme="minorAscii" w:hint="default"/>
+                <w:rFonts w:hint="default" w:asciiTheme="minorAscii" w:hAnsiTheme="minorAscii" w:eastAsiaTheme="minorEastAsia"/>
                 <w:spacing w:val="227"/>
                 <w:sz w:val="21"/>
                 <w:vertAlign w:val="baseline"/>
@@ -307,7 +303,7 @@
               <w:bidi w:val="0"/>
               <w:adjustRightInd w:val="0"/>
               <w:snapToGrid w:val="0"/>
-              <w:ind w:left="0" w:right="0" w:firstLine="0" w:leftChars="0" w:rightChars="0" w:firstLineChars="0"/>
+              <w:ind w:left="0" w:leftChars="0" w:right="0" w:rightChars="0" w:firstLine="0" w:firstLineChars="0"/>
               <w:jc w:val="right"/>
               <w:textAlignment w:val="baseline"/>
               <w:rPr>
@@ -326,7 +322,7 @@
             </w:r>
             <w:r>
               <w:rPr>
-                <w:rFonts w:asciiTheme="minorAscii" w:eastAsiaTheme="minorEastAsia" w:hAnsiTheme="minorAscii" w:hint="eastAsia"/>
+                <w:rFonts w:hint="eastAsia" w:asciiTheme="minorAscii" w:hAnsiTheme="minorAscii" w:eastAsiaTheme="minorEastAsia"/>
                 <w:spacing w:val="227"/>
                 <w:sz w:val="21"/>
                 <w:vertAlign w:val="baseline"/>
@@ -348,8 +344,14 @@
       </w:tr>
       <w:tr>
         <w:tblPrEx>
-          <w:tblW w:w="0" w:type="auto"/>
-          <w:jc w:val="center"/>
+          <w:tblBorders>
+            <w:top w:val="none" w:color="auto" w:sz="0" w:space="0"/>
+            <w:left w:val="none" w:color="auto" w:sz="0" w:space="0"/>
+            <w:bottom w:val="none" w:color="auto" w:sz="0" w:space="0"/>
+            <w:right w:val="none" w:color="auto" w:sz="0" w:space="0"/>
+            <w:insideH w:val="none" w:color="auto" w:sz="0" w:space="0"/>
+            <w:insideV w:val="none" w:color="auto" w:sz="0" w:space="0"/>
+          </w:tblBorders>
           <w:tblCellMar>
             <w:top w:w="0" w:type="dxa"/>
             <w:left w:w="108" w:type="dxa"/>
@@ -358,7 +360,7 @@
           </w:tblCellMar>
         </w:tblPrEx>
         <w:trPr>
-          <w:trHeight w:val="810"/>
+          <w:trHeight w:val="810" w:hRule="atLeast"/>
           <w:jc w:val="center"/>
         </w:trPr>
         <w:tc>
@@ -381,11 +383,11 @@
               <w:bidi w:val="0"/>
               <w:adjustRightInd w:val="0"/>
               <w:snapToGrid w:val="0"/>
-              <w:ind w:left="0" w:right="0" w:firstLine="0" w:leftChars="0" w:rightChars="0" w:firstLineChars="0"/>
+              <w:ind w:left="0" w:leftChars="0" w:right="0" w:rightChars="0" w:firstLine="0" w:firstLineChars="0"/>
               <w:jc w:val="left"/>
               <w:textAlignment w:val="baseline"/>
               <w:rPr>
-                <w:rFonts w:ascii="Arial" w:eastAsia="Arial" w:hAnsi="Arial" w:cs="Arial" w:hint="eastAsia"/>
+                <w:rFonts w:hint="eastAsia" w:ascii="Arial" w:hAnsi="Arial" w:eastAsia="Arial" w:cs="Arial"/>
                 <w:snapToGrid w:val="0"/>
                 <w:color w:val="000000"/>
                 <w:kern w:val="0"/>
@@ -405,7 +407,7 @@
             </w:r>
             <w:r>
               <w:rPr>
-                <w:rFonts w:asciiTheme="minorAscii" w:eastAsiaTheme="minorEastAsia" w:hAnsiTheme="minorAscii" w:hint="default"/>
+                <w:rFonts w:hint="default" w:asciiTheme="minorAscii" w:hAnsiTheme="minorAscii" w:eastAsiaTheme="minorEastAsia"/>
                 <w:spacing w:val="227"/>
                 <w:sz w:val="21"/>
                 <w:vertAlign w:val="baseline"/>
@@ -444,11 +446,11 @@
               <w:bidi w:val="0"/>
               <w:adjustRightInd w:val="0"/>
               <w:snapToGrid w:val="0"/>
-              <w:ind w:left="0" w:right="0" w:firstLine="0" w:leftChars="0" w:rightChars="0" w:firstLineChars="0"/>
+              <w:ind w:left="0" w:leftChars="0" w:right="0" w:rightChars="0" w:firstLine="0" w:firstLineChars="0"/>
               <w:jc w:val="right"/>
               <w:textAlignment w:val="baseline"/>
               <w:rPr>
-                <w:rFonts w:ascii="Arial" w:eastAsia="Arial" w:hAnsi="Arial" w:cs="Arial" w:hint="eastAsia"/>
+                <w:rFonts w:hint="eastAsia" w:ascii="Arial" w:hAnsi="Arial" w:eastAsia="Arial" w:cs="Arial"/>
                 <w:snapToGrid w:val="0"/>
                 <w:color w:val="000000"/>
                 <w:kern w:val="0"/>
@@ -468,7 +470,7 @@
             </w:r>
             <w:r>
               <w:rPr>
-                <w:rFonts w:asciiTheme="minorAscii" w:eastAsiaTheme="minorEastAsia" w:hAnsiTheme="minorAscii" w:hint="eastAsia"/>
+                <w:rFonts w:hint="eastAsia" w:asciiTheme="minorAscii" w:hAnsiTheme="minorAscii" w:eastAsiaTheme="minorEastAsia"/>
                 <w:spacing w:val="227"/>
                 <w:sz w:val="21"/>
                 <w:vertAlign w:val="baseline"/>
@@ -490,8 +492,14 @@
       </w:tr>
       <w:tr>
         <w:tblPrEx>
-          <w:tblW w:w="0" w:type="auto"/>
-          <w:jc w:val="center"/>
+          <w:tblBorders>
+            <w:top w:val="none" w:color="auto" w:sz="0" w:space="0"/>
+            <w:left w:val="none" w:color="auto" w:sz="0" w:space="0"/>
+            <w:bottom w:val="none" w:color="auto" w:sz="0" w:space="0"/>
+            <w:right w:val="none" w:color="auto" w:sz="0" w:space="0"/>
+            <w:insideH w:val="none" w:color="auto" w:sz="0" w:space="0"/>
+            <w:insideV w:val="none" w:color="auto" w:sz="0" w:space="0"/>
+          </w:tblBorders>
           <w:tblCellMar>
             <w:top w:w="0" w:type="dxa"/>
             <w:left w:w="108" w:type="dxa"/>
@@ -500,7 +508,7 @@
           </w:tblCellMar>
         </w:tblPrEx>
         <w:trPr>
-          <w:trHeight w:val="635"/>
+          <w:trHeight w:val="635" w:hRule="atLeast"/>
           <w:jc w:val="center"/>
         </w:trPr>
         <w:tc>
@@ -522,7 +530,7 @@
               <w:bidi w:val="0"/>
               <w:adjustRightInd w:val="0"/>
               <w:snapToGrid w:val="0"/>
-              <w:ind w:left="0" w:right="0" w:firstLine="0" w:leftChars="0" w:rightChars="0" w:firstLineChars="0"/>
+              <w:ind w:left="0" w:leftChars="0" w:right="0" w:rightChars="0" w:firstLine="0" w:firstLineChars="0"/>
               <w:jc w:val="left"/>
               <w:textAlignment w:val="baseline"/>
               <w:rPr>
@@ -541,7 +549,7 @@
             </w:r>
             <w:r>
               <w:rPr>
-                <w:rFonts w:asciiTheme="minorAscii" w:eastAsiaTheme="minorEastAsia" w:hAnsiTheme="minorAscii" w:hint="eastAsia"/>
+                <w:rFonts w:hint="eastAsia" w:asciiTheme="minorAscii" w:hAnsiTheme="minorAscii" w:eastAsiaTheme="minorEastAsia"/>
                 <w:spacing w:val="227"/>
                 <w:sz w:val="21"/>
                 <w:vertAlign w:val="baseline"/>
@@ -578,7 +586,7 @@
               <w:bidi w:val="0"/>
               <w:adjustRightInd w:val="0"/>
               <w:snapToGrid w:val="0"/>
-              <w:ind w:left="0" w:right="0" w:firstLine="0" w:leftChars="0" w:rightChars="0" w:firstLineChars="0"/>
+              <w:ind w:left="0" w:leftChars="0" w:right="0" w:rightChars="0" w:firstLine="0" w:firstLineChars="0"/>
               <w:jc w:val="right"/>
               <w:textAlignment w:val="baseline"/>
               <w:rPr>
@@ -597,7 +605,7 @@
             </w:r>
             <w:r>
               <w:rPr>
-                <w:rFonts w:asciiTheme="minorAscii" w:eastAsiaTheme="minorEastAsia" w:hAnsiTheme="minorAscii" w:hint="eastAsia"/>
+                <w:rFonts w:hint="eastAsia" w:asciiTheme="minorAscii" w:hAnsiTheme="minorAscii" w:eastAsiaTheme="minorEastAsia"/>
                 <w:spacing w:val="227"/>
                 <w:sz w:val="21"/>
                 <w:vertAlign w:val="baseline"/>
@@ -667,15 +675,15 @@
         <w:textAlignment w:val="baseline"/>
         <w:outlineLvl w:val="0"/>
         <w:rPr>
-          <w:rFonts w:ascii="宋体" w:eastAsia="宋体" w:hAnsi="宋体" w:cs="宋体"/>
+          <w:rFonts w:ascii="宋体" w:hAnsi="宋体" w:eastAsia="宋体" w:cs="宋体"/>
           <w:sz w:val="30"/>
           <w:szCs w:val="30"/>
         </w:rPr>
       </w:pPr>
-      <w:bookmarkStart w:id="4" w:name="_Toc13253"/>
-      <w:r>
-        <w:rPr>
-          <w:rFonts w:ascii="宋体" w:eastAsia="宋体" w:hAnsi="宋体" w:cs="宋体"/>
+      <w:bookmarkStart w:id="3" w:name="_Toc30184"/>
+      <w:r>
+        <w:rPr>
+          <w:rFonts w:ascii="宋体" w:hAnsi="宋体" w:eastAsia="宋体" w:cs="宋体"/>
           <w:b/>
           <w:bCs/>
           <w:spacing w:val="-4"/>
@@ -684,20 +692,20 @@
         </w:rPr>
         <w:t>文件编制和变更履历</w:t>
       </w:r>
-      <w:bookmarkEnd w:id="4"/>
+      <w:bookmarkEnd w:id="3"/>
     </w:p>
     <w:tbl>
       <w:tblPr>
-        <w:tblStyle w:val="TableNormal00"/>
+        <w:tblStyle w:val="42"/>
         <w:tblW w:w="9005" w:type="dxa"/>
         <w:tblInd w:w="34" w:type="dxa"/>
         <w:tblBorders>
-          <w:top w:val="single" w:sz="6" w:space="0" w:color="000000"/>
-          <w:left w:val="single" w:sz="6" w:space="0" w:color="000000"/>
-          <w:bottom w:val="single" w:sz="6" w:space="0" w:color="000000"/>
-          <w:right w:val="single" w:sz="6" w:space="0" w:color="000000"/>
-          <w:insideH w:val="single" w:sz="6" w:space="0" w:color="000000"/>
-          <w:insideV w:val="single" w:sz="6" w:space="0" w:color="000000"/>
+          <w:top w:val="single" w:color="000000" w:sz="6" w:space="0"/>
+          <w:left w:val="single" w:color="000000" w:sz="6" w:space="0"/>
+          <w:bottom w:val="single" w:color="000000" w:sz="6" w:space="0"/>
+          <w:right w:val="single" w:color="000000" w:sz="6" w:space="0"/>
+          <w:insideH w:val="single" w:color="000000" w:sz="6" w:space="0"/>
+          <w:insideV w:val="single" w:color="000000" w:sz="6" w:space="0"/>
         </w:tblBorders>
         <w:tblLayout w:type="fixed"/>
         <w:tblCellMar>
@@ -719,17 +727,14 @@
       </w:tblGrid>
       <w:tr>
         <w:tblPrEx>
-          <w:tblW w:w="9005" w:type="dxa"/>
-          <w:tblInd w:w="34" w:type="dxa"/>
           <w:tblBorders>
-            <w:top w:val="single" w:sz="6" w:space="0" w:color="000000"/>
-            <w:left w:val="single" w:sz="6" w:space="0" w:color="000000"/>
-            <w:bottom w:val="single" w:sz="6" w:space="0" w:color="000000"/>
-            <w:right w:val="single" w:sz="6" w:space="0" w:color="000000"/>
-            <w:insideH w:val="single" w:sz="6" w:space="0" w:color="000000"/>
-            <w:insideV w:val="single" w:sz="6" w:space="0" w:color="000000"/>
+            <w:top w:val="single" w:color="000000" w:sz="6" w:space="0"/>
+            <w:left w:val="single" w:color="000000" w:sz="6" w:space="0"/>
+            <w:bottom w:val="single" w:color="000000" w:sz="6" w:space="0"/>
+            <w:right w:val="single" w:color="000000" w:sz="6" w:space="0"/>
+            <w:insideH w:val="single" w:color="000000" w:sz="6" w:space="0"/>
+            <w:insideV w:val="single" w:color="000000" w:sz="6" w:space="0"/>
           </w:tblBorders>
-          <w:tblLayout w:type="fixed"/>
           <w:tblCellMar>
             <w:top w:w="0" w:type="dxa"/>
             <w:left w:w="0" w:type="dxa"/>
@@ -738,15 +743,15 @@
           </w:tblCellMar>
         </w:tblPrEx>
         <w:trPr>
-          <w:trHeight w:val="489"/>
+          <w:trHeight w:val="489" w:hRule="atLeast"/>
         </w:trPr>
         <w:tc>
           <w:tcPr>
             <w:tcW w:w="845" w:type="dxa"/>
             <w:vMerge w:val="restart"/>
             <w:tcBorders>
-              <w:top w:val="single" w:sz="10" w:space="0" w:color="000000"/>
-              <w:left w:val="single" w:sz="10" w:space="0" w:color="000000"/>
+              <w:top w:val="single" w:color="000000" w:sz="10" w:space="0"/>
+              <w:left w:val="single" w:color="000000" w:sz="10" w:space="0"/>
               <w:bottom w:val="nil"/>
             </w:tcBorders>
             <w:shd w:val="clear" w:color="auto" w:fill="D9D9D9"/>
@@ -793,14 +798,14 @@
               <w:ind w:left="172"/>
               <w:textAlignment w:val="baseline"/>
               <w:rPr>
-                <w:rFonts w:ascii="宋体" w:eastAsia="宋体" w:hAnsi="宋体" w:cs="宋体"/>
+                <w:rFonts w:ascii="宋体" w:hAnsi="宋体" w:eastAsia="宋体" w:cs="宋体"/>
                 <w:sz w:val="24"/>
                 <w:szCs w:val="24"/>
               </w:rPr>
             </w:pPr>
             <w:r>
               <w:rPr>
-                <w:rFonts w:ascii="宋体" w:eastAsia="宋体" w:hAnsi="宋体" w:cs="宋体"/>
+                <w:rFonts w:ascii="宋体" w:hAnsi="宋体" w:eastAsia="宋体" w:cs="宋体"/>
                 <w:b/>
                 <w:bCs/>
                 <w:spacing w:val="-5"/>
@@ -816,7 +821,7 @@
             <w:tcW w:w="2155" w:type="dxa"/>
             <w:gridSpan w:val="2"/>
             <w:tcBorders>
-              <w:top w:val="single" w:sz="10" w:space="0" w:color="000000"/>
+              <w:top w:val="single" w:color="000000" w:sz="10" w:space="0"/>
             </w:tcBorders>
             <w:shd w:val="clear" w:color="auto" w:fill="D9D9D9"/>
           </w:tcPr>
@@ -839,14 +844,14 @@
               <w:ind w:left="528"/>
               <w:textAlignment w:val="baseline"/>
               <w:rPr>
-                <w:rFonts w:ascii="宋体" w:eastAsia="宋体" w:hAnsi="宋体" w:cs="宋体"/>
+                <w:rFonts w:ascii="宋体" w:hAnsi="宋体" w:eastAsia="宋体" w:cs="宋体"/>
                 <w:sz w:val="24"/>
                 <w:szCs w:val="24"/>
               </w:rPr>
             </w:pPr>
             <w:r>
               <w:rPr>
-                <w:rFonts w:ascii="宋体" w:eastAsia="宋体" w:hAnsi="宋体" w:cs="宋体"/>
+                <w:rFonts w:ascii="宋体" w:hAnsi="宋体" w:eastAsia="宋体" w:cs="宋体"/>
                 <w:b/>
                 <w:bCs/>
                 <w:spacing w:val="-4"/>
@@ -862,7 +867,7 @@
             <w:tcW w:w="2334" w:type="dxa"/>
             <w:gridSpan w:val="2"/>
             <w:tcBorders>
-              <w:top w:val="single" w:sz="10" w:space="0" w:color="000000"/>
+              <w:top w:val="single" w:color="000000" w:sz="10" w:space="0"/>
             </w:tcBorders>
             <w:shd w:val="clear" w:color="auto" w:fill="D9D9D9"/>
           </w:tcPr>
@@ -885,14 +890,14 @@
               <w:ind w:left="927"/>
               <w:textAlignment w:val="baseline"/>
               <w:rPr>
-                <w:rFonts w:ascii="宋体" w:eastAsia="宋体" w:hAnsi="宋体" w:cs="宋体"/>
+                <w:rFonts w:ascii="宋体" w:hAnsi="宋体" w:eastAsia="宋体" w:cs="宋体"/>
                 <w:sz w:val="24"/>
                 <w:szCs w:val="24"/>
               </w:rPr>
             </w:pPr>
             <w:r>
               <w:rPr>
-                <w:rFonts w:ascii="宋体" w:eastAsia="宋体" w:hAnsi="宋体" w:cs="宋体"/>
+                <w:rFonts w:ascii="宋体" w:hAnsi="宋体" w:eastAsia="宋体" w:cs="宋体"/>
                 <w:b/>
                 <w:bCs/>
                 <w:spacing w:val="-6"/>
@@ -908,7 +913,7 @@
             <w:tcW w:w="2288" w:type="dxa"/>
             <w:gridSpan w:val="2"/>
             <w:tcBorders>
-              <w:top w:val="single" w:sz="10" w:space="0" w:color="000000"/>
+              <w:top w:val="single" w:color="000000" w:sz="10" w:space="0"/>
             </w:tcBorders>
             <w:shd w:val="clear" w:color="auto" w:fill="D9D9D9"/>
           </w:tcPr>
@@ -931,14 +936,14 @@
               <w:ind w:left="911"/>
               <w:textAlignment w:val="baseline"/>
               <w:rPr>
-                <w:rFonts w:ascii="宋体" w:eastAsia="宋体" w:hAnsi="宋体" w:cs="宋体"/>
+                <w:rFonts w:ascii="宋体" w:hAnsi="宋体" w:eastAsia="宋体" w:cs="宋体"/>
                 <w:sz w:val="24"/>
                 <w:szCs w:val="24"/>
               </w:rPr>
             </w:pPr>
             <w:r>
               <w:rPr>
-                <w:rFonts w:ascii="宋体" w:eastAsia="宋体" w:hAnsi="宋体" w:cs="宋体"/>
+                <w:rFonts w:ascii="宋体" w:hAnsi="宋体" w:eastAsia="宋体" w:cs="宋体"/>
                 <w:b/>
                 <w:bCs/>
                 <w:spacing w:val="-6"/>
@@ -954,9 +959,9 @@
             <w:tcW w:w="1383" w:type="dxa"/>
             <w:vMerge w:val="restart"/>
             <w:tcBorders>
-              <w:top w:val="single" w:sz="10" w:space="0" w:color="000000"/>
+              <w:top w:val="single" w:color="000000" w:sz="10" w:space="0"/>
               <w:bottom w:val="nil"/>
-              <w:right w:val="single" w:sz="10" w:space="0" w:color="000000"/>
+              <w:right w:val="single" w:color="000000" w:sz="10" w:space="0"/>
             </w:tcBorders>
             <w:shd w:val="clear" w:color="auto" w:fill="D9D9D9"/>
           </w:tcPr>
@@ -1002,14 +1007,14 @@
               <w:ind w:left="217"/>
               <w:textAlignment w:val="baseline"/>
               <w:rPr>
-                <w:rFonts w:ascii="宋体" w:eastAsia="宋体" w:hAnsi="宋体" w:cs="宋体"/>
+                <w:rFonts w:ascii="宋体" w:hAnsi="宋体" w:eastAsia="宋体" w:cs="宋体"/>
                 <w:sz w:val="24"/>
                 <w:szCs w:val="24"/>
               </w:rPr>
             </w:pPr>
             <w:r>
               <w:rPr>
-                <w:rFonts w:ascii="宋体" w:eastAsia="宋体" w:hAnsi="宋体" w:cs="宋体"/>
+                <w:rFonts w:ascii="宋体" w:hAnsi="宋体" w:eastAsia="宋体" w:cs="宋体"/>
                 <w:b/>
                 <w:bCs/>
                 <w:spacing w:val="-5"/>
@@ -1023,9 +1028,14 @@
       </w:tr>
       <w:tr>
         <w:tblPrEx>
-          <w:tblW w:w="9005" w:type="dxa"/>
-          <w:tblInd w:w="34" w:type="dxa"/>
-          <w:tblLayout w:type="fixed"/>
+          <w:tblBorders>
+            <w:top w:val="single" w:color="000000" w:sz="6" w:space="0"/>
+            <w:left w:val="single" w:color="000000" w:sz="6" w:space="0"/>
+            <w:bottom w:val="single" w:color="000000" w:sz="6" w:space="0"/>
+            <w:right w:val="single" w:color="000000" w:sz="6" w:space="0"/>
+            <w:insideH w:val="single" w:color="000000" w:sz="6" w:space="0"/>
+            <w:insideV w:val="single" w:color="000000" w:sz="6" w:space="0"/>
+          </w:tblBorders>
           <w:tblCellMar>
             <w:top w:w="0" w:type="dxa"/>
             <w:left w:w="0" w:type="dxa"/>
@@ -1034,15 +1044,15 @@
           </w:tblCellMar>
         </w:tblPrEx>
         <w:trPr>
-          <w:trHeight w:val="479"/>
+          <w:trHeight w:val="479" w:hRule="atLeast"/>
         </w:trPr>
         <w:tc>
           <w:tcPr>
             <w:tcW w:w="845" w:type="dxa"/>
-            <w:vMerge/>
+            <w:vMerge w:val="continue"/>
             <w:tcBorders>
               <w:top w:val="nil"/>
-              <w:left w:val="single" w:sz="10" w:space="0" w:color="000000"/>
+              <w:left w:val="single" w:color="000000" w:sz="10" w:space="0"/>
             </w:tcBorders>
           </w:tcPr>
           <w:p>
@@ -1092,14 +1102,14 @@
               <w:ind w:left="191"/>
               <w:textAlignment w:val="baseline"/>
               <w:rPr>
-                <w:rFonts w:ascii="宋体" w:eastAsia="宋体" w:hAnsi="宋体" w:cs="宋体"/>
+                <w:rFonts w:ascii="宋体" w:hAnsi="宋体" w:eastAsia="宋体" w:cs="宋体"/>
                 <w:sz w:val="24"/>
                 <w:szCs w:val="24"/>
               </w:rPr>
             </w:pPr>
             <w:r>
               <w:rPr>
-                <w:rFonts w:ascii="宋体" w:eastAsia="宋体" w:hAnsi="宋体" w:cs="宋体"/>
+                <w:rFonts w:ascii="宋体" w:hAnsi="宋体" w:eastAsia="宋体" w:cs="宋体"/>
                 <w:b/>
                 <w:bCs/>
                 <w:spacing w:val="-5"/>
@@ -1134,14 +1144,14 @@
               <w:ind w:left="430"/>
               <w:textAlignment w:val="baseline"/>
               <w:rPr>
-                <w:rFonts w:ascii="宋体" w:eastAsia="宋体" w:hAnsi="宋体" w:cs="宋体"/>
+                <w:rFonts w:ascii="宋体" w:hAnsi="宋体" w:eastAsia="宋体" w:cs="宋体"/>
                 <w:sz w:val="24"/>
                 <w:szCs w:val="24"/>
               </w:rPr>
             </w:pPr>
             <w:r>
               <w:rPr>
-                <w:rFonts w:ascii="宋体" w:eastAsia="宋体" w:hAnsi="宋体" w:cs="宋体"/>
+                <w:rFonts w:ascii="宋体" w:hAnsi="宋体" w:eastAsia="宋体" w:cs="宋体"/>
                 <w:b/>
                 <w:bCs/>
                 <w:spacing w:val="-15"/>
@@ -1176,14 +1186,14 @@
               <w:ind w:left="244"/>
               <w:textAlignment w:val="baseline"/>
               <w:rPr>
-                <w:rFonts w:ascii="宋体" w:eastAsia="宋体" w:hAnsi="宋体" w:cs="宋体"/>
+                <w:rFonts w:ascii="宋体" w:hAnsi="宋体" w:eastAsia="宋体" w:cs="宋体"/>
                 <w:sz w:val="24"/>
                 <w:szCs w:val="24"/>
               </w:rPr>
             </w:pPr>
             <w:r>
               <w:rPr>
-                <w:rFonts w:ascii="宋体" w:eastAsia="宋体" w:hAnsi="宋体" w:cs="宋体"/>
+                <w:rFonts w:ascii="宋体" w:hAnsi="宋体" w:eastAsia="宋体" w:cs="宋体"/>
                 <w:b/>
                 <w:bCs/>
                 <w:spacing w:val="-8"/>
@@ -1218,14 +1228,14 @@
               <w:ind w:left="487"/>
               <w:textAlignment w:val="baseline"/>
               <w:rPr>
-                <w:rFonts w:ascii="宋体" w:eastAsia="宋体" w:hAnsi="宋体" w:cs="宋体"/>
+                <w:rFonts w:ascii="宋体" w:hAnsi="宋体" w:eastAsia="宋体" w:cs="宋体"/>
                 <w:sz w:val="24"/>
                 <w:szCs w:val="24"/>
               </w:rPr>
             </w:pPr>
             <w:r>
               <w:rPr>
-                <w:rFonts w:ascii="宋体" w:eastAsia="宋体" w:hAnsi="宋体" w:cs="宋体"/>
+                <w:rFonts w:ascii="宋体" w:hAnsi="宋体" w:eastAsia="宋体" w:cs="宋体"/>
                 <w:b/>
                 <w:bCs/>
                 <w:spacing w:val="-15"/>
@@ -1260,14 +1270,14 @@
               <w:ind w:left="268"/>
               <w:textAlignment w:val="baseline"/>
               <w:rPr>
-                <w:rFonts w:ascii="宋体" w:eastAsia="宋体" w:hAnsi="宋体" w:cs="宋体"/>
+                <w:rFonts w:ascii="宋体" w:hAnsi="宋体" w:eastAsia="宋体" w:cs="宋体"/>
                 <w:sz w:val="24"/>
                 <w:szCs w:val="24"/>
               </w:rPr>
             </w:pPr>
             <w:r>
               <w:rPr>
-                <w:rFonts w:ascii="宋体" w:eastAsia="宋体" w:hAnsi="宋体" w:cs="宋体"/>
+                <w:rFonts w:ascii="宋体" w:hAnsi="宋体" w:eastAsia="宋体" w:cs="宋体"/>
                 <w:b/>
                 <w:bCs/>
                 <w:spacing w:val="-5"/>
@@ -1302,14 +1312,14 @@
               <w:ind w:left="441"/>
               <w:textAlignment w:val="baseline"/>
               <w:rPr>
-                <w:rFonts w:ascii="宋体" w:eastAsia="宋体" w:hAnsi="宋体" w:cs="宋体"/>
+                <w:rFonts w:ascii="宋体" w:hAnsi="宋体" w:eastAsia="宋体" w:cs="宋体"/>
                 <w:sz w:val="24"/>
                 <w:szCs w:val="24"/>
               </w:rPr>
             </w:pPr>
             <w:r>
               <w:rPr>
-                <w:rFonts w:ascii="宋体" w:eastAsia="宋体" w:hAnsi="宋体" w:cs="宋体"/>
+                <w:rFonts w:ascii="宋体" w:hAnsi="宋体" w:eastAsia="宋体" w:cs="宋体"/>
                 <w:b/>
                 <w:bCs/>
                 <w:spacing w:val="-15"/>
@@ -1323,10 +1333,10 @@
         <w:tc>
           <w:tcPr>
             <w:tcW w:w="1383" w:type="dxa"/>
-            <w:vMerge/>
+            <w:vMerge w:val="continue"/>
             <w:tcBorders>
               <w:top w:val="nil"/>
-              <w:right w:val="single" w:sz="10" w:space="0" w:color="000000"/>
+              <w:right w:val="single" w:color="000000" w:sz="10" w:space="0"/>
             </w:tcBorders>
           </w:tcPr>
           <w:p>
@@ -1355,9 +1365,14 @@
       </w:tr>
       <w:tr>
         <w:tblPrEx>
-          <w:tblW w:w="9005" w:type="dxa"/>
-          <w:tblInd w:w="34" w:type="dxa"/>
-          <w:tblLayout w:type="fixed"/>
+          <w:tblBorders>
+            <w:top w:val="single" w:color="000000" w:sz="6" w:space="0"/>
+            <w:left w:val="single" w:color="000000" w:sz="6" w:space="0"/>
+            <w:bottom w:val="single" w:color="000000" w:sz="6" w:space="0"/>
+            <w:right w:val="single" w:color="000000" w:sz="6" w:space="0"/>
+            <w:insideH w:val="single" w:color="000000" w:sz="6" w:space="0"/>
+            <w:insideV w:val="single" w:color="000000" w:sz="6" w:space="0"/>
+          </w:tblBorders>
           <w:tblCellMar>
             <w:top w:w="0" w:type="dxa"/>
             <w:left w:w="0" w:type="dxa"/>
@@ -1366,18 +1381,18 @@
           </w:tblCellMar>
         </w:tblPrEx>
         <w:trPr>
-          <w:trHeight w:val="651"/>
+          <w:trHeight w:val="651" w:hRule="atLeast"/>
         </w:trPr>
         <w:tc>
           <w:tcPr>
             <w:tcW w:w="845" w:type="dxa"/>
             <w:tcBorders>
-              <w:left w:val="single" w:sz="10" w:space="0" w:color="000000"/>
+              <w:left w:val="single" w:color="000000" w:sz="10" w:space="0"/>
             </w:tcBorders>
           </w:tcPr>
           <w:p>
             <w:pPr>
-              <w:pStyle w:val="TableText"/>
+              <w:pStyle w:val="27"/>
               <w:keepNext w:val="0"/>
               <w:keepLines w:val="0"/>
               <w:pageBreakBefore w:val="0"/>
@@ -1409,7 +1424,7 @@
           </w:tcPr>
           <w:p>
             <w:pPr>
-              <w:pStyle w:val="TableText"/>
+              <w:pStyle w:val="27"/>
               <w:keepNext w:val="0"/>
               <w:keepLines w:val="0"/>
               <w:pageBreakBefore w:val="0"/>
@@ -1444,7 +1459,7 @@
           </w:tcPr>
           <w:p>
             <w:pPr>
-              <w:pStyle w:val="TableText"/>
+              <w:pStyle w:val="27"/>
               <w:keepNext w:val="0"/>
               <w:keepLines w:val="0"/>
               <w:pageBreakBefore w:val="0"/>
@@ -1476,7 +1491,7 @@
           </w:tcPr>
           <w:p>
             <w:pPr>
-              <w:pStyle w:val="TableText"/>
+              <w:pStyle w:val="27"/>
               <w:keepNext w:val="0"/>
               <w:keepLines w:val="0"/>
               <w:pageBreakBefore w:val="0"/>
@@ -1508,7 +1523,7 @@
           </w:tcPr>
           <w:p>
             <w:pPr>
-              <w:pStyle w:val="TableText"/>
+              <w:pStyle w:val="27"/>
               <w:keepNext w:val="0"/>
               <w:keepLines w:val="0"/>
               <w:pageBreakBefore w:val="0"/>
@@ -1540,7 +1555,7 @@
           </w:tcPr>
           <w:p>
             <w:pPr>
-              <w:pStyle w:val="TableText"/>
+              <w:pStyle w:val="27"/>
               <w:keepNext w:val="0"/>
               <w:keepLines w:val="0"/>
               <w:pageBreakBefore w:val="0"/>
@@ -1572,7 +1587,7 @@
           </w:tcPr>
           <w:p>
             <w:pPr>
-              <w:pStyle w:val="TableText"/>
+              <w:pStyle w:val="27"/>
               <w:keepNext w:val="0"/>
               <w:keepLines w:val="0"/>
               <w:pageBreakBefore w:val="0"/>
@@ -1602,12 +1617,12 @@
           <w:tcPr>
             <w:tcW w:w="1383" w:type="dxa"/>
             <w:tcBorders>
-              <w:right w:val="single" w:sz="10" w:space="0" w:color="000000"/>
+              <w:right w:val="single" w:color="000000" w:sz="10" w:space="0"/>
             </w:tcBorders>
           </w:tcPr>
           <w:p>
             <w:pPr>
-              <w:pStyle w:val="TableText"/>
+              <w:pStyle w:val="27"/>
               <w:keepNext w:val="0"/>
               <w:keepLines w:val="0"/>
               <w:pageBreakBefore w:val="0"/>
@@ -1636,9 +1651,14 @@
       </w:tr>
       <w:tr>
         <w:tblPrEx>
-          <w:tblW w:w="9005" w:type="dxa"/>
-          <w:tblInd w:w="34" w:type="dxa"/>
-          <w:tblLayout w:type="fixed"/>
+          <w:tblBorders>
+            <w:top w:val="single" w:color="000000" w:sz="6" w:space="0"/>
+            <w:left w:val="single" w:color="000000" w:sz="6" w:space="0"/>
+            <w:bottom w:val="single" w:color="000000" w:sz="6" w:space="0"/>
+            <w:right w:val="single" w:color="000000" w:sz="6" w:space="0"/>
+            <w:insideH w:val="single" w:color="000000" w:sz="6" w:space="0"/>
+            <w:insideV w:val="single" w:color="000000" w:sz="6" w:space="0"/>
+          </w:tblBorders>
           <w:tblCellMar>
             <w:top w:w="0" w:type="dxa"/>
             <w:left w:w="0" w:type="dxa"/>
@@ -1647,18 +1667,18 @@
           </w:tblCellMar>
         </w:tblPrEx>
         <w:trPr>
-          <w:trHeight w:val="485"/>
+          <w:trHeight w:val="485" w:hRule="atLeast"/>
         </w:trPr>
         <w:tc>
           <w:tcPr>
             <w:tcW w:w="845" w:type="dxa"/>
             <w:tcBorders>
-              <w:left w:val="single" w:sz="10" w:space="0" w:color="000000"/>
+              <w:left w:val="single" w:color="000000" w:sz="10" w:space="0"/>
             </w:tcBorders>
           </w:tcPr>
           <w:p>
             <w:pPr>
-              <w:pStyle w:val="TableText"/>
+              <w:pStyle w:val="27"/>
               <w:keepNext w:val="0"/>
               <w:keepLines w:val="0"/>
               <w:pageBreakBefore w:val="0"/>
@@ -1684,7 +1704,7 @@
           </w:tcPr>
           <w:p>
             <w:pPr>
-              <w:pStyle w:val="TableText"/>
+              <w:pStyle w:val="27"/>
               <w:keepNext w:val="0"/>
               <w:keepLines w:val="0"/>
               <w:pageBreakBefore w:val="0"/>
@@ -1710,7 +1730,7 @@
           </w:tcPr>
           <w:p>
             <w:pPr>
-              <w:pStyle w:val="TableText"/>
+              <w:pStyle w:val="27"/>
               <w:keepNext w:val="0"/>
               <w:keepLines w:val="0"/>
               <w:pageBreakBefore w:val="0"/>
@@ -1736,7 +1756,7 @@
           </w:tcPr>
           <w:p>
             <w:pPr>
-              <w:pStyle w:val="TableText"/>
+              <w:pStyle w:val="27"/>
               <w:keepNext w:val="0"/>
               <w:keepLines w:val="0"/>
               <w:pageBreakBefore w:val="0"/>
@@ -1762,7 +1782,7 @@
           </w:tcPr>
           <w:p>
             <w:pPr>
-              <w:pStyle w:val="TableText"/>
+              <w:pStyle w:val="27"/>
               <w:keepNext w:val="0"/>
               <w:keepLines w:val="0"/>
               <w:pageBreakBefore w:val="0"/>
@@ -1788,7 +1808,7 @@
           </w:tcPr>
           <w:p>
             <w:pPr>
-              <w:pStyle w:val="TableText"/>
+              <w:pStyle w:val="27"/>
               <w:keepNext w:val="0"/>
               <w:keepLines w:val="0"/>
               <w:pageBreakBefore w:val="0"/>
@@ -1814,7 +1834,7 @@
           </w:tcPr>
           <w:p>
             <w:pPr>
-              <w:pStyle w:val="TableText"/>
+              <w:pStyle w:val="27"/>
               <w:keepNext w:val="0"/>
               <w:keepLines w:val="0"/>
               <w:pageBreakBefore w:val="0"/>
@@ -1838,12 +1858,12 @@
           <w:tcPr>
             <w:tcW w:w="1383" w:type="dxa"/>
             <w:tcBorders>
-              <w:right w:val="single" w:sz="10" w:space="0" w:color="000000"/>
+              <w:right w:val="single" w:color="000000" w:sz="10" w:space="0"/>
             </w:tcBorders>
           </w:tcPr>
           <w:p>
             <w:pPr>
-              <w:pStyle w:val="TableText"/>
+              <w:pStyle w:val="27"/>
               <w:keepNext w:val="0"/>
               <w:keepLines w:val="0"/>
               <w:pageBreakBefore w:val="0"/>
@@ -1866,9 +1886,14 @@
       </w:tr>
       <w:tr>
         <w:tblPrEx>
-          <w:tblW w:w="9005" w:type="dxa"/>
-          <w:tblInd w:w="34" w:type="dxa"/>
-          <w:tblLayout w:type="fixed"/>
+          <w:tblBorders>
+            <w:top w:val="single" w:color="000000" w:sz="6" w:space="0"/>
+            <w:left w:val="single" w:color="000000" w:sz="6" w:space="0"/>
+            <w:bottom w:val="single" w:color="000000" w:sz="6" w:space="0"/>
+            <w:right w:val="single" w:color="000000" w:sz="6" w:space="0"/>
+            <w:insideH w:val="single" w:color="000000" w:sz="6" w:space="0"/>
+            <w:insideV w:val="single" w:color="000000" w:sz="6" w:space="0"/>
+          </w:tblBorders>
           <w:tblCellMar>
             <w:top w:w="0" w:type="dxa"/>
             <w:left w:w="0" w:type="dxa"/>
@@ -1877,19 +1902,19 @@
           </w:tblCellMar>
         </w:tblPrEx>
         <w:trPr>
-          <w:trHeight w:val="503"/>
+          <w:trHeight w:val="503" w:hRule="atLeast"/>
         </w:trPr>
         <w:tc>
           <w:tcPr>
             <w:tcW w:w="845" w:type="dxa"/>
             <w:tcBorders>
-              <w:left w:val="single" w:sz="10" w:space="0" w:color="000000"/>
-              <w:bottom w:val="single" w:sz="10" w:space="0" w:color="000000"/>
+              <w:left w:val="single" w:color="000000" w:sz="10" w:space="0"/>
+              <w:bottom w:val="single" w:color="000000" w:sz="10" w:space="0"/>
             </w:tcBorders>
           </w:tcPr>
           <w:p>
             <w:pPr>
-              <w:pStyle w:val="TableText"/>
+              <w:pStyle w:val="27"/>
               <w:keepNext w:val="0"/>
               <w:keepLines w:val="0"/>
               <w:pageBreakBefore w:val="0"/>
@@ -1913,12 +1938,12 @@
           <w:tcPr>
             <w:tcW w:w="881" w:type="dxa"/>
             <w:tcBorders>
-              <w:bottom w:val="single" w:sz="10" w:space="0" w:color="000000"/>
+              <w:bottom w:val="single" w:color="000000" w:sz="10" w:space="0"/>
             </w:tcBorders>
           </w:tcPr>
           <w:p>
             <w:pPr>
-              <w:pStyle w:val="TableText"/>
+              <w:pStyle w:val="27"/>
               <w:keepNext w:val="0"/>
               <w:keepLines w:val="0"/>
               <w:pageBreakBefore w:val="0"/>
@@ -1942,12 +1967,12 @@
           <w:tcPr>
             <w:tcW w:w="1274" w:type="dxa"/>
             <w:tcBorders>
-              <w:bottom w:val="single" w:sz="10" w:space="0" w:color="000000"/>
+              <w:bottom w:val="single" w:color="000000" w:sz="10" w:space="0"/>
             </w:tcBorders>
           </w:tcPr>
           <w:p>
             <w:pPr>
-              <w:pStyle w:val="TableText"/>
+              <w:pStyle w:val="27"/>
               <w:keepNext w:val="0"/>
               <w:keepLines w:val="0"/>
               <w:pageBreakBefore w:val="0"/>
@@ -1971,12 +1996,12 @@
           <w:tcPr>
             <w:tcW w:w="957" w:type="dxa"/>
             <w:tcBorders>
-              <w:bottom w:val="single" w:sz="10" w:space="0" w:color="000000"/>
+              <w:bottom w:val="single" w:color="000000" w:sz="10" w:space="0"/>
             </w:tcBorders>
           </w:tcPr>
           <w:p>
             <w:pPr>
-              <w:pStyle w:val="TableText"/>
+              <w:pStyle w:val="27"/>
               <w:keepNext w:val="0"/>
               <w:keepLines w:val="0"/>
               <w:pageBreakBefore w:val="0"/>
@@ -2000,12 +2025,12 @@
           <w:tcPr>
             <w:tcW w:w="1377" w:type="dxa"/>
             <w:tcBorders>
-              <w:bottom w:val="single" w:sz="10" w:space="0" w:color="000000"/>
+              <w:bottom w:val="single" w:color="000000" w:sz="10" w:space="0"/>
             </w:tcBorders>
           </w:tcPr>
           <w:p>
             <w:pPr>
-              <w:pStyle w:val="TableText"/>
+              <w:pStyle w:val="27"/>
               <w:keepNext w:val="0"/>
               <w:keepLines w:val="0"/>
               <w:pageBreakBefore w:val="0"/>
@@ -2029,12 +2054,12 @@
           <w:tcPr>
             <w:tcW w:w="1017" w:type="dxa"/>
             <w:tcBorders>
-              <w:bottom w:val="single" w:sz="10" w:space="0" w:color="000000"/>
+              <w:bottom w:val="single" w:color="000000" w:sz="10" w:space="0"/>
             </w:tcBorders>
           </w:tcPr>
           <w:p>
             <w:pPr>
-              <w:pStyle w:val="TableText"/>
+              <w:pStyle w:val="27"/>
               <w:keepNext w:val="0"/>
               <w:keepLines w:val="0"/>
               <w:pageBreakBefore w:val="0"/>
@@ -2058,12 +2083,12 @@
           <w:tcPr>
             <w:tcW w:w="1271" w:type="dxa"/>
             <w:tcBorders>
-              <w:bottom w:val="single" w:sz="10" w:space="0" w:color="000000"/>
+              <w:bottom w:val="single" w:color="000000" w:sz="10" w:space="0"/>
             </w:tcBorders>
           </w:tcPr>
           <w:p>
             <w:pPr>
-              <w:pStyle w:val="TableText"/>
+              <w:pStyle w:val="27"/>
               <w:keepNext w:val="0"/>
               <w:keepLines w:val="0"/>
               <w:pageBreakBefore w:val="0"/>
@@ -2087,13 +2112,13 @@
           <w:tcPr>
             <w:tcW w:w="1383" w:type="dxa"/>
             <w:tcBorders>
-              <w:bottom w:val="single" w:sz="10" w:space="0" w:color="000000"/>
-              <w:right w:val="single" w:sz="10" w:space="0" w:color="000000"/>
+              <w:bottom w:val="single" w:color="000000" w:sz="10" w:space="0"/>
+              <w:right w:val="single" w:color="000000" w:sz="10" w:space="0"/>
             </w:tcBorders>
           </w:tcPr>
           <w:p>
             <w:pPr>
-              <w:pStyle w:val="TableText"/>
+              <w:pStyle w:val="27"/>
               <w:keepNext w:val="0"/>
               <w:keepLines w:val="0"/>
               <w:pageBreakBefore w:val="0"/>
@@ -2133,7 +2158,7 @@
     <w:sdt>
       <w:sdtPr>
         <w:rPr>
-          <w:rFonts w:ascii="宋体" w:eastAsia="宋体" w:hAnsi="宋体" w:cs="Arial"/>
+          <w:rFonts w:ascii="宋体" w:hAnsi="宋体" w:eastAsia="宋体" w:cs="Arial"/>
           <w:snapToGrid w:val="0"/>
           <w:color w:val="000000"/>
           <w:kern w:val="0"/>
@@ -2149,7 +2174,7 @@
       </w:sdtPr>
       <w:sdtEndPr>
         <w:rPr>
-          <w:rFonts w:ascii="Arial" w:eastAsia="宋体" w:hAnsi="Arial" w:cs="Arial" w:hint="default"/>
+          <w:rFonts w:hint="default" w:ascii="Arial" w:hAnsi="Arial" w:eastAsia="宋体" w:cs="Arial"/>
           <w:snapToGrid w:val="0"/>
           <w:color w:val="000000"/>
           <w:kern w:val="0"/>
@@ -2162,12 +2187,12 @@
         <w:p>
           <w:pPr>
             <w:spacing w:before="0" w:beforeLines="0" w:after="0" w:afterLines="0" w:line="240" w:lineRule="auto"/>
-            <w:ind w:left="0" w:right="0" w:firstLine="0" w:leftChars="0" w:rightChars="0" w:firstLineChars="0"/>
+            <w:ind w:left="0" w:leftChars="0" w:right="0" w:rightChars="0" w:firstLine="0" w:firstLineChars="0"/>
             <w:jc w:val="center"/>
           </w:pPr>
           <w:r>
             <w:rPr>
-              <w:rFonts w:ascii="宋体" w:eastAsia="宋体" w:hAnsi="宋体"/>
+              <w:rFonts w:ascii="宋体" w:hAnsi="宋体" w:eastAsia="宋体"/>
               <w:sz w:val="21"/>
             </w:rPr>
             <w:t>目录</w:t>
@@ -2175,7 +2200,7 @@
         </w:p>
         <w:p>
           <w:pPr>
-            <w:pStyle w:val="TOC1"/>
+            <w:pStyle w:val="16"/>
             <w:tabs>
               <w:tab w:val="right" w:leader="dot" w:pos="8306"/>
             </w:tabs>
@@ -2213,7 +2238,7 @@
               <w:rFonts w:hint="default"/>
               <w:lang w:val="en-US" w:eastAsia="zh-CN"/>
             </w:rPr>
-            <w:instrText xml:space="preserve"> HYPERLINK \l _Toc4737 </w:instrText>
+            <w:instrText xml:space="preserve"> HYPERLINK \l _Toc21963 </w:instrText>
           </w:r>
           <w:r>
             <w:rPr>
@@ -2236,7 +2261,7 @@
             <w:fldChar w:fldCharType="begin"/>
           </w:r>
           <w:r>
-            <w:instrText xml:space="preserve"> PAGEREF _Toc4737 \h </w:instrText>
+            <w:instrText xml:space="preserve"> PAGEREF _Toc21963 \h </w:instrText>
           </w:r>
           <w:r>
             <w:fldChar w:fldCharType="separate"/>
@@ -2257,7 +2282,7 @@
         </w:p>
         <w:p>
           <w:pPr>
-            <w:pStyle w:val="TOC1"/>
+            <w:pStyle w:val="16"/>
             <w:tabs>
               <w:tab w:val="right" w:leader="dot" w:pos="8306"/>
             </w:tabs>
@@ -2274,7 +2299,7 @@
               <w:rFonts w:hint="default"/>
               <w:lang w:val="en-US" w:eastAsia="zh-CN"/>
             </w:rPr>
-            <w:instrText xml:space="preserve"> HYPERLINK \l _Toc23332 </w:instrText>
+            <w:instrText xml:space="preserve"> HYPERLINK \l _Toc29978 </w:instrText>
           </w:r>
           <w:r>
             <w:rPr>
@@ -2297,7 +2322,7 @@
             <w:fldChar w:fldCharType="begin"/>
           </w:r>
           <w:r>
-            <w:instrText xml:space="preserve"> PAGEREF _Toc23332 \h </w:instrText>
+            <w:instrText xml:space="preserve"> PAGEREF _Toc29978 \h </w:instrText>
           </w:r>
           <w:r>
             <w:fldChar w:fldCharType="separate"/>
@@ -2318,7 +2343,7 @@
         </w:p>
         <w:p>
           <w:pPr>
-            <w:pStyle w:val="TOC1"/>
+            <w:pStyle w:val="16"/>
             <w:tabs>
               <w:tab w:val="right" w:leader="dot" w:pos="8306"/>
             </w:tabs>
@@ -2335,7 +2360,7 @@
               <w:rFonts w:hint="default"/>
               <w:lang w:val="en-US" w:eastAsia="zh-CN"/>
             </w:rPr>
-            <w:instrText xml:space="preserve"> HYPERLINK \l _Toc4610 </w:instrText>
+            <w:instrText xml:space="preserve"> HYPERLINK \l _Toc29419 </w:instrText>
           </w:r>
           <w:r>
             <w:rPr>
@@ -2358,7 +2383,7 @@
             <w:fldChar w:fldCharType="begin"/>
           </w:r>
           <w:r>
-            <w:instrText xml:space="preserve"> PAGEREF _Toc4610 \h </w:instrText>
+            <w:instrText xml:space="preserve"> PAGEREF _Toc29419 \h </w:instrText>
           </w:r>
           <w:r>
             <w:fldChar w:fldCharType="separate"/>
@@ -2379,7 +2404,7 @@
         </w:p>
         <w:p>
           <w:pPr>
-            <w:pStyle w:val="TOC1"/>
+            <w:pStyle w:val="16"/>
             <w:tabs>
               <w:tab w:val="right" w:leader="dot" w:pos="8306"/>
             </w:tabs>
@@ -2396,7 +2421,7 @@
               <w:rFonts w:hint="default"/>
               <w:lang w:val="en-US" w:eastAsia="zh-CN"/>
             </w:rPr>
-            <w:instrText xml:space="preserve"> HYPERLINK \l _Toc13253 </w:instrText>
+            <w:instrText xml:space="preserve"> HYPERLINK \l _Toc30184 </w:instrText>
           </w:r>
           <w:r>
             <w:rPr>
@@ -2407,7 +2432,7 @@
           </w:r>
           <w:r>
             <w:rPr>
-              <w:rFonts w:ascii="宋体" w:eastAsia="宋体" w:hAnsi="宋体" w:cs="宋体"/>
+              <w:rFonts w:ascii="宋体" w:hAnsi="宋体" w:eastAsia="宋体" w:cs="宋体"/>
               <w:bCs/>
               <w:spacing w:val="-4"/>
               <w:szCs w:val="30"/>
@@ -2421,7 +2446,7 @@
             <w:fldChar w:fldCharType="begin"/>
           </w:r>
           <w:r>
-            <w:instrText xml:space="preserve"> PAGEREF _Toc13253 \h </w:instrText>
+            <w:instrText xml:space="preserve"> PAGEREF _Toc30184 \h </w:instrText>
           </w:r>
           <w:r>
             <w:fldChar w:fldCharType="separate"/>
@@ -2442,7 +2467,7 @@
         </w:p>
         <w:p>
           <w:pPr>
-            <w:pStyle w:val="TOC1"/>
+            <w:pStyle w:val="16"/>
             <w:tabs>
               <w:tab w:val="right" w:leader="dot" w:pos="8306"/>
             </w:tabs>
@@ -2459,7 +2484,7 @@
               <w:rFonts w:hint="default"/>
               <w:lang w:val="en-US" w:eastAsia="zh-CN"/>
             </w:rPr>
-            <w:instrText xml:space="preserve"> HYPERLINK \l _Toc20823 </w:instrText>
+            <w:instrText xml:space="preserve"> HYPERLINK \l _Toc2196 </w:instrText>
           </w:r>
           <w:r>
             <w:rPr>
@@ -2482,7 +2507,7 @@
             <w:fldChar w:fldCharType="begin"/>
           </w:r>
           <w:r>
-            <w:instrText xml:space="preserve"> PAGEREF _Toc20823 \h </w:instrText>
+            <w:instrText xml:space="preserve"> PAGEREF _Toc2196 \h </w:instrText>
           </w:r>
           <w:r>
             <w:fldChar w:fldCharType="separate"/>
@@ -2503,7 +2528,7 @@
         </w:p>
         <w:p>
           <w:pPr>
-            <w:pStyle w:val="TOC2"/>
+            <w:pStyle w:val="17"/>
             <w:tabs>
               <w:tab w:val="right" w:leader="dot" w:pos="8306"/>
             </w:tabs>
@@ -2520,7 +2545,7 @@
               <w:rFonts w:hint="default"/>
               <w:lang w:val="en-US" w:eastAsia="zh-CN"/>
             </w:rPr>
-            <w:instrText xml:space="preserve"> HYPERLINK \l _Toc11842 </w:instrText>
+            <w:instrText xml:space="preserve"> HYPERLINK \l _Toc2779 </w:instrText>
           </w:r>
           <w:r>
             <w:rPr>
@@ -2543,7 +2568,7 @@
             <w:fldChar w:fldCharType="begin"/>
           </w:r>
           <w:r>
-            <w:instrText xml:space="preserve"> PAGEREF _Toc11842 \h </w:instrText>
+            <w:instrText xml:space="preserve"> PAGEREF _Toc2779 \h </w:instrText>
           </w:r>
           <w:r>
             <w:fldChar w:fldCharType="separate"/>
@@ -2564,7 +2589,7 @@
         </w:p>
         <w:p>
           <w:pPr>
-            <w:pStyle w:val="TOC2"/>
+            <w:pStyle w:val="17"/>
             <w:tabs>
               <w:tab w:val="right" w:leader="dot" w:pos="8306"/>
             </w:tabs>
@@ -2581,7 +2606,7 @@
               <w:rFonts w:hint="default"/>
               <w:lang w:val="en-US" w:eastAsia="zh-CN"/>
             </w:rPr>
-            <w:instrText xml:space="preserve"> HYPERLINK \l _Toc31753 </w:instrText>
+            <w:instrText xml:space="preserve"> HYPERLINK \l _Toc28051 </w:instrText>
           </w:r>
           <w:r>
             <w:rPr>
@@ -2604,7 +2629,7 @@
             <w:fldChar w:fldCharType="begin"/>
           </w:r>
           <w:r>
-            <w:instrText xml:space="preserve"> PAGEREF _Toc31753 \h </w:instrText>
+            <w:instrText xml:space="preserve"> PAGEREF _Toc28051 \h </w:instrText>
           </w:r>
           <w:r>
             <w:fldChar w:fldCharType="separate"/>
@@ -2625,7 +2650,7 @@
         </w:p>
         <w:p>
           <w:pPr>
-            <w:pStyle w:val="TOC2"/>
+            <w:pStyle w:val="17"/>
             <w:tabs>
               <w:tab w:val="right" w:leader="dot" w:pos="8306"/>
             </w:tabs>
@@ -2642,7 +2667,7 @@
               <w:rFonts w:hint="default"/>
               <w:lang w:val="en-US" w:eastAsia="zh-CN"/>
             </w:rPr>
-            <w:instrText xml:space="preserve"> HYPERLINK \l _Toc5325 </w:instrText>
+            <w:instrText xml:space="preserve"> HYPERLINK \l _Toc32625 </w:instrText>
           </w:r>
           <w:r>
             <w:rPr>
@@ -2665,7 +2690,7 @@
             <w:fldChar w:fldCharType="begin"/>
           </w:r>
           <w:r>
-            <w:instrText xml:space="preserve"> PAGEREF _Toc5325 \h </w:instrText>
+            <w:instrText xml:space="preserve"> PAGEREF _Toc32625 \h </w:instrText>
           </w:r>
           <w:r>
             <w:fldChar w:fldCharType="separate"/>
@@ -2686,7 +2711,7 @@
         </w:p>
         <w:p>
           <w:pPr>
-            <w:pStyle w:val="TOC1"/>
+            <w:pStyle w:val="16"/>
             <w:tabs>
               <w:tab w:val="right" w:leader="dot" w:pos="8306"/>
             </w:tabs>
@@ -2703,7 +2728,7 @@
               <w:rFonts w:hint="default"/>
               <w:lang w:val="en-US" w:eastAsia="zh-CN"/>
             </w:rPr>
-            <w:instrText xml:space="preserve"> HYPERLINK \l _Toc29993 </w:instrText>
+            <w:instrText xml:space="preserve"> HYPERLINK \l _Toc30644 </w:instrText>
           </w:r>
           <w:r>
             <w:rPr>
@@ -2726,7 +2751,7 @@
             <w:fldChar w:fldCharType="begin"/>
           </w:r>
           <w:r>
-            <w:instrText xml:space="preserve"> PAGEREF _Toc29993 \h </w:instrText>
+            <w:instrText xml:space="preserve"> PAGEREF _Toc30644 \h </w:instrText>
           </w:r>
           <w:r>
             <w:fldChar w:fldCharType="separate"/>
@@ -2747,7 +2772,7 @@
         </w:p>
         <w:p>
           <w:pPr>
-            <w:pStyle w:val="TOC2"/>
+            <w:pStyle w:val="17"/>
             <w:tabs>
               <w:tab w:val="right" w:leader="dot" w:pos="8306"/>
             </w:tabs>
@@ -2764,7 +2789,7 @@
               <w:rFonts w:hint="default"/>
               <w:lang w:val="en-US" w:eastAsia="zh-CN"/>
             </w:rPr>
-            <w:instrText xml:space="preserve"> HYPERLINK \l _Toc329 </w:instrText>
+            <w:instrText xml:space="preserve"> HYPERLINK \l _Toc12677 </w:instrText>
           </w:r>
           <w:r>
             <w:rPr>
@@ -2787,7 +2812,7 @@
             <w:fldChar w:fldCharType="begin"/>
           </w:r>
           <w:r>
-            <w:instrText xml:space="preserve"> PAGEREF _Toc329 \h </w:instrText>
+            <w:instrText xml:space="preserve"> PAGEREF _Toc12677 \h </w:instrText>
           </w:r>
           <w:r>
             <w:fldChar w:fldCharType="separate"/>
@@ -2808,7 +2833,7 @@
         </w:p>
         <w:p>
           <w:pPr>
-            <w:pStyle w:val="TOC2"/>
+            <w:pStyle w:val="17"/>
             <w:tabs>
               <w:tab w:val="right" w:leader="dot" w:pos="8306"/>
             </w:tabs>
@@ -2825,7 +2850,7 @@
               <w:rFonts w:hint="default"/>
               <w:lang w:val="en-US" w:eastAsia="zh-CN"/>
             </w:rPr>
-            <w:instrText xml:space="preserve"> HYPERLINK \l _Toc3518 </w:instrText>
+            <w:instrText xml:space="preserve"> HYPERLINK \l _Toc22456 </w:instrText>
           </w:r>
           <w:r>
             <w:rPr>
@@ -2862,7 +2887,7 @@
             <w:fldChar w:fldCharType="begin"/>
           </w:r>
           <w:r>
-            <w:instrText xml:space="preserve"> PAGEREF _Toc3518 \h </w:instrText>
+            <w:instrText xml:space="preserve"> PAGEREF _Toc22456 \h </w:instrText>
           </w:r>
           <w:r>
             <w:fldChar w:fldCharType="separate"/>
@@ -2883,7 +2908,7 @@
         </w:p>
         <w:p>
           <w:pPr>
-            <w:pStyle w:val="TOC1"/>
+            <w:pStyle w:val="16"/>
             <w:tabs>
               <w:tab w:val="right" w:leader="dot" w:pos="8306"/>
             </w:tabs>
@@ -2900,7 +2925,7 @@
               <w:rFonts w:hint="default"/>
               <w:lang w:val="en-US" w:eastAsia="zh-CN"/>
             </w:rPr>
-            <w:instrText xml:space="preserve"> HYPERLINK \l _Toc27791 </w:instrText>
+            <w:instrText xml:space="preserve"> HYPERLINK \l _Toc30680 </w:instrText>
           </w:r>
           <w:r>
             <w:rPr>
@@ -2923,7 +2948,7 @@
             <w:fldChar w:fldCharType="begin"/>
           </w:r>
           <w:r>
-            <w:instrText xml:space="preserve"> PAGEREF _Toc27791 \h </w:instrText>
+            <w:instrText xml:space="preserve"> PAGEREF _Toc30680 \h </w:instrText>
           </w:r>
           <w:r>
             <w:fldChar w:fldCharType="separate"/>
@@ -2944,7 +2969,7 @@
         </w:p>
         <w:p>
           <w:pPr>
-            <w:pStyle w:val="TOC1"/>
+            <w:pStyle w:val="16"/>
             <w:tabs>
               <w:tab w:val="right" w:leader="dot" w:pos="8306"/>
             </w:tabs>
@@ -2961,7 +2986,7 @@
               <w:rFonts w:hint="default"/>
               <w:lang w:val="en-US" w:eastAsia="zh-CN"/>
             </w:rPr>
-            <w:instrText xml:space="preserve"> HYPERLINK \l _Toc16257 </w:instrText>
+            <w:instrText xml:space="preserve"> HYPERLINK \l _Toc30269 </w:instrText>
           </w:r>
           <w:r>
             <w:rPr>
@@ -2984,13 +3009,13 @@
             <w:fldChar w:fldCharType="begin"/>
           </w:r>
           <w:r>
-            <w:instrText xml:space="preserve"> PAGEREF _Toc16257 \h </w:instrText>
+            <w:instrText xml:space="preserve"> PAGEREF _Toc30269 \h </w:instrText>
           </w:r>
           <w:r>
             <w:fldChar w:fldCharType="separate"/>
           </w:r>
           <w:r>
-            <w:t>6</w:t>
+            <w:t>7</w:t>
           </w:r>
           <w:r>
             <w:fldChar w:fldCharType="end"/>
@@ -3005,7 +3030,7 @@
         </w:p>
         <w:p>
           <w:pPr>
-            <w:pStyle w:val="TOC2"/>
+            <w:pStyle w:val="17"/>
             <w:tabs>
               <w:tab w:val="right" w:leader="dot" w:pos="8306"/>
             </w:tabs>
@@ -3022,7 +3047,7 @@
               <w:rFonts w:hint="default"/>
               <w:lang w:val="en-US" w:eastAsia="zh-CN"/>
             </w:rPr>
-            <w:instrText xml:space="preserve"> HYPERLINK \l _Toc17579 </w:instrText>
+            <w:instrText xml:space="preserve"> HYPERLINK \l _Toc23023 </w:instrText>
           </w:r>
           <w:r>
             <w:rPr>
@@ -3045,13 +3070,13 @@
             <w:fldChar w:fldCharType="begin"/>
           </w:r>
           <w:r>
-            <w:instrText xml:space="preserve"> PAGEREF _Toc17579 \h </w:instrText>
+            <w:instrText xml:space="preserve"> PAGEREF _Toc23023 \h </w:instrText>
           </w:r>
           <w:r>
             <w:fldChar w:fldCharType="separate"/>
           </w:r>
           <w:r>
-            <w:t>6</w:t>
+            <w:t>7</w:t>
           </w:r>
           <w:r>
             <w:fldChar w:fldCharType="end"/>
@@ -3066,7 +3091,7 @@
         </w:p>
         <w:p>
           <w:pPr>
-            <w:pStyle w:val="TOC2"/>
+            <w:pStyle w:val="17"/>
             <w:tabs>
               <w:tab w:val="right" w:leader="dot" w:pos="8306"/>
             </w:tabs>
@@ -3083,7 +3108,7 @@
               <w:rFonts w:hint="default"/>
               <w:lang w:val="en-US" w:eastAsia="zh-CN"/>
             </w:rPr>
-            <w:instrText xml:space="preserve"> HYPERLINK \l _Toc5788 </w:instrText>
+            <w:instrText xml:space="preserve"> HYPERLINK \l _Toc24744 </w:instrText>
           </w:r>
           <w:r>
             <w:rPr>
@@ -3106,7 +3131,7 @@
             <w:fldChar w:fldCharType="begin"/>
           </w:r>
           <w:r>
-            <w:instrText xml:space="preserve"> PAGEREF _Toc5788 \h </w:instrText>
+            <w:instrText xml:space="preserve"> PAGEREF _Toc24744 \h </w:instrText>
           </w:r>
           <w:r>
             <w:fldChar w:fldCharType="separate"/>
@@ -3127,7 +3152,7 @@
         </w:p>
         <w:p>
           <w:pPr>
-            <w:pStyle w:val="TOC1"/>
+            <w:pStyle w:val="16"/>
             <w:tabs>
               <w:tab w:val="right" w:leader="dot" w:pos="8306"/>
             </w:tabs>
@@ -3144,7 +3169,7 @@
               <w:rFonts w:hint="default"/>
               <w:lang w:val="en-US" w:eastAsia="zh-CN"/>
             </w:rPr>
-            <w:instrText xml:space="preserve"> HYPERLINK \l _Toc10795 </w:instrText>
+            <w:instrText xml:space="preserve"> HYPERLINK \l _Toc3012 </w:instrText>
           </w:r>
           <w:r>
             <w:rPr>
@@ -3167,7 +3192,7 @@
             <w:fldChar w:fldCharType="begin"/>
           </w:r>
           <w:r>
-            <w:instrText xml:space="preserve"> PAGEREF _Toc10795 \h </w:instrText>
+            <w:instrText xml:space="preserve"> PAGEREF _Toc3012 \h </w:instrText>
           </w:r>
           <w:r>
             <w:fldChar w:fldCharType="separate"/>
@@ -3188,7 +3213,7 @@
         </w:p>
         <w:p>
           <w:pPr>
-            <w:pStyle w:val="TOC2"/>
+            <w:pStyle w:val="17"/>
             <w:tabs>
               <w:tab w:val="right" w:leader="dot" w:pos="8306"/>
             </w:tabs>
@@ -3205,7 +3230,7 @@
               <w:rFonts w:hint="default"/>
               <w:lang w:val="en-US" w:eastAsia="zh-CN"/>
             </w:rPr>
-            <w:instrText xml:space="preserve"> HYPERLINK \l _Toc2634 </w:instrText>
+            <w:instrText xml:space="preserve"> HYPERLINK \l _Toc3721 </w:instrText>
           </w:r>
           <w:r>
             <w:rPr>
@@ -3228,7 +3253,7 @@
             <w:fldChar w:fldCharType="begin"/>
           </w:r>
           <w:r>
-            <w:instrText xml:space="preserve"> PAGEREF _Toc2634 \h </w:instrText>
+            <w:instrText xml:space="preserve"> PAGEREF _Toc3721 \h </w:instrText>
           </w:r>
           <w:r>
             <w:fldChar w:fldCharType="separate"/>
@@ -3249,7 +3274,7 @@
         </w:p>
         <w:p>
           <w:pPr>
-            <w:pStyle w:val="TOC2"/>
+            <w:pStyle w:val="17"/>
             <w:tabs>
               <w:tab w:val="right" w:leader="dot" w:pos="8306"/>
             </w:tabs>
@@ -3266,7 +3291,7 @@
               <w:rFonts w:hint="default"/>
               <w:lang w:val="en-US" w:eastAsia="zh-CN"/>
             </w:rPr>
-            <w:instrText xml:space="preserve"> HYPERLINK \l _Toc13494 </w:instrText>
+            <w:instrText xml:space="preserve"> HYPERLINK \l _Toc29726 </w:instrText>
           </w:r>
           <w:r>
             <w:rPr>
@@ -3289,7 +3314,7 @@
             <w:fldChar w:fldCharType="begin"/>
           </w:r>
           <w:r>
-            <w:instrText xml:space="preserve"> PAGEREF _Toc13494 \h </w:instrText>
+            <w:instrText xml:space="preserve"> PAGEREF _Toc29726 \h </w:instrText>
           </w:r>
           <w:r>
             <w:fldChar w:fldCharType="separate"/>
@@ -3310,7 +3335,7 @@
         </w:p>
         <w:p>
           <w:pPr>
-            <w:pStyle w:val="TOC2"/>
+            <w:pStyle w:val="17"/>
             <w:tabs>
               <w:tab w:val="right" w:leader="dot" w:pos="8306"/>
             </w:tabs>
@@ -3327,7 +3352,7 @@
               <w:rFonts w:hint="default"/>
               <w:lang w:val="en-US" w:eastAsia="zh-CN"/>
             </w:rPr>
-            <w:instrText xml:space="preserve"> HYPERLINK \l _Toc17288 </w:instrText>
+            <w:instrText xml:space="preserve"> HYPERLINK \l _Toc19231 </w:instrText>
           </w:r>
           <w:r>
             <w:rPr>
@@ -3350,13 +3375,13 @@
             <w:fldChar w:fldCharType="begin"/>
           </w:r>
           <w:r>
-            <w:instrText xml:space="preserve"> PAGEREF _Toc17288 \h </w:instrText>
+            <w:instrText xml:space="preserve"> PAGEREF _Toc19231 \h </w:instrText>
           </w:r>
           <w:r>
             <w:fldChar w:fldCharType="separate"/>
           </w:r>
           <w:r>
-            <w:t>8</w:t>
+            <w:t>9</w:t>
           </w:r>
           <w:r>
             <w:fldChar w:fldCharType="end"/>
@@ -3371,7 +3396,7 @@
         </w:p>
         <w:p>
           <w:pPr>
-            <w:pStyle w:val="TOC1"/>
+            <w:pStyle w:val="16"/>
             <w:tabs>
               <w:tab w:val="right" w:leader="dot" w:pos="8306"/>
             </w:tabs>
@@ -3388,7 +3413,7 @@
               <w:rFonts w:hint="default"/>
               <w:lang w:val="en-US" w:eastAsia="zh-CN"/>
             </w:rPr>
-            <w:instrText xml:space="preserve"> HYPERLINK \l _Toc24962 </w:instrText>
+            <w:instrText xml:space="preserve"> HYPERLINK \l _Toc31374 </w:instrText>
           </w:r>
           <w:r>
             <w:rPr>
@@ -3418,7 +3443,7 @@
             <w:fldChar w:fldCharType="begin"/>
           </w:r>
           <w:r>
-            <w:instrText xml:space="preserve"> PAGEREF _Toc24962 \h </w:instrText>
+            <w:instrText xml:space="preserve"> PAGEREF _Toc31374 \h </w:instrText>
           </w:r>
           <w:r>
             <w:fldChar w:fldCharType="separate"/>
@@ -3439,7 +3464,7 @@
         </w:p>
         <w:p>
           <w:pPr>
-            <w:pStyle w:val="TOC1"/>
+            <w:pStyle w:val="16"/>
             <w:tabs>
               <w:tab w:val="right" w:leader="dot" w:pos="8306"/>
             </w:tabs>
@@ -3456,7 +3481,7 @@
               <w:rFonts w:hint="default"/>
               <w:lang w:val="en-US" w:eastAsia="zh-CN"/>
             </w:rPr>
-            <w:instrText xml:space="preserve"> HYPERLINK \l _Toc2613 </w:instrText>
+            <w:instrText xml:space="preserve"> HYPERLINK \l _Toc11226 </w:instrText>
           </w:r>
           <w:r>
             <w:rPr>
@@ -3479,7 +3504,7 @@
             <w:fldChar w:fldCharType="begin"/>
           </w:r>
           <w:r>
-            <w:instrText xml:space="preserve"> PAGEREF _Toc2613 \h </w:instrText>
+            <w:instrText xml:space="preserve"> PAGEREF _Toc11226 \h </w:instrText>
           </w:r>
           <w:r>
             <w:fldChar w:fldCharType="separate"/>
@@ -3515,7 +3540,7 @@
             <w:snapToGrid w:val="0"/>
             <w:textAlignment w:val="baseline"/>
             <w:rPr>
-              <w:rFonts w:ascii="Arial" w:eastAsia="宋体" w:hAnsi="Arial" w:cs="Arial" w:hint="default"/>
+              <w:rFonts w:hint="default" w:ascii="Arial" w:hAnsi="Arial" w:eastAsia="宋体" w:cs="Arial"/>
               <w:snapToGrid w:val="0"/>
               <w:color w:val="000000"/>
               <w:kern w:val="0"/>
@@ -3537,7 +3562,7 @@
     <w:p>
       <w:pPr>
         <w:rPr>
-          <w:rFonts w:ascii="Arial" w:eastAsia="宋体" w:hAnsi="Arial" w:cs="Arial" w:hint="default"/>
+          <w:rFonts w:hint="default" w:ascii="Arial" w:hAnsi="Arial" w:eastAsia="宋体" w:cs="Arial"/>
           <w:snapToGrid w:val="0"/>
           <w:color w:val="000000"/>
           <w:kern w:val="0"/>
@@ -3548,7 +3573,7 @@
       </w:pPr>
       <w:r>
         <w:rPr>
-          <w:rFonts w:ascii="Arial" w:eastAsia="宋体" w:hAnsi="Arial" w:cs="Arial" w:hint="default"/>
+          <w:rFonts w:hint="default" w:ascii="Arial" w:hAnsi="Arial" w:eastAsia="宋体" w:cs="Arial"/>
           <w:snapToGrid w:val="0"/>
           <w:color w:val="000000"/>
           <w:kern w:val="0"/>
@@ -3561,7 +3586,7 @@
     </w:p>
     <w:p>
       <w:pPr>
-        <w:pStyle w:val="1"/>
+        <w:pStyle w:val="28"/>
         <w:keepNext w:val="0"/>
         <w:keepLines w:val="0"/>
         <w:pageBreakBefore w:val="0"/>
@@ -3581,7 +3606,7 @@
           <w:lang w:val="en-US" w:eastAsia="zh-CN"/>
         </w:rPr>
       </w:pPr>
-      <w:bookmarkStart w:id="5" w:name="_Toc20823"/>
+      <w:bookmarkStart w:id="4" w:name="_Toc2196"/>
       <w:r>
         <w:rPr>
           <w:rFonts w:hint="default"/>
@@ -3589,11 +3614,11 @@
         </w:rPr>
         <w:t>概述</w:t>
       </w:r>
-      <w:bookmarkEnd w:id="5"/>
+      <w:bookmarkEnd w:id="4"/>
     </w:p>
     <w:p>
       <w:pPr>
-        <w:pStyle w:val="2"/>
+        <w:pStyle w:val="30"/>
         <w:keepNext w:val="0"/>
         <w:keepLines w:val="0"/>
         <w:pageBreakBefore w:val="0"/>
@@ -3613,7 +3638,7 @@
           <w:lang w:val="en-US" w:eastAsia="zh-CN"/>
         </w:rPr>
       </w:pPr>
-      <w:bookmarkStart w:id="6" w:name="_Toc11842"/>
+      <w:bookmarkStart w:id="5" w:name="_Toc2779"/>
       <w:r>
         <w:rPr>
           <w:rFonts w:hint="default"/>
@@ -3621,11 +3646,11 @@
         </w:rPr>
         <w:t>目的</w:t>
       </w:r>
-      <w:bookmarkEnd w:id="6"/>
+      <w:bookmarkEnd w:id="5"/>
     </w:p>
     <w:p>
       <w:pPr>
-        <w:pStyle w:val="a1"/>
+        <w:pStyle w:val="29"/>
         <w:keepNext w:val="0"/>
         <w:keepLines w:val="0"/>
         <w:pageBreakBefore w:val="0"/>
@@ -3655,7 +3680,7 @@
     </w:p>
     <w:p>
       <w:pPr>
-        <w:pStyle w:val="2"/>
+        <w:pStyle w:val="30"/>
         <w:keepNext w:val="0"/>
         <w:keepLines w:val="0"/>
         <w:pageBreakBefore w:val="0"/>
@@ -3675,7 +3700,7 @@
           <w:lang w:val="en-US" w:eastAsia="zh-CN"/>
         </w:rPr>
       </w:pPr>
-      <w:bookmarkStart w:id="7" w:name="_Toc31753"/>
+      <w:bookmarkStart w:id="6" w:name="_Toc28051"/>
       <w:r>
         <w:rPr>
           <w:rFonts w:hint="default"/>
@@ -3683,11 +3708,11 @@
         </w:rPr>
         <w:t>适用范围</w:t>
       </w:r>
-      <w:bookmarkEnd w:id="7"/>
+      <w:bookmarkEnd w:id="6"/>
     </w:p>
     <w:p>
       <w:pPr>
-        <w:pStyle w:val="a1"/>
+        <w:pStyle w:val="29"/>
         <w:keepNext w:val="0"/>
         <w:keepLines w:val="0"/>
         <w:pageBreakBefore w:val="0"/>
@@ -3717,7 +3742,7 @@
     </w:p>
     <w:p>
       <w:pPr>
-        <w:pStyle w:val="2"/>
+        <w:pStyle w:val="30"/>
         <w:keepNext w:val="0"/>
         <w:keepLines w:val="0"/>
         <w:pageBreakBefore w:val="0"/>
@@ -3737,7 +3762,7 @@
           <w:lang w:val="en-US" w:eastAsia="zh-CN"/>
         </w:rPr>
       </w:pPr>
-      <w:bookmarkStart w:id="8" w:name="_Toc5325"/>
+      <w:bookmarkStart w:id="7" w:name="_Toc32625"/>
       <w:r>
         <w:rPr>
           <w:rFonts w:hint="default"/>
@@ -3745,11 +3770,11 @@
         </w:rPr>
         <w:t>基本原则</w:t>
       </w:r>
-      <w:bookmarkEnd w:id="8"/>
+      <w:bookmarkEnd w:id="7"/>
     </w:p>
     <w:p>
       <w:pPr>
-        <w:pStyle w:val="a1"/>
+        <w:pStyle w:val="29"/>
         <w:keepNext w:val="0"/>
         <w:keepLines w:val="0"/>
         <w:pageBreakBefore w:val="0"/>
@@ -3779,7 +3804,7 @@
     </w:p>
     <w:p>
       <w:pPr>
-        <w:pStyle w:val="1"/>
+        <w:pStyle w:val="28"/>
         <w:keepNext w:val="0"/>
         <w:keepLines w:val="0"/>
         <w:pageBreakBefore w:val="0"/>
@@ -3799,7 +3824,7 @@
           <w:lang w:val="en-US" w:eastAsia="zh-CN"/>
         </w:rPr>
       </w:pPr>
-      <w:bookmarkStart w:id="9" w:name="_Toc29993"/>
+      <w:bookmarkStart w:id="8" w:name="_Toc30644"/>
       <w:r>
         <w:rPr>
           <w:rFonts w:hint="default"/>
@@ -3807,11 +3832,11 @@
         </w:rPr>
         <w:t>评价程序</w:t>
       </w:r>
-      <w:bookmarkEnd w:id="9"/>
+      <w:bookmarkEnd w:id="8"/>
     </w:p>
     <w:p>
       <w:pPr>
-        <w:pStyle w:val="2"/>
+        <w:pStyle w:val="30"/>
         <w:keepNext w:val="0"/>
         <w:keepLines w:val="0"/>
         <w:pageBreakBefore w:val="0"/>
@@ -3831,7 +3856,7 @@
           <w:lang w:val="en-US" w:eastAsia="zh-CN"/>
         </w:rPr>
       </w:pPr>
-      <w:bookmarkStart w:id="10" w:name="_Toc329"/>
+      <w:bookmarkStart w:id="9" w:name="_Toc12677"/>
       <w:r>
         <w:rPr>
           <w:rFonts w:hint="default"/>
@@ -3839,11 +3864,11 @@
         </w:rPr>
         <w:t>主管/中级工程师及以上级别岗位</w:t>
       </w:r>
-      <w:bookmarkEnd w:id="10"/>
+      <w:bookmarkEnd w:id="9"/>
     </w:p>
     <w:p>
       <w:pPr>
-        <w:pStyle w:val="a1"/>
+        <w:pStyle w:val="29"/>
         <w:keepNext w:val="0"/>
         <w:keepLines w:val="0"/>
         <w:pageBreakBefore w:val="0"/>
@@ -3861,7 +3886,7 @@
         <w:bidi w:val="0"/>
         <w:adjustRightInd w:val="0"/>
         <w:snapToGrid w:val="0"/>
-        <w:ind w:left="425" w:hanging="425" w:leftChars="0" w:firstLineChars="0"/>
+        <w:ind w:left="425" w:leftChars="0" w:hanging="425" w:firstLineChars="0"/>
         <w:textAlignment w:val="baseline"/>
         <w:rPr>
           <w:rFonts w:hint="default"/>
@@ -3878,7 +3903,7 @@
     </w:p>
     <w:p>
       <w:pPr>
-        <w:pStyle w:val="a1"/>
+        <w:pStyle w:val="29"/>
         <w:keepNext w:val="0"/>
         <w:keepLines w:val="0"/>
         <w:pageBreakBefore w:val="0"/>
@@ -3896,7 +3921,7 @@
         <w:bidi w:val="0"/>
         <w:adjustRightInd w:val="0"/>
         <w:snapToGrid w:val="0"/>
-        <w:ind w:left="425" w:hanging="425" w:leftChars="0" w:firstLineChars="0"/>
+        <w:ind w:left="425" w:leftChars="0" w:hanging="425" w:firstLineChars="0"/>
         <w:textAlignment w:val="baseline"/>
         <w:rPr>
           <w:rFonts w:hint="default"/>
@@ -3913,7 +3938,7 @@
     </w:p>
     <w:p>
       <w:pPr>
-        <w:pStyle w:val="a1"/>
+        <w:pStyle w:val="29"/>
         <w:keepNext w:val="0"/>
         <w:keepLines w:val="0"/>
         <w:pageBreakBefore w:val="0"/>
@@ -3971,7 +3996,7 @@
     </w:p>
     <w:p>
       <w:pPr>
-        <w:pStyle w:val="2"/>
+        <w:pStyle w:val="30"/>
         <w:keepNext w:val="0"/>
         <w:keepLines w:val="0"/>
         <w:pageBreakBefore w:val="0"/>
@@ -3991,7 +4016,7 @@
           <w:lang w:val="en-US" w:eastAsia="zh-CN"/>
         </w:rPr>
       </w:pPr>
-      <w:bookmarkStart w:id="11" w:name="_Toc3518"/>
+      <w:bookmarkStart w:id="10" w:name="_Toc22456"/>
       <w:r>
         <w:rPr>
           <w:rFonts w:hint="default"/>
@@ -4013,11 +4038,11 @@
         </w:rPr>
         <w:t>/技术员、初级工程师级别岗位</w:t>
       </w:r>
-      <w:bookmarkEnd w:id="11"/>
+      <w:bookmarkEnd w:id="10"/>
     </w:p>
     <w:p>
       <w:pPr>
-        <w:pStyle w:val="a1"/>
+        <w:pStyle w:val="29"/>
         <w:keepNext w:val="0"/>
         <w:keepLines w:val="0"/>
         <w:pageBreakBefore w:val="0"/>
@@ -4035,7 +4060,7 @@
         <w:bidi w:val="0"/>
         <w:adjustRightInd w:val="0"/>
         <w:snapToGrid w:val="0"/>
-        <w:ind w:left="425" w:hanging="425" w:leftChars="0" w:firstLineChars="0"/>
+        <w:ind w:left="425" w:leftChars="0" w:hanging="425" w:firstLineChars="0"/>
         <w:textAlignment w:val="baseline"/>
         <w:rPr>
           <w:rFonts w:hint="default"/>
@@ -4052,7 +4077,7 @@
     </w:p>
     <w:p>
       <w:pPr>
-        <w:pStyle w:val="a1"/>
+        <w:pStyle w:val="29"/>
         <w:keepNext w:val="0"/>
         <w:keepLines w:val="0"/>
         <w:pageBreakBefore w:val="0"/>
@@ -4070,7 +4095,7 @@
         <w:bidi w:val="0"/>
         <w:adjustRightInd w:val="0"/>
         <w:snapToGrid w:val="0"/>
-        <w:ind w:left="425" w:hanging="425" w:leftChars="0" w:firstLineChars="0"/>
+        <w:ind w:left="425" w:leftChars="0" w:hanging="425" w:firstLineChars="0"/>
         <w:textAlignment w:val="baseline"/>
         <w:rPr>
           <w:rFonts w:hint="default"/>
@@ -4087,7 +4112,7 @@
     </w:p>
     <w:p>
       <w:pPr>
-        <w:pStyle w:val="a1"/>
+        <w:pStyle w:val="29"/>
         <w:keepNext w:val="0"/>
         <w:keepLines w:val="0"/>
         <w:pageBreakBefore w:val="0"/>
@@ -4159,7 +4184,7 @@
     </w:p>
     <w:p>
       <w:pPr>
-        <w:pStyle w:val="1"/>
+        <w:pStyle w:val="28"/>
         <w:keepNext w:val="0"/>
         <w:keepLines w:val="0"/>
         <w:pageBreakBefore w:val="0"/>
@@ -4179,7 +4204,7 @@
           <w:lang w:val="en-US" w:eastAsia="zh-CN"/>
         </w:rPr>
       </w:pPr>
-      <w:bookmarkStart w:id="12" w:name="_Toc27791"/>
+      <w:bookmarkStart w:id="11" w:name="_Toc30680"/>
       <w:r>
         <w:rPr>
           <w:rFonts w:hint="default"/>
@@ -4187,11 +4212,11 @@
         </w:rPr>
         <w:t>技能等级分类</w:t>
       </w:r>
-      <w:bookmarkEnd w:id="12"/>
+      <w:bookmarkEnd w:id="11"/>
     </w:p>
     <w:p>
       <w:pPr>
-        <w:pStyle w:val="a1"/>
+        <w:pStyle w:val="29"/>
         <w:keepNext w:val="0"/>
         <w:keepLines w:val="0"/>
         <w:pageBreakBefore w:val="0"/>
@@ -4221,16 +4246,16 @@
     </w:p>
     <w:tbl>
       <w:tblPr>
-        <w:tblStyle w:val="TableNormal0"/>
+        <w:tblStyle w:val="26"/>
         <w:tblW w:w="8286" w:type="dxa"/>
         <w:tblInd w:w="17" w:type="dxa"/>
         <w:tblBorders>
-          <w:top w:val="single" w:sz="2" w:space="0" w:color="000000"/>
-          <w:left w:val="single" w:sz="2" w:space="0" w:color="000000"/>
-          <w:bottom w:val="single" w:sz="2" w:space="0" w:color="000000"/>
-          <w:right w:val="single" w:sz="2" w:space="0" w:color="000000"/>
-          <w:insideH w:val="single" w:sz="2" w:space="0" w:color="000000"/>
-          <w:insideV w:val="single" w:sz="2" w:space="0" w:color="000000"/>
+          <w:top w:val="single" w:color="000000" w:sz="2" w:space="0"/>
+          <w:left w:val="single" w:color="000000" w:sz="2" w:space="0"/>
+          <w:bottom w:val="single" w:color="000000" w:sz="2" w:space="0"/>
+          <w:right w:val="single" w:color="000000" w:sz="2" w:space="0"/>
+          <w:insideH w:val="single" w:color="000000" w:sz="2" w:space="0"/>
+          <w:insideV w:val="single" w:color="000000" w:sz="2" w:space="0"/>
         </w:tblBorders>
         <w:tblLayout w:type="fixed"/>
         <w:tblCellMar>
@@ -4247,17 +4272,14 @@
       </w:tblGrid>
       <w:tr>
         <w:tblPrEx>
-          <w:tblW w:w="8286" w:type="dxa"/>
-          <w:tblInd w:w="17" w:type="dxa"/>
           <w:tblBorders>
-            <w:top w:val="single" w:sz="2" w:space="0" w:color="000000"/>
-            <w:left w:val="single" w:sz="2" w:space="0" w:color="000000"/>
-            <w:bottom w:val="single" w:sz="2" w:space="0" w:color="000000"/>
-            <w:right w:val="single" w:sz="2" w:space="0" w:color="000000"/>
-            <w:insideH w:val="single" w:sz="2" w:space="0" w:color="000000"/>
-            <w:insideV w:val="single" w:sz="2" w:space="0" w:color="000000"/>
+            <w:top w:val="single" w:color="000000" w:sz="2" w:space="0"/>
+            <w:left w:val="single" w:color="000000" w:sz="2" w:space="0"/>
+            <w:bottom w:val="single" w:color="000000" w:sz="2" w:space="0"/>
+            <w:right w:val="single" w:color="000000" w:sz="2" w:space="0"/>
+            <w:insideH w:val="single" w:color="000000" w:sz="2" w:space="0"/>
+            <w:insideV w:val="single" w:color="000000" w:sz="2" w:space="0"/>
           </w:tblBorders>
-          <w:tblLayout w:type="fixed"/>
           <w:tblCellMar>
             <w:top w:w="0" w:type="dxa"/>
             <w:left w:w="0" w:type="dxa"/>
@@ -4266,7 +4288,7 @@
           </w:tblCellMar>
         </w:tblPrEx>
         <w:trPr>
-          <w:trHeight w:val="662"/>
+          <w:trHeight w:val="662" w:hRule="atLeast"/>
         </w:trPr>
         <w:tc>
           <w:tcPr>
@@ -4278,14 +4300,14 @@
               <w:spacing w:before="180" w:line="220" w:lineRule="auto"/>
               <w:ind w:left="3725"/>
               <w:rPr>
-                <w:rFonts w:ascii="仿宋" w:eastAsia="仿宋" w:hAnsi="仿宋" w:cs="仿宋"/>
-                <w:sz w:val="30"/>
-                <w:szCs w:val="30"/>
-              </w:rPr>
-            </w:pPr>
-            <w:r>
-              <w:rPr>
-                <w:rFonts w:ascii="仿宋" w:eastAsia="仿宋" w:hAnsi="仿宋" w:cs="仿宋"/>
+                <w:rFonts w:ascii="仿宋" w:hAnsi="仿宋" w:eastAsia="仿宋" w:cs="仿宋"/>
+                <w:sz w:val="30"/>
+                <w:szCs w:val="30"/>
+              </w:rPr>
+            </w:pPr>
+            <w:r>
+              <w:rPr>
+                <w:rFonts w:ascii="仿宋" w:hAnsi="仿宋" w:eastAsia="仿宋" w:cs="仿宋"/>
                 <w:spacing w:val="-9"/>
                 <w:sz w:val="30"/>
                 <w:szCs w:val="30"/>
@@ -4297,9 +4319,14 @@
       </w:tr>
       <w:tr>
         <w:tblPrEx>
-          <w:tblW w:w="8286" w:type="dxa"/>
-          <w:tblInd w:w="17" w:type="dxa"/>
-          <w:tblLayout w:type="fixed"/>
+          <w:tblBorders>
+            <w:top w:val="single" w:color="000000" w:sz="2" w:space="0"/>
+            <w:left w:val="single" w:color="000000" w:sz="2" w:space="0"/>
+            <w:bottom w:val="single" w:color="000000" w:sz="2" w:space="0"/>
+            <w:right w:val="single" w:color="000000" w:sz="2" w:space="0"/>
+            <w:insideH w:val="single" w:color="000000" w:sz="2" w:space="0"/>
+            <w:insideV w:val="single" w:color="000000" w:sz="2" w:space="0"/>
+          </w:tblBorders>
           <w:tblCellMar>
             <w:top w:w="0" w:type="dxa"/>
             <w:left w:w="0" w:type="dxa"/>
@@ -4308,7 +4335,7 @@
           </w:tblCellMar>
         </w:tblPrEx>
         <w:trPr>
-          <w:trHeight w:val="659"/>
+          <w:trHeight w:val="659" w:hRule="atLeast"/>
         </w:trPr>
         <w:tc>
           <w:tcPr>
@@ -4319,14 +4346,14 @@
               <w:spacing w:before="178" w:line="220" w:lineRule="auto"/>
               <w:ind w:left="846"/>
               <w:rPr>
-                <w:rFonts w:ascii="仿宋" w:eastAsia="仿宋" w:hAnsi="仿宋" w:cs="仿宋"/>
-                <w:sz w:val="30"/>
-                <w:szCs w:val="30"/>
-              </w:rPr>
-            </w:pPr>
-            <w:r>
-              <w:rPr>
-                <w:rFonts w:ascii="仿宋" w:eastAsia="仿宋" w:hAnsi="仿宋" w:cs="仿宋"/>
+                <w:rFonts w:ascii="仿宋" w:hAnsi="仿宋" w:eastAsia="仿宋" w:cs="仿宋"/>
+                <w:sz w:val="30"/>
+                <w:szCs w:val="30"/>
+              </w:rPr>
+            </w:pPr>
+            <w:r>
+              <w:rPr>
+                <w:rFonts w:ascii="仿宋" w:hAnsi="仿宋" w:eastAsia="仿宋" w:cs="仿宋"/>
                 <w:spacing w:val="-5"/>
                 <w:sz w:val="30"/>
                 <w:szCs w:val="30"/>
@@ -4344,14 +4371,14 @@
               <w:spacing w:before="179" w:line="217" w:lineRule="auto"/>
               <w:ind w:left="1599"/>
               <w:rPr>
-                <w:rFonts w:ascii="仿宋" w:eastAsia="仿宋" w:hAnsi="仿宋" w:cs="仿宋"/>
-                <w:sz w:val="30"/>
-                <w:szCs w:val="30"/>
-              </w:rPr>
-            </w:pPr>
-            <w:r>
-              <w:rPr>
-                <w:rFonts w:ascii="仿宋" w:eastAsia="仿宋" w:hAnsi="仿宋" w:cs="仿宋"/>
+                <w:rFonts w:ascii="仿宋" w:hAnsi="仿宋" w:eastAsia="仿宋" w:cs="仿宋"/>
+                <w:sz w:val="30"/>
+                <w:szCs w:val="30"/>
+              </w:rPr>
+            </w:pPr>
+            <w:r>
+              <w:rPr>
+                <w:rFonts w:ascii="仿宋" w:hAnsi="仿宋" w:eastAsia="仿宋" w:cs="仿宋"/>
                 <w:spacing w:val="-15"/>
                 <w:sz w:val="30"/>
                 <w:szCs w:val="30"/>
@@ -4369,14 +4396,14 @@
               <w:spacing w:before="179" w:line="218" w:lineRule="auto"/>
               <w:ind w:left="617"/>
               <w:rPr>
-                <w:rFonts w:ascii="仿宋" w:eastAsia="仿宋" w:hAnsi="仿宋" w:cs="仿宋"/>
-                <w:sz w:val="30"/>
-                <w:szCs w:val="30"/>
-              </w:rPr>
-            </w:pPr>
-            <w:r>
-              <w:rPr>
-                <w:rFonts w:ascii="仿宋" w:eastAsia="仿宋" w:hAnsi="仿宋" w:cs="仿宋"/>
+                <w:rFonts w:ascii="仿宋" w:hAnsi="仿宋" w:eastAsia="仿宋" w:cs="仿宋"/>
+                <w:sz w:val="30"/>
+                <w:szCs w:val="30"/>
+              </w:rPr>
+            </w:pPr>
+            <w:r>
+              <w:rPr>
+                <w:rFonts w:ascii="仿宋" w:hAnsi="仿宋" w:eastAsia="仿宋" w:cs="仿宋"/>
                 <w:spacing w:val="-11"/>
                 <w:sz w:val="30"/>
                 <w:szCs w:val="30"/>
@@ -4388,9 +4415,14 @@
       </w:tr>
       <w:tr>
         <w:tblPrEx>
-          <w:tblW w:w="8286" w:type="dxa"/>
-          <w:tblInd w:w="17" w:type="dxa"/>
-          <w:tblLayout w:type="fixed"/>
+          <w:tblBorders>
+            <w:top w:val="single" w:color="000000" w:sz="2" w:space="0"/>
+            <w:left w:val="single" w:color="000000" w:sz="2" w:space="0"/>
+            <w:bottom w:val="single" w:color="000000" w:sz="2" w:space="0"/>
+            <w:right w:val="single" w:color="000000" w:sz="2" w:space="0"/>
+            <w:insideH w:val="single" w:color="000000" w:sz="2" w:space="0"/>
+            <w:insideV w:val="single" w:color="000000" w:sz="2" w:space="0"/>
+          </w:tblBorders>
           <w:tblCellMar>
             <w:top w:w="0" w:type="dxa"/>
             <w:left w:w="0" w:type="dxa"/>
@@ -4399,7 +4431,7 @@
           </w:tblCellMar>
         </w:tblPrEx>
         <w:trPr>
-          <w:trHeight w:val="660"/>
+          <w:trHeight w:val="660" w:hRule="atLeast"/>
         </w:trPr>
         <w:tc>
           <w:tcPr>
@@ -4410,14 +4442,14 @@
               <w:spacing w:before="179" w:line="217" w:lineRule="auto"/>
               <w:ind w:left="546"/>
               <w:rPr>
-                <w:rFonts w:ascii="仿宋" w:eastAsia="仿宋" w:hAnsi="仿宋" w:cs="仿宋"/>
-                <w:sz w:val="30"/>
-                <w:szCs w:val="30"/>
-              </w:rPr>
-            </w:pPr>
-            <w:r>
-              <w:rPr>
-                <w:rFonts w:ascii="仿宋" w:eastAsia="仿宋" w:hAnsi="仿宋" w:cs="仿宋"/>
+                <w:rFonts w:ascii="仿宋" w:hAnsi="仿宋" w:eastAsia="仿宋" w:cs="仿宋"/>
+                <w:sz w:val="30"/>
+                <w:szCs w:val="30"/>
+              </w:rPr>
+            </w:pPr>
+            <w:r>
+              <w:rPr>
+                <w:rFonts w:ascii="仿宋" w:hAnsi="仿宋" w:eastAsia="仿宋" w:cs="仿宋"/>
                 <w:spacing w:val="-4"/>
                 <w:sz w:val="30"/>
                 <w:szCs w:val="30"/>
@@ -4435,14 +4467,14 @@
               <w:spacing w:before="179" w:line="217" w:lineRule="auto"/>
               <w:ind w:left="1261"/>
               <w:rPr>
-                <w:rFonts w:ascii="仿宋" w:eastAsia="仿宋" w:hAnsi="仿宋" w:cs="仿宋"/>
-                <w:sz w:val="30"/>
-                <w:szCs w:val="30"/>
-              </w:rPr>
-            </w:pPr>
-            <w:r>
-              <w:rPr>
-                <w:rFonts w:ascii="仿宋" w:eastAsia="仿宋" w:hAnsi="仿宋" w:cs="仿宋"/>
+                <w:rFonts w:ascii="仿宋" w:hAnsi="仿宋" w:eastAsia="仿宋" w:cs="仿宋"/>
+                <w:sz w:val="30"/>
+                <w:szCs w:val="30"/>
+              </w:rPr>
+            </w:pPr>
+            <w:r>
+              <w:rPr>
+                <w:rFonts w:ascii="仿宋" w:hAnsi="仿宋" w:eastAsia="仿宋" w:cs="仿宋"/>
                 <w:spacing w:val="-4"/>
                 <w:sz w:val="30"/>
                 <w:szCs w:val="30"/>
@@ -4460,14 +4492,14 @@
               <w:spacing w:before="219" w:line="237" w:lineRule="auto"/>
               <w:ind w:left="707"/>
               <w:rPr>
-                <w:rFonts w:ascii="Arial" w:eastAsia="Arial" w:hAnsi="Arial" w:cs="Arial"/>
-                <w:sz w:val="30"/>
-                <w:szCs w:val="30"/>
-              </w:rPr>
-            </w:pPr>
-            <w:r>
-              <w:rPr>
-                <w:rFonts w:ascii="Arial" w:eastAsia="Arial" w:hAnsi="Arial" w:cs="Arial"/>
+                <w:rFonts w:ascii="Arial" w:hAnsi="Arial" w:eastAsia="Arial" w:cs="Arial"/>
+                <w:sz w:val="30"/>
+                <w:szCs w:val="30"/>
+              </w:rPr>
+            </w:pPr>
+            <w:r>
+              <w:rPr>
+                <w:rFonts w:ascii="Arial" w:hAnsi="Arial" w:eastAsia="Arial" w:cs="Arial"/>
                 <w:spacing w:val="-2"/>
                 <w:sz w:val="30"/>
                 <w:szCs w:val="30"/>
@@ -4479,9 +4511,14 @@
       </w:tr>
       <w:tr>
         <w:tblPrEx>
-          <w:tblW w:w="8286" w:type="dxa"/>
-          <w:tblInd w:w="17" w:type="dxa"/>
-          <w:tblLayout w:type="fixed"/>
+          <w:tblBorders>
+            <w:top w:val="single" w:color="000000" w:sz="2" w:space="0"/>
+            <w:left w:val="single" w:color="000000" w:sz="2" w:space="0"/>
+            <w:bottom w:val="single" w:color="000000" w:sz="2" w:space="0"/>
+            <w:right w:val="single" w:color="000000" w:sz="2" w:space="0"/>
+            <w:insideH w:val="single" w:color="000000" w:sz="2" w:space="0"/>
+            <w:insideV w:val="single" w:color="000000" w:sz="2" w:space="0"/>
+          </w:tblBorders>
           <w:tblCellMar>
             <w:top w:w="0" w:type="dxa"/>
             <w:left w:w="0" w:type="dxa"/>
@@ -4490,7 +4527,7 @@
           </w:tblCellMar>
         </w:tblPrEx>
         <w:trPr>
-          <w:trHeight w:val="658"/>
+          <w:trHeight w:val="658" w:hRule="atLeast"/>
         </w:trPr>
         <w:tc>
           <w:tcPr>
@@ -4501,14 +4538,14 @@
               <w:spacing w:before="177" w:line="221" w:lineRule="auto"/>
               <w:ind w:left="709"/>
               <w:rPr>
-                <w:rFonts w:ascii="仿宋" w:eastAsia="仿宋" w:hAnsi="仿宋" w:cs="仿宋"/>
-                <w:sz w:val="30"/>
-                <w:szCs w:val="30"/>
-              </w:rPr>
-            </w:pPr>
-            <w:r>
-              <w:rPr>
-                <w:rFonts w:ascii="仿宋" w:eastAsia="仿宋" w:hAnsi="仿宋" w:cs="仿宋"/>
+                <w:rFonts w:ascii="仿宋" w:hAnsi="仿宋" w:eastAsia="仿宋" w:cs="仿宋"/>
+                <w:sz w:val="30"/>
+                <w:szCs w:val="30"/>
+              </w:rPr>
+            </w:pPr>
+            <w:r>
+              <w:rPr>
+                <w:rFonts w:ascii="仿宋" w:hAnsi="仿宋" w:eastAsia="仿宋" w:cs="仿宋"/>
                 <w:spacing w:val="-8"/>
                 <w:sz w:val="30"/>
                 <w:szCs w:val="30"/>
@@ -4526,14 +4563,14 @@
               <w:spacing w:before="177" w:line="221" w:lineRule="auto"/>
               <w:ind w:left="1426"/>
               <w:rPr>
-                <w:rFonts w:ascii="仿宋" w:eastAsia="仿宋" w:hAnsi="仿宋" w:cs="仿宋"/>
-                <w:sz w:val="30"/>
-                <w:szCs w:val="30"/>
-              </w:rPr>
-            </w:pPr>
-            <w:r>
-              <w:rPr>
-                <w:rFonts w:ascii="仿宋" w:eastAsia="仿宋" w:hAnsi="仿宋" w:cs="仿宋"/>
+                <w:rFonts w:ascii="仿宋" w:hAnsi="仿宋" w:eastAsia="仿宋" w:cs="仿宋"/>
+                <w:sz w:val="30"/>
+                <w:szCs w:val="30"/>
+              </w:rPr>
+            </w:pPr>
+            <w:r>
+              <w:rPr>
+                <w:rFonts w:ascii="仿宋" w:hAnsi="仿宋" w:eastAsia="仿宋" w:cs="仿宋"/>
                 <w:spacing w:val="-8"/>
                 <w:sz w:val="30"/>
                 <w:szCs w:val="30"/>
@@ -4551,14 +4588,14 @@
               <w:spacing w:before="217" w:line="237" w:lineRule="auto"/>
               <w:ind w:left="716"/>
               <w:rPr>
-                <w:rFonts w:ascii="Arial" w:eastAsia="Arial" w:hAnsi="Arial" w:cs="Arial"/>
-                <w:sz w:val="30"/>
-                <w:szCs w:val="30"/>
-              </w:rPr>
-            </w:pPr>
-            <w:r>
-              <w:rPr>
-                <w:rFonts w:ascii="Arial" w:eastAsia="Arial" w:hAnsi="Arial" w:cs="Arial"/>
+                <w:rFonts w:ascii="Arial" w:hAnsi="Arial" w:eastAsia="Arial" w:cs="Arial"/>
+                <w:sz w:val="30"/>
+                <w:szCs w:val="30"/>
+              </w:rPr>
+            </w:pPr>
+            <w:r>
+              <w:rPr>
+                <w:rFonts w:ascii="Arial" w:hAnsi="Arial" w:eastAsia="Arial" w:cs="Arial"/>
                 <w:spacing w:val="-6"/>
                 <w:sz w:val="30"/>
                 <w:szCs w:val="30"/>
@@ -4570,9 +4607,14 @@
       </w:tr>
       <w:tr>
         <w:tblPrEx>
-          <w:tblW w:w="8286" w:type="dxa"/>
-          <w:tblInd w:w="17" w:type="dxa"/>
-          <w:tblLayout w:type="fixed"/>
+          <w:tblBorders>
+            <w:top w:val="single" w:color="000000" w:sz="2" w:space="0"/>
+            <w:left w:val="single" w:color="000000" w:sz="2" w:space="0"/>
+            <w:bottom w:val="single" w:color="000000" w:sz="2" w:space="0"/>
+            <w:right w:val="single" w:color="000000" w:sz="2" w:space="0"/>
+            <w:insideH w:val="single" w:color="000000" w:sz="2" w:space="0"/>
+            <w:insideV w:val="single" w:color="000000" w:sz="2" w:space="0"/>
+          </w:tblBorders>
           <w:tblCellMar>
             <w:top w:w="0" w:type="dxa"/>
             <w:left w:w="0" w:type="dxa"/>
@@ -4581,7 +4623,7 @@
           </w:tblCellMar>
         </w:tblPrEx>
         <w:trPr>
-          <w:trHeight w:val="660"/>
+          <w:trHeight w:val="660" w:hRule="atLeast"/>
         </w:trPr>
         <w:tc>
           <w:tcPr>
@@ -4592,14 +4634,14 @@
               <w:spacing w:before="180" w:line="220" w:lineRule="auto"/>
               <w:ind w:left="555"/>
               <w:rPr>
-                <w:rFonts w:ascii="仿宋" w:eastAsia="仿宋" w:hAnsi="仿宋" w:cs="仿宋"/>
-                <w:sz w:val="30"/>
-                <w:szCs w:val="30"/>
-              </w:rPr>
-            </w:pPr>
-            <w:r>
-              <w:rPr>
-                <w:rFonts w:ascii="仿宋" w:eastAsia="仿宋" w:hAnsi="仿宋" w:cs="仿宋"/>
+                <w:rFonts w:ascii="仿宋" w:hAnsi="仿宋" w:eastAsia="仿宋" w:cs="仿宋"/>
+                <w:sz w:val="30"/>
+                <w:szCs w:val="30"/>
+              </w:rPr>
+            </w:pPr>
+            <w:r>
+              <w:rPr>
+                <w:rFonts w:ascii="仿宋" w:hAnsi="仿宋" w:eastAsia="仿宋" w:cs="仿宋"/>
                 <w:spacing w:val="-6"/>
                 <w:sz w:val="30"/>
                 <w:szCs w:val="30"/>
@@ -4617,14 +4659,14 @@
               <w:spacing w:before="180" w:line="220" w:lineRule="auto"/>
               <w:ind w:left="1270"/>
               <w:rPr>
-                <w:rFonts w:ascii="仿宋" w:eastAsia="仿宋" w:hAnsi="仿宋" w:cs="仿宋"/>
-                <w:sz w:val="30"/>
-                <w:szCs w:val="30"/>
-              </w:rPr>
-            </w:pPr>
-            <w:r>
-              <w:rPr>
-                <w:rFonts w:ascii="仿宋" w:eastAsia="仿宋" w:hAnsi="仿宋" w:cs="仿宋"/>
+                <w:rFonts w:ascii="仿宋" w:hAnsi="仿宋" w:eastAsia="仿宋" w:cs="仿宋"/>
+                <w:sz w:val="30"/>
+                <w:szCs w:val="30"/>
+              </w:rPr>
+            </w:pPr>
+            <w:r>
+              <w:rPr>
+                <w:rFonts w:ascii="仿宋" w:hAnsi="仿宋" w:eastAsia="仿宋" w:cs="仿宋"/>
                 <w:spacing w:val="-6"/>
                 <w:sz w:val="30"/>
                 <w:szCs w:val="30"/>
@@ -4642,14 +4684,14 @@
               <w:spacing w:before="219" w:line="237" w:lineRule="auto"/>
               <w:ind w:left="716"/>
               <w:rPr>
-                <w:rFonts w:ascii="Arial" w:eastAsia="Arial" w:hAnsi="Arial" w:cs="Arial"/>
-                <w:sz w:val="30"/>
-                <w:szCs w:val="30"/>
-              </w:rPr>
-            </w:pPr>
-            <w:r>
-              <w:rPr>
-                <w:rFonts w:ascii="Arial" w:eastAsia="Arial" w:hAnsi="Arial" w:cs="Arial"/>
+                <w:rFonts w:ascii="Arial" w:hAnsi="Arial" w:eastAsia="Arial" w:cs="Arial"/>
+                <w:sz w:val="30"/>
+                <w:szCs w:val="30"/>
+              </w:rPr>
+            </w:pPr>
+            <w:r>
+              <w:rPr>
+                <w:rFonts w:ascii="Arial" w:hAnsi="Arial" w:eastAsia="Arial" w:cs="Arial"/>
                 <w:spacing w:val="-6"/>
                 <w:sz w:val="30"/>
                 <w:szCs w:val="30"/>
@@ -4661,9 +4703,14 @@
       </w:tr>
       <w:tr>
         <w:tblPrEx>
-          <w:tblW w:w="8286" w:type="dxa"/>
-          <w:tblInd w:w="17" w:type="dxa"/>
-          <w:tblLayout w:type="fixed"/>
+          <w:tblBorders>
+            <w:top w:val="single" w:color="000000" w:sz="2" w:space="0"/>
+            <w:left w:val="single" w:color="000000" w:sz="2" w:space="0"/>
+            <w:bottom w:val="single" w:color="000000" w:sz="2" w:space="0"/>
+            <w:right w:val="single" w:color="000000" w:sz="2" w:space="0"/>
+            <w:insideH w:val="single" w:color="000000" w:sz="2" w:space="0"/>
+            <w:insideV w:val="single" w:color="000000" w:sz="2" w:space="0"/>
+          </w:tblBorders>
           <w:tblCellMar>
             <w:top w:w="0" w:type="dxa"/>
             <w:left w:w="0" w:type="dxa"/>
@@ -4672,7 +4719,7 @@
           </w:tblCellMar>
         </w:tblPrEx>
         <w:trPr>
-          <w:trHeight w:val="659"/>
+          <w:trHeight w:val="659" w:hRule="atLeast"/>
         </w:trPr>
         <w:tc>
           <w:tcPr>
@@ -4683,14 +4730,14 @@
               <w:spacing w:before="177" w:line="221" w:lineRule="auto"/>
               <w:ind w:left="860"/>
               <w:rPr>
-                <w:rFonts w:ascii="仿宋" w:eastAsia="仿宋" w:hAnsi="仿宋" w:cs="仿宋"/>
-                <w:sz w:val="30"/>
-                <w:szCs w:val="30"/>
-              </w:rPr>
-            </w:pPr>
-            <w:r>
-              <w:rPr>
-                <w:rFonts w:ascii="仿宋" w:eastAsia="仿宋" w:hAnsi="仿宋" w:cs="仿宋"/>
+                <w:rFonts w:ascii="仿宋" w:hAnsi="仿宋" w:eastAsia="仿宋" w:cs="仿宋"/>
+                <w:sz w:val="30"/>
+                <w:szCs w:val="30"/>
+              </w:rPr>
+            </w:pPr>
+            <w:r>
+              <w:rPr>
+                <w:rFonts w:ascii="仿宋" w:hAnsi="仿宋" w:eastAsia="仿宋" w:cs="仿宋"/>
                 <w:spacing w:val="-9"/>
                 <w:sz w:val="30"/>
                 <w:szCs w:val="30"/>
@@ -4708,14 +4755,14 @@
               <w:spacing w:before="176" w:line="219" w:lineRule="auto"/>
               <w:ind w:left="1265"/>
               <w:rPr>
-                <w:rFonts w:ascii="仿宋" w:eastAsia="仿宋" w:hAnsi="仿宋" w:cs="仿宋"/>
-                <w:sz w:val="30"/>
-                <w:szCs w:val="30"/>
-              </w:rPr>
-            </w:pPr>
-            <w:r>
-              <w:rPr>
-                <w:rFonts w:ascii="仿宋" w:eastAsia="仿宋" w:hAnsi="仿宋" w:cs="仿宋"/>
+                <w:rFonts w:ascii="仿宋" w:hAnsi="仿宋" w:eastAsia="仿宋" w:cs="仿宋"/>
+                <w:sz w:val="30"/>
+                <w:szCs w:val="30"/>
+              </w:rPr>
+            </w:pPr>
+            <w:r>
+              <w:rPr>
+                <w:rFonts w:ascii="仿宋" w:hAnsi="仿宋" w:eastAsia="仿宋" w:cs="仿宋"/>
                 <w:spacing w:val="-5"/>
                 <w:sz w:val="30"/>
                 <w:szCs w:val="30"/>
@@ -4733,14 +4780,14 @@
               <w:spacing w:before="217" w:line="237" w:lineRule="auto"/>
               <w:ind w:left="716"/>
               <w:rPr>
-                <w:rFonts w:ascii="Arial" w:eastAsia="Arial" w:hAnsi="Arial" w:cs="Arial"/>
-                <w:sz w:val="30"/>
-                <w:szCs w:val="30"/>
-              </w:rPr>
-            </w:pPr>
-            <w:r>
-              <w:rPr>
-                <w:rFonts w:ascii="Arial" w:eastAsia="Arial" w:hAnsi="Arial" w:cs="Arial"/>
+                <w:rFonts w:ascii="Arial" w:hAnsi="Arial" w:eastAsia="Arial" w:cs="Arial"/>
+                <w:sz w:val="30"/>
+                <w:szCs w:val="30"/>
+              </w:rPr>
+            </w:pPr>
+            <w:r>
+              <w:rPr>
+                <w:rFonts w:ascii="Arial" w:hAnsi="Arial" w:eastAsia="Arial" w:cs="Arial"/>
                 <w:spacing w:val="-6"/>
                 <w:sz w:val="30"/>
                 <w:szCs w:val="30"/>
@@ -4752,9 +4799,14 @@
       </w:tr>
       <w:tr>
         <w:tblPrEx>
-          <w:tblW w:w="8286" w:type="dxa"/>
-          <w:tblInd w:w="17" w:type="dxa"/>
-          <w:tblLayout w:type="fixed"/>
+          <w:tblBorders>
+            <w:top w:val="single" w:color="000000" w:sz="2" w:space="0"/>
+            <w:left w:val="single" w:color="000000" w:sz="2" w:space="0"/>
+            <w:bottom w:val="single" w:color="000000" w:sz="2" w:space="0"/>
+            <w:right w:val="single" w:color="000000" w:sz="2" w:space="0"/>
+            <w:insideH w:val="single" w:color="000000" w:sz="2" w:space="0"/>
+            <w:insideV w:val="single" w:color="000000" w:sz="2" w:space="0"/>
+          </w:tblBorders>
           <w:tblCellMar>
             <w:top w:w="0" w:type="dxa"/>
             <w:left w:w="0" w:type="dxa"/>
@@ -4763,7 +4815,7 @@
           </w:tblCellMar>
         </w:tblPrEx>
         <w:trPr>
-          <w:trHeight w:val="657"/>
+          <w:trHeight w:val="657" w:hRule="atLeast"/>
         </w:trPr>
         <w:tc>
           <w:tcPr>
@@ -4774,14 +4826,14 @@
               <w:spacing w:before="177" w:line="221" w:lineRule="auto"/>
               <w:ind w:left="860"/>
               <w:rPr>
-                <w:rFonts w:ascii="仿宋" w:eastAsia="仿宋" w:hAnsi="仿宋" w:cs="仿宋"/>
-                <w:sz w:val="30"/>
-                <w:szCs w:val="30"/>
-              </w:rPr>
-            </w:pPr>
-            <w:r>
-              <w:rPr>
-                <w:rFonts w:ascii="仿宋" w:eastAsia="仿宋" w:hAnsi="仿宋" w:cs="仿宋"/>
+                <w:rFonts w:ascii="仿宋" w:hAnsi="仿宋" w:eastAsia="仿宋" w:cs="仿宋"/>
+                <w:sz w:val="30"/>
+                <w:szCs w:val="30"/>
+              </w:rPr>
+            </w:pPr>
+            <w:r>
+              <w:rPr>
+                <w:rFonts w:ascii="仿宋" w:hAnsi="仿宋" w:eastAsia="仿宋" w:cs="仿宋"/>
                 <w:spacing w:val="-9"/>
                 <w:sz w:val="30"/>
                 <w:szCs w:val="30"/>
@@ -4799,14 +4851,14 @@
               <w:spacing w:before="177" w:line="221" w:lineRule="auto"/>
               <w:ind w:left="1575"/>
               <w:rPr>
-                <w:rFonts w:ascii="仿宋" w:eastAsia="仿宋" w:hAnsi="仿宋" w:cs="仿宋"/>
-                <w:sz w:val="30"/>
-                <w:szCs w:val="30"/>
-              </w:rPr>
-            </w:pPr>
-            <w:r>
-              <w:rPr>
-                <w:rFonts w:ascii="仿宋" w:eastAsia="仿宋" w:hAnsi="仿宋" w:cs="仿宋"/>
+                <w:rFonts w:ascii="仿宋" w:hAnsi="仿宋" w:eastAsia="仿宋" w:cs="仿宋"/>
+                <w:sz w:val="30"/>
+                <w:szCs w:val="30"/>
+              </w:rPr>
+            </w:pPr>
+            <w:r>
+              <w:rPr>
+                <w:rFonts w:ascii="仿宋" w:hAnsi="仿宋" w:eastAsia="仿宋" w:cs="仿宋"/>
                 <w:spacing w:val="-9"/>
                 <w:sz w:val="30"/>
                 <w:szCs w:val="30"/>
@@ -4824,14 +4876,14 @@
               <w:spacing w:before="217" w:line="237" w:lineRule="auto"/>
               <w:ind w:left="708"/>
               <w:rPr>
-                <w:rFonts w:ascii="Arial" w:eastAsia="Arial" w:hAnsi="Arial" w:cs="Arial"/>
-                <w:sz w:val="30"/>
-                <w:szCs w:val="30"/>
-              </w:rPr>
-            </w:pPr>
-            <w:r>
-              <w:rPr>
-                <w:rFonts w:ascii="Arial" w:eastAsia="Arial" w:hAnsi="Arial" w:cs="Arial"/>
+                <w:rFonts w:ascii="Arial" w:hAnsi="Arial" w:eastAsia="Arial" w:cs="Arial"/>
+                <w:sz w:val="30"/>
+                <w:szCs w:val="30"/>
+              </w:rPr>
+            </w:pPr>
+            <w:r>
+              <w:rPr>
+                <w:rFonts w:ascii="Arial" w:hAnsi="Arial" w:eastAsia="Arial" w:cs="Arial"/>
                 <w:spacing w:val="-2"/>
                 <w:sz w:val="30"/>
                 <w:szCs w:val="30"/>
@@ -4843,9 +4895,14 @@
       </w:tr>
       <w:tr>
         <w:tblPrEx>
-          <w:tblW w:w="8286" w:type="dxa"/>
-          <w:tblInd w:w="17" w:type="dxa"/>
-          <w:tblLayout w:type="fixed"/>
+          <w:tblBorders>
+            <w:top w:val="single" w:color="000000" w:sz="2" w:space="0"/>
+            <w:left w:val="single" w:color="000000" w:sz="2" w:space="0"/>
+            <w:bottom w:val="single" w:color="000000" w:sz="2" w:space="0"/>
+            <w:right w:val="single" w:color="000000" w:sz="2" w:space="0"/>
+            <w:insideH w:val="single" w:color="000000" w:sz="2" w:space="0"/>
+            <w:insideV w:val="single" w:color="000000" w:sz="2" w:space="0"/>
+          </w:tblBorders>
           <w:tblCellMar>
             <w:top w:w="0" w:type="dxa"/>
             <w:left w:w="0" w:type="dxa"/>
@@ -4854,7 +4911,7 @@
           </w:tblCellMar>
         </w:tblPrEx>
         <w:trPr>
-          <w:trHeight w:val="659"/>
+          <w:trHeight w:val="659" w:hRule="atLeast"/>
         </w:trPr>
         <w:tc>
           <w:tcPr>
@@ -4865,7 +4922,7 @@
               <w:spacing w:before="180" w:line="218" w:lineRule="auto"/>
               <w:ind w:left="848"/>
               <w:rPr>
-                <w:rFonts w:ascii="仿宋" w:eastAsia="仿宋" w:hAnsi="仿宋" w:cs="仿宋" w:hint="eastAsia"/>
+                <w:rFonts w:hint="eastAsia" w:ascii="仿宋" w:hAnsi="仿宋" w:eastAsia="仿宋" w:cs="仿宋"/>
                 <w:sz w:val="30"/>
                 <w:szCs w:val="30"/>
                 <w:lang w:val="en-US" w:eastAsia="zh-CN"/>
@@ -4873,7 +4930,7 @@
             </w:pPr>
             <w:r>
               <w:rPr>
-                <w:rFonts w:ascii="仿宋" w:eastAsia="仿宋" w:hAnsi="仿宋" w:cs="仿宋" w:hint="eastAsia"/>
+                <w:rFonts w:hint="eastAsia" w:ascii="仿宋" w:hAnsi="仿宋" w:eastAsia="仿宋" w:cs="仿宋"/>
                 <w:sz w:val="30"/>
                 <w:szCs w:val="30"/>
                 <w:lang w:val="en-US" w:eastAsia="zh-CN"/>
@@ -4891,7 +4948,7 @@
               <w:spacing w:before="181" w:line="217" w:lineRule="auto"/>
               <w:ind w:left="514"/>
               <w:rPr>
-                <w:rFonts w:ascii="仿宋" w:eastAsia="仿宋" w:hAnsi="仿宋" w:cs="仿宋" w:hint="eastAsia"/>
+                <w:rFonts w:hint="eastAsia" w:ascii="仿宋" w:hAnsi="仿宋" w:eastAsia="仿宋" w:cs="仿宋"/>
                 <w:sz w:val="30"/>
                 <w:szCs w:val="30"/>
                 <w:lang w:val="en-US" w:eastAsia="zh-CN"/>
@@ -4899,7 +4956,7 @@
             </w:pPr>
             <w:r>
               <w:rPr>
-                <w:rFonts w:ascii="仿宋" w:eastAsia="仿宋" w:hAnsi="仿宋" w:cs="仿宋"/>
+                <w:rFonts w:ascii="仿宋" w:hAnsi="仿宋" w:eastAsia="仿宋" w:cs="仿宋"/>
                 <w:spacing w:val="-3"/>
                 <w:sz w:val="30"/>
                 <w:szCs w:val="30"/>
@@ -4908,7 +4965,7 @@
             </w:r>
             <w:r>
               <w:rPr>
-                <w:rFonts w:ascii="仿宋" w:eastAsia="仿宋" w:hAnsi="仿宋" w:cs="仿宋" w:hint="eastAsia"/>
+                <w:rFonts w:hint="eastAsia" w:ascii="仿宋" w:hAnsi="仿宋" w:eastAsia="仿宋" w:cs="仿宋"/>
                 <w:spacing w:val="-3"/>
                 <w:sz w:val="30"/>
                 <w:szCs w:val="30"/>
@@ -4927,14 +4984,14 @@
               <w:spacing w:before="220" w:line="237" w:lineRule="auto"/>
               <w:ind w:left="707"/>
               <w:rPr>
-                <w:rFonts w:ascii="Arial" w:eastAsia="Arial" w:hAnsi="Arial" w:cs="Arial"/>
-                <w:sz w:val="30"/>
-                <w:szCs w:val="30"/>
-              </w:rPr>
-            </w:pPr>
-            <w:r>
-              <w:rPr>
-                <w:rFonts w:ascii="Arial" w:eastAsia="Arial" w:hAnsi="Arial" w:cs="Arial"/>
+                <w:rFonts w:ascii="Arial" w:hAnsi="Arial" w:eastAsia="Arial" w:cs="Arial"/>
+                <w:sz w:val="30"/>
+                <w:szCs w:val="30"/>
+              </w:rPr>
+            </w:pPr>
+            <w:r>
+              <w:rPr>
+                <w:rFonts w:ascii="Arial" w:hAnsi="Arial" w:eastAsia="Arial" w:cs="Arial"/>
                 <w:spacing w:val="-2"/>
                 <w:sz w:val="30"/>
                 <w:szCs w:val="30"/>
@@ -4946,9 +5003,14 @@
       </w:tr>
       <w:tr>
         <w:tblPrEx>
-          <w:tblW w:w="8286" w:type="dxa"/>
-          <w:tblInd w:w="17" w:type="dxa"/>
-          <w:tblLayout w:type="fixed"/>
+          <w:tblBorders>
+            <w:top w:val="single" w:color="000000" w:sz="2" w:space="0"/>
+            <w:left w:val="single" w:color="000000" w:sz="2" w:space="0"/>
+            <w:bottom w:val="single" w:color="000000" w:sz="2" w:space="0"/>
+            <w:right w:val="single" w:color="000000" w:sz="2" w:space="0"/>
+            <w:insideH w:val="single" w:color="000000" w:sz="2" w:space="0"/>
+            <w:insideV w:val="single" w:color="000000" w:sz="2" w:space="0"/>
+          </w:tblBorders>
           <w:tblCellMar>
             <w:top w:w="0" w:type="dxa"/>
             <w:left w:w="0" w:type="dxa"/>
@@ -4957,7 +5019,7 @@
           </w:tblCellMar>
         </w:tblPrEx>
         <w:trPr>
-          <w:trHeight w:val="660"/>
+          <w:trHeight w:val="660" w:hRule="atLeast"/>
         </w:trPr>
         <w:tc>
           <w:tcPr>
@@ -4968,7 +5030,7 @@
               <w:spacing w:before="179" w:line="218" w:lineRule="auto"/>
               <w:ind w:left="704"/>
               <w:rPr>
-                <w:rFonts w:ascii="仿宋" w:eastAsia="仿宋" w:hAnsi="仿宋" w:cs="仿宋" w:hint="eastAsia"/>
+                <w:rFonts w:hint="eastAsia" w:ascii="仿宋" w:hAnsi="仿宋" w:eastAsia="仿宋" w:cs="仿宋"/>
                 <w:sz w:val="30"/>
                 <w:szCs w:val="30"/>
                 <w:lang w:val="en-US" w:eastAsia="zh-CN"/>
@@ -4976,7 +5038,7 @@
             </w:pPr>
             <w:r>
               <w:rPr>
-                <w:rFonts w:ascii="仿宋" w:eastAsia="仿宋" w:hAnsi="仿宋" w:cs="仿宋"/>
+                <w:rFonts w:ascii="仿宋" w:hAnsi="仿宋" w:eastAsia="仿宋" w:cs="仿宋"/>
                 <w:spacing w:val="-10"/>
                 <w:sz w:val="30"/>
                 <w:szCs w:val="30"/>
@@ -4985,7 +5047,7 @@
             </w:r>
             <w:r>
               <w:rPr>
-                <w:rFonts w:ascii="仿宋" w:eastAsia="仿宋" w:hAnsi="仿宋" w:cs="仿宋" w:hint="eastAsia"/>
+                <w:rFonts w:hint="eastAsia" w:ascii="仿宋" w:hAnsi="仿宋" w:eastAsia="仿宋" w:cs="仿宋"/>
                 <w:spacing w:val="-10"/>
                 <w:sz w:val="30"/>
                 <w:szCs w:val="30"/>
@@ -5004,7 +5066,7 @@
               <w:spacing w:before="180" w:line="217" w:lineRule="auto"/>
               <w:ind w:left="363"/>
               <w:rPr>
-                <w:rFonts w:ascii="仿宋" w:eastAsia="仿宋" w:hAnsi="仿宋" w:cs="仿宋" w:hint="eastAsia"/>
+                <w:rFonts w:hint="eastAsia" w:ascii="仿宋" w:hAnsi="仿宋" w:eastAsia="仿宋" w:cs="仿宋"/>
                 <w:sz w:val="30"/>
                 <w:szCs w:val="30"/>
                 <w:lang w:val="en-US" w:eastAsia="zh-CN"/>
@@ -5012,7 +5074,7 @@
             </w:pPr>
             <w:r>
               <w:rPr>
-                <w:rFonts w:ascii="仿宋" w:eastAsia="仿宋" w:hAnsi="仿宋" w:cs="仿宋"/>
+                <w:rFonts w:ascii="仿宋" w:hAnsi="仿宋" w:eastAsia="仿宋" w:cs="仿宋"/>
                 <w:spacing w:val="-3"/>
                 <w:sz w:val="30"/>
                 <w:szCs w:val="30"/>
@@ -5021,7 +5083,7 @@
             </w:r>
             <w:r>
               <w:rPr>
-                <w:rFonts w:ascii="仿宋" w:eastAsia="仿宋" w:hAnsi="仿宋" w:cs="仿宋" w:hint="eastAsia"/>
+                <w:rFonts w:hint="eastAsia" w:ascii="仿宋" w:hAnsi="仿宋" w:eastAsia="仿宋" w:cs="仿宋"/>
                 <w:spacing w:val="-3"/>
                 <w:sz w:val="30"/>
                 <w:szCs w:val="30"/>
@@ -5040,14 +5102,14 @@
               <w:spacing w:before="219" w:line="237" w:lineRule="auto"/>
               <w:ind w:left="780"/>
               <w:rPr>
-                <w:rFonts w:ascii="Arial" w:eastAsia="Arial" w:hAnsi="Arial" w:cs="Arial"/>
-                <w:sz w:val="30"/>
-                <w:szCs w:val="30"/>
-              </w:rPr>
-            </w:pPr>
-            <w:r>
-              <w:rPr>
-                <w:rFonts w:ascii="Arial" w:eastAsia="Arial" w:hAnsi="Arial" w:cs="Arial"/>
+                <w:rFonts w:ascii="Arial" w:hAnsi="Arial" w:eastAsia="Arial" w:cs="Arial"/>
+                <w:sz w:val="30"/>
+                <w:szCs w:val="30"/>
+              </w:rPr>
+            </w:pPr>
+            <w:r>
+              <w:rPr>
+                <w:rFonts w:ascii="Arial" w:hAnsi="Arial" w:eastAsia="Arial" w:cs="Arial"/>
                 <w:spacing w:val="-1"/>
                 <w:sz w:val="30"/>
                 <w:szCs w:val="30"/>
@@ -5059,9 +5121,14 @@
       </w:tr>
       <w:tr>
         <w:tblPrEx>
-          <w:tblW w:w="8286" w:type="dxa"/>
-          <w:tblInd w:w="17" w:type="dxa"/>
-          <w:tblLayout w:type="fixed"/>
+          <w:tblBorders>
+            <w:top w:val="single" w:color="000000" w:sz="2" w:space="0"/>
+            <w:left w:val="single" w:color="000000" w:sz="2" w:space="0"/>
+            <w:bottom w:val="single" w:color="000000" w:sz="2" w:space="0"/>
+            <w:right w:val="single" w:color="000000" w:sz="2" w:space="0"/>
+            <w:insideH w:val="single" w:color="000000" w:sz="2" w:space="0"/>
+            <w:insideV w:val="single" w:color="000000" w:sz="2" w:space="0"/>
+          </w:tblBorders>
           <w:tblCellMar>
             <w:top w:w="0" w:type="dxa"/>
             <w:left w:w="0" w:type="dxa"/>
@@ -5070,7 +5137,7 @@
           </w:tblCellMar>
         </w:tblPrEx>
         <w:trPr>
-          <w:trHeight w:val="657"/>
+          <w:trHeight w:val="657" w:hRule="atLeast"/>
         </w:trPr>
         <w:tc>
           <w:tcPr>
@@ -5081,14 +5148,14 @@
               <w:spacing w:before="178" w:line="219" w:lineRule="auto"/>
               <w:ind w:left="697"/>
               <w:rPr>
-                <w:rFonts w:ascii="仿宋" w:eastAsia="仿宋" w:hAnsi="仿宋" w:cs="仿宋"/>
-                <w:sz w:val="30"/>
-                <w:szCs w:val="30"/>
-              </w:rPr>
-            </w:pPr>
-            <w:r>
-              <w:rPr>
-                <w:rFonts w:ascii="仿宋" w:eastAsia="仿宋" w:hAnsi="仿宋" w:cs="仿宋"/>
+                <w:rFonts w:ascii="仿宋" w:hAnsi="仿宋" w:eastAsia="仿宋" w:cs="仿宋"/>
+                <w:sz w:val="30"/>
+                <w:szCs w:val="30"/>
+              </w:rPr>
+            </w:pPr>
+            <w:r>
+              <w:rPr>
+                <w:rFonts w:ascii="仿宋" w:hAnsi="仿宋" w:eastAsia="仿宋" w:cs="仿宋"/>
                 <w:spacing w:val="-5"/>
                 <w:sz w:val="30"/>
                 <w:szCs w:val="30"/>
@@ -5106,14 +5173,14 @@
               <w:spacing w:before="178" w:line="219" w:lineRule="auto"/>
               <w:ind w:left="1414"/>
               <w:rPr>
-                <w:rFonts w:ascii="仿宋" w:eastAsia="仿宋" w:hAnsi="仿宋" w:cs="仿宋"/>
-                <w:sz w:val="30"/>
-                <w:szCs w:val="30"/>
-              </w:rPr>
-            </w:pPr>
-            <w:r>
-              <w:rPr>
-                <w:rFonts w:ascii="仿宋" w:eastAsia="仿宋" w:hAnsi="仿宋" w:cs="仿宋"/>
+                <w:rFonts w:ascii="仿宋" w:hAnsi="仿宋" w:eastAsia="仿宋" w:cs="仿宋"/>
+                <w:sz w:val="30"/>
+                <w:szCs w:val="30"/>
+              </w:rPr>
+            </w:pPr>
+            <w:r>
+              <w:rPr>
+                <w:rFonts w:ascii="仿宋" w:hAnsi="仿宋" w:eastAsia="仿宋" w:cs="仿宋"/>
                 <w:spacing w:val="-5"/>
                 <w:sz w:val="30"/>
                 <w:szCs w:val="30"/>
@@ -5131,14 +5198,14 @@
               <w:spacing w:before="219" w:line="237" w:lineRule="auto"/>
               <w:ind w:left="780"/>
               <w:rPr>
-                <w:rFonts w:ascii="Arial" w:eastAsia="Arial" w:hAnsi="Arial" w:cs="Arial"/>
-                <w:sz w:val="30"/>
-                <w:szCs w:val="30"/>
-              </w:rPr>
-            </w:pPr>
-            <w:r>
-              <w:rPr>
-                <w:rFonts w:ascii="Arial" w:eastAsia="Arial" w:hAnsi="Arial" w:cs="Arial"/>
+                <w:rFonts w:ascii="Arial" w:hAnsi="Arial" w:eastAsia="Arial" w:cs="Arial"/>
+                <w:sz w:val="30"/>
+                <w:szCs w:val="30"/>
+              </w:rPr>
+            </w:pPr>
+            <w:r>
+              <w:rPr>
+                <w:rFonts w:ascii="Arial" w:hAnsi="Arial" w:eastAsia="Arial" w:cs="Arial"/>
                 <w:spacing w:val="-1"/>
                 <w:sz w:val="30"/>
                 <w:szCs w:val="30"/>
@@ -5150,9 +5217,14 @@
       </w:tr>
       <w:tr>
         <w:tblPrEx>
-          <w:tblW w:w="8286" w:type="dxa"/>
-          <w:tblInd w:w="17" w:type="dxa"/>
-          <w:tblLayout w:type="fixed"/>
+          <w:tblBorders>
+            <w:top w:val="single" w:color="000000" w:sz="2" w:space="0"/>
+            <w:left w:val="single" w:color="000000" w:sz="2" w:space="0"/>
+            <w:bottom w:val="single" w:color="000000" w:sz="2" w:space="0"/>
+            <w:right w:val="single" w:color="000000" w:sz="2" w:space="0"/>
+            <w:insideH w:val="single" w:color="000000" w:sz="2" w:space="0"/>
+            <w:insideV w:val="single" w:color="000000" w:sz="2" w:space="0"/>
+          </w:tblBorders>
           <w:tblCellMar>
             <w:top w:w="0" w:type="dxa"/>
             <w:left w:w="0" w:type="dxa"/>
@@ -5161,7 +5233,7 @@
           </w:tblCellMar>
         </w:tblPrEx>
         <w:trPr>
-          <w:trHeight w:val="660"/>
+          <w:trHeight w:val="660" w:hRule="atLeast"/>
         </w:trPr>
         <w:tc>
           <w:tcPr>
@@ -5172,14 +5244,14 @@
               <w:spacing w:before="181" w:line="219" w:lineRule="auto"/>
               <w:ind w:left="555"/>
               <w:rPr>
-                <w:rFonts w:ascii="仿宋" w:eastAsia="仿宋" w:hAnsi="仿宋" w:cs="仿宋"/>
-                <w:sz w:val="30"/>
-                <w:szCs w:val="30"/>
-              </w:rPr>
-            </w:pPr>
-            <w:r>
-              <w:rPr>
-                <w:rFonts w:ascii="仿宋" w:eastAsia="仿宋" w:hAnsi="仿宋" w:cs="仿宋"/>
+                <w:rFonts w:ascii="仿宋" w:hAnsi="仿宋" w:eastAsia="仿宋" w:cs="仿宋"/>
+                <w:sz w:val="30"/>
+                <w:szCs w:val="30"/>
+              </w:rPr>
+            </w:pPr>
+            <w:r>
+              <w:rPr>
+                <w:rFonts w:ascii="仿宋" w:hAnsi="仿宋" w:eastAsia="仿宋" w:cs="仿宋"/>
                 <w:spacing w:val="-6"/>
                 <w:sz w:val="30"/>
                 <w:szCs w:val="30"/>
@@ -5197,14 +5269,14 @@
               <w:spacing w:before="181" w:line="219" w:lineRule="auto"/>
               <w:ind w:left="1270"/>
               <w:rPr>
-                <w:rFonts w:ascii="仿宋" w:eastAsia="仿宋" w:hAnsi="仿宋" w:cs="仿宋"/>
-                <w:sz w:val="30"/>
-                <w:szCs w:val="30"/>
-              </w:rPr>
-            </w:pPr>
-            <w:r>
-              <w:rPr>
-                <w:rFonts w:ascii="仿宋" w:eastAsia="仿宋" w:hAnsi="仿宋" w:cs="仿宋"/>
+                <w:rFonts w:ascii="仿宋" w:hAnsi="仿宋" w:eastAsia="仿宋" w:cs="仿宋"/>
+                <w:sz w:val="30"/>
+                <w:szCs w:val="30"/>
+              </w:rPr>
+            </w:pPr>
+            <w:r>
+              <w:rPr>
+                <w:rFonts w:ascii="仿宋" w:hAnsi="仿宋" w:eastAsia="仿宋" w:cs="仿宋"/>
                 <w:spacing w:val="-6"/>
                 <w:sz w:val="30"/>
                 <w:szCs w:val="30"/>
@@ -5222,14 +5294,14 @@
               <w:spacing w:before="222" w:line="237" w:lineRule="auto"/>
               <w:ind w:left="780"/>
               <w:rPr>
-                <w:rFonts w:ascii="Arial" w:eastAsia="Arial" w:hAnsi="Arial" w:cs="Arial"/>
-                <w:sz w:val="30"/>
-                <w:szCs w:val="30"/>
-              </w:rPr>
-            </w:pPr>
-            <w:r>
-              <w:rPr>
-                <w:rFonts w:ascii="Arial" w:eastAsia="Arial" w:hAnsi="Arial" w:cs="Arial"/>
+                <w:rFonts w:ascii="Arial" w:hAnsi="Arial" w:eastAsia="Arial" w:cs="Arial"/>
+                <w:sz w:val="30"/>
+                <w:szCs w:val="30"/>
+              </w:rPr>
+            </w:pPr>
+            <w:r>
+              <w:rPr>
+                <w:rFonts w:ascii="Arial" w:hAnsi="Arial" w:eastAsia="Arial" w:cs="Arial"/>
                 <w:spacing w:val="-1"/>
                 <w:sz w:val="30"/>
                 <w:szCs w:val="30"/>
@@ -5241,9 +5313,14 @@
       </w:tr>
       <w:tr>
         <w:tblPrEx>
-          <w:tblW w:w="8286" w:type="dxa"/>
-          <w:tblInd w:w="17" w:type="dxa"/>
-          <w:tblLayout w:type="fixed"/>
+          <w:tblBorders>
+            <w:top w:val="single" w:color="000000" w:sz="2" w:space="0"/>
+            <w:left w:val="single" w:color="000000" w:sz="2" w:space="0"/>
+            <w:bottom w:val="single" w:color="000000" w:sz="2" w:space="0"/>
+            <w:right w:val="single" w:color="000000" w:sz="2" w:space="0"/>
+            <w:insideH w:val="single" w:color="000000" w:sz="2" w:space="0"/>
+            <w:insideV w:val="single" w:color="000000" w:sz="2" w:space="0"/>
+          </w:tblBorders>
           <w:tblCellMar>
             <w:top w:w="0" w:type="dxa"/>
             <w:left w:w="0" w:type="dxa"/>
@@ -5252,7 +5329,7 @@
           </w:tblCellMar>
         </w:tblPrEx>
         <w:trPr>
-          <w:trHeight w:val="659"/>
+          <w:trHeight w:val="659" w:hRule="atLeast"/>
         </w:trPr>
         <w:tc>
           <w:tcPr>
@@ -5263,14 +5340,14 @@
               <w:spacing w:before="178" w:line="220" w:lineRule="auto"/>
               <w:ind w:left="257"/>
               <w:rPr>
-                <w:rFonts w:ascii="仿宋" w:eastAsia="仿宋" w:hAnsi="仿宋" w:cs="仿宋"/>
-                <w:sz w:val="30"/>
-                <w:szCs w:val="30"/>
-              </w:rPr>
-            </w:pPr>
-            <w:r>
-              <w:rPr>
-                <w:rFonts w:ascii="仿宋" w:eastAsia="仿宋" w:hAnsi="仿宋" w:cs="仿宋"/>
+                <w:rFonts w:ascii="仿宋" w:hAnsi="仿宋" w:eastAsia="仿宋" w:cs="仿宋"/>
+                <w:sz w:val="30"/>
+                <w:szCs w:val="30"/>
+              </w:rPr>
+            </w:pPr>
+            <w:r>
+              <w:rPr>
+                <w:rFonts w:ascii="仿宋" w:hAnsi="仿宋" w:eastAsia="仿宋" w:cs="仿宋"/>
                 <w:spacing w:val="-5"/>
                 <w:sz w:val="30"/>
                 <w:szCs w:val="30"/>
@@ -5288,14 +5365,14 @@
               <w:spacing w:before="178" w:line="220" w:lineRule="auto"/>
               <w:ind w:left="971"/>
               <w:rPr>
-                <w:rFonts w:ascii="仿宋" w:eastAsia="仿宋" w:hAnsi="仿宋" w:cs="仿宋"/>
-                <w:sz w:val="30"/>
-                <w:szCs w:val="30"/>
-              </w:rPr>
-            </w:pPr>
-            <w:r>
-              <w:rPr>
-                <w:rFonts w:ascii="仿宋" w:eastAsia="仿宋" w:hAnsi="仿宋" w:cs="仿宋"/>
+                <w:rFonts w:ascii="仿宋" w:hAnsi="仿宋" w:eastAsia="仿宋" w:cs="仿宋"/>
+                <w:sz w:val="30"/>
+                <w:szCs w:val="30"/>
+              </w:rPr>
+            </w:pPr>
+            <w:r>
+              <w:rPr>
+                <w:rFonts w:ascii="仿宋" w:hAnsi="仿宋" w:eastAsia="仿宋" w:cs="仿宋"/>
                 <w:spacing w:val="-5"/>
                 <w:sz w:val="30"/>
                 <w:szCs w:val="30"/>
@@ -5313,14 +5390,14 @@
               <w:spacing w:before="219" w:line="237" w:lineRule="auto"/>
               <w:ind w:left="788"/>
               <w:rPr>
-                <w:rFonts w:ascii="Arial" w:eastAsia="Arial" w:hAnsi="Arial" w:cs="Arial"/>
-                <w:sz w:val="30"/>
-                <w:szCs w:val="30"/>
-              </w:rPr>
-            </w:pPr>
-            <w:r>
-              <w:rPr>
-                <w:rFonts w:ascii="Arial" w:eastAsia="Arial" w:hAnsi="Arial" w:cs="Arial"/>
+                <w:rFonts w:ascii="Arial" w:hAnsi="Arial" w:eastAsia="Arial" w:cs="Arial"/>
+                <w:sz w:val="30"/>
+                <w:szCs w:val="30"/>
+              </w:rPr>
+            </w:pPr>
+            <w:r>
+              <w:rPr>
+                <w:rFonts w:ascii="Arial" w:hAnsi="Arial" w:eastAsia="Arial" w:cs="Arial"/>
                 <w:spacing w:val="-2"/>
                 <w:sz w:val="30"/>
                 <w:szCs w:val="30"/>
@@ -5332,9 +5409,14 @@
       </w:tr>
       <w:tr>
         <w:tblPrEx>
-          <w:tblW w:w="8286" w:type="dxa"/>
-          <w:tblInd w:w="17" w:type="dxa"/>
-          <w:tblLayout w:type="fixed"/>
+          <w:tblBorders>
+            <w:top w:val="single" w:color="000000" w:sz="2" w:space="0"/>
+            <w:left w:val="single" w:color="000000" w:sz="2" w:space="0"/>
+            <w:bottom w:val="single" w:color="000000" w:sz="2" w:space="0"/>
+            <w:right w:val="single" w:color="000000" w:sz="2" w:space="0"/>
+            <w:insideH w:val="single" w:color="000000" w:sz="2" w:space="0"/>
+            <w:insideV w:val="single" w:color="000000" w:sz="2" w:space="0"/>
+          </w:tblBorders>
           <w:tblCellMar>
             <w:top w:w="0" w:type="dxa"/>
             <w:left w:w="0" w:type="dxa"/>
@@ -5343,7 +5425,7 @@
           </w:tblCellMar>
         </w:tblPrEx>
         <w:trPr>
-          <w:trHeight w:val="657"/>
+          <w:trHeight w:val="657" w:hRule="atLeast"/>
         </w:trPr>
         <w:tc>
           <w:tcPr>
@@ -5354,14 +5436,14 @@
               <w:spacing w:before="180" w:line="218" w:lineRule="auto"/>
               <w:ind w:left="286"/>
               <w:rPr>
-                <w:rFonts w:ascii="仿宋" w:eastAsia="仿宋" w:hAnsi="仿宋" w:cs="仿宋"/>
-                <w:sz w:val="30"/>
-                <w:szCs w:val="30"/>
-              </w:rPr>
-            </w:pPr>
-            <w:r>
-              <w:rPr>
-                <w:rFonts w:ascii="仿宋" w:eastAsia="仿宋" w:hAnsi="仿宋" w:cs="仿宋"/>
+                <w:rFonts w:ascii="仿宋" w:hAnsi="仿宋" w:eastAsia="仿宋" w:cs="仿宋"/>
+                <w:sz w:val="30"/>
+                <w:szCs w:val="30"/>
+              </w:rPr>
+            </w:pPr>
+            <w:r>
+              <w:rPr>
+                <w:rFonts w:ascii="仿宋" w:hAnsi="仿宋" w:eastAsia="仿宋" w:cs="仿宋"/>
                 <w:spacing w:val="-9"/>
                 <w:sz w:val="30"/>
                 <w:szCs w:val="30"/>
@@ -5379,14 +5461,14 @@
               <w:spacing w:before="180" w:line="218" w:lineRule="auto"/>
               <w:ind w:left="1000"/>
               <w:rPr>
-                <w:rFonts w:ascii="仿宋" w:eastAsia="仿宋" w:hAnsi="仿宋" w:cs="仿宋"/>
-                <w:sz w:val="30"/>
-                <w:szCs w:val="30"/>
-              </w:rPr>
-            </w:pPr>
-            <w:r>
-              <w:rPr>
-                <w:rFonts w:ascii="仿宋" w:eastAsia="仿宋" w:hAnsi="仿宋" w:cs="仿宋"/>
+                <w:rFonts w:ascii="仿宋" w:hAnsi="仿宋" w:eastAsia="仿宋" w:cs="仿宋"/>
+                <w:sz w:val="30"/>
+                <w:szCs w:val="30"/>
+              </w:rPr>
+            </w:pPr>
+            <w:r>
+              <w:rPr>
+                <w:rFonts w:ascii="仿宋" w:hAnsi="仿宋" w:eastAsia="仿宋" w:cs="仿宋"/>
                 <w:spacing w:val="-9"/>
                 <w:sz w:val="30"/>
                 <w:szCs w:val="30"/>
@@ -5404,14 +5486,14 @@
               <w:spacing w:before="220" w:line="237" w:lineRule="auto"/>
               <w:ind w:left="788"/>
               <w:rPr>
-                <w:rFonts w:ascii="Arial" w:eastAsia="Arial" w:hAnsi="Arial" w:cs="Arial"/>
-                <w:sz w:val="30"/>
-                <w:szCs w:val="30"/>
-              </w:rPr>
-            </w:pPr>
-            <w:r>
-              <w:rPr>
-                <w:rFonts w:ascii="Arial" w:eastAsia="Arial" w:hAnsi="Arial" w:cs="Arial"/>
+                <w:rFonts w:ascii="Arial" w:hAnsi="Arial" w:eastAsia="Arial" w:cs="Arial"/>
+                <w:sz w:val="30"/>
+                <w:szCs w:val="30"/>
+              </w:rPr>
+            </w:pPr>
+            <w:r>
+              <w:rPr>
+                <w:rFonts w:ascii="Arial" w:hAnsi="Arial" w:eastAsia="Arial" w:cs="Arial"/>
                 <w:spacing w:val="-2"/>
                 <w:sz w:val="30"/>
                 <w:szCs w:val="30"/>
@@ -5423,9 +5505,14 @@
       </w:tr>
       <w:tr>
         <w:tblPrEx>
-          <w:tblW w:w="8286" w:type="dxa"/>
-          <w:tblInd w:w="17" w:type="dxa"/>
-          <w:tblLayout w:type="fixed"/>
+          <w:tblBorders>
+            <w:top w:val="single" w:color="000000" w:sz="2" w:space="0"/>
+            <w:left w:val="single" w:color="000000" w:sz="2" w:space="0"/>
+            <w:bottom w:val="single" w:color="000000" w:sz="2" w:space="0"/>
+            <w:right w:val="single" w:color="000000" w:sz="2" w:space="0"/>
+            <w:insideH w:val="single" w:color="000000" w:sz="2" w:space="0"/>
+            <w:insideV w:val="single" w:color="000000" w:sz="2" w:space="0"/>
+          </w:tblBorders>
           <w:tblCellMar>
             <w:top w:w="0" w:type="dxa"/>
             <w:left w:w="0" w:type="dxa"/>
@@ -5434,7 +5521,7 @@
           </w:tblCellMar>
         </w:tblPrEx>
         <w:trPr>
-          <w:trHeight w:val="660"/>
+          <w:trHeight w:val="660" w:hRule="atLeast"/>
         </w:trPr>
         <w:tc>
           <w:tcPr>
@@ -5445,14 +5532,14 @@
               <w:spacing w:before="183" w:line="219" w:lineRule="auto"/>
               <w:ind w:left="247"/>
               <w:rPr>
-                <w:rFonts w:ascii="仿宋" w:eastAsia="仿宋" w:hAnsi="仿宋" w:cs="仿宋"/>
-                <w:sz w:val="30"/>
-                <w:szCs w:val="30"/>
-              </w:rPr>
-            </w:pPr>
-            <w:r>
-              <w:rPr>
-                <w:rFonts w:ascii="仿宋" w:eastAsia="仿宋" w:hAnsi="仿宋" w:cs="仿宋"/>
+                <w:rFonts w:ascii="仿宋" w:hAnsi="仿宋" w:eastAsia="仿宋" w:cs="仿宋"/>
+                <w:sz w:val="30"/>
+                <w:szCs w:val="30"/>
+              </w:rPr>
+            </w:pPr>
+            <w:r>
+              <w:rPr>
+                <w:rFonts w:ascii="仿宋" w:hAnsi="仿宋" w:eastAsia="仿宋" w:cs="仿宋"/>
                 <w:spacing w:val="-3"/>
                 <w:sz w:val="30"/>
                 <w:szCs w:val="30"/>
@@ -5470,14 +5557,14 @@
               <w:spacing w:before="183" w:line="219" w:lineRule="auto"/>
               <w:ind w:left="962"/>
               <w:rPr>
-                <w:rFonts w:ascii="仿宋" w:eastAsia="仿宋" w:hAnsi="仿宋" w:cs="仿宋"/>
-                <w:sz w:val="30"/>
-                <w:szCs w:val="30"/>
-              </w:rPr>
-            </w:pPr>
-            <w:r>
-              <w:rPr>
-                <w:rFonts w:ascii="仿宋" w:eastAsia="仿宋" w:hAnsi="仿宋" w:cs="仿宋"/>
+                <w:rFonts w:ascii="仿宋" w:hAnsi="仿宋" w:eastAsia="仿宋" w:cs="仿宋"/>
+                <w:sz w:val="30"/>
+                <w:szCs w:val="30"/>
+              </w:rPr>
+            </w:pPr>
+            <w:r>
+              <w:rPr>
+                <w:rFonts w:ascii="仿宋" w:hAnsi="仿宋" w:eastAsia="仿宋" w:cs="仿宋"/>
                 <w:spacing w:val="-3"/>
                 <w:sz w:val="30"/>
                 <w:szCs w:val="30"/>
@@ -5495,14 +5582,14 @@
               <w:spacing w:before="223" w:line="237" w:lineRule="auto"/>
               <w:ind w:left="785"/>
               <w:rPr>
-                <w:rFonts w:ascii="Arial" w:eastAsia="Arial" w:hAnsi="Arial" w:cs="Arial"/>
-                <w:sz w:val="30"/>
-                <w:szCs w:val="30"/>
-              </w:rPr>
-            </w:pPr>
-            <w:r>
-              <w:rPr>
-                <w:rFonts w:ascii="Arial" w:eastAsia="Arial" w:hAnsi="Arial" w:cs="Arial"/>
+                <w:rFonts w:ascii="Arial" w:hAnsi="Arial" w:eastAsia="Arial" w:cs="Arial"/>
+                <w:sz w:val="30"/>
+                <w:szCs w:val="30"/>
+              </w:rPr>
+            </w:pPr>
+            <w:r>
+              <w:rPr>
+                <w:rFonts w:ascii="Arial" w:hAnsi="Arial" w:eastAsia="Arial" w:cs="Arial"/>
                 <w:spacing w:val="-2"/>
                 <w:sz w:val="30"/>
                 <w:szCs w:val="30"/>
@@ -5514,9 +5601,14 @@
       </w:tr>
       <w:tr>
         <w:tblPrEx>
-          <w:tblW w:w="8286" w:type="dxa"/>
-          <w:tblInd w:w="17" w:type="dxa"/>
-          <w:tblLayout w:type="fixed"/>
+          <w:tblBorders>
+            <w:top w:val="single" w:color="000000" w:sz="2" w:space="0"/>
+            <w:left w:val="single" w:color="000000" w:sz="2" w:space="0"/>
+            <w:bottom w:val="single" w:color="000000" w:sz="2" w:space="0"/>
+            <w:right w:val="single" w:color="000000" w:sz="2" w:space="0"/>
+            <w:insideH w:val="single" w:color="000000" w:sz="2" w:space="0"/>
+            <w:insideV w:val="single" w:color="000000" w:sz="2" w:space="0"/>
+          </w:tblBorders>
           <w:tblCellMar>
             <w:top w:w="0" w:type="dxa"/>
             <w:left w:w="0" w:type="dxa"/>
@@ -5525,7 +5617,7 @@
           </w:tblCellMar>
         </w:tblPrEx>
         <w:trPr>
-          <w:trHeight w:val="660"/>
+          <w:trHeight w:val="660" w:hRule="atLeast"/>
         </w:trPr>
         <w:tc>
           <w:tcPr>
@@ -5537,7 +5629,7 @@
               <w:spacing w:before="180" w:line="220" w:lineRule="auto"/>
               <w:ind w:left="557" w:leftChars="0"/>
               <w:rPr>
-                <w:rFonts w:ascii="仿宋" w:eastAsia="仿宋" w:hAnsi="仿宋" w:cs="仿宋"/>
+                <w:rFonts w:ascii="仿宋" w:hAnsi="仿宋" w:eastAsia="仿宋" w:cs="仿宋"/>
                 <w:snapToGrid w:val="0"/>
                 <w:color w:val="000000"/>
                 <w:kern w:val="0"/>
@@ -5548,7 +5640,7 @@
             </w:pPr>
             <w:r>
               <w:rPr>
-                <w:rFonts w:ascii="仿宋" w:eastAsia="仿宋" w:hAnsi="仿宋" w:cs="仿宋"/>
+                <w:rFonts w:ascii="仿宋" w:hAnsi="仿宋" w:eastAsia="仿宋" w:cs="仿宋"/>
                 <w:spacing w:val="-6"/>
                 <w:sz w:val="30"/>
                 <w:szCs w:val="30"/>
@@ -5567,7 +5659,7 @@
               <w:spacing w:before="181" w:line="217" w:lineRule="auto"/>
               <w:ind w:left="514" w:leftChars="0"/>
               <w:rPr>
-                <w:rFonts w:ascii="仿宋" w:eastAsia="仿宋" w:hAnsi="仿宋" w:cs="仿宋"/>
+                <w:rFonts w:ascii="仿宋" w:hAnsi="仿宋" w:eastAsia="仿宋" w:cs="仿宋"/>
                 <w:snapToGrid w:val="0"/>
                 <w:color w:val="000000"/>
                 <w:kern w:val="0"/>
@@ -5578,7 +5670,7 @@
             </w:pPr>
             <w:r>
               <w:rPr>
-                <w:rFonts w:ascii="仿宋" w:eastAsia="仿宋" w:hAnsi="仿宋" w:cs="仿宋"/>
+                <w:rFonts w:ascii="仿宋" w:hAnsi="仿宋" w:eastAsia="仿宋" w:cs="仿宋"/>
                 <w:spacing w:val="-3"/>
                 <w:sz w:val="30"/>
                 <w:szCs w:val="30"/>
@@ -5597,7 +5689,7 @@
               <w:spacing w:before="220" w:line="237" w:lineRule="auto"/>
               <w:ind w:left="788" w:leftChars="0"/>
               <w:rPr>
-                <w:rFonts w:ascii="Arial" w:eastAsia="Arial" w:hAnsi="Arial" w:cs="Arial"/>
+                <w:rFonts w:ascii="Arial" w:hAnsi="Arial" w:eastAsia="Arial" w:cs="Arial"/>
                 <w:snapToGrid w:val="0"/>
                 <w:color w:val="000000"/>
                 <w:kern w:val="0"/>
@@ -5608,7 +5700,7 @@
             </w:pPr>
             <w:r>
               <w:rPr>
-                <w:rFonts w:ascii="Arial" w:eastAsia="Arial" w:hAnsi="Arial" w:cs="Arial"/>
+                <w:rFonts w:ascii="Arial" w:hAnsi="Arial" w:eastAsia="Arial" w:cs="Arial"/>
                 <w:spacing w:val="-2"/>
                 <w:sz w:val="30"/>
                 <w:szCs w:val="30"/>
@@ -5620,9 +5712,14 @@
       </w:tr>
       <w:tr>
         <w:tblPrEx>
-          <w:tblW w:w="8286" w:type="dxa"/>
-          <w:tblInd w:w="17" w:type="dxa"/>
-          <w:tblLayout w:type="fixed"/>
+          <w:tblBorders>
+            <w:top w:val="single" w:color="000000" w:sz="2" w:space="0"/>
+            <w:left w:val="single" w:color="000000" w:sz="2" w:space="0"/>
+            <w:bottom w:val="single" w:color="000000" w:sz="2" w:space="0"/>
+            <w:right w:val="single" w:color="000000" w:sz="2" w:space="0"/>
+            <w:insideH w:val="single" w:color="000000" w:sz="2" w:space="0"/>
+            <w:insideV w:val="single" w:color="000000" w:sz="2" w:space="0"/>
+          </w:tblBorders>
           <w:tblCellMar>
             <w:top w:w="0" w:type="dxa"/>
             <w:left w:w="0" w:type="dxa"/>
@@ -5631,7 +5728,7 @@
           </w:tblCellMar>
         </w:tblPrEx>
         <w:trPr>
-          <w:trHeight w:val="660"/>
+          <w:trHeight w:val="660" w:hRule="atLeast"/>
         </w:trPr>
         <w:tc>
           <w:tcPr>
@@ -5643,7 +5740,7 @@
               <w:spacing w:before="181" w:line="218" w:lineRule="auto"/>
               <w:ind w:left="586" w:leftChars="0"/>
               <w:rPr>
-                <w:rFonts w:ascii="仿宋" w:eastAsia="仿宋" w:hAnsi="仿宋" w:cs="仿宋"/>
+                <w:rFonts w:ascii="仿宋" w:hAnsi="仿宋" w:eastAsia="仿宋" w:cs="仿宋"/>
                 <w:snapToGrid w:val="0"/>
                 <w:color w:val="000000"/>
                 <w:kern w:val="0"/>
@@ -5654,7 +5751,7 @@
             </w:pPr>
             <w:r>
               <w:rPr>
-                <w:rFonts w:ascii="仿宋" w:eastAsia="仿宋" w:hAnsi="仿宋" w:cs="仿宋"/>
+                <w:rFonts w:ascii="仿宋" w:hAnsi="仿宋" w:eastAsia="仿宋" w:cs="仿宋"/>
                 <w:spacing w:val="-11"/>
                 <w:sz w:val="30"/>
                 <w:szCs w:val="30"/>
@@ -5673,7 +5770,7 @@
               <w:spacing w:before="181" w:line="217" w:lineRule="auto"/>
               <w:ind w:left="514" w:leftChars="0"/>
               <w:rPr>
-                <w:rFonts w:ascii="仿宋" w:eastAsia="仿宋" w:hAnsi="仿宋" w:cs="仿宋"/>
+                <w:rFonts w:ascii="仿宋" w:hAnsi="仿宋" w:eastAsia="仿宋" w:cs="仿宋"/>
                 <w:snapToGrid w:val="0"/>
                 <w:color w:val="000000"/>
                 <w:kern w:val="0"/>
@@ -5684,7 +5781,7 @@
             </w:pPr>
             <w:r>
               <w:rPr>
-                <w:rFonts w:ascii="仿宋" w:eastAsia="仿宋" w:hAnsi="仿宋" w:cs="仿宋"/>
+                <w:rFonts w:ascii="仿宋" w:hAnsi="仿宋" w:eastAsia="仿宋" w:cs="仿宋"/>
                 <w:spacing w:val="-3"/>
                 <w:sz w:val="30"/>
                 <w:szCs w:val="30"/>
@@ -5703,7 +5800,7 @@
               <w:spacing w:before="220" w:line="237" w:lineRule="auto"/>
               <w:ind w:left="785" w:leftChars="0"/>
               <w:rPr>
-                <w:rFonts w:ascii="Arial" w:eastAsia="Arial" w:hAnsi="Arial" w:cs="Arial"/>
+                <w:rFonts w:ascii="Arial" w:hAnsi="Arial" w:eastAsia="Arial" w:cs="Arial"/>
                 <w:snapToGrid w:val="0"/>
                 <w:color w:val="000000"/>
                 <w:kern w:val="0"/>
@@ -5714,7 +5811,7 @@
             </w:pPr>
             <w:r>
               <w:rPr>
-                <w:rFonts w:ascii="Arial" w:eastAsia="Arial" w:hAnsi="Arial" w:cs="Arial"/>
+                <w:rFonts w:ascii="Arial" w:hAnsi="Arial" w:eastAsia="Arial" w:cs="Arial"/>
                 <w:spacing w:val="-2"/>
                 <w:sz w:val="30"/>
                 <w:szCs w:val="30"/>
@@ -5726,9 +5823,14 @@
       </w:tr>
       <w:tr>
         <w:tblPrEx>
-          <w:tblW w:w="8286" w:type="dxa"/>
-          <w:tblInd w:w="17" w:type="dxa"/>
-          <w:tblLayout w:type="fixed"/>
+          <w:tblBorders>
+            <w:top w:val="single" w:color="000000" w:sz="2" w:space="0"/>
+            <w:left w:val="single" w:color="000000" w:sz="2" w:space="0"/>
+            <w:bottom w:val="single" w:color="000000" w:sz="2" w:space="0"/>
+            <w:right w:val="single" w:color="000000" w:sz="2" w:space="0"/>
+            <w:insideH w:val="single" w:color="000000" w:sz="2" w:space="0"/>
+            <w:insideV w:val="single" w:color="000000" w:sz="2" w:space="0"/>
+          </w:tblBorders>
           <w:tblCellMar>
             <w:top w:w="0" w:type="dxa"/>
             <w:left w:w="0" w:type="dxa"/>
@@ -5737,7 +5839,7 @@
           </w:tblCellMar>
         </w:tblPrEx>
         <w:trPr>
-          <w:trHeight w:val="660"/>
+          <w:trHeight w:val="660" w:hRule="atLeast"/>
         </w:trPr>
         <w:tc>
           <w:tcPr>
@@ -5749,7 +5851,7 @@
               <w:spacing w:before="183" w:line="219" w:lineRule="auto"/>
               <w:ind w:left="547" w:leftChars="0"/>
               <w:rPr>
-                <w:rFonts w:ascii="仿宋" w:eastAsia="仿宋" w:hAnsi="仿宋" w:cs="仿宋"/>
+                <w:rFonts w:ascii="仿宋" w:hAnsi="仿宋" w:eastAsia="仿宋" w:cs="仿宋"/>
                 <w:snapToGrid w:val="0"/>
                 <w:color w:val="000000"/>
                 <w:kern w:val="0"/>
@@ -5760,7 +5862,7 @@
             </w:pPr>
             <w:r>
               <w:rPr>
-                <w:rFonts w:ascii="仿宋" w:eastAsia="仿宋" w:hAnsi="仿宋" w:cs="仿宋"/>
+                <w:rFonts w:ascii="仿宋" w:hAnsi="仿宋" w:eastAsia="仿宋" w:cs="仿宋"/>
                 <w:spacing w:val="-4"/>
                 <w:sz w:val="30"/>
                 <w:szCs w:val="30"/>
@@ -5779,7 +5881,7 @@
               <w:spacing w:before="184" w:line="217" w:lineRule="auto"/>
               <w:ind w:left="514" w:leftChars="0"/>
               <w:rPr>
-                <w:rFonts w:ascii="仿宋" w:eastAsia="仿宋" w:hAnsi="仿宋" w:cs="仿宋"/>
+                <w:rFonts w:ascii="仿宋" w:hAnsi="仿宋" w:eastAsia="仿宋" w:cs="仿宋"/>
                 <w:snapToGrid w:val="0"/>
                 <w:color w:val="000000"/>
                 <w:kern w:val="0"/>
@@ -5790,7 +5892,7 @@
             </w:pPr>
             <w:r>
               <w:rPr>
-                <w:rFonts w:ascii="仿宋" w:eastAsia="仿宋" w:hAnsi="仿宋" w:cs="仿宋"/>
+                <w:rFonts w:ascii="仿宋" w:hAnsi="仿宋" w:eastAsia="仿宋" w:cs="仿宋"/>
                 <w:spacing w:val="-3"/>
                 <w:sz w:val="30"/>
                 <w:szCs w:val="30"/>
@@ -5809,7 +5911,7 @@
               <w:spacing w:before="223" w:line="237" w:lineRule="auto"/>
               <w:ind w:left="785" w:leftChars="0"/>
               <w:rPr>
-                <w:rFonts w:ascii="Arial" w:eastAsia="Arial" w:hAnsi="Arial" w:cs="Arial"/>
+                <w:rFonts w:ascii="Arial" w:hAnsi="Arial" w:eastAsia="Arial" w:cs="Arial"/>
                 <w:snapToGrid w:val="0"/>
                 <w:color w:val="000000"/>
                 <w:kern w:val="0"/>
@@ -5820,7 +5922,7 @@
             </w:pPr>
             <w:r>
               <w:rPr>
-                <w:rFonts w:eastAsia="宋体" w:cs="Arial" w:hint="eastAsia"/>
+                <w:rFonts w:hint="eastAsia" w:eastAsia="宋体" w:cs="Arial"/>
                 <w:spacing w:val="-2"/>
                 <w:sz w:val="30"/>
                 <w:szCs w:val="30"/>
@@ -5830,7 +5932,7 @@
             </w:r>
             <w:r>
               <w:rPr>
-                <w:rFonts w:ascii="Arial" w:eastAsia="Arial" w:hAnsi="Arial" w:cs="Arial"/>
+                <w:rFonts w:ascii="Arial" w:hAnsi="Arial" w:eastAsia="Arial" w:cs="Arial"/>
                 <w:spacing w:val="-2"/>
                 <w:sz w:val="30"/>
                 <w:szCs w:val="30"/>
@@ -5842,9 +5944,14 @@
       </w:tr>
       <w:tr>
         <w:tblPrEx>
-          <w:tblW w:w="8286" w:type="dxa"/>
-          <w:tblInd w:w="17" w:type="dxa"/>
-          <w:tblLayout w:type="fixed"/>
+          <w:tblBorders>
+            <w:top w:val="single" w:color="000000" w:sz="2" w:space="0"/>
+            <w:left w:val="single" w:color="000000" w:sz="2" w:space="0"/>
+            <w:bottom w:val="single" w:color="000000" w:sz="2" w:space="0"/>
+            <w:right w:val="single" w:color="000000" w:sz="2" w:space="0"/>
+            <w:insideH w:val="single" w:color="000000" w:sz="2" w:space="0"/>
+            <w:insideV w:val="single" w:color="000000" w:sz="2" w:space="0"/>
+          </w:tblBorders>
           <w:tblCellMar>
             <w:top w:w="0" w:type="dxa"/>
             <w:left w:w="0" w:type="dxa"/>
@@ -5853,7 +5960,7 @@
           </w:tblCellMar>
         </w:tblPrEx>
         <w:trPr>
-          <w:trHeight w:val="660"/>
+          <w:trHeight w:val="660" w:hRule="atLeast"/>
         </w:trPr>
         <w:tc>
           <w:tcPr>
@@ -5865,14 +5972,14 @@
               <w:spacing w:before="180" w:line="218" w:lineRule="auto"/>
               <w:ind w:left="3710"/>
               <w:rPr>
-                <w:rFonts w:ascii="仿宋" w:eastAsia="仿宋" w:hAnsi="仿宋" w:cs="仿宋"/>
-                <w:sz w:val="30"/>
-                <w:szCs w:val="30"/>
-              </w:rPr>
-            </w:pPr>
-            <w:r>
-              <w:rPr>
-                <w:rFonts w:ascii="仿宋" w:eastAsia="仿宋" w:hAnsi="仿宋" w:cs="仿宋"/>
+                <w:rFonts w:ascii="仿宋" w:hAnsi="仿宋" w:eastAsia="仿宋" w:cs="仿宋"/>
+                <w:sz w:val="30"/>
+                <w:szCs w:val="30"/>
+              </w:rPr>
+            </w:pPr>
+            <w:r>
+              <w:rPr>
+                <w:rFonts w:ascii="仿宋" w:hAnsi="仿宋" w:eastAsia="仿宋" w:cs="仿宋"/>
                 <w:spacing w:val="-5"/>
                 <w:sz w:val="30"/>
                 <w:szCs w:val="30"/>
@@ -5884,9 +5991,14 @@
       </w:tr>
       <w:tr>
         <w:tblPrEx>
-          <w:tblW w:w="8286" w:type="dxa"/>
-          <w:tblInd w:w="17" w:type="dxa"/>
-          <w:tblLayout w:type="fixed"/>
+          <w:tblBorders>
+            <w:top w:val="single" w:color="000000" w:sz="2" w:space="0"/>
+            <w:left w:val="single" w:color="000000" w:sz="2" w:space="0"/>
+            <w:bottom w:val="single" w:color="000000" w:sz="2" w:space="0"/>
+            <w:right w:val="single" w:color="000000" w:sz="2" w:space="0"/>
+            <w:insideH w:val="single" w:color="000000" w:sz="2" w:space="0"/>
+            <w:insideV w:val="single" w:color="000000" w:sz="2" w:space="0"/>
+          </w:tblBorders>
           <w:tblCellMar>
             <w:top w:w="0" w:type="dxa"/>
             <w:left w:w="0" w:type="dxa"/>
@@ -5895,7 +6007,7 @@
           </w:tblCellMar>
         </w:tblPrEx>
         <w:trPr>
-          <w:trHeight w:val="659"/>
+          <w:trHeight w:val="659" w:hRule="atLeast"/>
         </w:trPr>
         <w:tc>
           <w:tcPr>
@@ -5906,14 +6018,14 @@
               <w:spacing w:before="179" w:line="220" w:lineRule="auto"/>
               <w:ind w:left="846"/>
               <w:rPr>
-                <w:rFonts w:ascii="仿宋" w:eastAsia="仿宋" w:hAnsi="仿宋" w:cs="仿宋"/>
-                <w:sz w:val="30"/>
-                <w:szCs w:val="30"/>
-              </w:rPr>
-            </w:pPr>
-            <w:r>
-              <w:rPr>
-                <w:rFonts w:ascii="仿宋" w:eastAsia="仿宋" w:hAnsi="仿宋" w:cs="仿宋"/>
+                <w:rFonts w:ascii="仿宋" w:hAnsi="仿宋" w:eastAsia="仿宋" w:cs="仿宋"/>
+                <w:sz w:val="30"/>
+                <w:szCs w:val="30"/>
+              </w:rPr>
+            </w:pPr>
+            <w:r>
+              <w:rPr>
+                <w:rFonts w:ascii="仿宋" w:hAnsi="仿宋" w:eastAsia="仿宋" w:cs="仿宋"/>
                 <w:spacing w:val="-5"/>
                 <w:sz w:val="30"/>
                 <w:szCs w:val="30"/>
@@ -5931,14 +6043,14 @@
               <w:spacing w:before="181" w:line="217" w:lineRule="auto"/>
               <w:ind w:left="1599"/>
               <w:rPr>
-                <w:rFonts w:ascii="仿宋" w:eastAsia="仿宋" w:hAnsi="仿宋" w:cs="仿宋"/>
-                <w:sz w:val="30"/>
-                <w:szCs w:val="30"/>
-              </w:rPr>
-            </w:pPr>
-            <w:r>
-              <w:rPr>
-                <w:rFonts w:ascii="仿宋" w:eastAsia="仿宋" w:hAnsi="仿宋" w:cs="仿宋"/>
+                <w:rFonts w:ascii="仿宋" w:hAnsi="仿宋" w:eastAsia="仿宋" w:cs="仿宋"/>
+                <w:sz w:val="30"/>
+                <w:szCs w:val="30"/>
+              </w:rPr>
+            </w:pPr>
+            <w:r>
+              <w:rPr>
+                <w:rFonts w:ascii="仿宋" w:hAnsi="仿宋" w:eastAsia="仿宋" w:cs="仿宋"/>
                 <w:spacing w:val="-15"/>
                 <w:sz w:val="30"/>
                 <w:szCs w:val="30"/>
@@ -5956,14 +6068,14 @@
               <w:spacing w:before="180" w:line="218" w:lineRule="auto"/>
               <w:ind w:left="617"/>
               <w:rPr>
-                <w:rFonts w:ascii="仿宋" w:eastAsia="仿宋" w:hAnsi="仿宋" w:cs="仿宋"/>
-                <w:sz w:val="30"/>
-                <w:szCs w:val="30"/>
-              </w:rPr>
-            </w:pPr>
-            <w:r>
-              <w:rPr>
-                <w:rFonts w:ascii="仿宋" w:eastAsia="仿宋" w:hAnsi="仿宋" w:cs="仿宋"/>
+                <w:rFonts w:ascii="仿宋" w:hAnsi="仿宋" w:eastAsia="仿宋" w:cs="仿宋"/>
+                <w:sz w:val="30"/>
+                <w:szCs w:val="30"/>
+              </w:rPr>
+            </w:pPr>
+            <w:r>
+              <w:rPr>
+                <w:rFonts w:ascii="仿宋" w:hAnsi="仿宋" w:eastAsia="仿宋" w:cs="仿宋"/>
                 <w:spacing w:val="-11"/>
                 <w:sz w:val="30"/>
                 <w:szCs w:val="30"/>
@@ -5975,9 +6087,14 @@
       </w:tr>
       <w:tr>
         <w:tblPrEx>
-          <w:tblW w:w="8286" w:type="dxa"/>
-          <w:tblInd w:w="17" w:type="dxa"/>
-          <w:tblLayout w:type="fixed"/>
+          <w:tblBorders>
+            <w:top w:val="single" w:color="000000" w:sz="2" w:space="0"/>
+            <w:left w:val="single" w:color="000000" w:sz="2" w:space="0"/>
+            <w:bottom w:val="single" w:color="000000" w:sz="2" w:space="0"/>
+            <w:right w:val="single" w:color="000000" w:sz="2" w:space="0"/>
+            <w:insideH w:val="single" w:color="000000" w:sz="2" w:space="0"/>
+            <w:insideV w:val="single" w:color="000000" w:sz="2" w:space="0"/>
+          </w:tblBorders>
           <w:tblCellMar>
             <w:top w:w="0" w:type="dxa"/>
             <w:left w:w="0" w:type="dxa"/>
@@ -5986,7 +6103,7 @@
           </w:tblCellMar>
         </w:tblPrEx>
         <w:trPr>
-          <w:trHeight w:val="657"/>
+          <w:trHeight w:val="657" w:hRule="atLeast"/>
         </w:trPr>
         <w:tc>
           <w:tcPr>
@@ -5997,14 +6114,14 @@
               <w:spacing w:before="178" w:line="220" w:lineRule="auto"/>
               <w:ind w:left="557"/>
               <w:rPr>
-                <w:rFonts w:ascii="仿宋" w:eastAsia="仿宋" w:hAnsi="仿宋" w:cs="仿宋"/>
-                <w:sz w:val="30"/>
-                <w:szCs w:val="30"/>
-              </w:rPr>
-            </w:pPr>
-            <w:r>
-              <w:rPr>
-                <w:rFonts w:ascii="仿宋" w:eastAsia="仿宋" w:hAnsi="仿宋" w:cs="仿宋"/>
+                <w:rFonts w:ascii="仿宋" w:hAnsi="仿宋" w:eastAsia="仿宋" w:cs="仿宋"/>
+                <w:sz w:val="30"/>
+                <w:szCs w:val="30"/>
+              </w:rPr>
+            </w:pPr>
+            <w:r>
+              <w:rPr>
+                <w:rFonts w:ascii="仿宋" w:hAnsi="仿宋" w:eastAsia="仿宋" w:cs="仿宋"/>
                 <w:spacing w:val="-6"/>
                 <w:sz w:val="30"/>
                 <w:szCs w:val="30"/>
@@ -6022,14 +6139,14 @@
               <w:spacing w:before="178" w:line="220" w:lineRule="auto"/>
               <w:ind w:left="1271"/>
               <w:rPr>
-                <w:rFonts w:ascii="仿宋" w:eastAsia="仿宋" w:hAnsi="仿宋" w:cs="仿宋"/>
-                <w:sz w:val="30"/>
-                <w:szCs w:val="30"/>
-              </w:rPr>
-            </w:pPr>
-            <w:r>
-              <w:rPr>
-                <w:rFonts w:ascii="仿宋" w:eastAsia="仿宋" w:hAnsi="仿宋" w:cs="仿宋"/>
+                <w:rFonts w:ascii="仿宋" w:hAnsi="仿宋" w:eastAsia="仿宋" w:cs="仿宋"/>
+                <w:sz w:val="30"/>
+                <w:szCs w:val="30"/>
+              </w:rPr>
+            </w:pPr>
+            <w:r>
+              <w:rPr>
+                <w:rFonts w:ascii="仿宋" w:hAnsi="仿宋" w:eastAsia="仿宋" w:cs="仿宋"/>
                 <w:spacing w:val="-6"/>
                 <w:sz w:val="30"/>
                 <w:szCs w:val="30"/>
@@ -6047,14 +6164,14 @@
               <w:spacing w:before="218" w:line="237" w:lineRule="auto"/>
               <w:ind w:left="707"/>
               <w:rPr>
-                <w:rFonts w:ascii="Arial" w:eastAsia="Arial" w:hAnsi="Arial" w:cs="Arial"/>
-                <w:sz w:val="30"/>
-                <w:szCs w:val="30"/>
-              </w:rPr>
-            </w:pPr>
-            <w:r>
-              <w:rPr>
-                <w:rFonts w:ascii="Arial" w:eastAsia="Arial" w:hAnsi="Arial" w:cs="Arial"/>
+                <w:rFonts w:ascii="Arial" w:hAnsi="Arial" w:eastAsia="Arial" w:cs="Arial"/>
+                <w:sz w:val="30"/>
+                <w:szCs w:val="30"/>
+              </w:rPr>
+            </w:pPr>
+            <w:r>
+              <w:rPr>
+                <w:rFonts w:ascii="Arial" w:hAnsi="Arial" w:eastAsia="Arial" w:cs="Arial"/>
                 <w:spacing w:val="-2"/>
                 <w:sz w:val="30"/>
                 <w:szCs w:val="30"/>
@@ -6066,9 +6183,14 @@
       </w:tr>
       <w:tr>
         <w:tblPrEx>
-          <w:tblW w:w="8286" w:type="dxa"/>
-          <w:tblInd w:w="17" w:type="dxa"/>
-          <w:tblLayout w:type="fixed"/>
+          <w:tblBorders>
+            <w:top w:val="single" w:color="000000" w:sz="2" w:space="0"/>
+            <w:left w:val="single" w:color="000000" w:sz="2" w:space="0"/>
+            <w:bottom w:val="single" w:color="000000" w:sz="2" w:space="0"/>
+            <w:right w:val="single" w:color="000000" w:sz="2" w:space="0"/>
+            <w:insideH w:val="single" w:color="000000" w:sz="2" w:space="0"/>
+            <w:insideV w:val="single" w:color="000000" w:sz="2" w:space="0"/>
+          </w:tblBorders>
           <w:tblCellMar>
             <w:top w:w="0" w:type="dxa"/>
             <w:left w:w="0" w:type="dxa"/>
@@ -6077,7 +6199,7 @@
           </w:tblCellMar>
         </w:tblPrEx>
         <w:trPr>
-          <w:trHeight w:val="659"/>
+          <w:trHeight w:val="659" w:hRule="atLeast"/>
         </w:trPr>
         <w:tc>
           <w:tcPr>
@@ -6088,14 +6210,14 @@
               <w:spacing w:before="181" w:line="219" w:lineRule="auto"/>
               <w:ind w:left="557"/>
               <w:rPr>
-                <w:rFonts w:ascii="仿宋" w:eastAsia="仿宋" w:hAnsi="仿宋" w:cs="仿宋"/>
-                <w:sz w:val="30"/>
-                <w:szCs w:val="30"/>
-              </w:rPr>
-            </w:pPr>
-            <w:r>
-              <w:rPr>
-                <w:rFonts w:ascii="仿宋" w:eastAsia="仿宋" w:hAnsi="仿宋" w:cs="仿宋"/>
+                <w:rFonts w:ascii="仿宋" w:hAnsi="仿宋" w:eastAsia="仿宋" w:cs="仿宋"/>
+                <w:sz w:val="30"/>
+                <w:szCs w:val="30"/>
+              </w:rPr>
+            </w:pPr>
+            <w:r>
+              <w:rPr>
+                <w:rFonts w:ascii="仿宋" w:hAnsi="仿宋" w:eastAsia="仿宋" w:cs="仿宋"/>
                 <w:spacing w:val="-6"/>
                 <w:sz w:val="30"/>
                 <w:szCs w:val="30"/>
@@ -6113,14 +6235,14 @@
               <w:spacing w:before="181" w:line="219" w:lineRule="auto"/>
               <w:ind w:left="1271"/>
               <w:rPr>
-                <w:rFonts w:ascii="仿宋" w:eastAsia="仿宋" w:hAnsi="仿宋" w:cs="仿宋"/>
-                <w:sz w:val="30"/>
-                <w:szCs w:val="30"/>
-              </w:rPr>
-            </w:pPr>
-            <w:r>
-              <w:rPr>
-                <w:rFonts w:ascii="仿宋" w:eastAsia="仿宋" w:hAnsi="仿宋" w:cs="仿宋"/>
+                <w:rFonts w:ascii="仿宋" w:hAnsi="仿宋" w:eastAsia="仿宋" w:cs="仿宋"/>
+                <w:sz w:val="30"/>
+                <w:szCs w:val="30"/>
+              </w:rPr>
+            </w:pPr>
+            <w:r>
+              <w:rPr>
+                <w:rFonts w:ascii="仿宋" w:hAnsi="仿宋" w:eastAsia="仿宋" w:cs="仿宋"/>
                 <w:spacing w:val="-6"/>
                 <w:sz w:val="30"/>
                 <w:szCs w:val="30"/>
@@ -6138,14 +6260,14 @@
               <w:spacing w:before="221" w:line="237" w:lineRule="auto"/>
               <w:ind w:left="716"/>
               <w:rPr>
-                <w:rFonts w:ascii="Arial" w:eastAsia="Arial" w:hAnsi="Arial" w:cs="Arial"/>
-                <w:sz w:val="30"/>
-                <w:szCs w:val="30"/>
-              </w:rPr>
-            </w:pPr>
-            <w:r>
-              <w:rPr>
-                <w:rFonts w:ascii="Arial" w:eastAsia="Arial" w:hAnsi="Arial" w:cs="Arial"/>
+                <w:rFonts w:ascii="Arial" w:hAnsi="Arial" w:eastAsia="Arial" w:cs="Arial"/>
+                <w:sz w:val="30"/>
+                <w:szCs w:val="30"/>
+              </w:rPr>
+            </w:pPr>
+            <w:r>
+              <w:rPr>
+                <w:rFonts w:ascii="Arial" w:hAnsi="Arial" w:eastAsia="Arial" w:cs="Arial"/>
                 <w:spacing w:val="-6"/>
                 <w:sz w:val="30"/>
                 <w:szCs w:val="30"/>
@@ -6157,9 +6279,14 @@
       </w:tr>
       <w:tr>
         <w:tblPrEx>
-          <w:tblW w:w="8286" w:type="dxa"/>
-          <w:tblInd w:w="17" w:type="dxa"/>
-          <w:tblLayout w:type="fixed"/>
+          <w:tblBorders>
+            <w:top w:val="single" w:color="000000" w:sz="2" w:space="0"/>
+            <w:left w:val="single" w:color="000000" w:sz="2" w:space="0"/>
+            <w:bottom w:val="single" w:color="000000" w:sz="2" w:space="0"/>
+            <w:right w:val="single" w:color="000000" w:sz="2" w:space="0"/>
+            <w:insideH w:val="single" w:color="000000" w:sz="2" w:space="0"/>
+            <w:insideV w:val="single" w:color="000000" w:sz="2" w:space="0"/>
+          </w:tblBorders>
           <w:tblCellMar>
             <w:top w:w="0" w:type="dxa"/>
             <w:left w:w="0" w:type="dxa"/>
@@ -6168,7 +6295,7 @@
           </w:tblCellMar>
         </w:tblPrEx>
         <w:trPr>
-          <w:trHeight w:val="659"/>
+          <w:trHeight w:val="659" w:hRule="atLeast"/>
         </w:trPr>
         <w:tc>
           <w:tcPr>
@@ -6179,14 +6306,14 @@
               <w:spacing w:before="180" w:line="218" w:lineRule="auto"/>
               <w:ind w:left="586"/>
               <w:rPr>
-                <w:rFonts w:ascii="仿宋" w:eastAsia="仿宋" w:hAnsi="仿宋" w:cs="仿宋"/>
-                <w:sz w:val="30"/>
-                <w:szCs w:val="30"/>
-              </w:rPr>
-            </w:pPr>
-            <w:r>
-              <w:rPr>
-                <w:rFonts w:ascii="仿宋" w:eastAsia="仿宋" w:hAnsi="仿宋" w:cs="仿宋"/>
+                <w:rFonts w:ascii="仿宋" w:hAnsi="仿宋" w:eastAsia="仿宋" w:cs="仿宋"/>
+                <w:sz w:val="30"/>
+                <w:szCs w:val="30"/>
+              </w:rPr>
+            </w:pPr>
+            <w:r>
+              <w:rPr>
+                <w:rFonts w:ascii="仿宋" w:hAnsi="仿宋" w:eastAsia="仿宋" w:cs="仿宋"/>
                 <w:spacing w:val="-11"/>
                 <w:sz w:val="30"/>
                 <w:szCs w:val="30"/>
@@ -6204,14 +6331,14 @@
               <w:spacing w:before="180" w:line="218" w:lineRule="auto"/>
               <w:ind w:left="1300"/>
               <w:rPr>
-                <w:rFonts w:ascii="仿宋" w:eastAsia="仿宋" w:hAnsi="仿宋" w:cs="仿宋"/>
-                <w:sz w:val="30"/>
-                <w:szCs w:val="30"/>
-              </w:rPr>
-            </w:pPr>
-            <w:r>
-              <w:rPr>
-                <w:rFonts w:ascii="仿宋" w:eastAsia="仿宋" w:hAnsi="仿宋" w:cs="仿宋"/>
+                <w:rFonts w:ascii="仿宋" w:hAnsi="仿宋" w:eastAsia="仿宋" w:cs="仿宋"/>
+                <w:sz w:val="30"/>
+                <w:szCs w:val="30"/>
+              </w:rPr>
+            </w:pPr>
+            <w:r>
+              <w:rPr>
+                <w:rFonts w:ascii="仿宋" w:hAnsi="仿宋" w:eastAsia="仿宋" w:cs="仿宋"/>
                 <w:spacing w:val="-11"/>
                 <w:sz w:val="30"/>
                 <w:szCs w:val="30"/>
@@ -6229,14 +6356,14 @@
               <w:spacing w:before="220" w:line="237" w:lineRule="auto"/>
               <w:ind w:left="708"/>
               <w:rPr>
-                <w:rFonts w:ascii="Arial" w:eastAsia="Arial" w:hAnsi="Arial" w:cs="Arial"/>
-                <w:sz w:val="30"/>
-                <w:szCs w:val="30"/>
-              </w:rPr>
-            </w:pPr>
-            <w:r>
-              <w:rPr>
-                <w:rFonts w:ascii="Arial" w:eastAsia="Arial" w:hAnsi="Arial" w:cs="Arial"/>
+                <w:rFonts w:ascii="Arial" w:hAnsi="Arial" w:eastAsia="Arial" w:cs="Arial"/>
+                <w:sz w:val="30"/>
+                <w:szCs w:val="30"/>
+              </w:rPr>
+            </w:pPr>
+            <w:r>
+              <w:rPr>
+                <w:rFonts w:ascii="Arial" w:hAnsi="Arial" w:eastAsia="Arial" w:cs="Arial"/>
                 <w:spacing w:val="-2"/>
                 <w:sz w:val="30"/>
                 <w:szCs w:val="30"/>
@@ -6248,9 +6375,14 @@
       </w:tr>
       <w:tr>
         <w:tblPrEx>
-          <w:tblW w:w="8286" w:type="dxa"/>
-          <w:tblInd w:w="17" w:type="dxa"/>
-          <w:tblLayout w:type="fixed"/>
+          <w:tblBorders>
+            <w:top w:val="single" w:color="000000" w:sz="2" w:space="0"/>
+            <w:left w:val="single" w:color="000000" w:sz="2" w:space="0"/>
+            <w:bottom w:val="single" w:color="000000" w:sz="2" w:space="0"/>
+            <w:right w:val="single" w:color="000000" w:sz="2" w:space="0"/>
+            <w:insideH w:val="single" w:color="000000" w:sz="2" w:space="0"/>
+            <w:insideV w:val="single" w:color="000000" w:sz="2" w:space="0"/>
+          </w:tblBorders>
           <w:tblCellMar>
             <w:top w:w="0" w:type="dxa"/>
             <w:left w:w="0" w:type="dxa"/>
@@ -6259,7 +6391,7 @@
           </w:tblCellMar>
         </w:tblPrEx>
         <w:trPr>
-          <w:trHeight w:val="658"/>
+          <w:trHeight w:val="658" w:hRule="atLeast"/>
         </w:trPr>
         <w:tc>
           <w:tcPr>
@@ -6270,14 +6402,14 @@
               <w:spacing w:before="180" w:line="219" w:lineRule="auto"/>
               <w:ind w:left="547"/>
               <w:rPr>
-                <w:rFonts w:ascii="仿宋" w:eastAsia="仿宋" w:hAnsi="仿宋" w:cs="仿宋"/>
-                <w:sz w:val="30"/>
-                <w:szCs w:val="30"/>
-              </w:rPr>
-            </w:pPr>
-            <w:r>
-              <w:rPr>
-                <w:rFonts w:ascii="仿宋" w:eastAsia="仿宋" w:hAnsi="仿宋" w:cs="仿宋"/>
+                <w:rFonts w:ascii="仿宋" w:hAnsi="仿宋" w:eastAsia="仿宋" w:cs="仿宋"/>
+                <w:sz w:val="30"/>
+                <w:szCs w:val="30"/>
+              </w:rPr>
+            </w:pPr>
+            <w:r>
+              <w:rPr>
+                <w:rFonts w:ascii="仿宋" w:hAnsi="仿宋" w:eastAsia="仿宋" w:cs="仿宋"/>
                 <w:spacing w:val="-4"/>
                 <w:sz w:val="30"/>
                 <w:szCs w:val="30"/>
@@ -6295,14 +6427,14 @@
               <w:spacing w:before="180" w:line="219" w:lineRule="auto"/>
               <w:ind w:left="1262"/>
               <w:rPr>
-                <w:rFonts w:ascii="仿宋" w:eastAsia="仿宋" w:hAnsi="仿宋" w:cs="仿宋"/>
-                <w:sz w:val="30"/>
-                <w:szCs w:val="30"/>
-              </w:rPr>
-            </w:pPr>
-            <w:r>
-              <w:rPr>
-                <w:rFonts w:ascii="仿宋" w:eastAsia="仿宋" w:hAnsi="仿宋" w:cs="仿宋"/>
+                <w:rFonts w:ascii="仿宋" w:hAnsi="仿宋" w:eastAsia="仿宋" w:cs="仿宋"/>
+                <w:sz w:val="30"/>
+                <w:szCs w:val="30"/>
+              </w:rPr>
+            </w:pPr>
+            <w:r>
+              <w:rPr>
+                <w:rFonts w:ascii="仿宋" w:hAnsi="仿宋" w:eastAsia="仿宋" w:cs="仿宋"/>
                 <w:spacing w:val="-4"/>
                 <w:sz w:val="30"/>
                 <w:szCs w:val="30"/>
@@ -6320,14 +6452,14 @@
               <w:spacing w:before="221" w:line="237" w:lineRule="auto"/>
               <w:ind w:left="787"/>
               <w:rPr>
-                <w:rFonts w:ascii="Arial" w:eastAsia="Arial" w:hAnsi="Arial" w:cs="Arial"/>
-                <w:sz w:val="30"/>
-                <w:szCs w:val="30"/>
-              </w:rPr>
-            </w:pPr>
-            <w:r>
-              <w:rPr>
-                <w:rFonts w:ascii="Arial" w:eastAsia="Arial" w:hAnsi="Arial" w:cs="Arial"/>
+                <w:rFonts w:ascii="Arial" w:hAnsi="Arial" w:eastAsia="Arial" w:cs="Arial"/>
+                <w:sz w:val="30"/>
+                <w:szCs w:val="30"/>
+              </w:rPr>
+            </w:pPr>
+            <w:r>
+              <w:rPr>
+                <w:rFonts w:ascii="Arial" w:hAnsi="Arial" w:eastAsia="Arial" w:cs="Arial"/>
                 <w:spacing w:val="-2"/>
                 <w:sz w:val="30"/>
                 <w:szCs w:val="30"/>
@@ -6339,9 +6471,14 @@
       </w:tr>
       <w:tr>
         <w:tblPrEx>
-          <w:tblW w:w="8286" w:type="dxa"/>
-          <w:tblInd w:w="17" w:type="dxa"/>
-          <w:tblLayout w:type="fixed"/>
+          <w:tblBorders>
+            <w:top w:val="single" w:color="000000" w:sz="2" w:space="0"/>
+            <w:left w:val="single" w:color="000000" w:sz="2" w:space="0"/>
+            <w:bottom w:val="single" w:color="000000" w:sz="2" w:space="0"/>
+            <w:right w:val="single" w:color="000000" w:sz="2" w:space="0"/>
+            <w:insideH w:val="single" w:color="000000" w:sz="2" w:space="0"/>
+            <w:insideV w:val="single" w:color="000000" w:sz="2" w:space="0"/>
+          </w:tblBorders>
           <w:tblCellMar>
             <w:top w:w="0" w:type="dxa"/>
             <w:left w:w="0" w:type="dxa"/>
@@ -6350,7 +6487,7 @@
           </w:tblCellMar>
         </w:tblPrEx>
         <w:trPr>
-          <w:trHeight w:val="660"/>
+          <w:trHeight w:val="660" w:hRule="atLeast"/>
         </w:trPr>
         <w:tc>
           <w:tcPr>
@@ -6361,14 +6498,14 @@
               <w:spacing w:before="183" w:line="218" w:lineRule="auto"/>
               <w:ind w:left="405"/>
               <w:rPr>
-                <w:rFonts w:ascii="仿宋" w:eastAsia="仿宋" w:hAnsi="仿宋" w:cs="仿宋"/>
-                <w:sz w:val="30"/>
-                <w:szCs w:val="30"/>
-              </w:rPr>
-            </w:pPr>
-            <w:r>
-              <w:rPr>
-                <w:rFonts w:ascii="仿宋" w:eastAsia="仿宋" w:hAnsi="仿宋" w:cs="仿宋"/>
+                <w:rFonts w:ascii="仿宋" w:hAnsi="仿宋" w:eastAsia="仿宋" w:cs="仿宋"/>
+                <w:sz w:val="30"/>
+                <w:szCs w:val="30"/>
+              </w:rPr>
+            </w:pPr>
+            <w:r>
+              <w:rPr>
+                <w:rFonts w:ascii="仿宋" w:hAnsi="仿宋" w:eastAsia="仿宋" w:cs="仿宋"/>
                 <w:spacing w:val="-5"/>
                 <w:sz w:val="30"/>
                 <w:szCs w:val="30"/>
@@ -6386,14 +6523,14 @@
               <w:spacing w:before="183" w:line="218" w:lineRule="auto"/>
               <w:ind w:left="1122"/>
               <w:rPr>
-                <w:rFonts w:ascii="仿宋" w:eastAsia="仿宋" w:hAnsi="仿宋" w:cs="仿宋"/>
-                <w:sz w:val="30"/>
-                <w:szCs w:val="30"/>
-              </w:rPr>
-            </w:pPr>
-            <w:r>
-              <w:rPr>
-                <w:rFonts w:ascii="仿宋" w:eastAsia="仿宋" w:hAnsi="仿宋" w:cs="仿宋"/>
+                <w:rFonts w:ascii="仿宋" w:hAnsi="仿宋" w:eastAsia="仿宋" w:cs="仿宋"/>
+                <w:sz w:val="30"/>
+                <w:szCs w:val="30"/>
+              </w:rPr>
+            </w:pPr>
+            <w:r>
+              <w:rPr>
+                <w:rFonts w:ascii="仿宋" w:hAnsi="仿宋" w:eastAsia="仿宋" w:cs="仿宋"/>
                 <w:spacing w:val="-5"/>
                 <w:sz w:val="30"/>
                 <w:szCs w:val="30"/>
@@ -6411,14 +6548,14 @@
               <w:spacing w:before="223" w:line="237" w:lineRule="auto"/>
               <w:ind w:left="809"/>
               <w:rPr>
-                <w:rFonts w:ascii="Arial" w:eastAsia="Arial" w:hAnsi="Arial" w:cs="Arial"/>
-                <w:sz w:val="30"/>
-                <w:szCs w:val="30"/>
-              </w:rPr>
-            </w:pPr>
-            <w:r>
-              <w:rPr>
-                <w:rFonts w:ascii="Arial" w:eastAsia="Arial" w:hAnsi="Arial" w:cs="Arial"/>
+                <w:rFonts w:ascii="Arial" w:hAnsi="Arial" w:eastAsia="Arial" w:cs="Arial"/>
+                <w:sz w:val="30"/>
+                <w:szCs w:val="30"/>
+              </w:rPr>
+            </w:pPr>
+            <w:r>
+              <w:rPr>
+                <w:rFonts w:ascii="Arial" w:hAnsi="Arial" w:eastAsia="Arial" w:cs="Arial"/>
                 <w:spacing w:val="-6"/>
                 <w:sz w:val="30"/>
                 <w:szCs w:val="30"/>
@@ -6430,9 +6567,14 @@
       </w:tr>
       <w:tr>
         <w:tblPrEx>
-          <w:tblW w:w="8286" w:type="dxa"/>
-          <w:tblInd w:w="17" w:type="dxa"/>
-          <w:tblLayout w:type="fixed"/>
+          <w:tblBorders>
+            <w:top w:val="single" w:color="000000" w:sz="2" w:space="0"/>
+            <w:left w:val="single" w:color="000000" w:sz="2" w:space="0"/>
+            <w:bottom w:val="single" w:color="000000" w:sz="2" w:space="0"/>
+            <w:right w:val="single" w:color="000000" w:sz="2" w:space="0"/>
+            <w:insideH w:val="single" w:color="000000" w:sz="2" w:space="0"/>
+            <w:insideV w:val="single" w:color="000000" w:sz="2" w:space="0"/>
+          </w:tblBorders>
           <w:tblCellMar>
             <w:top w:w="0" w:type="dxa"/>
             <w:left w:w="0" w:type="dxa"/>
@@ -6441,7 +6583,7 @@
           </w:tblCellMar>
         </w:tblPrEx>
         <w:trPr>
-          <w:trHeight w:val="659"/>
+          <w:trHeight w:val="659" w:hRule="atLeast"/>
         </w:trPr>
         <w:tc>
           <w:tcPr>
@@ -6452,14 +6594,14 @@
               <w:spacing w:before="180" w:line="218" w:lineRule="auto"/>
               <w:ind w:left="435"/>
               <w:rPr>
-                <w:rFonts w:ascii="仿宋" w:eastAsia="仿宋" w:hAnsi="仿宋" w:cs="仿宋"/>
-                <w:sz w:val="30"/>
-                <w:szCs w:val="30"/>
-              </w:rPr>
-            </w:pPr>
-            <w:r>
-              <w:rPr>
-                <w:rFonts w:ascii="仿宋" w:eastAsia="仿宋" w:hAnsi="仿宋" w:cs="仿宋"/>
+                <w:rFonts w:ascii="仿宋" w:hAnsi="仿宋" w:eastAsia="仿宋" w:cs="仿宋"/>
+                <w:sz w:val="30"/>
+                <w:szCs w:val="30"/>
+              </w:rPr>
+            </w:pPr>
+            <w:r>
+              <w:rPr>
+                <w:rFonts w:ascii="仿宋" w:hAnsi="仿宋" w:eastAsia="仿宋" w:cs="仿宋"/>
                 <w:spacing w:val="-10"/>
                 <w:sz w:val="30"/>
                 <w:szCs w:val="30"/>
@@ -6477,14 +6619,14 @@
               <w:spacing w:before="180" w:line="218" w:lineRule="auto"/>
               <w:ind w:left="1152"/>
               <w:rPr>
-                <w:rFonts w:ascii="仿宋" w:eastAsia="仿宋" w:hAnsi="仿宋" w:cs="仿宋"/>
-                <w:sz w:val="30"/>
-                <w:szCs w:val="30"/>
-              </w:rPr>
-            </w:pPr>
-            <w:r>
-              <w:rPr>
-                <w:rFonts w:ascii="仿宋" w:eastAsia="仿宋" w:hAnsi="仿宋" w:cs="仿宋"/>
+                <w:rFonts w:ascii="仿宋" w:hAnsi="仿宋" w:eastAsia="仿宋" w:cs="仿宋"/>
+                <w:sz w:val="30"/>
+                <w:szCs w:val="30"/>
+              </w:rPr>
+            </w:pPr>
+            <w:r>
+              <w:rPr>
+                <w:rFonts w:ascii="仿宋" w:hAnsi="仿宋" w:eastAsia="仿宋" w:cs="仿宋"/>
                 <w:spacing w:val="-10"/>
                 <w:sz w:val="30"/>
                 <w:szCs w:val="30"/>
@@ -6502,14 +6644,14 @@
               <w:spacing w:before="220" w:line="237" w:lineRule="auto"/>
               <w:ind w:left="809"/>
               <w:rPr>
-                <w:rFonts w:ascii="Arial" w:eastAsia="Arial" w:hAnsi="Arial" w:cs="Arial"/>
-                <w:sz w:val="30"/>
-                <w:szCs w:val="30"/>
-              </w:rPr>
-            </w:pPr>
-            <w:r>
-              <w:rPr>
-                <w:rFonts w:ascii="Arial" w:eastAsia="Arial" w:hAnsi="Arial" w:cs="Arial"/>
+                <w:rFonts w:ascii="Arial" w:hAnsi="Arial" w:eastAsia="Arial" w:cs="Arial"/>
+                <w:sz w:val="30"/>
+                <w:szCs w:val="30"/>
+              </w:rPr>
+            </w:pPr>
+            <w:r>
+              <w:rPr>
+                <w:rFonts w:ascii="Arial" w:hAnsi="Arial" w:eastAsia="Arial" w:cs="Arial"/>
                 <w:spacing w:val="-6"/>
                 <w:sz w:val="30"/>
                 <w:szCs w:val="30"/>
@@ -6521,9 +6663,14 @@
       </w:tr>
       <w:tr>
         <w:tblPrEx>
-          <w:tblW w:w="8286" w:type="dxa"/>
-          <w:tblInd w:w="17" w:type="dxa"/>
-          <w:tblLayout w:type="fixed"/>
+          <w:tblBorders>
+            <w:top w:val="single" w:color="000000" w:sz="2" w:space="0"/>
+            <w:left w:val="single" w:color="000000" w:sz="2" w:space="0"/>
+            <w:bottom w:val="single" w:color="000000" w:sz="2" w:space="0"/>
+            <w:right w:val="single" w:color="000000" w:sz="2" w:space="0"/>
+            <w:insideH w:val="single" w:color="000000" w:sz="2" w:space="0"/>
+            <w:insideV w:val="single" w:color="000000" w:sz="2" w:space="0"/>
+          </w:tblBorders>
           <w:tblCellMar>
             <w:top w:w="0" w:type="dxa"/>
             <w:left w:w="0" w:type="dxa"/>
@@ -6532,7 +6679,7 @@
           </w:tblCellMar>
         </w:tblPrEx>
         <w:trPr>
-          <w:trHeight w:val="657"/>
+          <w:trHeight w:val="657" w:hRule="atLeast"/>
         </w:trPr>
         <w:tc>
           <w:tcPr>
@@ -6543,14 +6690,14 @@
               <w:spacing w:before="181" w:line="218" w:lineRule="auto"/>
               <w:ind w:left="396"/>
               <w:rPr>
-                <w:rFonts w:ascii="仿宋" w:eastAsia="仿宋" w:hAnsi="仿宋" w:cs="仿宋"/>
-                <w:sz w:val="30"/>
-                <w:szCs w:val="30"/>
-              </w:rPr>
-            </w:pPr>
-            <w:r>
-              <w:rPr>
-                <w:rFonts w:ascii="仿宋" w:eastAsia="仿宋" w:hAnsi="仿宋" w:cs="仿宋"/>
+                <w:rFonts w:ascii="仿宋" w:hAnsi="仿宋" w:eastAsia="仿宋" w:cs="仿宋"/>
+                <w:sz w:val="30"/>
+                <w:szCs w:val="30"/>
+              </w:rPr>
+            </w:pPr>
+            <w:r>
+              <w:rPr>
+                <w:rFonts w:ascii="仿宋" w:hAnsi="仿宋" w:eastAsia="仿宋" w:cs="仿宋"/>
                 <w:spacing w:val="-4"/>
                 <w:sz w:val="30"/>
                 <w:szCs w:val="30"/>
@@ -6568,14 +6715,14 @@
               <w:spacing w:before="181" w:line="218" w:lineRule="auto"/>
               <w:ind w:left="1113"/>
               <w:rPr>
-                <w:rFonts w:ascii="仿宋" w:eastAsia="仿宋" w:hAnsi="仿宋" w:cs="仿宋"/>
-                <w:sz w:val="30"/>
-                <w:szCs w:val="30"/>
-              </w:rPr>
-            </w:pPr>
-            <w:r>
-              <w:rPr>
-                <w:rFonts w:ascii="仿宋" w:eastAsia="仿宋" w:hAnsi="仿宋" w:cs="仿宋"/>
+                <w:rFonts w:ascii="仿宋" w:hAnsi="仿宋" w:eastAsia="仿宋" w:cs="仿宋"/>
+                <w:sz w:val="30"/>
+                <w:szCs w:val="30"/>
+              </w:rPr>
+            </w:pPr>
+            <w:r>
+              <w:rPr>
+                <w:rFonts w:ascii="仿宋" w:hAnsi="仿宋" w:eastAsia="仿宋" w:cs="仿宋"/>
                 <w:spacing w:val="-4"/>
                 <w:sz w:val="30"/>
                 <w:szCs w:val="30"/>
@@ -6593,14 +6740,14 @@
               <w:spacing w:before="221" w:line="237" w:lineRule="auto"/>
               <w:ind w:left="872"/>
               <w:rPr>
-                <w:rFonts w:ascii="Arial" w:eastAsia="Arial" w:hAnsi="Arial" w:cs="Arial"/>
-                <w:sz w:val="30"/>
-                <w:szCs w:val="30"/>
-              </w:rPr>
-            </w:pPr>
-            <w:r>
-              <w:rPr>
-                <w:rFonts w:ascii="Arial" w:eastAsia="Arial" w:hAnsi="Arial" w:cs="Arial"/>
+                <w:rFonts w:ascii="Arial" w:hAnsi="Arial" w:eastAsia="Arial" w:cs="Arial"/>
+                <w:sz w:val="30"/>
+                <w:szCs w:val="30"/>
+              </w:rPr>
+            </w:pPr>
+            <w:r>
+              <w:rPr>
+                <w:rFonts w:ascii="Arial" w:hAnsi="Arial" w:eastAsia="Arial" w:cs="Arial"/>
                 <w:spacing w:val="-3"/>
                 <w:sz w:val="30"/>
                 <w:szCs w:val="30"/>
@@ -6612,9 +6759,14 @@
       </w:tr>
       <w:tr>
         <w:tblPrEx>
-          <w:tblW w:w="8286" w:type="dxa"/>
-          <w:tblInd w:w="17" w:type="dxa"/>
-          <w:tblLayout w:type="fixed"/>
+          <w:tblBorders>
+            <w:top w:val="single" w:color="000000" w:sz="2" w:space="0"/>
+            <w:left w:val="single" w:color="000000" w:sz="2" w:space="0"/>
+            <w:bottom w:val="single" w:color="000000" w:sz="2" w:space="0"/>
+            <w:right w:val="single" w:color="000000" w:sz="2" w:space="0"/>
+            <w:insideH w:val="single" w:color="000000" w:sz="2" w:space="0"/>
+            <w:insideV w:val="single" w:color="000000" w:sz="2" w:space="0"/>
+          </w:tblBorders>
           <w:tblCellMar>
             <w:top w:w="0" w:type="dxa"/>
             <w:left w:w="0" w:type="dxa"/>
@@ -6623,7 +6775,7 @@
           </w:tblCellMar>
         </w:tblPrEx>
         <w:trPr>
-          <w:trHeight w:val="660"/>
+          <w:trHeight w:val="660" w:hRule="atLeast"/>
         </w:trPr>
         <w:tc>
           <w:tcPr>
@@ -6634,14 +6786,14 @@
               <w:spacing w:before="184" w:line="218" w:lineRule="auto"/>
               <w:ind w:left="697"/>
               <w:rPr>
-                <w:rFonts w:ascii="仿宋" w:eastAsia="仿宋" w:hAnsi="仿宋" w:cs="仿宋"/>
-                <w:sz w:val="30"/>
-                <w:szCs w:val="30"/>
-              </w:rPr>
-            </w:pPr>
-            <w:r>
-              <w:rPr>
-                <w:rFonts w:ascii="仿宋" w:eastAsia="仿宋" w:hAnsi="仿宋" w:cs="仿宋"/>
+                <w:rFonts w:ascii="仿宋" w:hAnsi="仿宋" w:eastAsia="仿宋" w:cs="仿宋"/>
+                <w:sz w:val="30"/>
+                <w:szCs w:val="30"/>
+              </w:rPr>
+            </w:pPr>
+            <w:r>
+              <w:rPr>
+                <w:rFonts w:ascii="仿宋" w:hAnsi="仿宋" w:eastAsia="仿宋" w:cs="仿宋"/>
                 <w:spacing w:val="-5"/>
                 <w:sz w:val="30"/>
                 <w:szCs w:val="30"/>
@@ -6659,14 +6811,14 @@
               <w:spacing w:before="184" w:line="218" w:lineRule="auto"/>
               <w:ind w:left="1414"/>
               <w:rPr>
-                <w:rFonts w:ascii="仿宋" w:eastAsia="仿宋" w:hAnsi="仿宋" w:cs="仿宋"/>
-                <w:sz w:val="30"/>
-                <w:szCs w:val="30"/>
-              </w:rPr>
-            </w:pPr>
-            <w:r>
-              <w:rPr>
-                <w:rFonts w:ascii="仿宋" w:eastAsia="仿宋" w:hAnsi="仿宋" w:cs="仿宋"/>
+                <w:rFonts w:ascii="仿宋" w:hAnsi="仿宋" w:eastAsia="仿宋" w:cs="仿宋"/>
+                <w:sz w:val="30"/>
+                <w:szCs w:val="30"/>
+              </w:rPr>
+            </w:pPr>
+            <w:r>
+              <w:rPr>
+                <w:rFonts w:ascii="仿宋" w:hAnsi="仿宋" w:eastAsia="仿宋" w:cs="仿宋"/>
                 <w:spacing w:val="-5"/>
                 <w:sz w:val="30"/>
                 <w:szCs w:val="30"/>
@@ -6684,14 +6836,14 @@
               <w:spacing w:before="224" w:line="237" w:lineRule="auto"/>
               <w:ind w:left="864"/>
               <w:rPr>
-                <w:rFonts w:ascii="Arial" w:eastAsia="Arial" w:hAnsi="Arial" w:cs="Arial"/>
-                <w:sz w:val="30"/>
-                <w:szCs w:val="30"/>
-              </w:rPr>
-            </w:pPr>
-            <w:r>
-              <w:rPr>
-                <w:rFonts w:eastAsia="宋体" w:cs="Arial" w:hint="eastAsia"/>
+                <w:rFonts w:ascii="Arial" w:hAnsi="Arial" w:eastAsia="Arial" w:cs="Arial"/>
+                <w:sz w:val="30"/>
+                <w:szCs w:val="30"/>
+              </w:rPr>
+            </w:pPr>
+            <w:r>
+              <w:rPr>
+                <w:rFonts w:hint="eastAsia" w:eastAsia="宋体" w:cs="Arial"/>
                 <w:spacing w:val="-1"/>
                 <w:sz w:val="30"/>
                 <w:szCs w:val="30"/>
@@ -6701,7 +6853,7 @@
             </w:r>
             <w:r>
               <w:rPr>
-                <w:rFonts w:ascii="Arial" w:eastAsia="Arial" w:hAnsi="Arial" w:cs="Arial"/>
+                <w:rFonts w:ascii="Arial" w:hAnsi="Arial" w:eastAsia="Arial" w:cs="Arial"/>
                 <w:spacing w:val="-1"/>
                 <w:sz w:val="30"/>
                 <w:szCs w:val="30"/>
@@ -6713,9 +6865,14 @@
       </w:tr>
       <w:tr>
         <w:tblPrEx>
-          <w:tblW w:w="8286" w:type="dxa"/>
-          <w:tblInd w:w="17" w:type="dxa"/>
-          <w:tblLayout w:type="fixed"/>
+          <w:tblBorders>
+            <w:top w:val="single" w:color="000000" w:sz="2" w:space="0"/>
+            <w:left w:val="single" w:color="000000" w:sz="2" w:space="0"/>
+            <w:bottom w:val="single" w:color="000000" w:sz="2" w:space="0"/>
+            <w:right w:val="single" w:color="000000" w:sz="2" w:space="0"/>
+            <w:insideH w:val="single" w:color="000000" w:sz="2" w:space="0"/>
+            <w:insideV w:val="single" w:color="000000" w:sz="2" w:space="0"/>
+          </w:tblBorders>
           <w:tblCellMar>
             <w:top w:w="0" w:type="dxa"/>
             <w:left w:w="0" w:type="dxa"/>
@@ -6724,7 +6881,7 @@
           </w:tblCellMar>
         </w:tblPrEx>
         <w:trPr>
-          <w:trHeight w:val="665"/>
+          <w:trHeight w:val="665" w:hRule="atLeast"/>
         </w:trPr>
         <w:tc>
           <w:tcPr>
@@ -6736,15 +6893,14 @@
               <w:spacing w:before="180" w:line="218" w:lineRule="auto"/>
               <w:ind w:left="3710"/>
               <w:rPr>
-                <w:rFonts w:ascii="Arial" w:eastAsia="Arial" w:hAnsi="Arial" w:cs="Arial"/>
-                <w:sz w:val="30"/>
-                <w:szCs w:val="30"/>
-              </w:rPr>
-            </w:pPr>
-            <w:bookmarkStart w:id="13" w:name="_Toc16257"/>
-            <w:r>
-              <w:rPr>
-                <w:rFonts w:ascii="仿宋" w:eastAsia="仿宋" w:hAnsi="仿宋" w:cs="仿宋" w:hint="eastAsia"/>
+                <w:rFonts w:ascii="Arial" w:hAnsi="Arial" w:eastAsia="Arial" w:cs="Arial"/>
+                <w:sz w:val="30"/>
+                <w:szCs w:val="30"/>
+              </w:rPr>
+            </w:pPr>
+            <w:r>
+              <w:rPr>
+                <w:rFonts w:hint="eastAsia" w:ascii="仿宋" w:hAnsi="仿宋" w:eastAsia="仿宋" w:cs="仿宋"/>
                 <w:spacing w:val="-5"/>
                 <w:sz w:val="30"/>
                 <w:szCs w:val="30"/>
@@ -6754,7 +6910,7 @@
             </w:r>
             <w:r>
               <w:rPr>
-                <w:rFonts w:ascii="仿宋" w:eastAsia="仿宋" w:hAnsi="仿宋" w:cs="仿宋"/>
+                <w:rFonts w:ascii="仿宋" w:hAnsi="仿宋" w:eastAsia="仿宋" w:cs="仿宋"/>
                 <w:spacing w:val="-5"/>
                 <w:sz w:val="30"/>
                 <w:szCs w:val="30"/>
@@ -6766,9 +6922,14 @@
       </w:tr>
       <w:tr>
         <w:tblPrEx>
-          <w:tblW w:w="8286" w:type="dxa"/>
-          <w:tblInd w:w="17" w:type="dxa"/>
-          <w:tblLayout w:type="fixed"/>
+          <w:tblBorders>
+            <w:top w:val="single" w:color="000000" w:sz="2" w:space="0"/>
+            <w:left w:val="single" w:color="000000" w:sz="2" w:space="0"/>
+            <w:bottom w:val="single" w:color="000000" w:sz="2" w:space="0"/>
+            <w:right w:val="single" w:color="000000" w:sz="2" w:space="0"/>
+            <w:insideH w:val="single" w:color="000000" w:sz="2" w:space="0"/>
+            <w:insideV w:val="single" w:color="000000" w:sz="2" w:space="0"/>
+          </w:tblBorders>
           <w:tblCellMar>
             <w:top w:w="0" w:type="dxa"/>
             <w:left w:w="0" w:type="dxa"/>
@@ -6777,7 +6938,7 @@
           </w:tblCellMar>
         </w:tblPrEx>
         <w:trPr>
-          <w:trHeight w:val="660"/>
+          <w:trHeight w:val="660" w:hRule="atLeast"/>
         </w:trPr>
         <w:tc>
           <w:tcPr>
@@ -6787,10 +6948,10 @@
           <w:p>
             <w:pPr>
               <w:spacing w:before="181" w:line="220" w:lineRule="auto"/>
-              <w:ind w:left="0" w:right="0" w:firstLine="0" w:leftChars="0" w:rightChars="0" w:firstLineChars="0"/>
+              <w:ind w:left="0" w:leftChars="0" w:right="0" w:rightChars="0" w:firstLine="0" w:firstLineChars="0"/>
               <w:jc w:val="center"/>
               <w:rPr>
-                <w:rFonts w:ascii="仿宋" w:eastAsia="仿宋" w:hAnsi="仿宋" w:cs="仿宋" w:hint="eastAsia"/>
+                <w:rFonts w:hint="eastAsia" w:ascii="仿宋" w:hAnsi="仿宋" w:eastAsia="仿宋" w:cs="仿宋"/>
                 <w:snapToGrid w:val="0"/>
                 <w:color w:val="000000"/>
                 <w:kern w:val="0"/>
@@ -6801,7 +6962,7 @@
             </w:pPr>
             <w:r>
               <w:rPr>
-                <w:rFonts w:ascii="仿宋" w:eastAsia="仿宋" w:hAnsi="仿宋" w:cs="仿宋"/>
+                <w:rFonts w:ascii="仿宋" w:hAnsi="仿宋" w:eastAsia="仿宋" w:cs="仿宋"/>
                 <w:spacing w:val="-6"/>
                 <w:sz w:val="30"/>
                 <w:szCs w:val="30"/>
@@ -6810,7 +6971,7 @@
             </w:r>
             <w:r>
               <w:rPr>
-                <w:rFonts w:ascii="仿宋" w:eastAsia="仿宋" w:hAnsi="仿宋" w:cs="仿宋" w:hint="eastAsia"/>
+                <w:rFonts w:hint="eastAsia" w:ascii="仿宋" w:hAnsi="仿宋" w:eastAsia="仿宋" w:cs="仿宋"/>
                 <w:spacing w:val="-6"/>
                 <w:sz w:val="30"/>
                 <w:szCs w:val="30"/>
@@ -6828,10 +6989,10 @@
           <w:p>
             <w:pPr>
               <w:spacing w:before="182" w:line="217" w:lineRule="auto"/>
-              <w:ind w:left="0" w:right="0" w:firstLine="0" w:leftChars="0" w:rightChars="0" w:firstLineChars="0"/>
+              <w:ind w:left="0" w:leftChars="0" w:right="0" w:rightChars="0" w:firstLine="0" w:firstLineChars="0"/>
               <w:jc w:val="center"/>
               <w:rPr>
-                <w:rFonts w:ascii="仿宋" w:eastAsia="仿宋" w:hAnsi="仿宋" w:cs="仿宋" w:hint="eastAsia"/>
+                <w:rFonts w:hint="eastAsia" w:ascii="仿宋" w:hAnsi="仿宋" w:eastAsia="仿宋" w:cs="仿宋"/>
                 <w:snapToGrid w:val="0"/>
                 <w:color w:val="000000"/>
                 <w:kern w:val="0"/>
@@ -6842,7 +7003,7 @@
             </w:pPr>
             <w:r>
               <w:rPr>
-                <w:rFonts w:ascii="仿宋" w:eastAsia="仿宋" w:hAnsi="仿宋" w:cs="仿宋"/>
+                <w:rFonts w:ascii="仿宋" w:hAnsi="仿宋" w:eastAsia="仿宋" w:cs="仿宋"/>
                 <w:spacing w:val="-3"/>
                 <w:sz w:val="30"/>
                 <w:szCs w:val="30"/>
@@ -6851,7 +7012,7 @@
             </w:r>
             <w:r>
               <w:rPr>
-                <w:rFonts w:ascii="仿宋" w:eastAsia="仿宋" w:hAnsi="仿宋" w:cs="仿宋" w:hint="eastAsia"/>
+                <w:rFonts w:hint="eastAsia" w:ascii="仿宋" w:hAnsi="仿宋" w:eastAsia="仿宋" w:cs="仿宋"/>
                 <w:spacing w:val="-3"/>
                 <w:sz w:val="30"/>
                 <w:szCs w:val="30"/>
@@ -6871,7 +7032,7 @@
               <w:spacing w:before="222" w:line="237" w:lineRule="auto"/>
               <w:ind w:left="809" w:leftChars="0"/>
               <w:rPr>
-                <w:rFonts w:ascii="Arial" w:eastAsia="宋体" w:hAnsi="Arial" w:cs="Arial" w:hint="default"/>
+                <w:rFonts w:hint="default" w:ascii="Arial" w:hAnsi="Arial" w:eastAsia="宋体" w:cs="Arial"/>
                 <w:snapToGrid w:val="0"/>
                 <w:color w:val="000000"/>
                 <w:kern w:val="0"/>
@@ -6882,7 +7043,7 @@
             </w:pPr>
             <w:r>
               <w:rPr>
-                <w:rFonts w:eastAsia="宋体" w:cs="Arial" w:hint="eastAsia"/>
+                <w:rFonts w:hint="eastAsia" w:eastAsia="宋体" w:cs="Arial"/>
                 <w:spacing w:val="-6"/>
                 <w:sz w:val="30"/>
                 <w:szCs w:val="30"/>
@@ -6895,9 +7056,14 @@
       </w:tr>
       <w:tr>
         <w:tblPrEx>
-          <w:tblW w:w="8286" w:type="dxa"/>
-          <w:tblInd w:w="17" w:type="dxa"/>
-          <w:tblLayout w:type="fixed"/>
+          <w:tblBorders>
+            <w:top w:val="single" w:color="000000" w:sz="2" w:space="0"/>
+            <w:left w:val="single" w:color="000000" w:sz="2" w:space="0"/>
+            <w:bottom w:val="single" w:color="000000" w:sz="2" w:space="0"/>
+            <w:right w:val="single" w:color="000000" w:sz="2" w:space="0"/>
+            <w:insideH w:val="single" w:color="000000" w:sz="2" w:space="0"/>
+            <w:insideV w:val="single" w:color="000000" w:sz="2" w:space="0"/>
+          </w:tblBorders>
           <w:tblCellMar>
             <w:top w:w="0" w:type="dxa"/>
             <w:left w:w="0" w:type="dxa"/>
@@ -6906,7 +7072,7 @@
           </w:tblCellMar>
         </w:tblPrEx>
         <w:trPr>
-          <w:trHeight w:val="660"/>
+          <w:trHeight w:val="660" w:hRule="atLeast"/>
         </w:trPr>
         <w:tc>
           <w:tcPr>
@@ -6916,10 +7082,10 @@
           <w:p>
             <w:pPr>
               <w:spacing w:before="181" w:line="218" w:lineRule="auto"/>
-              <w:ind w:left="0" w:right="0" w:firstLine="0" w:leftChars="0" w:rightChars="0" w:firstLineChars="0"/>
+              <w:ind w:left="0" w:leftChars="0" w:right="0" w:rightChars="0" w:firstLine="0" w:firstLineChars="0"/>
               <w:jc w:val="center"/>
               <w:rPr>
-                <w:rFonts w:ascii="仿宋" w:eastAsia="仿宋" w:hAnsi="仿宋" w:cs="仿宋" w:hint="eastAsia"/>
+                <w:rFonts w:hint="eastAsia" w:ascii="仿宋" w:hAnsi="仿宋" w:eastAsia="仿宋" w:cs="仿宋"/>
                 <w:snapToGrid w:val="0"/>
                 <w:color w:val="000000"/>
                 <w:kern w:val="0"/>
@@ -6930,7 +7096,7 @@
             </w:pPr>
             <w:r>
               <w:rPr>
-                <w:rFonts w:ascii="仿宋" w:eastAsia="仿宋" w:hAnsi="仿宋" w:cs="仿宋"/>
+                <w:rFonts w:ascii="仿宋" w:hAnsi="仿宋" w:eastAsia="仿宋" w:cs="仿宋"/>
                 <w:spacing w:val="-11"/>
                 <w:sz w:val="30"/>
                 <w:szCs w:val="30"/>
@@ -6939,7 +7105,7 @@
             </w:r>
             <w:r>
               <w:rPr>
-                <w:rFonts w:ascii="仿宋" w:eastAsia="仿宋" w:hAnsi="仿宋" w:cs="仿宋" w:hint="eastAsia"/>
+                <w:rFonts w:hint="eastAsia" w:ascii="仿宋" w:hAnsi="仿宋" w:eastAsia="仿宋" w:cs="仿宋"/>
                 <w:spacing w:val="-11"/>
                 <w:sz w:val="30"/>
                 <w:szCs w:val="30"/>
@@ -6957,10 +7123,10 @@
           <w:p>
             <w:pPr>
               <w:spacing w:before="181" w:line="217" w:lineRule="auto"/>
-              <w:ind w:left="0" w:right="0" w:firstLine="0" w:leftChars="0" w:rightChars="0" w:firstLineChars="0"/>
+              <w:ind w:left="0" w:leftChars="0" w:right="0" w:rightChars="0" w:firstLine="0" w:firstLineChars="0"/>
               <w:jc w:val="center"/>
               <w:rPr>
-                <w:rFonts w:ascii="仿宋" w:eastAsia="仿宋" w:hAnsi="仿宋" w:cs="仿宋" w:hint="eastAsia"/>
+                <w:rFonts w:hint="eastAsia" w:ascii="仿宋" w:hAnsi="仿宋" w:eastAsia="仿宋" w:cs="仿宋"/>
                 <w:snapToGrid w:val="0"/>
                 <w:color w:val="000000"/>
                 <w:kern w:val="0"/>
@@ -6971,7 +7137,7 @@
             </w:pPr>
             <w:r>
               <w:rPr>
-                <w:rFonts w:ascii="仿宋" w:eastAsia="仿宋" w:hAnsi="仿宋" w:cs="仿宋"/>
+                <w:rFonts w:ascii="仿宋" w:hAnsi="仿宋" w:eastAsia="仿宋" w:cs="仿宋"/>
                 <w:spacing w:val="-3"/>
                 <w:sz w:val="30"/>
                 <w:szCs w:val="30"/>
@@ -6980,7 +7146,7 @@
             </w:r>
             <w:r>
               <w:rPr>
-                <w:rFonts w:ascii="仿宋" w:eastAsia="仿宋" w:hAnsi="仿宋" w:cs="仿宋" w:hint="eastAsia"/>
+                <w:rFonts w:hint="eastAsia" w:ascii="仿宋" w:hAnsi="仿宋" w:eastAsia="仿宋" w:cs="仿宋"/>
                 <w:spacing w:val="-3"/>
                 <w:sz w:val="30"/>
                 <w:szCs w:val="30"/>
@@ -7000,7 +7166,7 @@
               <w:spacing w:before="221" w:line="237" w:lineRule="auto"/>
               <w:ind w:left="809" w:leftChars="0"/>
               <w:rPr>
-                <w:rFonts w:ascii="Arial" w:eastAsia="宋体" w:hAnsi="Arial" w:cs="Arial" w:hint="default"/>
+                <w:rFonts w:hint="default" w:ascii="Arial" w:hAnsi="Arial" w:eastAsia="宋体" w:cs="Arial"/>
                 <w:snapToGrid w:val="0"/>
                 <w:color w:val="000000"/>
                 <w:kern w:val="0"/>
@@ -7011,7 +7177,7 @@
             </w:pPr>
             <w:r>
               <w:rPr>
-                <w:rFonts w:eastAsia="宋体" w:cs="Arial" w:hint="eastAsia"/>
+                <w:rFonts w:hint="eastAsia" w:eastAsia="宋体" w:cs="Arial"/>
                 <w:spacing w:val="-6"/>
                 <w:sz w:val="30"/>
                 <w:szCs w:val="30"/>
@@ -7024,9 +7190,14 @@
       </w:tr>
       <w:tr>
         <w:tblPrEx>
-          <w:tblW w:w="8286" w:type="dxa"/>
-          <w:tblInd w:w="17" w:type="dxa"/>
-          <w:tblLayout w:type="fixed"/>
+          <w:tblBorders>
+            <w:top w:val="single" w:color="000000" w:sz="2" w:space="0"/>
+            <w:left w:val="single" w:color="000000" w:sz="2" w:space="0"/>
+            <w:bottom w:val="single" w:color="000000" w:sz="2" w:space="0"/>
+            <w:right w:val="single" w:color="000000" w:sz="2" w:space="0"/>
+            <w:insideH w:val="single" w:color="000000" w:sz="2" w:space="0"/>
+            <w:insideV w:val="single" w:color="000000" w:sz="2" w:space="0"/>
+          </w:tblBorders>
           <w:tblCellMar>
             <w:top w:w="0" w:type="dxa"/>
             <w:left w:w="0" w:type="dxa"/>
@@ -7035,7 +7206,7 @@
           </w:tblCellMar>
         </w:tblPrEx>
         <w:trPr>
-          <w:trHeight w:val="660"/>
+          <w:trHeight w:val="660" w:hRule="atLeast"/>
         </w:trPr>
         <w:tc>
           <w:tcPr>
@@ -7045,10 +7216,10 @@
           <w:p>
             <w:pPr>
               <w:spacing w:before="178" w:line="220" w:lineRule="auto"/>
-              <w:ind w:left="0" w:right="0" w:firstLine="0" w:leftChars="0" w:rightChars="0" w:firstLineChars="0"/>
+              <w:ind w:left="0" w:leftChars="0" w:right="0" w:rightChars="0" w:firstLine="0" w:firstLineChars="0"/>
               <w:jc w:val="center"/>
               <w:rPr>
-                <w:rFonts w:ascii="仿宋" w:eastAsia="仿宋" w:hAnsi="仿宋" w:cs="仿宋" w:hint="eastAsia"/>
+                <w:rFonts w:hint="eastAsia" w:ascii="仿宋" w:hAnsi="仿宋" w:eastAsia="仿宋" w:cs="仿宋"/>
                 <w:snapToGrid w:val="0"/>
                 <w:color w:val="000000"/>
                 <w:kern w:val="0"/>
@@ -7059,7 +7230,7 @@
             </w:pPr>
             <w:r>
               <w:rPr>
-                <w:rFonts w:ascii="仿宋" w:eastAsia="仿宋" w:hAnsi="仿宋" w:cs="仿宋" w:hint="eastAsia"/>
+                <w:rFonts w:hint="eastAsia" w:ascii="仿宋" w:hAnsi="仿宋" w:eastAsia="仿宋" w:cs="仿宋"/>
                 <w:spacing w:val="-6"/>
                 <w:sz w:val="30"/>
                 <w:szCs w:val="30"/>
@@ -7069,7 +7240,7 @@
             </w:r>
             <w:r>
               <w:rPr>
-                <w:rFonts w:ascii="仿宋" w:eastAsia="仿宋" w:hAnsi="仿宋" w:cs="仿宋" w:hint="eastAsia"/>
+                <w:rFonts w:hint="eastAsia" w:ascii="仿宋" w:hAnsi="仿宋" w:eastAsia="仿宋" w:cs="仿宋"/>
                 <w:spacing w:val="-6"/>
                 <w:sz w:val="30"/>
                 <w:szCs w:val="30"/>
@@ -7087,10 +7258,10 @@
           <w:p>
             <w:pPr>
               <w:spacing w:before="179" w:line="217" w:lineRule="auto"/>
-              <w:ind w:left="0" w:right="0" w:firstLine="0" w:leftChars="0" w:rightChars="0" w:firstLineChars="0"/>
+              <w:ind w:left="0" w:leftChars="0" w:right="0" w:rightChars="0" w:firstLine="0" w:firstLineChars="0"/>
               <w:jc w:val="center"/>
               <w:rPr>
-                <w:rFonts w:ascii="仿宋" w:eastAsia="仿宋" w:hAnsi="仿宋" w:cs="仿宋" w:hint="eastAsia"/>
+                <w:rFonts w:hint="eastAsia" w:ascii="仿宋" w:hAnsi="仿宋" w:eastAsia="仿宋" w:cs="仿宋"/>
                 <w:snapToGrid w:val="0"/>
                 <w:color w:val="000000"/>
                 <w:kern w:val="0"/>
@@ -7101,7 +7272,7 @@
             </w:pPr>
             <w:r>
               <w:rPr>
-                <w:rFonts w:ascii="仿宋" w:eastAsia="仿宋" w:hAnsi="仿宋" w:cs="仿宋"/>
+                <w:rFonts w:ascii="仿宋" w:hAnsi="仿宋" w:eastAsia="仿宋" w:cs="仿宋"/>
                 <w:spacing w:val="-3"/>
                 <w:sz w:val="30"/>
                 <w:szCs w:val="30"/>
@@ -7110,7 +7281,7 @@
             </w:r>
             <w:r>
               <w:rPr>
-                <w:rFonts w:ascii="仿宋" w:eastAsia="仿宋" w:hAnsi="仿宋" w:cs="仿宋" w:hint="eastAsia"/>
+                <w:rFonts w:hint="eastAsia" w:ascii="仿宋" w:hAnsi="仿宋" w:eastAsia="仿宋" w:cs="仿宋"/>
                 <w:spacing w:val="-3"/>
                 <w:sz w:val="30"/>
                 <w:szCs w:val="30"/>
@@ -7120,7 +7291,7 @@
             </w:r>
             <w:r>
               <w:rPr>
-                <w:rFonts w:ascii="仿宋" w:eastAsia="仿宋" w:hAnsi="仿宋" w:cs="仿宋" w:hint="eastAsia"/>
+                <w:rFonts w:hint="eastAsia" w:ascii="仿宋" w:hAnsi="仿宋" w:eastAsia="仿宋" w:cs="仿宋"/>
                 <w:spacing w:val="-3"/>
                 <w:sz w:val="30"/>
                 <w:szCs w:val="30"/>
@@ -7130,7 +7301,7 @@
             </w:r>
             <w:r>
               <w:rPr>
-                <w:rFonts w:ascii="仿宋" w:eastAsia="仿宋" w:hAnsi="仿宋" w:cs="仿宋" w:hint="eastAsia"/>
+                <w:rFonts w:hint="eastAsia" w:ascii="仿宋" w:hAnsi="仿宋" w:eastAsia="仿宋" w:cs="仿宋"/>
                 <w:spacing w:val="-3"/>
                 <w:sz w:val="30"/>
                 <w:szCs w:val="30"/>
@@ -7150,7 +7321,7 @@
               <w:spacing w:before="219" w:line="237" w:lineRule="auto"/>
               <w:ind w:left="871" w:leftChars="0"/>
               <w:rPr>
-                <w:rFonts w:ascii="Arial" w:eastAsia="宋体" w:hAnsi="Arial" w:cs="Arial" w:hint="default"/>
+                <w:rFonts w:hint="default" w:ascii="Arial" w:hAnsi="Arial" w:eastAsia="宋体" w:cs="Arial"/>
                 <w:snapToGrid w:val="0"/>
                 <w:color w:val="000000"/>
                 <w:kern w:val="0"/>
@@ -7161,7 +7332,7 @@
             </w:pPr>
             <w:r>
               <w:rPr>
-                <w:rFonts w:eastAsia="宋体" w:cs="Arial" w:hint="eastAsia"/>
+                <w:rFonts w:hint="eastAsia" w:eastAsia="宋体" w:cs="Arial"/>
                 <w:spacing w:val="-3"/>
                 <w:sz w:val="30"/>
                 <w:szCs w:val="30"/>
@@ -7174,9 +7345,14 @@
       </w:tr>
       <w:tr>
         <w:tblPrEx>
-          <w:tblW w:w="8286" w:type="dxa"/>
-          <w:tblInd w:w="17" w:type="dxa"/>
-          <w:tblLayout w:type="fixed"/>
+          <w:tblBorders>
+            <w:top w:val="single" w:color="000000" w:sz="2" w:space="0"/>
+            <w:left w:val="single" w:color="000000" w:sz="2" w:space="0"/>
+            <w:bottom w:val="single" w:color="000000" w:sz="2" w:space="0"/>
+            <w:right w:val="single" w:color="000000" w:sz="2" w:space="0"/>
+            <w:insideH w:val="single" w:color="000000" w:sz="2" w:space="0"/>
+            <w:insideV w:val="single" w:color="000000" w:sz="2" w:space="0"/>
+          </w:tblBorders>
           <w:tblCellMar>
             <w:top w:w="0" w:type="dxa"/>
             <w:left w:w="0" w:type="dxa"/>
@@ -7185,7 +7361,7 @@
           </w:tblCellMar>
         </w:tblPrEx>
         <w:trPr>
-          <w:trHeight w:val="660"/>
+          <w:trHeight w:val="660" w:hRule="atLeast"/>
         </w:trPr>
         <w:tc>
           <w:tcPr>
@@ -7195,10 +7371,10 @@
           <w:p>
             <w:pPr>
               <w:spacing w:before="179" w:line="219" w:lineRule="auto"/>
-              <w:ind w:left="0" w:right="0" w:firstLine="0" w:leftChars="0" w:rightChars="0" w:firstLineChars="0"/>
+              <w:ind w:left="0" w:leftChars="0" w:right="0" w:rightChars="0" w:firstLine="0" w:firstLineChars="0"/>
               <w:jc w:val="center"/>
               <w:rPr>
-                <w:rFonts w:ascii="仿宋" w:eastAsia="仿宋" w:hAnsi="仿宋" w:cs="仿宋"/>
+                <w:rFonts w:ascii="仿宋" w:hAnsi="仿宋" w:eastAsia="仿宋" w:cs="仿宋"/>
                 <w:snapToGrid w:val="0"/>
                 <w:color w:val="000000"/>
                 <w:kern w:val="0"/>
@@ -7209,7 +7385,7 @@
             </w:pPr>
             <w:r>
               <w:rPr>
-                <w:rFonts w:ascii="仿宋" w:eastAsia="仿宋" w:hAnsi="仿宋" w:cs="仿宋"/>
+                <w:rFonts w:ascii="仿宋" w:hAnsi="仿宋" w:eastAsia="仿宋" w:cs="仿宋"/>
                 <w:spacing w:val="-5"/>
                 <w:sz w:val="30"/>
                 <w:szCs w:val="30"/>
@@ -7226,10 +7402,10 @@
           <w:p>
             <w:pPr>
               <w:spacing w:before="180" w:line="217" w:lineRule="auto"/>
-              <w:ind w:left="0" w:right="0" w:firstLine="0" w:leftChars="0" w:rightChars="0" w:firstLineChars="0"/>
+              <w:ind w:left="0" w:leftChars="0" w:right="0" w:rightChars="0" w:firstLine="0" w:firstLineChars="0"/>
               <w:jc w:val="center"/>
               <w:rPr>
-                <w:rFonts w:ascii="仿宋" w:eastAsia="仿宋" w:hAnsi="仿宋" w:cs="仿宋"/>
+                <w:rFonts w:ascii="仿宋" w:hAnsi="仿宋" w:eastAsia="仿宋" w:cs="仿宋"/>
                 <w:snapToGrid w:val="0"/>
                 <w:color w:val="000000"/>
                 <w:kern w:val="0"/>
@@ -7240,7 +7416,7 @@
             </w:pPr>
             <w:r>
               <w:rPr>
-                <w:rFonts w:ascii="仿宋" w:eastAsia="仿宋" w:hAnsi="仿宋" w:cs="仿宋"/>
+                <w:rFonts w:ascii="仿宋" w:hAnsi="仿宋" w:eastAsia="仿宋" w:cs="仿宋"/>
                 <w:spacing w:val="-3"/>
                 <w:sz w:val="30"/>
                 <w:szCs w:val="30"/>
@@ -7259,7 +7435,7 @@
               <w:spacing w:before="219"/>
               <w:ind w:left="869" w:leftChars="0"/>
               <w:rPr>
-                <w:rFonts w:ascii="Arial" w:eastAsia="宋体" w:hAnsi="Arial" w:cs="Arial" w:hint="default"/>
+                <w:rFonts w:hint="default" w:ascii="Arial" w:hAnsi="Arial" w:eastAsia="宋体" w:cs="Arial"/>
                 <w:snapToGrid w:val="0"/>
                 <w:color w:val="000000"/>
                 <w:kern w:val="0"/>
@@ -7270,7 +7446,7 @@
             </w:pPr>
             <w:r>
               <w:rPr>
-                <w:rFonts w:eastAsia="宋体" w:cs="Arial" w:hint="eastAsia"/>
+                <w:rFonts w:hint="eastAsia" w:eastAsia="宋体" w:cs="Arial"/>
                 <w:spacing w:val="-2"/>
                 <w:sz w:val="30"/>
                 <w:szCs w:val="30"/>
@@ -7283,9 +7459,14 @@
       </w:tr>
       <w:tr>
         <w:tblPrEx>
-          <w:tblW w:w="8286" w:type="dxa"/>
-          <w:tblInd w:w="17" w:type="dxa"/>
-          <w:tblLayout w:type="fixed"/>
+          <w:tblBorders>
+            <w:top w:val="single" w:color="000000" w:sz="2" w:space="0"/>
+            <w:left w:val="single" w:color="000000" w:sz="2" w:space="0"/>
+            <w:bottom w:val="single" w:color="000000" w:sz="2" w:space="0"/>
+            <w:right w:val="single" w:color="000000" w:sz="2" w:space="0"/>
+            <w:insideH w:val="single" w:color="000000" w:sz="2" w:space="0"/>
+            <w:insideV w:val="single" w:color="000000" w:sz="2" w:space="0"/>
+          </w:tblBorders>
           <w:tblCellMar>
             <w:top w:w="0" w:type="dxa"/>
             <w:left w:w="0" w:type="dxa"/>
@@ -7294,7 +7475,7 @@
           </w:tblCellMar>
         </w:tblPrEx>
         <w:trPr>
-          <w:trHeight w:val="660"/>
+          <w:trHeight w:val="660" w:hRule="atLeast"/>
         </w:trPr>
         <w:tc>
           <w:tcPr>
@@ -7304,10 +7485,10 @@
           <w:p>
             <w:pPr>
               <w:spacing w:before="177" w:line="218" w:lineRule="auto"/>
-              <w:ind w:left="0" w:right="0" w:firstLine="0" w:leftChars="0" w:rightChars="0" w:firstLineChars="0"/>
+              <w:ind w:left="0" w:leftChars="0" w:right="0" w:rightChars="0" w:firstLine="0" w:firstLineChars="0"/>
               <w:jc w:val="center"/>
               <w:rPr>
-                <w:rFonts w:ascii="仿宋" w:eastAsia="仿宋" w:hAnsi="仿宋" w:cs="仿宋"/>
+                <w:rFonts w:ascii="仿宋" w:hAnsi="仿宋" w:eastAsia="仿宋" w:cs="仿宋"/>
                 <w:snapToGrid w:val="0"/>
                 <w:color w:val="000000"/>
                 <w:kern w:val="0"/>
@@ -7318,7 +7499,7 @@
             </w:pPr>
             <w:r>
               <w:rPr>
-                <w:rFonts w:ascii="仿宋" w:eastAsia="仿宋" w:hAnsi="仿宋" w:cs="仿宋"/>
+                <w:rFonts w:ascii="仿宋" w:hAnsi="仿宋" w:eastAsia="仿宋" w:cs="仿宋"/>
                 <w:spacing w:val="-6"/>
                 <w:sz w:val="30"/>
                 <w:szCs w:val="30"/>
@@ -7335,10 +7516,10 @@
           <w:p>
             <w:pPr>
               <w:spacing w:before="177" w:line="218" w:lineRule="auto"/>
-              <w:ind w:left="0" w:right="0" w:firstLine="0" w:leftChars="0" w:rightChars="0" w:firstLineChars="0"/>
+              <w:ind w:left="0" w:leftChars="0" w:right="0" w:rightChars="0" w:firstLine="0" w:firstLineChars="0"/>
               <w:jc w:val="center"/>
               <w:rPr>
-                <w:rFonts w:ascii="仿宋" w:eastAsia="仿宋" w:hAnsi="仿宋" w:cs="仿宋"/>
+                <w:rFonts w:ascii="仿宋" w:hAnsi="仿宋" w:eastAsia="仿宋" w:cs="仿宋"/>
                 <w:snapToGrid w:val="0"/>
                 <w:color w:val="000000"/>
                 <w:kern w:val="0"/>
@@ -7349,7 +7530,7 @@
             </w:pPr>
             <w:r>
               <w:rPr>
-                <w:rFonts w:ascii="仿宋" w:eastAsia="仿宋" w:hAnsi="仿宋" w:cs="仿宋"/>
+                <w:rFonts w:ascii="仿宋" w:hAnsi="仿宋" w:eastAsia="仿宋" w:cs="仿宋"/>
                 <w:spacing w:val="-6"/>
                 <w:sz w:val="30"/>
                 <w:szCs w:val="30"/>
@@ -7368,7 +7549,7 @@
               <w:spacing w:before="217" w:line="237" w:lineRule="auto"/>
               <w:ind w:left="1089" w:leftChars="0"/>
               <w:rPr>
-                <w:rFonts w:ascii="Arial" w:eastAsia="Arial" w:hAnsi="Arial" w:cs="Arial"/>
+                <w:rFonts w:ascii="Arial" w:hAnsi="Arial" w:eastAsia="Arial" w:cs="Arial"/>
                 <w:snapToGrid w:val="0"/>
                 <w:color w:val="000000"/>
                 <w:kern w:val="0"/>
@@ -7379,7 +7560,7 @@
             </w:pPr>
             <w:r>
               <w:rPr>
-                <w:rFonts w:ascii="Arial" w:eastAsia="Arial" w:hAnsi="Arial" w:cs="Arial"/>
+                <w:rFonts w:ascii="Arial" w:hAnsi="Arial" w:eastAsia="Arial" w:cs="Arial"/>
                 <w:sz w:val="30"/>
                 <w:szCs w:val="30"/>
               </w:rPr>
@@ -7390,9 +7571,14 @@
       </w:tr>
       <w:tr>
         <w:tblPrEx>
-          <w:tblW w:w="8286" w:type="dxa"/>
-          <w:tblInd w:w="17" w:type="dxa"/>
-          <w:tblLayout w:type="fixed"/>
+          <w:tblBorders>
+            <w:top w:val="single" w:color="000000" w:sz="2" w:space="0"/>
+            <w:left w:val="single" w:color="000000" w:sz="2" w:space="0"/>
+            <w:bottom w:val="single" w:color="000000" w:sz="2" w:space="0"/>
+            <w:right w:val="single" w:color="000000" w:sz="2" w:space="0"/>
+            <w:insideH w:val="single" w:color="000000" w:sz="2" w:space="0"/>
+            <w:insideV w:val="single" w:color="000000" w:sz="2" w:space="0"/>
+          </w:tblBorders>
           <w:tblCellMar>
             <w:top w:w="0" w:type="dxa"/>
             <w:left w:w="0" w:type="dxa"/>
@@ -7401,7 +7587,7 @@
           </w:tblCellMar>
         </w:tblPrEx>
         <w:trPr>
-          <w:trHeight w:val="665"/>
+          <w:trHeight w:val="665" w:hRule="atLeast"/>
         </w:trPr>
         <w:tc>
           <w:tcPr>
@@ -7413,7 +7599,7 @@
               <w:spacing w:before="180" w:line="218" w:lineRule="auto"/>
               <w:ind w:left="3710"/>
               <w:rPr>
-                <w:rFonts w:ascii="仿宋" w:eastAsia="仿宋" w:hAnsi="仿宋" w:cs="仿宋" w:hint="eastAsia"/>
+                <w:rFonts w:hint="eastAsia" w:ascii="仿宋" w:hAnsi="仿宋" w:eastAsia="仿宋" w:cs="仿宋"/>
                 <w:spacing w:val="-5"/>
                 <w:sz w:val="30"/>
                 <w:szCs w:val="30"/>
@@ -7426,44 +7612,45 @@
     </w:tbl>
     <w:p>
       <w:pPr>
-        <w:pStyle w:val="1"/>
+        <w:pStyle w:val="28"/>
         <w:bidi w:val="0"/>
         <w:rPr>
           <w:rFonts w:hint="default"/>
           <w:lang w:val="en-US" w:eastAsia="zh-CN"/>
         </w:rPr>
       </w:pPr>
+      <w:bookmarkStart w:id="12" w:name="_Toc30269"/>
       <w:r>
         <w:rPr>
           <w:rFonts w:hint="default"/>
           <w:lang w:val="en-US" w:eastAsia="zh-CN"/>
         </w:rPr>
         <w:t>技能等级评定</w:t>
+      </w:r>
+      <w:bookmarkEnd w:id="12"/>
+    </w:p>
+    <w:p>
+      <w:pPr>
+        <w:pStyle w:val="30"/>
+        <w:bidi w:val="0"/>
+        <w:rPr>
+          <w:rFonts w:hint="default"/>
+          <w:lang w:val="en-US" w:eastAsia="zh-CN"/>
+        </w:rPr>
+      </w:pPr>
+      <w:bookmarkStart w:id="13" w:name="_Toc23023"/>
+      <w:r>
+        <w:rPr>
+          <w:rFonts w:hint="default"/>
+          <w:lang w:val="en-US" w:eastAsia="zh-CN"/>
+        </w:rPr>
+        <w:t>员工技能等级初定</w:t>
       </w:r>
       <w:bookmarkEnd w:id="13"/>
     </w:p>
     <w:p>
       <w:pPr>
-        <w:pStyle w:val="2"/>
-        <w:bidi w:val="0"/>
-        <w:rPr>
-          <w:rFonts w:hint="default"/>
-          <w:lang w:val="en-US" w:eastAsia="zh-CN"/>
-        </w:rPr>
-      </w:pPr>
-      <w:bookmarkStart w:id="14" w:name="_Toc17579"/>
-      <w:r>
-        <w:rPr>
-          <w:rFonts w:hint="default"/>
-          <w:lang w:val="en-US" w:eastAsia="zh-CN"/>
-        </w:rPr>
-        <w:t>员工技能等级初定</w:t>
-      </w:r>
-      <w:bookmarkEnd w:id="14"/>
-    </w:p>
-    <w:p>
-      <w:pPr>
-        <w:pStyle w:val="a1"/>
+        <w:pStyle w:val="29"/>
         <w:keepNext w:val="0"/>
         <w:keepLines w:val="0"/>
         <w:pageBreakBefore w:val="0"/>
@@ -7493,7 +7680,7 @@
     </w:p>
     <w:p>
       <w:pPr>
-        <w:pStyle w:val="a1"/>
+        <w:pStyle w:val="29"/>
         <w:keepNext w:val="0"/>
         <w:keepLines w:val="0"/>
         <w:pageBreakBefore w:val="0"/>
@@ -7523,7 +7710,7 @@
     </w:p>
     <w:p>
       <w:pPr>
-        <w:pStyle w:val="a1"/>
+        <w:pStyle w:val="29"/>
         <w:keepNext w:val="0"/>
         <w:keepLines w:val="0"/>
         <w:pageBreakBefore w:val="0"/>
@@ -7553,7 +7740,7 @@
     </w:p>
     <w:p>
       <w:pPr>
-        <w:pStyle w:val="a1"/>
+        <w:pStyle w:val="29"/>
         <w:keepNext w:val="0"/>
         <w:keepLines w:val="0"/>
         <w:pageBreakBefore w:val="0"/>
@@ -7597,7 +7784,7 @@
     </w:p>
     <w:p>
       <w:pPr>
-        <w:pStyle w:val="a1"/>
+        <w:pStyle w:val="29"/>
         <w:keepNext w:val="0"/>
         <w:keepLines w:val="0"/>
         <w:pageBreakBefore w:val="0"/>
@@ -7627,7 +7814,7 @@
     </w:p>
     <w:p>
       <w:pPr>
-        <w:pStyle w:val="a1"/>
+        <w:pStyle w:val="29"/>
         <w:keepNext w:val="0"/>
         <w:keepLines w:val="0"/>
         <w:pageBreakBefore w:val="0"/>
@@ -7657,14 +7844,14 @@
     </w:p>
     <w:p>
       <w:pPr>
-        <w:pStyle w:val="2"/>
+        <w:pStyle w:val="30"/>
         <w:bidi w:val="0"/>
         <w:rPr>
           <w:rFonts w:hint="default"/>
           <w:lang w:val="en-US" w:eastAsia="zh-CN"/>
         </w:rPr>
       </w:pPr>
-      <w:bookmarkStart w:id="15" w:name="_Toc5788"/>
+      <w:bookmarkStart w:id="14" w:name="_Toc24744"/>
       <w:r>
         <w:rPr>
           <w:rFonts w:hint="default"/>
@@ -7672,11 +7859,11 @@
         </w:rPr>
         <w:t>员工技能职级岗级调整</w:t>
       </w:r>
-      <w:bookmarkEnd w:id="15"/>
+      <w:bookmarkEnd w:id="14"/>
     </w:p>
     <w:p>
       <w:pPr>
-        <w:pStyle w:val="a1"/>
+        <w:pStyle w:val="29"/>
         <w:keepNext w:val="0"/>
         <w:keepLines w:val="0"/>
         <w:pageBreakBefore w:val="0"/>
@@ -7706,7 +7893,7 @@
     </w:p>
     <w:p>
       <w:pPr>
-        <w:pStyle w:val="a1"/>
+        <w:pStyle w:val="29"/>
         <w:keepNext w:val="0"/>
         <w:keepLines w:val="0"/>
         <w:pageBreakBefore w:val="0"/>
@@ -7750,7 +7937,7 @@
     </w:p>
     <w:p>
       <w:pPr>
-        <w:pStyle w:val="a1"/>
+        <w:pStyle w:val="29"/>
         <w:keepNext w:val="0"/>
         <w:keepLines w:val="0"/>
         <w:pageBreakBefore w:val="0"/>
@@ -7780,7 +7967,7 @@
     </w:p>
     <w:p>
       <w:pPr>
-        <w:pStyle w:val="a1"/>
+        <w:pStyle w:val="29"/>
         <w:keepNext w:val="0"/>
         <w:keepLines w:val="0"/>
         <w:pageBreakBefore w:val="0"/>
@@ -7810,7 +7997,7 @@
     </w:p>
     <w:p>
       <w:pPr>
-        <w:pStyle w:val="a1"/>
+        <w:pStyle w:val="29"/>
         <w:keepNext w:val="0"/>
         <w:keepLines w:val="0"/>
         <w:pageBreakBefore w:val="0"/>
@@ -7854,7 +8041,7 @@
     </w:p>
     <w:p>
       <w:pPr>
-        <w:pStyle w:val="a1"/>
+        <w:pStyle w:val="29"/>
         <w:keepNext w:val="0"/>
         <w:keepLines w:val="0"/>
         <w:pageBreakBefore w:val="0"/>
@@ -7884,7 +8071,7 @@
     </w:p>
     <w:p>
       <w:pPr>
-        <w:pStyle w:val="a1"/>
+        <w:pStyle w:val="29"/>
         <w:keepNext w:val="0"/>
         <w:keepLines w:val="0"/>
         <w:pageBreakBefore w:val="0"/>
@@ -7914,7 +8101,7 @@
     </w:p>
     <w:p>
       <w:pPr>
-        <w:pStyle w:val="a1"/>
+        <w:pStyle w:val="29"/>
         <w:keepNext w:val="0"/>
         <w:keepLines w:val="0"/>
         <w:pageBreakBefore w:val="0"/>
@@ -7944,7 +8131,7 @@
     </w:p>
     <w:p>
       <w:pPr>
-        <w:pStyle w:val="a1"/>
+        <w:pStyle w:val="29"/>
         <w:keepNext w:val="0"/>
         <w:keepLines w:val="0"/>
         <w:pageBreakBefore w:val="0"/>
@@ -7974,7 +8161,7 @@
     </w:p>
     <w:p>
       <w:pPr>
-        <w:pStyle w:val="a1"/>
+        <w:pStyle w:val="29"/>
         <w:keepNext w:val="0"/>
         <w:keepLines w:val="0"/>
         <w:pageBreakBefore w:val="0"/>
@@ -8004,7 +8191,7 @@
     </w:p>
     <w:p>
       <w:pPr>
-        <w:pStyle w:val="a1"/>
+        <w:pStyle w:val="29"/>
         <w:keepNext w:val="0"/>
         <w:keepLines w:val="0"/>
         <w:pageBreakBefore w:val="0"/>
@@ -8034,14 +8221,14 @@
     </w:p>
     <w:p>
       <w:pPr>
-        <w:pStyle w:val="1"/>
+        <w:pStyle w:val="28"/>
         <w:bidi w:val="0"/>
         <w:rPr>
           <w:rFonts w:hint="default"/>
           <w:lang w:val="en-US" w:eastAsia="zh-CN"/>
         </w:rPr>
       </w:pPr>
-      <w:bookmarkStart w:id="16" w:name="_Toc10795"/>
+      <w:bookmarkStart w:id="15" w:name="_Toc3012"/>
       <w:r>
         <w:rPr>
           <w:rFonts w:hint="default"/>
@@ -8049,11 +8236,11 @@
         </w:rPr>
         <w:t>岗位技能资格等级标准</w:t>
       </w:r>
-      <w:bookmarkEnd w:id="16"/>
+      <w:bookmarkEnd w:id="15"/>
     </w:p>
     <w:p>
       <w:pPr>
-        <w:pStyle w:val="a1"/>
+        <w:pStyle w:val="29"/>
         <w:keepNext w:val="0"/>
         <w:keepLines w:val="0"/>
         <w:pageBreakBefore w:val="0"/>
@@ -8083,14 +8270,14 @@
     </w:p>
     <w:p>
       <w:pPr>
-        <w:pStyle w:val="2"/>
+        <w:pStyle w:val="30"/>
         <w:bidi w:val="0"/>
         <w:rPr>
           <w:rFonts w:hint="default"/>
           <w:lang w:val="en-US" w:eastAsia="zh-CN"/>
         </w:rPr>
       </w:pPr>
-      <w:bookmarkStart w:id="17" w:name="_Toc2634"/>
+      <w:bookmarkStart w:id="16" w:name="_Toc3721"/>
       <w:r>
         <w:rPr>
           <w:rFonts w:hint="default"/>
@@ -8098,11 +8285,11 @@
         </w:rPr>
         <w:t>技能资格等级划分基本原则</w:t>
       </w:r>
-      <w:bookmarkEnd w:id="17"/>
+      <w:bookmarkEnd w:id="16"/>
     </w:p>
     <w:p>
       <w:pPr>
-        <w:pStyle w:val="a1"/>
+        <w:pStyle w:val="29"/>
         <w:keepNext w:val="0"/>
         <w:keepLines w:val="0"/>
         <w:pageBreakBefore w:val="0"/>
@@ -8132,7 +8319,7 @@
     </w:p>
     <w:p>
       <w:pPr>
-        <w:pStyle w:val="a1"/>
+        <w:pStyle w:val="29"/>
         <w:keepNext w:val="0"/>
         <w:keepLines w:val="0"/>
         <w:pageBreakBefore w:val="0"/>
@@ -8162,7 +8349,7 @@
     </w:p>
     <w:p>
       <w:pPr>
-        <w:pStyle w:val="a1"/>
+        <w:pStyle w:val="29"/>
         <w:keepNext w:val="0"/>
         <w:keepLines w:val="0"/>
         <w:pageBreakBefore w:val="0"/>
@@ -8192,7 +8379,7 @@
     </w:p>
     <w:p>
       <w:pPr>
-        <w:pStyle w:val="a1"/>
+        <w:pStyle w:val="29"/>
         <w:keepNext w:val="0"/>
         <w:keepLines w:val="0"/>
         <w:pageBreakBefore w:val="0"/>
@@ -8222,7 +8409,7 @@
     </w:p>
     <w:p>
       <w:pPr>
-        <w:pStyle w:val="a1"/>
+        <w:pStyle w:val="29"/>
         <w:keepNext w:val="0"/>
         <w:keepLines w:val="0"/>
         <w:pageBreakBefore w:val="0"/>
@@ -8252,14 +8439,14 @@
     </w:p>
     <w:p>
       <w:pPr>
-        <w:pStyle w:val="2"/>
+        <w:pStyle w:val="30"/>
         <w:bidi w:val="0"/>
         <w:rPr>
           <w:rFonts w:hint="default"/>
           <w:lang w:val="en-US" w:eastAsia="zh-CN"/>
         </w:rPr>
       </w:pPr>
-      <w:bookmarkStart w:id="18" w:name="_Toc13494"/>
+      <w:bookmarkStart w:id="17" w:name="_Toc29726"/>
       <w:r>
         <w:rPr>
           <w:rFonts w:hint="default"/>
@@ -8267,11 +8454,11 @@
         </w:rPr>
         <w:t>技能资格分类</w:t>
       </w:r>
-      <w:bookmarkEnd w:id="18"/>
+      <w:bookmarkEnd w:id="17"/>
     </w:p>
     <w:p>
       <w:pPr>
-        <w:pStyle w:val="a1"/>
+        <w:pStyle w:val="29"/>
         <w:keepNext w:val="0"/>
         <w:keepLines w:val="0"/>
         <w:pageBreakBefore w:val="0"/>
@@ -8315,7 +8502,7 @@
     </w:p>
     <w:p>
       <w:pPr>
-        <w:pStyle w:val="a1"/>
+        <w:pStyle w:val="29"/>
         <w:keepNext w:val="0"/>
         <w:keepLines w:val="0"/>
         <w:pageBreakBefore w:val="0"/>
@@ -8345,7 +8532,7 @@
     </w:p>
     <w:p>
       <w:pPr>
-        <w:pStyle w:val="a1"/>
+        <w:pStyle w:val="29"/>
         <w:keepNext w:val="0"/>
         <w:keepLines w:val="0"/>
         <w:pageBreakBefore w:val="0"/>
@@ -8417,7 +8604,7 @@
     </w:p>
     <w:p>
       <w:pPr>
-        <w:pStyle w:val="a1"/>
+        <w:pStyle w:val="29"/>
         <w:keepNext w:val="0"/>
         <w:keepLines w:val="0"/>
         <w:pageBreakBefore w:val="0"/>
@@ -8447,7 +8634,7 @@
     </w:p>
     <w:p>
       <w:pPr>
-        <w:pStyle w:val="a1"/>
+        <w:pStyle w:val="29"/>
         <w:keepNext w:val="0"/>
         <w:keepLines w:val="0"/>
         <w:pageBreakBefore w:val="0"/>
@@ -8484,7 +8671,7 @@
     </w:p>
     <w:p>
       <w:pPr>
-        <w:pStyle w:val="a1"/>
+        <w:pStyle w:val="29"/>
         <w:keepNext w:val="0"/>
         <w:keepLines w:val="0"/>
         <w:pageBreakBefore w:val="0"/>
@@ -8514,7 +8701,7 @@
     </w:p>
     <w:p>
       <w:pPr>
-        <w:pStyle w:val="a1"/>
+        <w:pStyle w:val="29"/>
         <w:keepNext w:val="0"/>
         <w:keepLines w:val="0"/>
         <w:pageBreakBefore w:val="0"/>
@@ -8586,14 +8773,14 @@
     </w:p>
     <w:p>
       <w:pPr>
-        <w:pStyle w:val="2"/>
+        <w:pStyle w:val="30"/>
         <w:bidi w:val="0"/>
         <w:rPr>
           <w:rFonts w:hint="default"/>
           <w:lang w:val="en-US" w:eastAsia="zh-CN"/>
         </w:rPr>
       </w:pPr>
-      <w:bookmarkStart w:id="19" w:name="_Toc17288"/>
+      <w:bookmarkStart w:id="18" w:name="_Toc19231"/>
       <w:r>
         <w:rPr>
           <w:rFonts w:hint="default"/>
@@ -8601,11 +8788,11 @@
         </w:rPr>
         <w:t>技能资格分级</w:t>
       </w:r>
-      <w:bookmarkEnd w:id="19"/>
+      <w:bookmarkEnd w:id="18"/>
     </w:p>
     <w:p>
       <w:pPr>
-        <w:pStyle w:val="a1"/>
+        <w:pStyle w:val="29"/>
         <w:keepNext w:val="0"/>
         <w:keepLines w:val="0"/>
         <w:pageBreakBefore w:val="0"/>
@@ -8635,7 +8822,7 @@
     </w:p>
     <w:p>
       <w:pPr>
-        <w:pStyle w:val="a1"/>
+        <w:pStyle w:val="29"/>
         <w:keepNext w:val="0"/>
         <w:keepLines w:val="0"/>
         <w:pageBreakBefore w:val="0"/>
@@ -8665,7 +8852,7 @@
     </w:p>
     <w:p>
       <w:pPr>
-        <w:pStyle w:val="a1"/>
+        <w:pStyle w:val="29"/>
         <w:keepNext w:val="0"/>
         <w:keepLines w:val="0"/>
         <w:pageBreakBefore w:val="0"/>
@@ -8709,7 +8896,7 @@
     </w:p>
     <w:p>
       <w:pPr>
-        <w:pStyle w:val="a1"/>
+        <w:pStyle w:val="29"/>
         <w:keepNext w:val="0"/>
         <w:keepLines w:val="0"/>
         <w:pageBreakBefore w:val="0"/>
@@ -8739,7 +8926,7 @@
     </w:p>
     <w:p>
       <w:pPr>
-        <w:pStyle w:val="a1"/>
+        <w:pStyle w:val="29"/>
         <w:keepNext w:val="0"/>
         <w:keepLines w:val="0"/>
         <w:pageBreakBefore w:val="0"/>
@@ -8783,14 +8970,14 @@
     </w:p>
     <w:p>
       <w:pPr>
-        <w:pStyle w:val="1"/>
+        <w:pStyle w:val="28"/>
         <w:bidi w:val="0"/>
         <w:rPr>
           <w:rFonts w:hint="default"/>
           <w:lang w:val="en-US" w:eastAsia="zh-CN"/>
         </w:rPr>
       </w:pPr>
-      <w:bookmarkStart w:id="20" w:name="_Toc24962"/>
+      <w:bookmarkStart w:id="19" w:name="_Toc31374"/>
       <w:r>
         <w:rPr>
           <w:rFonts w:hint="eastAsia"/>
@@ -8798,21 +8985,22 @@
         </w:rPr>
         <w:t>KPI指标</w:t>
       </w:r>
-      <w:bookmarkEnd w:id="20"/>
+      <w:bookmarkEnd w:id="19"/>
     </w:p>
     <w:tbl>
       <w:tblPr>
-        <w:tblStyle w:val="TableGrid"/>
+        <w:tblStyle w:val="21"/>
         <w:tblW w:w="0" w:type="auto"/>
         <w:tblInd w:w="0" w:type="dxa"/>
         <w:tblBorders>
-          <w:top w:val="single" w:sz="4" w:space="0" w:color="auto"/>
-          <w:left w:val="single" w:sz="4" w:space="0" w:color="auto"/>
-          <w:bottom w:val="single" w:sz="4" w:space="0" w:color="auto"/>
-          <w:right w:val="single" w:sz="4" w:space="0" w:color="auto"/>
-          <w:insideH w:val="single" w:sz="4" w:space="0" w:color="auto"/>
-          <w:insideV w:val="single" w:sz="4" w:space="0" w:color="auto"/>
+          <w:top w:val="single" w:color="auto" w:sz="4" w:space="0"/>
+          <w:left w:val="single" w:color="auto" w:sz="4" w:space="0"/>
+          <w:bottom w:val="single" w:color="auto" w:sz="4" w:space="0"/>
+          <w:right w:val="single" w:color="auto" w:sz="4" w:space="0"/>
+          <w:insideH w:val="single" w:color="auto" w:sz="4" w:space="0"/>
+          <w:insideV w:val="single" w:color="auto" w:sz="4" w:space="0"/>
         </w:tblBorders>
+        <w:tblLayout w:type="autofit"/>
         <w:tblCellMar>
           <w:top w:w="0" w:type="dxa"/>
           <w:left w:w="108" w:type="dxa"/>
@@ -8828,15 +9016,13 @@
       </w:tblGrid>
       <w:tr>
         <w:tblPrEx>
-          <w:tblW w:w="0" w:type="auto"/>
-          <w:tblInd w:w="0" w:type="dxa"/>
           <w:tblBorders>
-            <w:top w:val="single" w:sz="4" w:space="0" w:color="auto"/>
-            <w:left w:val="single" w:sz="4" w:space="0" w:color="auto"/>
-            <w:bottom w:val="single" w:sz="4" w:space="0" w:color="auto"/>
-            <w:right w:val="single" w:sz="4" w:space="0" w:color="auto"/>
-            <w:insideH w:val="single" w:sz="4" w:space="0" w:color="auto"/>
-            <w:insideV w:val="single" w:sz="4" w:space="0" w:color="auto"/>
+            <w:top w:val="single" w:color="auto" w:sz="4" w:space="0"/>
+            <w:left w:val="single" w:color="auto" w:sz="4" w:space="0"/>
+            <w:bottom w:val="single" w:color="auto" w:sz="4" w:space="0"/>
+            <w:right w:val="single" w:color="auto" w:sz="4" w:space="0"/>
+            <w:insideH w:val="single" w:color="auto" w:sz="4" w:space="0"/>
+            <w:insideV w:val="single" w:color="auto" w:sz="4" w:space="0"/>
           </w:tblBorders>
           <w:tblCellMar>
             <w:top w:w="0" w:type="dxa"/>
@@ -8851,7 +9037,7 @@
           </w:tcPr>
           <w:p>
             <w:pPr>
-              <w:pStyle w:val="a1"/>
+              <w:pStyle w:val="29"/>
               <w:widowControl w:val="0"/>
               <w:rPr>
                 <w:rFonts w:hint="default"/>
@@ -8875,7 +9061,7 @@
           </w:tcPr>
           <w:p>
             <w:pPr>
-              <w:pStyle w:val="a1"/>
+              <w:pStyle w:val="29"/>
               <w:widowControl w:val="0"/>
               <w:rPr>
                 <w:rFonts w:hint="default"/>
@@ -8899,7 +9085,7 @@
           </w:tcPr>
           <w:p>
             <w:pPr>
-              <w:pStyle w:val="a1"/>
+              <w:pStyle w:val="29"/>
               <w:widowControl w:val="0"/>
               <w:rPr>
                 <w:rFonts w:hint="default"/>
@@ -8923,7 +9109,7 @@
           </w:tcPr>
           <w:p>
             <w:pPr>
-              <w:pStyle w:val="a1"/>
+              <w:pStyle w:val="29"/>
               <w:widowControl w:val="0"/>
               <w:rPr>
                 <w:rFonts w:hint="default"/>
@@ -8944,8 +9130,14 @@
       </w:tr>
       <w:tr>
         <w:tblPrEx>
-          <w:tblW w:w="0" w:type="auto"/>
-          <w:tblInd w:w="0" w:type="dxa"/>
+          <w:tblBorders>
+            <w:top w:val="single" w:color="auto" w:sz="4" w:space="0"/>
+            <w:left w:val="single" w:color="auto" w:sz="4" w:space="0"/>
+            <w:bottom w:val="single" w:color="auto" w:sz="4" w:space="0"/>
+            <w:right w:val="single" w:color="auto" w:sz="4" w:space="0"/>
+            <w:insideH w:val="single" w:color="auto" w:sz="4" w:space="0"/>
+            <w:insideV w:val="single" w:color="auto" w:sz="4" w:space="0"/>
+          </w:tblBorders>
           <w:tblCellMar>
             <w:top w:w="0" w:type="dxa"/>
             <w:left w:w="108" w:type="dxa"/>
@@ -8960,12 +9152,12 @@
           </w:tcPr>
           <w:p>
             <w:pPr>
-              <w:pStyle w:val="TableText"/>
+              <w:pStyle w:val="27"/>
               <w:widowControl w:val="0"/>
               <w:spacing w:before="235" w:line="218" w:lineRule="auto"/>
               <w:ind w:left="137" w:leftChars="0"/>
               <w:rPr>
-                <w:rFonts w:ascii="宋体" w:eastAsia="宋体" w:hAnsi="宋体" w:cs="宋体" w:hint="default"/>
+                <w:rFonts w:hint="default" w:ascii="宋体" w:hAnsi="宋体" w:eastAsia="宋体" w:cs="宋体"/>
                 <w:snapToGrid w:val="0"/>
                 <w:color w:val="000000"/>
                 <w:spacing w:val="-3"/>
@@ -8994,12 +9186,12 @@
           </w:tcPr>
           <w:p>
             <w:pPr>
-              <w:pStyle w:val="TableText"/>
+              <w:pStyle w:val="27"/>
               <w:widowControl w:val="0"/>
               <w:spacing w:before="235" w:line="217" w:lineRule="auto"/>
               <w:ind w:left="122" w:leftChars="0"/>
               <w:rPr>
-                <w:rFonts w:ascii="宋体" w:eastAsia="宋体" w:hAnsi="宋体" w:cs="宋体" w:hint="default"/>
+                <w:rFonts w:hint="default" w:ascii="宋体" w:hAnsi="宋体" w:eastAsia="宋体" w:cs="宋体"/>
                 <w:snapToGrid w:val="0"/>
                 <w:color w:val="000000"/>
                 <w:spacing w:val="-2"/>
@@ -9028,12 +9220,12 @@
           </w:tcPr>
           <w:p>
             <w:pPr>
-              <w:pStyle w:val="TableText"/>
+              <w:pStyle w:val="27"/>
               <w:widowControl w:val="0"/>
               <w:spacing w:before="235" w:line="237" w:lineRule="auto"/>
               <w:ind w:left="221" w:leftChars="0"/>
               <w:rPr>
-                <w:rFonts w:ascii="宋体" w:eastAsia="宋体" w:hAnsi="宋体" w:cs="宋体" w:hint="default"/>
+                <w:rFonts w:hint="default" w:ascii="宋体" w:hAnsi="宋体" w:eastAsia="宋体" w:cs="宋体"/>
                 <w:snapToGrid w:val="0"/>
                 <w:color w:val="000000"/>
                 <w:spacing w:val="-5"/>
@@ -9053,6 +9245,8 @@
               </w:rPr>
               <w:t>100%</w:t>
             </w:r>
+            <w:bookmarkStart w:id="21" w:name="_GoBack"/>
+            <w:bookmarkEnd w:id="21"/>
           </w:p>
         </w:tc>
         <w:tc>
@@ -9062,12 +9256,12 @@
           </w:tcPr>
           <w:p>
             <w:pPr>
-              <w:pStyle w:val="TableText"/>
+              <w:pStyle w:val="27"/>
               <w:widowControl w:val="0"/>
               <w:spacing w:before="234" w:line="219" w:lineRule="auto"/>
               <w:ind w:left="161" w:leftChars="0"/>
               <w:rPr>
-                <w:rFonts w:ascii="宋体" w:eastAsia="宋体" w:hAnsi="宋体" w:cs="宋体" w:hint="default"/>
+                <w:rFonts w:hint="default" w:ascii="宋体" w:hAnsi="宋体" w:eastAsia="宋体" w:cs="宋体"/>
                 <w:snapToGrid w:val="0"/>
                 <w:color w:val="000000"/>
                 <w:spacing w:val="-5"/>
@@ -9093,7 +9287,7 @@
     </w:tbl>
     <w:p>
       <w:pPr>
-        <w:pStyle w:val="a1"/>
+        <w:pStyle w:val="29"/>
         <w:keepNext w:val="0"/>
         <w:keepLines w:val="0"/>
         <w:pageBreakBefore w:val="0"/>
@@ -9116,14 +9310,14 @@
     </w:p>
     <w:p>
       <w:pPr>
-        <w:pStyle w:val="1"/>
+        <w:pStyle w:val="28"/>
         <w:bidi w:val="0"/>
         <w:rPr>
           <w:rFonts w:hint="default"/>
           <w:lang w:val="en-US" w:eastAsia="zh-CN"/>
         </w:rPr>
       </w:pPr>
-      <w:bookmarkStart w:id="21" w:name="_Toc2613"/>
+      <w:bookmarkStart w:id="20" w:name="_Toc11226"/>
       <w:r>
         <w:rPr>
           <w:rFonts w:hint="default"/>
@@ -9131,11 +9325,11 @@
         </w:rPr>
         <w:t>相关记录</w:t>
       </w:r>
-      <w:bookmarkEnd w:id="21"/>
+      <w:bookmarkEnd w:id="20"/>
     </w:p>
     <w:p>
       <w:pPr>
-        <w:pStyle w:val="a1"/>
+        <w:pStyle w:val="29"/>
         <w:keepNext w:val="0"/>
         <w:keepLines w:val="0"/>
         <w:pageBreakBefore w:val="0"/>
@@ -9165,7 +9359,7 @@
     </w:p>
     <w:p>
       <w:pPr>
-        <w:pStyle w:val="a1"/>
+        <w:pStyle w:val="29"/>
         <w:keepNext w:val="0"/>
         <w:keepLines w:val="0"/>
         <w:pageBreakBefore w:val="0"/>
@@ -9195,7 +9389,7 @@
     </w:p>
     <w:p>
       <w:pPr>
-        <w:pStyle w:val="a1"/>
+        <w:pStyle w:val="29"/>
         <w:keepNext w:val="0"/>
         <w:keepLines w:val="0"/>
         <w:pageBreakBefore w:val="0"/>
@@ -9219,23 +9413,73 @@
     <w:sectPr>
       <w:pgSz w:w="11906" w:h="16838"/>
       <w:pgMar w:top="1440" w:right="1800" w:bottom="1440" w:left="1800" w:header="851" w:footer="992" w:gutter="0"/>
-      <w:cols w:num="1" w:space="425"/>
+      <w:cols w:space="425" w:num="1"/>
       <w:docGrid w:type="lines" w:linePitch="312" w:charSpace="0"/>
     </w:sectPr>
   </w:body>
 </w:document>
 </file>
 
+<file path=word/endnotes.xml><?xml version="1.0" encoding="utf-8"?>
+<w:endnotes xmlns:wpc="http://schemas.microsoft.com/office/word/2010/wordprocessingCanvas" xmlns:mc="http://schemas.openxmlformats.org/markup-compatibility/2006" xmlns:o="urn:schemas-microsoft-com:office:office" xmlns:r="http://schemas.openxmlformats.org/officeDocument/2006/relationships" xmlns:m="http://schemas.openxmlformats.org/officeDocument/2006/math" xmlns:v="urn:schemas-microsoft-com:vml" xmlns:wp14="http://schemas.microsoft.com/office/word/2010/wordprocessingDrawing" xmlns:wp="http://schemas.openxmlformats.org/drawingml/2006/wordprocessingDrawing" xmlns:w="http://schemas.openxmlformats.org/wordprocessingml/2006/main" xmlns:w14="http://schemas.microsoft.com/office/word/2010/wordml" xmlns:w15="http://schemas.microsoft.com/office/word/2012/wordml" xmlns:w10="urn:schemas-microsoft-com:office:word" xmlns:wpg="http://schemas.microsoft.com/office/word/2010/wordprocessingGroup" xmlns:wpi="http://schemas.microsoft.com/office/word/2010/wordprocessingInk" xmlns:wne="http://schemas.microsoft.com/office/word/2006/wordml" xmlns:wps="http://schemas.microsoft.com/office/word/2010/wordprocessingShape" xmlns:wpsCustomData="http://www.wps.cn/officeDocument/2013/wpsCustomData" mc:Ignorable="w14 w15 wp14">
+  <w:endnote w:type="separator" w:id="0">
+    <w:p>
+      <w:pPr>
+        <w:spacing w:line="240" w:lineRule="auto"/>
+      </w:pPr>
+      <w:r>
+        <w:separator/>
+      </w:r>
+    </w:p>
+  </w:endnote>
+  <w:endnote w:type="continuationSeparator" w:id="1">
+    <w:p>
+      <w:pPr>
+        <w:spacing w:line="240" w:lineRule="auto"/>
+      </w:pPr>
+      <w:r>
+        <w:continuationSeparator/>
+      </w:r>
+    </w:p>
+  </w:endnote>
+</w:endnotes>
+</file>
+
+<file path=word/footnotes.xml><?xml version="1.0" encoding="utf-8"?>
+<w:footnotes xmlns:wpc="http://schemas.microsoft.com/office/word/2010/wordprocessingCanvas" xmlns:mc="http://schemas.openxmlformats.org/markup-compatibility/2006" xmlns:o="urn:schemas-microsoft-com:office:office" xmlns:r="http://schemas.openxmlformats.org/officeDocument/2006/relationships" xmlns:m="http://schemas.openxmlformats.org/officeDocument/2006/math" xmlns:v="urn:schemas-microsoft-com:vml" xmlns:wp14="http://schemas.microsoft.com/office/word/2010/wordprocessingDrawing" xmlns:wp="http://schemas.openxmlformats.org/drawingml/2006/wordprocessingDrawing" xmlns:w="http://schemas.openxmlformats.org/wordprocessingml/2006/main" xmlns:w14="http://schemas.microsoft.com/office/word/2010/wordml" xmlns:w15="http://schemas.microsoft.com/office/word/2012/wordml" xmlns:w10="urn:schemas-microsoft-com:office:word" xmlns:wpg="http://schemas.microsoft.com/office/word/2010/wordprocessingGroup" xmlns:wpi="http://schemas.microsoft.com/office/word/2010/wordprocessingInk" xmlns:wne="http://schemas.microsoft.com/office/word/2006/wordml" xmlns:wps="http://schemas.microsoft.com/office/word/2010/wordprocessingShape" xmlns:wpsCustomData="http://www.wps.cn/officeDocument/2013/wpsCustomData" mc:Ignorable="w14 w15 wp14">
+  <w:footnote w:type="separator" w:id="0">
+    <w:p>
+      <w:pPr>
+        <w:spacing w:line="360" w:lineRule="auto"/>
+      </w:pPr>
+      <w:r>
+        <w:separator/>
+      </w:r>
+    </w:p>
+  </w:footnote>
+  <w:footnote w:type="continuationSeparator" w:id="1">
+    <w:p>
+      <w:pPr>
+        <w:spacing w:line="360" w:lineRule="auto"/>
+      </w:pPr>
+      <w:r>
+        <w:continuationSeparator/>
+      </w:r>
+    </w:p>
+  </w:footnote>
+</w:footnotes>
+</file>
+
 <file path=word/numbering.xml><?xml version="1.0" encoding="utf-8"?>
-<w:numbering xmlns:wpc="http://schemas.microsoft.com/office/word/2010/wordprocessingCanvas" xmlns:mc="http://schemas.openxmlformats.org/markup-compatibility/2006" xmlns:o="urn:schemas-microsoft-com:office:office" xmlns:r="http://schemas.openxmlformats.org/officeDocument/2006/relationships" xmlns:m="http://schemas.openxmlformats.org/officeDocument/2006/math" xmlns:v="urn:schemas-microsoft-com:vml" xmlns:wp14="http://schemas.microsoft.com/office/word/2010/wordprocessingDrawing" xmlns:wp="http://schemas.openxmlformats.org/drawingml/2006/wordprocessingDrawing" xmlns:w10="urn:schemas-microsoft-com:office:word" xmlns:w="http://schemas.openxmlformats.org/wordprocessingml/2006/main" xmlns:w14="http://schemas.microsoft.com/office/word/2010/wordml" xmlns:w15="http://schemas.microsoft.com/office/word/2012/wordml" xmlns:wne="http://schemas.microsoft.com/office/word/2006/wordml" xmlns:wpg="http://schemas.microsoft.com/office/word/2010/wordprocessingGroup" xmlns:wpi="http://schemas.microsoft.com/office/word/2010/wordprocessingInk" xmlns:wps="http://schemas.microsoft.com/office/word/2010/wordprocessingShape" mc:Ignorable="w14 w15 wp14">
+<w:numbering xmlns:wpc="http://schemas.microsoft.com/office/word/2010/wordprocessingCanvas" xmlns:mc="http://schemas.openxmlformats.org/markup-compatibility/2006" xmlns:o="urn:schemas-microsoft-com:office:office" xmlns:r="http://schemas.openxmlformats.org/officeDocument/2006/relationships" xmlns:m="http://schemas.openxmlformats.org/officeDocument/2006/math" xmlns:v="urn:schemas-microsoft-com:vml" xmlns:wp14="http://schemas.microsoft.com/office/word/2010/wordprocessingDrawing" xmlns:wp="http://schemas.openxmlformats.org/drawingml/2006/wordprocessingDrawing" xmlns:w10="urn:schemas-microsoft-com:office:word" xmlns:w="http://schemas.openxmlformats.org/wordprocessingml/2006/main" xmlns:w14="http://schemas.microsoft.com/office/word/2010/wordml" xmlns:wpg="http://schemas.microsoft.com/office/word/2010/wordprocessingGroup" xmlns:wpi="http://schemas.microsoft.com/office/word/2010/wordprocessingInk" xmlns:wne="http://schemas.microsoft.com/office/word/2006/wordml" xmlns:wps="http://schemas.microsoft.com/office/word/2010/wordprocessingShape" xmlns:wpsCustomData="http://www.wps.cn/officeDocument/2013/wpsCustomData" mc:Ignorable="w14 wp14">
   <w:abstractNum w:abstractNumId="0">
     <w:nsid w:val="8E964DCE"/>
     <w:multiLevelType w:val="multilevel"/>
     <w:tmpl w:val="8E964DCE"/>
-    <w:lvl w:ilvl="0">
+    <w:lvl w:ilvl="0" w:tentative="0">
       <w:start w:val="1"/>
       <w:numFmt w:val="decimal"/>
-      <w:pStyle w:val="Heading1"/>
+      <w:pStyle w:val="2"/>
       <w:lvlText w:val="%1."/>
       <w:lvlJc w:val="left"/>
       <w:pPr>
@@ -9245,10 +9489,10 @@
         <w:rFonts w:hint="default"/>
       </w:rPr>
     </w:lvl>
-    <w:lvl w:ilvl="1">
+    <w:lvl w:ilvl="1" w:tentative="0">
       <w:start w:val="1"/>
       <w:numFmt w:val="decimal"/>
-      <w:pStyle w:val="Heading2"/>
+      <w:pStyle w:val="3"/>
       <w:lvlText w:val="%1.%2."/>
       <w:lvlJc w:val="left"/>
       <w:pPr>
@@ -9258,10 +9502,10 @@
         <w:rFonts w:hint="default"/>
       </w:rPr>
     </w:lvl>
-    <w:lvl w:ilvl="2">
+    <w:lvl w:ilvl="2" w:tentative="0">
       <w:start w:val="1"/>
       <w:numFmt w:val="decimal"/>
-      <w:pStyle w:val="Heading3"/>
+      <w:pStyle w:val="4"/>
       <w:lvlText w:val="%1.%2.%3."/>
       <w:lvlJc w:val="left"/>
       <w:pPr>
@@ -9271,10 +9515,10 @@
         <w:rFonts w:hint="default"/>
       </w:rPr>
     </w:lvl>
-    <w:lvl w:ilvl="3">
+    <w:lvl w:ilvl="3" w:tentative="0">
       <w:start w:val="1"/>
       <w:numFmt w:val="decimal"/>
-      <w:pStyle w:val="Heading4"/>
+      <w:pStyle w:val="5"/>
       <w:lvlText w:val="%1.%2.%3.%4."/>
       <w:lvlJc w:val="left"/>
       <w:pPr>
@@ -9284,10 +9528,10 @@
         <w:rFonts w:hint="default"/>
       </w:rPr>
     </w:lvl>
-    <w:lvl w:ilvl="4">
+    <w:lvl w:ilvl="4" w:tentative="0">
       <w:start w:val="1"/>
       <w:numFmt w:val="decimal"/>
-      <w:pStyle w:val="Heading5"/>
+      <w:pStyle w:val="6"/>
       <w:lvlText w:val="%1.%2.%3.%4.%5."/>
       <w:lvlJc w:val="left"/>
       <w:pPr>
@@ -9297,10 +9541,10 @@
         <w:rFonts w:hint="default"/>
       </w:rPr>
     </w:lvl>
-    <w:lvl w:ilvl="5">
+    <w:lvl w:ilvl="5" w:tentative="0">
       <w:start w:val="1"/>
       <w:numFmt w:val="decimal"/>
-      <w:pStyle w:val="Heading6"/>
+      <w:pStyle w:val="7"/>
       <w:lvlText w:val="%1.%2.%3.%4.%5.%6."/>
       <w:lvlJc w:val="left"/>
       <w:pPr>
@@ -9310,10 +9554,10 @@
         <w:rFonts w:hint="default"/>
       </w:rPr>
     </w:lvl>
-    <w:lvl w:ilvl="6">
+    <w:lvl w:ilvl="6" w:tentative="0">
       <w:start w:val="1"/>
       <w:numFmt w:val="decimal"/>
-      <w:pStyle w:val="Heading7"/>
+      <w:pStyle w:val="8"/>
       <w:lvlText w:val="%1.%2.%3.%4.%5.%6.%7."/>
       <w:lvlJc w:val="left"/>
       <w:pPr>
@@ -9323,10 +9567,10 @@
         <w:rFonts w:hint="default"/>
       </w:rPr>
     </w:lvl>
-    <w:lvl w:ilvl="7">
+    <w:lvl w:ilvl="7" w:tentative="0">
       <w:start w:val="1"/>
       <w:numFmt w:val="decimal"/>
-      <w:pStyle w:val="Heading8"/>
+      <w:pStyle w:val="9"/>
       <w:lvlText w:val="%1.%2.%3.%4.%5.%6.%7.%8."/>
       <w:lvlJc w:val="left"/>
       <w:pPr>
@@ -9336,10 +9580,10 @@
         <w:rFonts w:hint="default"/>
       </w:rPr>
     </w:lvl>
-    <w:lvl w:ilvl="8">
+    <w:lvl w:ilvl="8" w:tentative="0">
       <w:start w:val="1"/>
       <w:numFmt w:val="decimal"/>
-      <w:pStyle w:val="Heading9"/>
+      <w:pStyle w:val="10"/>
       <w:lvlText w:val="%1.%2.%3.%4.%5.%6.%7.%8.%9."/>
       <w:lvlJc w:val="left"/>
       <w:pPr>
@@ -9354,7 +9598,7 @@
     <w:nsid w:val="167EDB0D"/>
     <w:multiLevelType w:val="singleLevel"/>
     <w:tmpl w:val="167EDB0D"/>
-    <w:lvl w:ilvl="0">
+    <w:lvl w:ilvl="0" w:tentative="0">
       <w:start w:val="1"/>
       <w:numFmt w:val="decimal"/>
       <w:lvlText w:val="%1."/>
@@ -9371,7 +9615,7 @@
     <w:nsid w:val="7DF0F6B3"/>
     <w:multiLevelType w:val="singleLevel"/>
     <w:tmpl w:val="7DF0F6B3"/>
-    <w:lvl w:ilvl="0">
+    <w:lvl w:ilvl="0" w:tentative="0">
       <w:start w:val="1"/>
       <w:numFmt w:val="decimal"/>
       <w:lvlText w:val="%1."/>
@@ -9397,267 +9641,269 @@
 </file>
 
 <file path=word/styles.xml><?xml version="1.0" encoding="utf-8"?>
-<w:styles xmlns:mc="http://schemas.openxmlformats.org/markup-compatibility/2006" xmlns:r="http://schemas.openxmlformats.org/officeDocument/2006/relationships" xmlns:w="http://schemas.openxmlformats.org/wordprocessingml/2006/main" xmlns:w14="http://schemas.microsoft.com/office/word/2010/wordml" xmlns:w15="http://schemas.microsoft.com/office/word/2012/wordml" mc:Ignorable="w14 w15">
+<w:styles xmlns:mc="http://schemas.openxmlformats.org/markup-compatibility/2006" xmlns:o="urn:schemas-microsoft-com:office:office" xmlns:r="http://schemas.openxmlformats.org/officeDocument/2006/relationships" xmlns:m="http://schemas.openxmlformats.org/officeDocument/2006/math" xmlns:v="urn:schemas-microsoft-com:vml" xmlns:w="http://schemas.openxmlformats.org/wordprocessingml/2006/main" xmlns:w14="http://schemas.microsoft.com/office/word/2010/wordml" xmlns:w10="urn:schemas-microsoft-com:office:word" xmlns:sl="http://schemas.openxmlformats.org/schemaLibrary/2006/main" xmlns:wpsCustomData="http://www.wps.cn/officeDocument/2013/wpsCustomData" mc:Ignorable="w14">
   <w:docDefaults>
     <w:rPrDefault>
       <w:rPr>
-        <w:rFonts w:ascii="Times New Roman" w:eastAsia="宋体" w:hAnsi="Times New Roman" w:cs="Times New Roman"/>
+        <w:rFonts w:ascii="Times New Roman" w:hAnsi="Times New Roman" w:eastAsia="宋体" w:cs="Times New Roman"/>
       </w:rPr>
     </w:rPrDefault>
     <w:pPrDefault/>
   </w:docDefaults>
-  <w:latentStyles w:defLockedState="0" w:defUIPriority="99" w:defSemiHidden="1" w:defUnhideWhenUsed="1" w:defQFormat="0" w:count="260">
-    <w:lsdException w:name="Normal" w:semiHidden="0" w:uiPriority="0" w:unhideWhenUsed="0" w:qFormat="1"/>
-    <w:lsdException w:name="heading 1" w:semiHidden="0" w:uiPriority="0" w:unhideWhenUsed="0" w:qFormat="1"/>
-    <w:lsdException w:name="heading 2" w:semiHidden="0" w:uiPriority="0" w:qFormat="1"/>
-    <w:lsdException w:name="heading 3" w:uiPriority="0" w:qFormat="1"/>
-    <w:lsdException w:name="heading 4" w:semiHidden="0" w:uiPriority="0" w:qFormat="1"/>
-    <w:lsdException w:name="heading 5" w:uiPriority="0" w:qFormat="1"/>
-    <w:lsdException w:name="heading 6" w:uiPriority="0" w:qFormat="1"/>
-    <w:lsdException w:name="heading 7" w:uiPriority="0" w:qFormat="1"/>
-    <w:lsdException w:name="heading 8" w:uiPriority="0" w:qFormat="1"/>
-    <w:lsdException w:name="heading 9" w:uiPriority="0" w:qFormat="1"/>
-    <w:lsdException w:name="index 1" w:semiHidden="0" w:uiPriority="0" w:unhideWhenUsed="0"/>
-    <w:lsdException w:name="index 2" w:semiHidden="0" w:uiPriority="0" w:unhideWhenUsed="0"/>
-    <w:lsdException w:name="index 3" w:semiHidden="0" w:uiPriority="0" w:unhideWhenUsed="0"/>
-    <w:lsdException w:name="index 4" w:semiHidden="0" w:uiPriority="0" w:unhideWhenUsed="0"/>
-    <w:lsdException w:name="index 5" w:semiHidden="0" w:uiPriority="0" w:unhideWhenUsed="0"/>
-    <w:lsdException w:name="index 6" w:semiHidden="0" w:uiPriority="0" w:unhideWhenUsed="0"/>
-    <w:lsdException w:name="index 7" w:semiHidden="0" w:uiPriority="0" w:unhideWhenUsed="0"/>
-    <w:lsdException w:name="index 8" w:semiHidden="0" w:uiPriority="0" w:unhideWhenUsed="0"/>
-    <w:lsdException w:name="index 9" w:semiHidden="0" w:uiPriority="0" w:unhideWhenUsed="0"/>
-    <w:lsdException w:name="toc 1" w:semiHidden="0" w:uiPriority="0" w:unhideWhenUsed="0" w:qFormat="1"/>
-    <w:lsdException w:name="toc 2" w:semiHidden="0" w:uiPriority="0" w:unhideWhenUsed="0" w:qFormat="1"/>
-    <w:lsdException w:name="toc 3" w:semiHidden="0" w:uiPriority="0" w:unhideWhenUsed="0" w:qFormat="1"/>
-    <w:lsdException w:name="toc 4" w:semiHidden="0" w:uiPriority="0" w:unhideWhenUsed="0"/>
-    <w:lsdException w:name="toc 5" w:semiHidden="0" w:uiPriority="0" w:unhideWhenUsed="0"/>
-    <w:lsdException w:name="toc 6" w:semiHidden="0" w:uiPriority="0" w:unhideWhenUsed="0"/>
-    <w:lsdException w:name="toc 7" w:semiHidden="0" w:uiPriority="0" w:unhideWhenUsed="0"/>
-    <w:lsdException w:name="toc 8" w:semiHidden="0" w:uiPriority="0" w:unhideWhenUsed="0"/>
-    <w:lsdException w:name="toc 9" w:semiHidden="0" w:uiPriority="0" w:unhideWhenUsed="0"/>
-    <w:lsdException w:name="Normal Indent" w:semiHidden="0" w:uiPriority="0" w:unhideWhenUsed="0"/>
-    <w:lsdException w:name="footnote text" w:semiHidden="0" w:uiPriority="0" w:unhideWhenUsed="0"/>
-    <w:lsdException w:name="annotation text" w:semiHidden="0" w:uiPriority="0" w:unhideWhenUsed="0" w:qFormat="1"/>
-    <w:lsdException w:name="header" w:semiHidden="0" w:uiPriority="0" w:unhideWhenUsed="0" w:qFormat="1"/>
-    <w:lsdException w:name="footer" w:semiHidden="0" w:uiPriority="0" w:unhideWhenUsed="0" w:qFormat="1"/>
-    <w:lsdException w:name="index heading" w:semiHidden="0" w:uiPriority="0" w:unhideWhenUsed="0"/>
-    <w:lsdException w:name="caption" w:uiPriority="0" w:qFormat="1"/>
-    <w:lsdException w:name="table of figures" w:semiHidden="0" w:uiPriority="0" w:unhideWhenUsed="0"/>
-    <w:lsdException w:name="envelope address" w:semiHidden="0" w:uiPriority="0" w:unhideWhenUsed="0"/>
-    <w:lsdException w:name="envelope return" w:semiHidden="0" w:uiPriority="0" w:unhideWhenUsed="0"/>
-    <w:lsdException w:name="footnote reference" w:semiHidden="0" w:uiPriority="0" w:unhideWhenUsed="0"/>
-    <w:lsdException w:name="annotation reference" w:semiHidden="0" w:uiPriority="0" w:unhideWhenUsed="0"/>
-    <w:lsdException w:name="line number" w:semiHidden="0" w:uiPriority="0" w:unhideWhenUsed="0"/>
-    <w:lsdException w:name="page number" w:semiHidden="0" w:uiPriority="0" w:unhideWhenUsed="0"/>
-    <w:lsdException w:name="endnote reference" w:semiHidden="0" w:uiPriority="0" w:unhideWhenUsed="0"/>
-    <w:lsdException w:name="endnote text" w:semiHidden="0" w:uiPriority="0" w:unhideWhenUsed="0"/>
-    <w:lsdException w:name="table of authorities" w:semiHidden="0" w:uiPriority="0" w:unhideWhenUsed="0"/>
-    <w:lsdException w:name="macro" w:semiHidden="0" w:uiPriority="0" w:unhideWhenUsed="0"/>
-    <w:lsdException w:name="toa heading" w:semiHidden="0" w:uiPriority="0" w:unhideWhenUsed="0"/>
-    <w:lsdException w:name="List" w:semiHidden="0" w:uiPriority="0" w:unhideWhenUsed="0"/>
-    <w:lsdException w:name="List Bullet" w:semiHidden="0" w:uiPriority="0" w:unhideWhenUsed="0"/>
-    <w:lsdException w:name="List Number" w:semiHidden="0" w:uiPriority="0" w:unhideWhenUsed="0"/>
-    <w:lsdException w:name="List 2" w:semiHidden="0" w:uiPriority="0" w:unhideWhenUsed="0"/>
-    <w:lsdException w:name="List 3" w:semiHidden="0" w:uiPriority="0" w:unhideWhenUsed="0"/>
-    <w:lsdException w:name="List 4" w:semiHidden="0" w:uiPriority="0" w:unhideWhenUsed="0"/>
-    <w:lsdException w:name="List 5" w:semiHidden="0" w:uiPriority="0" w:unhideWhenUsed="0"/>
-    <w:lsdException w:name="List Bullet 2" w:semiHidden="0" w:uiPriority="0" w:unhideWhenUsed="0"/>
-    <w:lsdException w:name="List Bullet 3" w:semiHidden="0" w:uiPriority="0" w:unhideWhenUsed="0"/>
-    <w:lsdException w:name="List Bullet 4" w:semiHidden="0" w:uiPriority="0" w:unhideWhenUsed="0"/>
-    <w:lsdException w:name="List Bullet 5" w:semiHidden="0" w:uiPriority="0" w:unhideWhenUsed="0"/>
-    <w:lsdException w:name="List Number 2" w:semiHidden="0" w:uiPriority="0" w:unhideWhenUsed="0"/>
-    <w:lsdException w:name="List Number 3" w:semiHidden="0" w:uiPriority="0" w:unhideWhenUsed="0"/>
-    <w:lsdException w:name="List Number 4" w:semiHidden="0" w:uiPriority="0" w:unhideWhenUsed="0"/>
-    <w:lsdException w:name="List Number 5" w:semiHidden="0" w:uiPriority="0" w:unhideWhenUsed="0"/>
-    <w:lsdException w:name="Title" w:semiHidden="0" w:uiPriority="0" w:unhideWhenUsed="0" w:qFormat="1"/>
-    <w:lsdException w:name="Closing" w:semiHidden="0" w:uiPriority="0" w:unhideWhenUsed="0"/>
-    <w:lsdException w:name="Signature" w:semiHidden="0" w:uiPriority="0" w:unhideWhenUsed="0"/>
-    <w:lsdException w:name="Default Paragraph Font" w:uiPriority="0" w:unhideWhenUsed="0" w:qFormat="1"/>
-    <w:lsdException w:name="Body Text" w:uiPriority="0" w:unhideWhenUsed="0" w:qFormat="1"/>
-    <w:lsdException w:name="Body Text Indent" w:semiHidden="0" w:uiPriority="0" w:unhideWhenUsed="0"/>
-    <w:lsdException w:name="List Continue" w:semiHidden="0" w:uiPriority="0" w:unhideWhenUsed="0"/>
-    <w:lsdException w:name="List Continue 2" w:semiHidden="0" w:uiPriority="0" w:unhideWhenUsed="0"/>
-    <w:lsdException w:name="List Continue 3" w:semiHidden="0" w:uiPriority="0" w:unhideWhenUsed="0"/>
-    <w:lsdException w:name="List Continue 4" w:semiHidden="0" w:uiPriority="0" w:unhideWhenUsed="0"/>
-    <w:lsdException w:name="List Continue 5" w:semiHidden="0" w:uiPriority="0" w:unhideWhenUsed="0"/>
-    <w:lsdException w:name="Message Header" w:semiHidden="0" w:uiPriority="0" w:unhideWhenUsed="0"/>
-    <w:lsdException w:name="Subtitle" w:semiHidden="0" w:uiPriority="0" w:unhideWhenUsed="0" w:qFormat="1"/>
-    <w:lsdException w:name="Salutation" w:semiHidden="0" w:uiPriority="0" w:unhideWhenUsed="0"/>
-    <w:lsdException w:name="Date" w:semiHidden="0" w:uiPriority="0" w:unhideWhenUsed="0"/>
-    <w:lsdException w:name="Body Text First Indent" w:semiHidden="0" w:uiPriority="0" w:unhideWhenUsed="0"/>
-    <w:lsdException w:name="Body Text First Indent 2" w:semiHidden="0" w:uiPriority="0" w:unhideWhenUsed="0"/>
-    <w:lsdException w:name="Body Text 2" w:semiHidden="0" w:uiPriority="0" w:unhideWhenUsed="0"/>
-    <w:lsdException w:name="Body Text 3" w:semiHidden="0" w:uiPriority="0" w:unhideWhenUsed="0"/>
-    <w:lsdException w:name="Body Text Indent 2" w:semiHidden="0" w:uiPriority="0" w:unhideWhenUsed="0"/>
-    <w:lsdException w:name="Body Text Indent 3" w:semiHidden="0" w:uiPriority="0" w:unhideWhenUsed="0"/>
-    <w:lsdException w:name="Block Text" w:semiHidden="0" w:uiPriority="0" w:unhideWhenUsed="0"/>
-    <w:lsdException w:name="Hyperlink" w:semiHidden="0" w:uiPriority="0" w:unhideWhenUsed="0"/>
-    <w:lsdException w:name="FollowedHyperlink" w:semiHidden="0" w:uiPriority="0" w:unhideWhenUsed="0"/>
-    <w:lsdException w:name="Strong" w:semiHidden="0" w:uiPriority="0" w:unhideWhenUsed="0" w:qFormat="1"/>
-    <w:lsdException w:name="Emphasis" w:semiHidden="0" w:uiPriority="0" w:unhideWhenUsed="0" w:qFormat="1"/>
-    <w:lsdException w:name="Document Map" w:semiHidden="0" w:uiPriority="0" w:unhideWhenUsed="0"/>
-    <w:lsdException w:name="Plain Text" w:semiHidden="0" w:uiPriority="0" w:unhideWhenUsed="0"/>
-    <w:lsdException w:name="E-mail Signature" w:semiHidden="0" w:uiPriority="0" w:unhideWhenUsed="0"/>
-    <w:lsdException w:name="Normal (Web)" w:semiHidden="0" w:uiPriority="0" w:unhideWhenUsed="0" w:qFormat="1"/>
-    <w:lsdException w:name="HTML Acronym" w:semiHidden="0" w:uiPriority="0" w:unhideWhenUsed="0"/>
-    <w:lsdException w:name="HTML Address" w:semiHidden="0" w:uiPriority="0" w:unhideWhenUsed="0"/>
-    <w:lsdException w:name="HTML Cite" w:semiHidden="0" w:uiPriority="0" w:unhideWhenUsed="0"/>
-    <w:lsdException w:name="HTML Code" w:semiHidden="0" w:uiPriority="0" w:unhideWhenUsed="0"/>
-    <w:lsdException w:name="HTML Definition" w:semiHidden="0" w:uiPriority="0" w:unhideWhenUsed="0"/>
-    <w:lsdException w:name="HTML Keyboard" w:semiHidden="0" w:uiPriority="0" w:unhideWhenUsed="0"/>
-    <w:lsdException w:name="HTML Preformatted" w:semiHidden="0" w:uiPriority="0" w:unhideWhenUsed="0"/>
-    <w:lsdException w:name="HTML Sample" w:semiHidden="0" w:uiPriority="0" w:unhideWhenUsed="0"/>
-    <w:lsdException w:name="HTML Typewriter" w:semiHidden="0" w:uiPriority="0" w:unhideWhenUsed="0"/>
-    <w:lsdException w:name="HTML Variable" w:semiHidden="0" w:uiPriority="0" w:unhideWhenUsed="0"/>
-    <w:lsdException w:name="Normal Table" w:uiPriority="0" w:unhideWhenUsed="0" w:qFormat="1"/>
-    <w:lsdException w:name="annotation subject" w:semiHidden="0" w:uiPriority="0" w:unhideWhenUsed="0"/>
-    <w:lsdException w:name="Table Simple 1" w:semiHidden="0" w:uiPriority="0" w:unhideWhenUsed="0"/>
-    <w:lsdException w:name="Table Simple 2" w:semiHidden="0" w:uiPriority="0" w:unhideWhenUsed="0"/>
-    <w:lsdException w:name="Table Simple 3" w:semiHidden="0" w:uiPriority="0" w:unhideWhenUsed="0"/>
-    <w:lsdException w:name="Table Classic 1" w:semiHidden="0" w:uiPriority="0" w:unhideWhenUsed="0"/>
-    <w:lsdException w:name="Table Classic 2" w:semiHidden="0" w:uiPriority="0" w:unhideWhenUsed="0"/>
-    <w:lsdException w:name="Table Classic 3" w:semiHidden="0" w:uiPriority="0" w:unhideWhenUsed="0"/>
-    <w:lsdException w:name="Table Classic 4" w:semiHidden="0" w:uiPriority="0" w:unhideWhenUsed="0"/>
-    <w:lsdException w:name="Table Colorful 1" w:semiHidden="0" w:uiPriority="0" w:unhideWhenUsed="0"/>
-    <w:lsdException w:name="Table Colorful 2" w:semiHidden="0" w:uiPriority="0" w:unhideWhenUsed="0"/>
-    <w:lsdException w:name="Table Colorful 3" w:semiHidden="0" w:uiPriority="0" w:unhideWhenUsed="0"/>
-    <w:lsdException w:name="Table Columns 1" w:semiHidden="0" w:uiPriority="0" w:unhideWhenUsed="0"/>
-    <w:lsdException w:name="Table Columns 2" w:semiHidden="0" w:uiPriority="0" w:unhideWhenUsed="0"/>
-    <w:lsdException w:name="Table Columns 3" w:semiHidden="0" w:uiPriority="0" w:unhideWhenUsed="0"/>
-    <w:lsdException w:name="Table Columns 4" w:semiHidden="0" w:uiPriority="0" w:unhideWhenUsed="0"/>
-    <w:lsdException w:name="Table Columns 5" w:semiHidden="0" w:uiPriority="0" w:unhideWhenUsed="0"/>
-    <w:lsdException w:name="Table Grid 1" w:semiHidden="0" w:uiPriority="0" w:unhideWhenUsed="0"/>
-    <w:lsdException w:name="Table Grid 2" w:semiHidden="0" w:uiPriority="0" w:unhideWhenUsed="0"/>
-    <w:lsdException w:name="Table Grid 3" w:semiHidden="0" w:uiPriority="0" w:unhideWhenUsed="0"/>
-    <w:lsdException w:name="Table Grid 4" w:semiHidden="0" w:uiPriority="0" w:unhideWhenUsed="0"/>
-    <w:lsdException w:name="Table Grid 5" w:semiHidden="0" w:uiPriority="0" w:unhideWhenUsed="0"/>
-    <w:lsdException w:name="Table Grid 6" w:semiHidden="0" w:uiPriority="0" w:unhideWhenUsed="0"/>
-    <w:lsdException w:name="Table Grid 7" w:semiHidden="0" w:uiPriority="0" w:unhideWhenUsed="0"/>
-    <w:lsdException w:name="Table Grid 8" w:semiHidden="0" w:uiPriority="0" w:unhideWhenUsed="0"/>
-    <w:lsdException w:name="Table List 1" w:semiHidden="0" w:uiPriority="0" w:unhideWhenUsed="0"/>
-    <w:lsdException w:name="Table List 2" w:semiHidden="0" w:uiPriority="0" w:unhideWhenUsed="0"/>
-    <w:lsdException w:name="Table List 3" w:semiHidden="0" w:uiPriority="0" w:unhideWhenUsed="0"/>
-    <w:lsdException w:name="Table List 4" w:semiHidden="0" w:uiPriority="0" w:unhideWhenUsed="0"/>
-    <w:lsdException w:name="Table List 5" w:semiHidden="0" w:uiPriority="0" w:unhideWhenUsed="0"/>
-    <w:lsdException w:name="Table List 6" w:semiHidden="0" w:uiPriority="0" w:unhideWhenUsed="0"/>
-    <w:lsdException w:name="Table List 7" w:semiHidden="0" w:uiPriority="0" w:unhideWhenUsed="0"/>
-    <w:lsdException w:name="Table List 8" w:semiHidden="0" w:uiPriority="0" w:unhideWhenUsed="0"/>
-    <w:lsdException w:name="Table 3D effects 1" w:semiHidden="0" w:uiPriority="0" w:unhideWhenUsed="0"/>
-    <w:lsdException w:name="Table 3D effects 2" w:semiHidden="0" w:uiPriority="0" w:unhideWhenUsed="0"/>
-    <w:lsdException w:name="Table 3D effects 3" w:semiHidden="0" w:uiPriority="0" w:unhideWhenUsed="0"/>
-    <w:lsdException w:name="Table Contemporary" w:semiHidden="0" w:uiPriority="0" w:unhideWhenUsed="0"/>
-    <w:lsdException w:name="Table Elegant" w:semiHidden="0" w:uiPriority="0" w:unhideWhenUsed="0"/>
-    <w:lsdException w:name="Table Professional" w:semiHidden="0" w:uiPriority="0" w:unhideWhenUsed="0"/>
-    <w:lsdException w:name="Table Subtle 1" w:semiHidden="0" w:uiPriority="0" w:unhideWhenUsed="0"/>
-    <w:lsdException w:name="Table Subtle 2" w:semiHidden="0" w:uiPriority="0" w:unhideWhenUsed="0"/>
-    <w:lsdException w:name="Table Web 1" w:semiHidden="0" w:uiPriority="0" w:unhideWhenUsed="0"/>
-    <w:lsdException w:name="Table Web 2" w:semiHidden="0" w:uiPriority="0" w:unhideWhenUsed="0"/>
-    <w:lsdException w:name="Table Web 3" w:semiHidden="0" w:uiPriority="0" w:unhideWhenUsed="0"/>
-    <w:lsdException w:name="Balloon Text" w:semiHidden="0" w:uiPriority="0" w:unhideWhenUsed="0"/>
-    <w:lsdException w:name="Table Grid" w:semiHidden="0" w:uiPriority="0" w:unhideWhenUsed="0" w:qFormat="1"/>
-    <w:lsdException w:name="Table Theme" w:semiHidden="0" w:uiPriority="0" w:unhideWhenUsed="0"/>
-    <w:lsdException w:name="Light Shading" w:semiHidden="0" w:uiPriority="60" w:unhideWhenUsed="0"/>
-    <w:lsdException w:name="Light List" w:semiHidden="0" w:uiPriority="61" w:unhideWhenUsed="0"/>
-    <w:lsdException w:name="Light Grid" w:semiHidden="0" w:uiPriority="62" w:unhideWhenUsed="0"/>
-    <w:lsdException w:name="Medium Shading 1" w:semiHidden="0" w:uiPriority="63" w:unhideWhenUsed="0"/>
-    <w:lsdException w:name="Medium Shading 2" w:semiHidden="0" w:uiPriority="64" w:unhideWhenUsed="0"/>
-    <w:lsdException w:name="Medium List 1" w:semiHidden="0" w:uiPriority="65" w:unhideWhenUsed="0"/>
-    <w:lsdException w:name="Medium List 2" w:semiHidden="0" w:uiPriority="66" w:unhideWhenUsed="0"/>
-    <w:lsdException w:name="Medium Grid 1" w:semiHidden="0" w:uiPriority="67" w:unhideWhenUsed="0"/>
-    <w:lsdException w:name="Medium Grid 2" w:semiHidden="0" w:uiPriority="68" w:unhideWhenUsed="0"/>
-    <w:lsdException w:name="Medium Grid 3" w:semiHidden="0" w:uiPriority="69" w:unhideWhenUsed="0"/>
-    <w:lsdException w:name="Dark List" w:semiHidden="0" w:uiPriority="70" w:unhideWhenUsed="0"/>
-    <w:lsdException w:name="Colorful Shading" w:semiHidden="0" w:uiPriority="71" w:unhideWhenUsed="0"/>
-    <w:lsdException w:name="Colorful List" w:semiHidden="0" w:uiPriority="72" w:unhideWhenUsed="0"/>
-    <w:lsdException w:name="Colorful Grid" w:semiHidden="0" w:uiPriority="73" w:unhideWhenUsed="0"/>
-    <w:lsdException w:name="Light Shading Accent 1" w:semiHidden="0" w:uiPriority="60" w:unhideWhenUsed="0"/>
-    <w:lsdException w:name="Light List Accent 1" w:semiHidden="0" w:uiPriority="61" w:unhideWhenUsed="0"/>
-    <w:lsdException w:name="Light Grid Accent 1" w:semiHidden="0" w:uiPriority="62" w:unhideWhenUsed="0"/>
-    <w:lsdException w:name="Medium Shading 1 Accent 1" w:semiHidden="0" w:uiPriority="63" w:unhideWhenUsed="0"/>
-    <w:lsdException w:name="Medium Shading 2 Accent 1" w:semiHidden="0" w:uiPriority="64" w:unhideWhenUsed="0"/>
-    <w:lsdException w:name="Medium List 1 Accent 1" w:semiHidden="0" w:uiPriority="65" w:unhideWhenUsed="0"/>
-    <w:lsdException w:name="Medium List 2 Accent 1" w:semiHidden="0" w:uiPriority="66" w:unhideWhenUsed="0"/>
-    <w:lsdException w:name="Medium Grid 1 Accent 1" w:semiHidden="0" w:uiPriority="67" w:unhideWhenUsed="0"/>
-    <w:lsdException w:name="Medium Grid 2 Accent 1" w:semiHidden="0" w:uiPriority="68" w:unhideWhenUsed="0"/>
-    <w:lsdException w:name="Medium Grid 3 Accent 1" w:semiHidden="0" w:uiPriority="69" w:unhideWhenUsed="0"/>
-    <w:lsdException w:name="Dark List Accent 1" w:semiHidden="0" w:uiPriority="70" w:unhideWhenUsed="0"/>
-    <w:lsdException w:name="Colorful Shading Accent 1" w:semiHidden="0" w:uiPriority="71" w:unhideWhenUsed="0"/>
-    <w:lsdException w:name="Colorful List Accent 1" w:semiHidden="0" w:uiPriority="72" w:unhideWhenUsed="0"/>
-    <w:lsdException w:name="Colorful Grid Accent 1" w:semiHidden="0" w:uiPriority="73" w:unhideWhenUsed="0"/>
-    <w:lsdException w:name="Light Shading Accent 2" w:semiHidden="0" w:uiPriority="60" w:unhideWhenUsed="0"/>
-    <w:lsdException w:name="Light List Accent 2" w:semiHidden="0" w:uiPriority="61" w:unhideWhenUsed="0"/>
-    <w:lsdException w:name="Light Grid Accent 2" w:semiHidden="0" w:uiPriority="62" w:unhideWhenUsed="0"/>
-    <w:lsdException w:name="Medium Shading 1 Accent 2" w:semiHidden="0" w:uiPriority="63" w:unhideWhenUsed="0"/>
-    <w:lsdException w:name="Medium Shading 2 Accent 2" w:semiHidden="0" w:uiPriority="64" w:unhideWhenUsed="0"/>
-    <w:lsdException w:name="Medium List 1 Accent 2" w:semiHidden="0" w:uiPriority="65" w:unhideWhenUsed="0"/>
-    <w:lsdException w:name="Medium List 2 Accent 2" w:semiHidden="0" w:uiPriority="66" w:unhideWhenUsed="0"/>
-    <w:lsdException w:name="Medium Grid 1 Accent 2" w:semiHidden="0" w:uiPriority="67" w:unhideWhenUsed="0"/>
-    <w:lsdException w:name="Medium Grid 2 Accent 2" w:semiHidden="0" w:uiPriority="68" w:unhideWhenUsed="0"/>
-    <w:lsdException w:name="Medium Grid 3 Accent 2" w:semiHidden="0" w:uiPriority="69" w:unhideWhenUsed="0"/>
-    <w:lsdException w:name="Dark List Accent 2" w:semiHidden="0" w:uiPriority="70" w:unhideWhenUsed="0"/>
-    <w:lsdException w:name="Colorful Shading Accent 2" w:semiHidden="0" w:uiPriority="71" w:unhideWhenUsed="0"/>
-    <w:lsdException w:name="Colorful List Accent 2" w:semiHidden="0" w:uiPriority="72" w:unhideWhenUsed="0"/>
-    <w:lsdException w:name="Colorful Grid Accent 2" w:semiHidden="0" w:uiPriority="73" w:unhideWhenUsed="0"/>
-    <w:lsdException w:name="Light Shading Accent 3" w:semiHidden="0" w:uiPriority="60" w:unhideWhenUsed="0"/>
-    <w:lsdException w:name="Light List Accent 3" w:semiHidden="0" w:uiPriority="61" w:unhideWhenUsed="0"/>
-    <w:lsdException w:name="Light Grid Accent 3" w:semiHidden="0" w:uiPriority="62" w:unhideWhenUsed="0"/>
-    <w:lsdException w:name="Medium Shading 1 Accent 3" w:semiHidden="0" w:uiPriority="63" w:unhideWhenUsed="0"/>
-    <w:lsdException w:name="Medium Shading 2 Accent 3" w:semiHidden="0" w:uiPriority="64" w:unhideWhenUsed="0"/>
-    <w:lsdException w:name="Medium List 1 Accent 3" w:semiHidden="0" w:uiPriority="65" w:unhideWhenUsed="0"/>
-    <w:lsdException w:name="Medium List 2 Accent 3" w:semiHidden="0" w:uiPriority="66" w:unhideWhenUsed="0"/>
-    <w:lsdException w:name="Medium Grid 1 Accent 3" w:semiHidden="0" w:uiPriority="67" w:unhideWhenUsed="0"/>
-    <w:lsdException w:name="Medium Grid 2 Accent 3" w:semiHidden="0" w:uiPriority="68" w:unhideWhenUsed="0"/>
-    <w:lsdException w:name="Medium Grid 3 Accent 3" w:semiHidden="0" w:uiPriority="69" w:unhideWhenUsed="0"/>
-    <w:lsdException w:name="Dark List Accent 3" w:semiHidden="0" w:uiPriority="70" w:unhideWhenUsed="0"/>
-    <w:lsdException w:name="Colorful Shading Accent 3" w:semiHidden="0" w:uiPriority="71" w:unhideWhenUsed="0"/>
-    <w:lsdException w:name="Colorful List Accent 3" w:semiHidden="0" w:uiPriority="72" w:unhideWhenUsed="0"/>
-    <w:lsdException w:name="Colorful Grid Accent 3" w:semiHidden="0" w:uiPriority="73" w:unhideWhenUsed="0"/>
-    <w:lsdException w:name="Light Shading Accent 4" w:semiHidden="0" w:uiPriority="60" w:unhideWhenUsed="0"/>
-    <w:lsdException w:name="Light List Accent 4" w:semiHidden="0" w:uiPriority="61" w:unhideWhenUsed="0"/>
-    <w:lsdException w:name="Light Grid Accent 4" w:semiHidden="0" w:uiPriority="62" w:unhideWhenUsed="0"/>
-    <w:lsdException w:name="Medium Shading 1 Accent 4" w:semiHidden="0" w:uiPriority="63" w:unhideWhenUsed="0"/>
-    <w:lsdException w:name="Medium Shading 2 Accent 4" w:semiHidden="0" w:uiPriority="64" w:unhideWhenUsed="0"/>
-    <w:lsdException w:name="Medium List 1 Accent 4" w:semiHidden="0" w:uiPriority="65" w:unhideWhenUsed="0"/>
-    <w:lsdException w:name="Medium List 2 Accent 4" w:semiHidden="0" w:uiPriority="66" w:unhideWhenUsed="0"/>
-    <w:lsdException w:name="Medium Grid 1 Accent 4" w:semiHidden="0" w:uiPriority="67" w:unhideWhenUsed="0"/>
-    <w:lsdException w:name="Medium Grid 2 Accent 4" w:semiHidden="0" w:uiPriority="68" w:unhideWhenUsed="0"/>
-    <w:lsdException w:name="Medium Grid 3 Accent 4" w:semiHidden="0" w:uiPriority="69" w:unhideWhenUsed="0"/>
-    <w:lsdException w:name="Dark List Accent 4" w:semiHidden="0" w:uiPriority="70" w:unhideWhenUsed="0"/>
-    <w:lsdException w:name="Colorful Shading Accent 4" w:semiHidden="0" w:uiPriority="71" w:unhideWhenUsed="0"/>
-    <w:lsdException w:name="Colorful List Accent 4" w:semiHidden="0" w:uiPriority="72" w:unhideWhenUsed="0"/>
-    <w:lsdException w:name="Colorful Grid Accent 4" w:semiHidden="0" w:uiPriority="73" w:unhideWhenUsed="0"/>
-    <w:lsdException w:name="Light Shading Accent 5" w:semiHidden="0" w:uiPriority="60" w:unhideWhenUsed="0"/>
-    <w:lsdException w:name="Light List Accent 5" w:semiHidden="0" w:uiPriority="61" w:unhideWhenUsed="0"/>
-    <w:lsdException w:name="Light Grid Accent 5" w:semiHidden="0" w:uiPriority="62" w:unhideWhenUsed="0"/>
-    <w:lsdException w:name="Medium Shading 1 Accent 5" w:semiHidden="0" w:uiPriority="63" w:unhideWhenUsed="0"/>
-    <w:lsdException w:name="Medium Shading 2 Accent 5" w:semiHidden="0" w:uiPriority="64" w:unhideWhenUsed="0"/>
-    <w:lsdException w:name="Medium List 1 Accent 5" w:semiHidden="0" w:uiPriority="65" w:unhideWhenUsed="0"/>
-    <w:lsdException w:name="Medium List 2 Accent 5" w:semiHidden="0" w:uiPriority="66" w:unhideWhenUsed="0"/>
-    <w:lsdException w:name="Medium Grid 1 Accent 5" w:semiHidden="0" w:uiPriority="67" w:unhideWhenUsed="0"/>
-    <w:lsdException w:name="Medium Grid 2 Accent 5" w:semiHidden="0" w:uiPriority="68" w:unhideWhenUsed="0"/>
-    <w:lsdException w:name="Medium Grid 3 Accent 5" w:semiHidden="0" w:uiPriority="69" w:unhideWhenUsed="0"/>
-    <w:lsdException w:name="Dark List Accent 5" w:semiHidden="0" w:uiPriority="70" w:unhideWhenUsed="0"/>
-    <w:lsdException w:name="Colorful Shading Accent 5" w:semiHidden="0" w:uiPriority="71" w:unhideWhenUsed="0"/>
-    <w:lsdException w:name="Colorful List Accent 5" w:semiHidden="0" w:uiPriority="72" w:unhideWhenUsed="0"/>
-    <w:lsdException w:name="Colorful Grid Accent 5" w:semiHidden="0" w:uiPriority="73" w:unhideWhenUsed="0"/>
-    <w:lsdException w:name="Light Shading Accent 6" w:semiHidden="0" w:uiPriority="60" w:unhideWhenUsed="0"/>
-    <w:lsdException w:name="Light List Accent 6" w:semiHidden="0" w:uiPriority="61" w:unhideWhenUsed="0"/>
-    <w:lsdException w:name="Light Grid Accent 6" w:semiHidden="0" w:uiPriority="62" w:unhideWhenUsed="0"/>
-    <w:lsdException w:name="Medium Shading 1 Accent 6" w:semiHidden="0" w:uiPriority="63" w:unhideWhenUsed="0"/>
-    <w:lsdException w:name="Medium Shading 2 Accent 6" w:semiHidden="0" w:uiPriority="64" w:unhideWhenUsed="0"/>
-    <w:lsdException w:name="Medium List 1 Accent 6" w:semiHidden="0" w:uiPriority="65" w:unhideWhenUsed="0"/>
-    <w:lsdException w:name="Medium List 2 Accent 6" w:semiHidden="0" w:uiPriority="66" w:unhideWhenUsed="0"/>
-    <w:lsdException w:name="Medium Grid 1 Accent 6" w:semiHidden="0" w:uiPriority="67" w:unhideWhenUsed="0"/>
-    <w:lsdException w:name="Medium Grid 2 Accent 6" w:semiHidden="0" w:uiPriority="68" w:unhideWhenUsed="0"/>
-    <w:lsdException w:name="Medium Grid 3 Accent 6" w:semiHidden="0" w:uiPriority="69" w:unhideWhenUsed="0"/>
-    <w:lsdException w:name="Dark List Accent 6" w:semiHidden="0" w:uiPriority="70" w:unhideWhenUsed="0"/>
-    <w:lsdException w:name="Colorful Shading Accent 6" w:semiHidden="0" w:uiPriority="71" w:unhideWhenUsed="0"/>
-    <w:lsdException w:name="Colorful List Accent 6" w:semiHidden="0" w:uiPriority="72" w:unhideWhenUsed="0"/>
-    <w:lsdException w:name="Colorful Grid Accent 6" w:semiHidden="0" w:uiPriority="73" w:unhideWhenUsed="0"/>
+  <w:latentStyles w:count="260" w:defQFormat="0" w:defUnhideWhenUsed="1" w:defSemiHidden="1" w:defUIPriority="99" w:defLockedState="0">
+    <w:lsdException w:qFormat="1" w:unhideWhenUsed="0" w:uiPriority="0" w:semiHidden="0" w:name="Normal"/>
+    <w:lsdException w:qFormat="1" w:unhideWhenUsed="0" w:uiPriority="0" w:semiHidden="0" w:name="heading 1"/>
+    <w:lsdException w:qFormat="1" w:uiPriority="0" w:semiHidden="0" w:name="heading 2"/>
+    <w:lsdException w:qFormat="1" w:uiPriority="0" w:name="heading 3"/>
+    <w:lsdException w:qFormat="1" w:uiPriority="0" w:semiHidden="0" w:name="heading 4"/>
+    <w:lsdException w:qFormat="1" w:uiPriority="0" w:name="heading 5"/>
+    <w:lsdException w:qFormat="1" w:uiPriority="0" w:name="heading 6"/>
+    <w:lsdException w:qFormat="1" w:uiPriority="0" w:name="heading 7"/>
+    <w:lsdException w:qFormat="1" w:uiPriority="0" w:name="heading 8"/>
+    <w:lsdException w:qFormat="1" w:uiPriority="0" w:name="heading 9"/>
+    <w:lsdException w:unhideWhenUsed="0" w:uiPriority="0" w:semiHidden="0" w:name="index 1"/>
+    <w:lsdException w:unhideWhenUsed="0" w:uiPriority="0" w:semiHidden="0" w:name="index 2"/>
+    <w:lsdException w:unhideWhenUsed="0" w:uiPriority="0" w:semiHidden="0" w:name="index 3"/>
+    <w:lsdException w:unhideWhenUsed="0" w:uiPriority="0" w:semiHidden="0" w:name="index 4"/>
+    <w:lsdException w:unhideWhenUsed="0" w:uiPriority="0" w:semiHidden="0" w:name="index 5"/>
+    <w:lsdException w:unhideWhenUsed="0" w:uiPriority="0" w:semiHidden="0" w:name="index 6"/>
+    <w:lsdException w:unhideWhenUsed="0" w:uiPriority="0" w:semiHidden="0" w:name="index 7"/>
+    <w:lsdException w:unhideWhenUsed="0" w:uiPriority="0" w:semiHidden="0" w:name="index 8"/>
+    <w:lsdException w:unhideWhenUsed="0" w:uiPriority="0" w:semiHidden="0" w:name="index 9"/>
+    <w:lsdException w:qFormat="1" w:unhideWhenUsed="0" w:uiPriority="0" w:semiHidden="0" w:name="toc 1"/>
+    <w:lsdException w:qFormat="1" w:unhideWhenUsed="0" w:uiPriority="0" w:semiHidden="0" w:name="toc 2"/>
+    <w:lsdException w:qFormat="1" w:unhideWhenUsed="0" w:uiPriority="0" w:semiHidden="0" w:name="toc 3"/>
+    <w:lsdException w:unhideWhenUsed="0" w:uiPriority="0" w:semiHidden="0" w:name="toc 4"/>
+    <w:lsdException w:unhideWhenUsed="0" w:uiPriority="0" w:semiHidden="0" w:name="toc 5"/>
+    <w:lsdException w:unhideWhenUsed="0" w:uiPriority="0" w:semiHidden="0" w:name="toc 6"/>
+    <w:lsdException w:unhideWhenUsed="0" w:uiPriority="0" w:semiHidden="0" w:name="toc 7"/>
+    <w:lsdException w:unhideWhenUsed="0" w:uiPriority="0" w:semiHidden="0" w:name="toc 8"/>
+    <w:lsdException w:unhideWhenUsed="0" w:uiPriority="0" w:semiHidden="0" w:name="toc 9"/>
+    <w:lsdException w:unhideWhenUsed="0" w:uiPriority="0" w:semiHidden="0" w:name="Normal Indent"/>
+    <w:lsdException w:unhideWhenUsed="0" w:uiPriority="0" w:semiHidden="0" w:name="footnote text"/>
+    <w:lsdException w:qFormat="1" w:unhideWhenUsed="0" w:uiPriority="0" w:semiHidden="0" w:name="annotation text"/>
+    <w:lsdException w:qFormat="1" w:unhideWhenUsed="0" w:uiPriority="0" w:semiHidden="0" w:name="header"/>
+    <w:lsdException w:qFormat="1" w:unhideWhenUsed="0" w:uiPriority="0" w:semiHidden="0" w:name="footer"/>
+    <w:lsdException w:unhideWhenUsed="0" w:uiPriority="0" w:semiHidden="0" w:name="index heading"/>
+    <w:lsdException w:qFormat="1" w:uiPriority="0" w:name="caption"/>
+    <w:lsdException w:unhideWhenUsed="0" w:uiPriority="0" w:semiHidden="0" w:name="table of figures"/>
+    <w:lsdException w:unhideWhenUsed="0" w:uiPriority="0" w:semiHidden="0" w:name="envelope address"/>
+    <w:lsdException w:unhideWhenUsed="0" w:uiPriority="0" w:semiHidden="0" w:name="envelope return"/>
+    <w:lsdException w:unhideWhenUsed="0" w:uiPriority="0" w:semiHidden="0" w:name="footnote reference"/>
+    <w:lsdException w:unhideWhenUsed="0" w:uiPriority="0" w:semiHidden="0" w:name="annotation reference"/>
+    <w:lsdException w:unhideWhenUsed="0" w:uiPriority="0" w:semiHidden="0" w:name="line number"/>
+    <w:lsdException w:unhideWhenUsed="0" w:uiPriority="0" w:semiHidden="0" w:name="page number"/>
+    <w:lsdException w:unhideWhenUsed="0" w:uiPriority="0" w:semiHidden="0" w:name="endnote reference"/>
+    <w:lsdException w:unhideWhenUsed="0" w:uiPriority="0" w:semiHidden="0" w:name="endnote text"/>
+    <w:lsdException w:unhideWhenUsed="0" w:uiPriority="0" w:semiHidden="0" w:name="table of authorities"/>
+    <w:lsdException w:unhideWhenUsed="0" w:uiPriority="0" w:semiHidden="0" w:name="macro"/>
+    <w:lsdException w:unhideWhenUsed="0" w:uiPriority="0" w:semiHidden="0" w:name="toa heading"/>
+    <w:lsdException w:unhideWhenUsed="0" w:uiPriority="0" w:semiHidden="0" w:name="List"/>
+    <w:lsdException w:unhideWhenUsed="0" w:uiPriority="0" w:semiHidden="0" w:name="List Bullet"/>
+    <w:lsdException w:unhideWhenUsed="0" w:uiPriority="0" w:semiHidden="0" w:name="List Number"/>
+    <w:lsdException w:unhideWhenUsed="0" w:uiPriority="0" w:semiHidden="0" w:name="List 2"/>
+    <w:lsdException w:unhideWhenUsed="0" w:uiPriority="0" w:semiHidden="0" w:name="List 3"/>
+    <w:lsdException w:unhideWhenUsed="0" w:uiPriority="0" w:semiHidden="0" w:name="List 4"/>
+    <w:lsdException w:unhideWhenUsed="0" w:uiPriority="0" w:semiHidden="0" w:name="List 5"/>
+    <w:lsdException w:unhideWhenUsed="0" w:uiPriority="0" w:semiHidden="0" w:name="List Bullet 2"/>
+    <w:lsdException w:unhideWhenUsed="0" w:uiPriority="0" w:semiHidden="0" w:name="List Bullet 3"/>
+    <w:lsdException w:unhideWhenUsed="0" w:uiPriority="0" w:semiHidden="0" w:name="List Bullet 4"/>
+    <w:lsdException w:unhideWhenUsed="0" w:uiPriority="0" w:semiHidden="0" w:name="List Bullet 5"/>
+    <w:lsdException w:unhideWhenUsed="0" w:uiPriority="0" w:semiHidden="0" w:name="List Number 2"/>
+    <w:lsdException w:unhideWhenUsed="0" w:uiPriority="0" w:semiHidden="0" w:name="List Number 3"/>
+    <w:lsdException w:unhideWhenUsed="0" w:uiPriority="0" w:semiHidden="0" w:name="List Number 4"/>
+    <w:lsdException w:unhideWhenUsed="0" w:uiPriority="0" w:semiHidden="0" w:name="List Number 5"/>
+    <w:lsdException w:qFormat="1" w:unhideWhenUsed="0" w:uiPriority="0" w:semiHidden="0" w:name="Title"/>
+    <w:lsdException w:unhideWhenUsed="0" w:uiPriority="0" w:semiHidden="0" w:name="Closing"/>
+    <w:lsdException w:unhideWhenUsed="0" w:uiPriority="0" w:semiHidden="0" w:name="Signature"/>
+    <w:lsdException w:qFormat="1" w:unhideWhenUsed="0" w:uiPriority="0" w:name="Default Paragraph Font"/>
+    <w:lsdException w:qFormat="1" w:unhideWhenUsed="0" w:uiPriority="0" w:name="Body Text"/>
+    <w:lsdException w:unhideWhenUsed="0" w:uiPriority="0" w:semiHidden="0" w:name="Body Text Indent"/>
+    <w:lsdException w:unhideWhenUsed="0" w:uiPriority="0" w:semiHidden="0" w:name="List Continue"/>
+    <w:lsdException w:unhideWhenUsed="0" w:uiPriority="0" w:semiHidden="0" w:name="List Continue 2"/>
+    <w:lsdException w:unhideWhenUsed="0" w:uiPriority="0" w:semiHidden="0" w:name="List Continue 3"/>
+    <w:lsdException w:unhideWhenUsed="0" w:uiPriority="0" w:semiHidden="0" w:name="List Continue 4"/>
+    <w:lsdException w:unhideWhenUsed="0" w:uiPriority="0" w:semiHidden="0" w:name="List Continue 5"/>
+    <w:lsdException w:unhideWhenUsed="0" w:uiPriority="0" w:semiHidden="0" w:name="Message Header"/>
+    <w:lsdException w:qFormat="1" w:unhideWhenUsed="0" w:uiPriority="0" w:semiHidden="0" w:name="Subtitle"/>
+    <w:lsdException w:unhideWhenUsed="0" w:uiPriority="0" w:semiHidden="0" w:name="Salutation"/>
+    <w:lsdException w:unhideWhenUsed="0" w:uiPriority="0" w:semiHidden="0" w:name="Date"/>
+    <w:lsdException w:unhideWhenUsed="0" w:uiPriority="0" w:semiHidden="0" w:name="Body Text First Indent"/>
+    <w:lsdException w:unhideWhenUsed="0" w:uiPriority="0" w:semiHidden="0" w:name="Body Text First Indent 2"/>
+    <w:lsdException w:uiPriority="99" w:name="Note Heading"/>
+    <w:lsdException w:unhideWhenUsed="0" w:uiPriority="0" w:semiHidden="0" w:name="Body Text 2"/>
+    <w:lsdException w:unhideWhenUsed="0" w:uiPriority="0" w:semiHidden="0" w:name="Body Text 3"/>
+    <w:lsdException w:unhideWhenUsed="0" w:uiPriority="0" w:semiHidden="0" w:name="Body Text Indent 2"/>
+    <w:lsdException w:unhideWhenUsed="0" w:uiPriority="0" w:semiHidden="0" w:name="Body Text Indent 3"/>
+    <w:lsdException w:unhideWhenUsed="0" w:uiPriority="0" w:semiHidden="0" w:name="Block Text"/>
+    <w:lsdException w:unhideWhenUsed="0" w:uiPriority="0" w:semiHidden="0" w:name="Hyperlink"/>
+    <w:lsdException w:unhideWhenUsed="0" w:uiPriority="0" w:semiHidden="0" w:name="FollowedHyperlink"/>
+    <w:lsdException w:qFormat="1" w:unhideWhenUsed="0" w:uiPriority="0" w:semiHidden="0" w:name="Strong"/>
+    <w:lsdException w:qFormat="1" w:unhideWhenUsed="0" w:uiPriority="0" w:semiHidden="0" w:name="Emphasis"/>
+    <w:lsdException w:unhideWhenUsed="0" w:uiPriority="0" w:semiHidden="0" w:name="Document Map"/>
+    <w:lsdException w:unhideWhenUsed="0" w:uiPriority="0" w:semiHidden="0" w:name="Plain Text"/>
+    <w:lsdException w:unhideWhenUsed="0" w:uiPriority="0" w:semiHidden="0" w:name="E-mail Signature"/>
+    <w:lsdException w:qFormat="1" w:unhideWhenUsed="0" w:uiPriority="0" w:semiHidden="0" w:name="Normal (Web)"/>
+    <w:lsdException w:unhideWhenUsed="0" w:uiPriority="0" w:semiHidden="0" w:name="HTML Acronym"/>
+    <w:lsdException w:unhideWhenUsed="0" w:uiPriority="0" w:semiHidden="0" w:name="HTML Address"/>
+    <w:lsdException w:unhideWhenUsed="0" w:uiPriority="0" w:semiHidden="0" w:name="HTML Cite"/>
+    <w:lsdException w:unhideWhenUsed="0" w:uiPriority="0" w:semiHidden="0" w:name="HTML Code"/>
+    <w:lsdException w:unhideWhenUsed="0" w:uiPriority="0" w:semiHidden="0" w:name="HTML Definition"/>
+    <w:lsdException w:unhideWhenUsed="0" w:uiPriority="0" w:semiHidden="0" w:name="HTML Keyboard"/>
+    <w:lsdException w:unhideWhenUsed="0" w:uiPriority="0" w:semiHidden="0" w:name="HTML Preformatted"/>
+    <w:lsdException w:unhideWhenUsed="0" w:uiPriority="0" w:semiHidden="0" w:name="HTML Sample"/>
+    <w:lsdException w:unhideWhenUsed="0" w:uiPriority="0" w:semiHidden="0" w:name="HTML Typewriter"/>
+    <w:lsdException w:unhideWhenUsed="0" w:uiPriority="0" w:semiHidden="0" w:name="HTML Variable"/>
+    <w:lsdException w:qFormat="1" w:unhideWhenUsed="0" w:uiPriority="0" w:name="Normal Table"/>
+    <w:lsdException w:unhideWhenUsed="0" w:uiPriority="0" w:semiHidden="0" w:name="annotation subject"/>
+    <w:lsdException w:unhideWhenUsed="0" w:uiPriority="0" w:semiHidden="0" w:name="Table Simple 1"/>
+    <w:lsdException w:unhideWhenUsed="0" w:uiPriority="0" w:semiHidden="0" w:name="Table Simple 2"/>
+    <w:lsdException w:unhideWhenUsed="0" w:uiPriority="0" w:semiHidden="0" w:name="Table Simple 3"/>
+    <w:lsdException w:unhideWhenUsed="0" w:uiPriority="0" w:semiHidden="0" w:name="Table Classic 1"/>
+    <w:lsdException w:unhideWhenUsed="0" w:uiPriority="0" w:semiHidden="0" w:name="Table Classic 2"/>
+    <w:lsdException w:unhideWhenUsed="0" w:uiPriority="0" w:semiHidden="0" w:name="Table Classic 3"/>
+    <w:lsdException w:unhideWhenUsed="0" w:uiPriority="0" w:semiHidden="0" w:name="Table Classic 4"/>
+    <w:lsdException w:unhideWhenUsed="0" w:uiPriority="0" w:semiHidden="0" w:name="Table Colorful 1"/>
+    <w:lsdException w:unhideWhenUsed="0" w:uiPriority="0" w:semiHidden="0" w:name="Table Colorful 2"/>
+    <w:lsdException w:unhideWhenUsed="0" w:uiPriority="0" w:semiHidden="0" w:name="Table Colorful 3"/>
+    <w:lsdException w:unhideWhenUsed="0" w:uiPriority="0" w:semiHidden="0" w:name="Table Columns 1"/>
+    <w:lsdException w:unhideWhenUsed="0" w:uiPriority="0" w:semiHidden="0" w:name="Table Columns 2"/>
+    <w:lsdException w:unhideWhenUsed="0" w:uiPriority="0" w:semiHidden="0" w:name="Table Columns 3"/>
+    <w:lsdException w:unhideWhenUsed="0" w:uiPriority="0" w:semiHidden="0" w:name="Table Columns 4"/>
+    <w:lsdException w:unhideWhenUsed="0" w:uiPriority="0" w:semiHidden="0" w:name="Table Columns 5"/>
+    <w:lsdException w:unhideWhenUsed="0" w:uiPriority="0" w:semiHidden="0" w:name="Table Grid 1"/>
+    <w:lsdException w:unhideWhenUsed="0" w:uiPriority="0" w:semiHidden="0" w:name="Table Grid 2"/>
+    <w:lsdException w:unhideWhenUsed="0" w:uiPriority="0" w:semiHidden="0" w:name="Table Grid 3"/>
+    <w:lsdException w:unhideWhenUsed="0" w:uiPriority="0" w:semiHidden="0" w:name="Table Grid 4"/>
+    <w:lsdException w:unhideWhenUsed="0" w:uiPriority="0" w:semiHidden="0" w:name="Table Grid 5"/>
+    <w:lsdException w:unhideWhenUsed="0" w:uiPriority="0" w:semiHidden="0" w:name="Table Grid 6"/>
+    <w:lsdException w:unhideWhenUsed="0" w:uiPriority="0" w:semiHidden="0" w:name="Table Grid 7"/>
+    <w:lsdException w:unhideWhenUsed="0" w:uiPriority="0" w:semiHidden="0" w:name="Table Grid 8"/>
+    <w:lsdException w:unhideWhenUsed="0" w:uiPriority="0" w:semiHidden="0" w:name="Table List 1"/>
+    <w:lsdException w:unhideWhenUsed="0" w:uiPriority="0" w:semiHidden="0" w:name="Table List 2"/>
+    <w:lsdException w:unhideWhenUsed="0" w:uiPriority="0" w:semiHidden="0" w:name="Table List 3"/>
+    <w:lsdException w:unhideWhenUsed="0" w:uiPriority="0" w:semiHidden="0" w:name="Table List 4"/>
+    <w:lsdException w:unhideWhenUsed="0" w:uiPriority="0" w:semiHidden="0" w:name="Table List 5"/>
+    <w:lsdException w:unhideWhenUsed="0" w:uiPriority="0" w:semiHidden="0" w:name="Table List 6"/>
+    <w:lsdException w:unhideWhenUsed="0" w:uiPriority="0" w:semiHidden="0" w:name="Table List 7"/>
+    <w:lsdException w:unhideWhenUsed="0" w:uiPriority="0" w:semiHidden="0" w:name="Table List 8"/>
+    <w:lsdException w:unhideWhenUsed="0" w:uiPriority="0" w:semiHidden="0" w:name="Table 3D effects 1"/>
+    <w:lsdException w:unhideWhenUsed="0" w:uiPriority="0" w:semiHidden="0" w:name="Table 3D effects 2"/>
+    <w:lsdException w:unhideWhenUsed="0" w:uiPriority="0" w:semiHidden="0" w:name="Table 3D effects 3"/>
+    <w:lsdException w:unhideWhenUsed="0" w:uiPriority="0" w:semiHidden="0" w:name="Table Contemporary"/>
+    <w:lsdException w:unhideWhenUsed="0" w:uiPriority="0" w:semiHidden="0" w:name="Table Elegant"/>
+    <w:lsdException w:unhideWhenUsed="0" w:uiPriority="0" w:semiHidden="0" w:name="Table Professional"/>
+    <w:lsdException w:unhideWhenUsed="0" w:uiPriority="0" w:semiHidden="0" w:name="Table Subtle 1"/>
+    <w:lsdException w:unhideWhenUsed="0" w:uiPriority="0" w:semiHidden="0" w:name="Table Subtle 2"/>
+    <w:lsdException w:unhideWhenUsed="0" w:uiPriority="0" w:semiHidden="0" w:name="Table Web 1"/>
+    <w:lsdException w:unhideWhenUsed="0" w:uiPriority="0" w:semiHidden="0" w:name="Table Web 2"/>
+    <w:lsdException w:unhideWhenUsed="0" w:uiPriority="0" w:semiHidden="0" w:name="Table Web 3"/>
+    <w:lsdException w:unhideWhenUsed="0" w:uiPriority="0" w:semiHidden="0" w:name="Balloon Text"/>
+    <w:lsdException w:qFormat="1" w:unhideWhenUsed="0" w:uiPriority="0" w:semiHidden="0" w:name="Table Grid"/>
+    <w:lsdException w:unhideWhenUsed="0" w:uiPriority="0" w:semiHidden="0" w:name="Table Theme"/>
+    <w:lsdException w:unhideWhenUsed="0" w:uiPriority="60" w:semiHidden="0" w:name="Light Shading"/>
+    <w:lsdException w:unhideWhenUsed="0" w:uiPriority="61" w:semiHidden="0" w:name="Light List"/>
+    <w:lsdException w:unhideWhenUsed="0" w:uiPriority="62" w:semiHidden="0" w:name="Light Grid"/>
+    <w:lsdException w:unhideWhenUsed="0" w:uiPriority="63" w:semiHidden="0" w:name="Medium Shading 1"/>
+    <w:lsdException w:unhideWhenUsed="0" w:uiPriority="64" w:semiHidden="0" w:name="Medium Shading 2"/>
+    <w:lsdException w:unhideWhenUsed="0" w:uiPriority="65" w:semiHidden="0" w:name="Medium List 1"/>
+    <w:lsdException w:unhideWhenUsed="0" w:uiPriority="66" w:semiHidden="0" w:name="Medium List 2"/>
+    <w:lsdException w:unhideWhenUsed="0" w:uiPriority="67" w:semiHidden="0" w:name="Medium Grid 1"/>
+    <w:lsdException w:unhideWhenUsed="0" w:uiPriority="68" w:semiHidden="0" w:name="Medium Grid 2"/>
+    <w:lsdException w:unhideWhenUsed="0" w:uiPriority="69" w:semiHidden="0" w:name="Medium Grid 3"/>
+    <w:lsdException w:unhideWhenUsed="0" w:uiPriority="70" w:semiHidden="0" w:name="Dark List"/>
+    <w:lsdException w:unhideWhenUsed="0" w:uiPriority="71" w:semiHidden="0" w:name="Colorful Shading"/>
+    <w:lsdException w:unhideWhenUsed="0" w:uiPriority="72" w:semiHidden="0" w:name="Colorful List"/>
+    <w:lsdException w:unhideWhenUsed="0" w:uiPriority="73" w:semiHidden="0" w:name="Colorful Grid"/>
+    <w:lsdException w:unhideWhenUsed="0" w:uiPriority="60" w:semiHidden="0" w:name="Light Shading Accent 1"/>
+    <w:lsdException w:unhideWhenUsed="0" w:uiPriority="61" w:semiHidden="0" w:name="Light List Accent 1"/>
+    <w:lsdException w:unhideWhenUsed="0" w:uiPriority="62" w:semiHidden="0" w:name="Light Grid Accent 1"/>
+    <w:lsdException w:unhideWhenUsed="0" w:uiPriority="63" w:semiHidden="0" w:name="Medium Shading 1 Accent 1"/>
+    <w:lsdException w:unhideWhenUsed="0" w:uiPriority="64" w:semiHidden="0" w:name="Medium Shading 2 Accent 1"/>
+    <w:lsdException w:unhideWhenUsed="0" w:uiPriority="65" w:semiHidden="0" w:name="Medium List 1 Accent 1"/>
+    <w:lsdException w:unhideWhenUsed="0" w:uiPriority="66" w:semiHidden="0" w:name="Medium List 2 Accent 1"/>
+    <w:lsdException w:unhideWhenUsed="0" w:uiPriority="67" w:semiHidden="0" w:name="Medium Grid 1 Accent 1"/>
+    <w:lsdException w:unhideWhenUsed="0" w:uiPriority="68" w:semiHidden="0" w:name="Medium Grid 2 Accent 1"/>
+    <w:lsdException w:unhideWhenUsed="0" w:uiPriority="69" w:semiHidden="0" w:name="Medium Grid 3 Accent 1"/>
+    <w:lsdException w:unhideWhenUsed="0" w:uiPriority="70" w:semiHidden="0" w:name="Dark List Accent 1"/>
+    <w:lsdException w:unhideWhenUsed="0" w:uiPriority="71" w:semiHidden="0" w:name="Colorful Shading Accent 1"/>
+    <w:lsdException w:unhideWhenUsed="0" w:uiPriority="72" w:semiHidden="0" w:name="Colorful List Accent 1"/>
+    <w:lsdException w:unhideWhenUsed="0" w:uiPriority="73" w:semiHidden="0" w:name="Colorful Grid Accent 1"/>
+    <w:lsdException w:unhideWhenUsed="0" w:uiPriority="60" w:semiHidden="0" w:name="Light Shading Accent 2"/>
+    <w:lsdException w:unhideWhenUsed="0" w:uiPriority="61" w:semiHidden="0" w:name="Light List Accent 2"/>
+    <w:lsdException w:unhideWhenUsed="0" w:uiPriority="62" w:semiHidden="0" w:name="Light Grid Accent 2"/>
+    <w:lsdException w:unhideWhenUsed="0" w:uiPriority="63" w:semiHidden="0" w:name="Medium Shading 1 Accent 2"/>
+    <w:lsdException w:unhideWhenUsed="0" w:uiPriority="64" w:semiHidden="0" w:name="Medium Shading 2 Accent 2"/>
+    <w:lsdException w:unhideWhenUsed="0" w:uiPriority="65" w:semiHidden="0" w:name="Medium List 1 Accent 2"/>
+    <w:lsdException w:unhideWhenUsed="0" w:uiPriority="66" w:semiHidden="0" w:name="Medium List 2 Accent 2"/>
+    <w:lsdException w:unhideWhenUsed="0" w:uiPriority="67" w:semiHidden="0" w:name="Medium Grid 1 Accent 2"/>
+    <w:lsdException w:unhideWhenUsed="0" w:uiPriority="68" w:semiHidden="0" w:name="Medium Grid 2 Accent 2"/>
+    <w:lsdException w:unhideWhenUsed="0" w:uiPriority="69" w:semiHidden="0" w:name="Medium Grid 3 Accent 2"/>
+    <w:lsdException w:unhideWhenUsed="0" w:uiPriority="70" w:semiHidden="0" w:name="Dark List Accent 2"/>
+    <w:lsdException w:unhideWhenUsed="0" w:uiPriority="71" w:semiHidden="0" w:name="Colorful Shading Accent 2"/>
+    <w:lsdException w:unhideWhenUsed="0" w:uiPriority="72" w:semiHidden="0" w:name="Colorful List Accent 2"/>
+    <w:lsdException w:unhideWhenUsed="0" w:uiPriority="73" w:semiHidden="0" w:name="Colorful Grid Accent 2"/>
+    <w:lsdException w:unhideWhenUsed="0" w:uiPriority="60" w:semiHidden="0" w:name="Light Shading Accent 3"/>
+    <w:lsdException w:unhideWhenUsed="0" w:uiPriority="61" w:semiHidden="0" w:name="Light List Accent 3"/>
+    <w:lsdException w:unhideWhenUsed="0" w:uiPriority="62" w:semiHidden="0" w:name="Light Grid Accent 3"/>
+    <w:lsdException w:unhideWhenUsed="0" w:uiPriority="63" w:semiHidden="0" w:name="Medium Shading 1 Accent 3"/>
+    <w:lsdException w:unhideWhenUsed="0" w:uiPriority="64" w:semiHidden="0" w:name="Medium Shading 2 Accent 3"/>
+    <w:lsdException w:unhideWhenUsed="0" w:uiPriority="65" w:semiHidden="0" w:name="Medium List 1 Accent 3"/>
+    <w:lsdException w:unhideWhenUsed="0" w:uiPriority="66" w:semiHidden="0" w:name="Medium List 2 Accent 3"/>
+    <w:lsdException w:unhideWhenUsed="0" w:uiPriority="67" w:semiHidden="0" w:name="Medium Grid 1 Accent 3"/>
+    <w:lsdException w:unhideWhenUsed="0" w:uiPriority="68" w:semiHidden="0" w:name="Medium Grid 2 Accent 3"/>
+    <w:lsdException w:unhideWhenUsed="0" w:uiPriority="69" w:semiHidden="0" w:name="Medium Grid 3 Accent 3"/>
+    <w:lsdException w:unhideWhenUsed="0" w:uiPriority="70" w:semiHidden="0" w:name="Dark List Accent 3"/>
+    <w:lsdException w:unhideWhenUsed="0" w:uiPriority="71" w:semiHidden="0" w:name="Colorful Shading Accent 3"/>
+    <w:lsdException w:unhideWhenUsed="0" w:uiPriority="72" w:semiHidden="0" w:name="Colorful List Accent 3"/>
+    <w:lsdException w:unhideWhenUsed="0" w:uiPriority="73" w:semiHidden="0" w:name="Colorful Grid Accent 3"/>
+    <w:lsdException w:unhideWhenUsed="0" w:uiPriority="60" w:semiHidden="0" w:name="Light Shading Accent 4"/>
+    <w:lsdException w:unhideWhenUsed="0" w:uiPriority="61" w:semiHidden="0" w:name="Light List Accent 4"/>
+    <w:lsdException w:unhideWhenUsed="0" w:uiPriority="62" w:semiHidden="0" w:name="Light Grid Accent 4"/>
+    <w:lsdException w:unhideWhenUsed="0" w:uiPriority="63" w:semiHidden="0" w:name="Medium Shading 1 Accent 4"/>
+    <w:lsdException w:unhideWhenUsed="0" w:uiPriority="64" w:semiHidden="0" w:name="Medium Shading 2 Accent 4"/>
+    <w:lsdException w:unhideWhenUsed="0" w:uiPriority="65" w:semiHidden="0" w:name="Medium List 1 Accent 4"/>
+    <w:lsdException w:unhideWhenUsed="0" w:uiPriority="66" w:semiHidden="0" w:name="Medium List 2 Accent 4"/>
+    <w:lsdException w:unhideWhenUsed="0" w:uiPriority="67" w:semiHidden="0" w:name="Medium Grid 1 Accent 4"/>
+    <w:lsdException w:unhideWhenUsed="0" w:uiPriority="68" w:semiHidden="0" w:name="Medium Grid 2 Accent 4"/>
+    <w:lsdException w:unhideWhenUsed="0" w:uiPriority="69" w:semiHidden="0" w:name="Medium Grid 3 Accent 4"/>
+    <w:lsdException w:unhideWhenUsed="0" w:uiPriority="70" w:semiHidden="0" w:name="Dark List Accent 4"/>
+    <w:lsdException w:unhideWhenUsed="0" w:uiPriority="71" w:semiHidden="0" w:name="Colorful Shading Accent 4"/>
+    <w:lsdException w:unhideWhenUsed="0" w:uiPriority="72" w:semiHidden="0" w:name="Colorful List Accent 4"/>
+    <w:lsdException w:unhideWhenUsed="0" w:uiPriority="73" w:semiHidden="0" w:name="Colorful Grid Accent 4"/>
+    <w:lsdException w:unhideWhenUsed="0" w:uiPriority="60" w:semiHidden="0" w:name="Light Shading Accent 5"/>
+    <w:lsdException w:unhideWhenUsed="0" w:uiPriority="61" w:semiHidden="0" w:name="Light List Accent 5"/>
+    <w:lsdException w:unhideWhenUsed="0" w:uiPriority="62" w:semiHidden="0" w:name="Light Grid Accent 5"/>
+    <w:lsdException w:unhideWhenUsed="0" w:uiPriority="63" w:semiHidden="0" w:name="Medium Shading 1 Accent 5"/>
+    <w:lsdException w:unhideWhenUsed="0" w:uiPriority="64" w:semiHidden="0" w:name="Medium Shading 2 Accent 5"/>
+    <w:lsdException w:unhideWhenUsed="0" w:uiPriority="65" w:semiHidden="0" w:name="Medium List 1 Accent 5"/>
+    <w:lsdException w:unhideWhenUsed="0" w:uiPriority="66" w:semiHidden="0" w:name="Medium List 2 Accent 5"/>
+    <w:lsdException w:unhideWhenUsed="0" w:uiPriority="67" w:semiHidden="0" w:name="Medium Grid 1 Accent 5"/>
+    <w:lsdException w:unhideWhenUsed="0" w:uiPriority="68" w:semiHidden="0" w:name="Medium Grid 2 Accent 5"/>
+    <w:lsdException w:unhideWhenUsed="0" w:uiPriority="69" w:semiHidden="0" w:name="Medium Grid 3 Accent 5"/>
+    <w:lsdException w:unhideWhenUsed="0" w:uiPriority="70" w:semiHidden="0" w:name="Dark List Accent 5"/>
+    <w:lsdException w:unhideWhenUsed="0" w:uiPriority="71" w:semiHidden="0" w:name="Colorful Shading Accent 5"/>
+    <w:lsdException w:unhideWhenUsed="0" w:uiPriority="72" w:semiHidden="0" w:name="Colorful List Accent 5"/>
+    <w:lsdException w:unhideWhenUsed="0" w:uiPriority="73" w:semiHidden="0" w:name="Colorful Grid Accent 5"/>
+    <w:lsdException w:unhideWhenUsed="0" w:uiPriority="60" w:semiHidden="0" w:name="Light Shading Accent 6"/>
+    <w:lsdException w:unhideWhenUsed="0" w:uiPriority="61" w:semiHidden="0" w:name="Light List Accent 6"/>
+    <w:lsdException w:unhideWhenUsed="0" w:uiPriority="62" w:semiHidden="0" w:name="Light Grid Accent 6"/>
+    <w:lsdException w:unhideWhenUsed="0" w:uiPriority="63" w:semiHidden="0" w:name="Medium Shading 1 Accent 6"/>
+    <w:lsdException w:unhideWhenUsed="0" w:uiPriority="64" w:semiHidden="0" w:name="Medium Shading 2 Accent 6"/>
+    <w:lsdException w:unhideWhenUsed="0" w:uiPriority="65" w:semiHidden="0" w:name="Medium List 1 Accent 6"/>
+    <w:lsdException w:unhideWhenUsed="0" w:uiPriority="66" w:semiHidden="0" w:name="Medium List 2 Accent 6"/>
+    <w:lsdException w:unhideWhenUsed="0" w:uiPriority="67" w:semiHidden="0" w:name="Medium Grid 1 Accent 6"/>
+    <w:lsdException w:unhideWhenUsed="0" w:uiPriority="68" w:semiHidden="0" w:name="Medium Grid 2 Accent 6"/>
+    <w:lsdException w:unhideWhenUsed="0" w:uiPriority="69" w:semiHidden="0" w:name="Medium Grid 3 Accent 6"/>
+    <w:lsdException w:unhideWhenUsed="0" w:uiPriority="70" w:semiHidden="0" w:name="Dark List Accent 6"/>
+    <w:lsdException w:unhideWhenUsed="0" w:uiPriority="71" w:semiHidden="0" w:name="Colorful Shading Accent 6"/>
+    <w:lsdException w:unhideWhenUsed="0" w:uiPriority="72" w:semiHidden="0" w:name="Colorful List Accent 6"/>
+    <w:lsdException w:unhideWhenUsed="0" w:uiPriority="73" w:semiHidden="0" w:name="Colorful Grid Accent 6"/>
   </w:latentStyles>
-  <w:style w:type="paragraph" w:default="1" w:styleId="Normal">
+  <w:style w:type="paragraph" w:default="1" w:styleId="1">
     <w:name w:val="Normal"/>
     <w:qFormat/>
+    <w:uiPriority w:val="0"/>
     <w:pPr>
       <w:kinsoku w:val="0"/>
       <w:autoSpaceDE w:val="0"/>
@@ -9669,7 +9915,7 @@
       <w:textAlignment w:val="baseline"/>
     </w:pPr>
     <w:rPr>
-      <w:rFonts w:ascii="Arial" w:eastAsia="宋体" w:hAnsi="Arial" w:cs="Arial"/>
+      <w:rFonts w:ascii="Arial" w:hAnsi="Arial" w:eastAsia="宋体" w:cs="Arial"/>
       <w:snapToGrid w:val="0"/>
       <w:color w:val="000000"/>
       <w:kern w:val="0"/>
@@ -9678,11 +9924,12 @@
       <w:lang w:val="en-US" w:eastAsia="en-US" w:bidi="ar-SA"/>
     </w:rPr>
   </w:style>
-  <w:style w:type="paragraph" w:styleId="Heading1">
+  <w:style w:type="paragraph" w:styleId="2">
     <w:name w:val="heading 1"/>
-    <w:basedOn w:val="Normal"/>
-    <w:next w:val="Normal"/>
+    <w:basedOn w:val="1"/>
+    <w:next w:val="1"/>
     <w:qFormat/>
+    <w:uiPriority w:val="0"/>
     <w:pPr>
       <w:keepNext/>
       <w:keepLines/>
@@ -9700,12 +9947,13 @@
       <w:sz w:val="44"/>
     </w:rPr>
   </w:style>
-  <w:style w:type="paragraph" w:styleId="Heading2">
+  <w:style w:type="paragraph" w:styleId="3">
     <w:name w:val="heading 2"/>
-    <w:basedOn w:val="Normal"/>
-    <w:next w:val="Normal"/>
+    <w:basedOn w:val="1"/>
+    <w:next w:val="1"/>
     <w:unhideWhenUsed/>
     <w:qFormat/>
+    <w:uiPriority w:val="0"/>
     <w:pPr>
       <w:keepNext/>
       <w:keepLines/>
@@ -9718,18 +9966,19 @@
       <w:outlineLvl w:val="1"/>
     </w:pPr>
     <w:rPr>
-      <w:rFonts w:ascii="Arial" w:eastAsia="黑体" w:hAnsi="Arial"/>
+      <w:rFonts w:ascii="Arial" w:hAnsi="Arial" w:eastAsia="黑体"/>
       <w:b/>
       <w:sz w:val="32"/>
     </w:rPr>
   </w:style>
-  <w:style w:type="paragraph" w:styleId="Heading3">
+  <w:style w:type="paragraph" w:styleId="4">
     <w:name w:val="heading 3"/>
-    <w:basedOn w:val="Normal"/>
-    <w:next w:val="Normal"/>
+    <w:basedOn w:val="1"/>
+    <w:next w:val="1"/>
     <w:semiHidden/>
     <w:unhideWhenUsed/>
     <w:qFormat/>
+    <w:uiPriority w:val="0"/>
     <w:pPr>
       <w:keepNext/>
       <w:keepLines/>
@@ -9746,12 +9995,13 @@
       <w:sz w:val="32"/>
     </w:rPr>
   </w:style>
-  <w:style w:type="paragraph" w:styleId="Heading4">
+  <w:style w:type="paragraph" w:styleId="5">
     <w:name w:val="heading 4"/>
-    <w:basedOn w:val="Normal"/>
-    <w:next w:val="Normal"/>
+    <w:basedOn w:val="1"/>
+    <w:next w:val="1"/>
     <w:unhideWhenUsed/>
     <w:qFormat/>
+    <w:uiPriority w:val="0"/>
     <w:pPr>
       <w:keepNext/>
       <w:keepLines/>
@@ -9764,18 +10014,19 @@
       <w:outlineLvl w:val="3"/>
     </w:pPr>
     <w:rPr>
-      <w:rFonts w:ascii="Arial" w:eastAsia="黑体" w:hAnsi="Arial"/>
+      <w:rFonts w:ascii="Arial" w:hAnsi="Arial" w:eastAsia="黑体"/>
       <w:b/>
       <w:sz w:val="28"/>
     </w:rPr>
   </w:style>
-  <w:style w:type="paragraph" w:styleId="Heading5">
+  <w:style w:type="paragraph" w:styleId="6">
     <w:name w:val="heading 5"/>
-    <w:basedOn w:val="Normal"/>
-    <w:next w:val="Normal"/>
+    <w:basedOn w:val="1"/>
+    <w:next w:val="1"/>
     <w:semiHidden/>
     <w:unhideWhenUsed/>
     <w:qFormat/>
+    <w:uiPriority w:val="0"/>
     <w:pPr>
       <w:keepNext/>
       <w:keepLines/>
@@ -9792,13 +10043,14 @@
       <w:sz w:val="28"/>
     </w:rPr>
   </w:style>
-  <w:style w:type="paragraph" w:styleId="Heading6">
+  <w:style w:type="paragraph" w:styleId="7">
     <w:name w:val="heading 6"/>
-    <w:basedOn w:val="Normal"/>
-    <w:next w:val="Normal"/>
+    <w:basedOn w:val="1"/>
+    <w:next w:val="1"/>
     <w:semiHidden/>
     <w:unhideWhenUsed/>
     <w:qFormat/>
+    <w:uiPriority w:val="0"/>
     <w:pPr>
       <w:keepNext/>
       <w:keepLines/>
@@ -9811,18 +10063,19 @@
       <w:outlineLvl w:val="5"/>
     </w:pPr>
     <w:rPr>
-      <w:rFonts w:ascii="Arial" w:eastAsia="黑体" w:hAnsi="Arial"/>
+      <w:rFonts w:ascii="Arial" w:hAnsi="Arial" w:eastAsia="黑体"/>
       <w:b/>
       <w:sz w:val="24"/>
     </w:rPr>
   </w:style>
-  <w:style w:type="paragraph" w:styleId="Heading7">
+  <w:style w:type="paragraph" w:styleId="8">
     <w:name w:val="heading 7"/>
-    <w:basedOn w:val="Normal"/>
-    <w:next w:val="Normal"/>
+    <w:basedOn w:val="1"/>
+    <w:next w:val="1"/>
     <w:semiHidden/>
     <w:unhideWhenUsed/>
     <w:qFormat/>
+    <w:uiPriority w:val="0"/>
     <w:pPr>
       <w:keepNext/>
       <w:keepLines/>
@@ -9839,13 +10092,14 @@
       <w:sz w:val="24"/>
     </w:rPr>
   </w:style>
-  <w:style w:type="paragraph" w:styleId="Heading8">
+  <w:style w:type="paragraph" w:styleId="9">
     <w:name w:val="heading 8"/>
-    <w:basedOn w:val="Normal"/>
-    <w:next w:val="Normal"/>
+    <w:basedOn w:val="1"/>
+    <w:next w:val="1"/>
     <w:semiHidden/>
     <w:unhideWhenUsed/>
     <w:qFormat/>
+    <w:uiPriority w:val="0"/>
     <w:pPr>
       <w:keepNext/>
       <w:keepLines/>
@@ -9858,17 +10112,18 @@
       <w:outlineLvl w:val="7"/>
     </w:pPr>
     <w:rPr>
-      <w:rFonts w:ascii="Arial" w:eastAsia="黑体" w:hAnsi="Arial"/>
+      <w:rFonts w:ascii="Arial" w:hAnsi="Arial" w:eastAsia="黑体"/>
       <w:sz w:val="24"/>
     </w:rPr>
   </w:style>
-  <w:style w:type="paragraph" w:styleId="Heading9">
+  <w:style w:type="paragraph" w:styleId="10">
     <w:name w:val="heading 9"/>
-    <w:basedOn w:val="Normal"/>
-    <w:next w:val="Normal"/>
+    <w:basedOn w:val="1"/>
+    <w:next w:val="1"/>
     <w:semiHidden/>
     <w:unhideWhenUsed/>
     <w:qFormat/>
+    <w:uiPriority w:val="0"/>
     <w:pPr>
       <w:keepNext/>
       <w:keepLines/>
@@ -9881,19 +10136,21 @@
       <w:outlineLvl w:val="8"/>
     </w:pPr>
     <w:rPr>
-      <w:rFonts w:ascii="Arial" w:eastAsia="黑体" w:hAnsi="Arial"/>
+      <w:rFonts w:ascii="Arial" w:hAnsi="Arial" w:eastAsia="黑体"/>
       <w:sz w:val="21"/>
     </w:rPr>
   </w:style>
-  <w:style w:type="character" w:default="1" w:styleId="DefaultParagraphFont">
+  <w:style w:type="character" w:default="1" w:styleId="22">
     <w:name w:val="Default Paragraph Font"/>
     <w:semiHidden/>
     <w:qFormat/>
+    <w:uiPriority w:val="0"/>
   </w:style>
-  <w:style w:type="table" w:default="1" w:styleId="TableNormal">
+  <w:style w:type="table" w:default="1" w:styleId="20">
     <w:name w:val="Normal Table"/>
     <w:semiHidden/>
     <w:qFormat/>
+    <w:uiPriority w:val="0"/>
     <w:tblPr>
       <w:tblCellMar>
         <w:top w:w="0" w:type="dxa"/>
@@ -9903,39 +10160,43 @@
       </w:tblCellMar>
     </w:tblPr>
   </w:style>
-  <w:style w:type="paragraph" w:styleId="CommentText">
+  <w:style w:type="paragraph" w:styleId="11">
     <w:name w:val="annotation text"/>
-    <w:basedOn w:val="Normal"/>
+    <w:basedOn w:val="1"/>
     <w:qFormat/>
+    <w:uiPriority w:val="0"/>
     <w:pPr>
       <w:jc w:val="left"/>
     </w:pPr>
   </w:style>
-  <w:style w:type="paragraph" w:styleId="BodyText">
+  <w:style w:type="paragraph" w:styleId="12">
     <w:name w:val="Body Text"/>
-    <w:basedOn w:val="Normal"/>
+    <w:basedOn w:val="1"/>
     <w:semiHidden/>
     <w:qFormat/>
+    <w:uiPriority w:val="0"/>
     <w:rPr>
-      <w:rFonts w:ascii="Arial" w:eastAsia="Arial" w:hAnsi="Arial" w:cs="Arial"/>
+      <w:rFonts w:ascii="Arial" w:hAnsi="Arial" w:eastAsia="Arial" w:cs="Arial"/>
       <w:sz w:val="21"/>
       <w:szCs w:val="21"/>
       <w:lang w:val="en-US" w:eastAsia="en-US" w:bidi="ar-SA"/>
     </w:rPr>
   </w:style>
-  <w:style w:type="paragraph" w:styleId="TOC3">
+  <w:style w:type="paragraph" w:styleId="13">
     <w:name w:val="toc 3"/>
-    <w:basedOn w:val="Normal"/>
-    <w:next w:val="Normal"/>
+    <w:basedOn w:val="1"/>
+    <w:next w:val="1"/>
     <w:qFormat/>
+    <w:uiPriority w:val="0"/>
     <w:pPr>
       <w:ind w:left="840" w:leftChars="400"/>
     </w:pPr>
   </w:style>
-  <w:style w:type="paragraph" w:styleId="Footer">
+  <w:style w:type="paragraph" w:styleId="14">
     <w:name w:val="footer"/>
-    <w:basedOn w:val="Normal"/>
+    <w:basedOn w:val="1"/>
     <w:qFormat/>
+    <w:uiPriority w:val="0"/>
     <w:pPr>
       <w:tabs>
         <w:tab w:val="center" w:pos="4153"/>
@@ -9948,16 +10209,17 @@
       <w:sz w:val="18"/>
     </w:rPr>
   </w:style>
-  <w:style w:type="paragraph" w:styleId="Header">
+  <w:style w:type="paragraph" w:styleId="15">
     <w:name w:val="header"/>
-    <w:basedOn w:val="Normal"/>
+    <w:basedOn w:val="1"/>
     <w:qFormat/>
+    <w:uiPriority w:val="0"/>
     <w:pPr>
       <w:pBdr>
-        <w:top w:val="nil"/>
-        <w:left w:val="nil"/>
-        <w:bottom w:val="nil"/>
-        <w:right w:val="nil"/>
+        <w:top w:val="none" w:color="auto" w:sz="0" w:space="0"/>
+        <w:left w:val="none" w:color="auto" w:sz="0" w:space="0"/>
+        <w:bottom w:val="none" w:color="auto" w:sz="0" w:space="0"/>
+        <w:right w:val="none" w:color="auto" w:sz="0" w:space="0"/>
       </w:pBdr>
       <w:tabs>
         <w:tab w:val="center" w:pos="4153"/>
@@ -9972,37 +10234,41 @@
       <w:sz w:val="18"/>
     </w:rPr>
   </w:style>
-  <w:style w:type="paragraph" w:styleId="TOC1">
+  <w:style w:type="paragraph" w:styleId="16">
     <w:name w:val="toc 1"/>
-    <w:basedOn w:val="Normal"/>
-    <w:next w:val="Normal"/>
+    <w:basedOn w:val="1"/>
+    <w:next w:val="1"/>
     <w:qFormat/>
+    <w:uiPriority w:val="0"/>
     <w:rPr>
-      <w:rFonts w:ascii="Arial" w:eastAsia="Microsoft JhengHei" w:hAnsi="Arial"/>
+      <w:rFonts w:ascii="Arial" w:hAnsi="Arial" w:eastAsia="Microsoft JhengHei"/>
       <w:sz w:val="24"/>
     </w:rPr>
   </w:style>
-  <w:style w:type="paragraph" w:styleId="TOC2">
+  <w:style w:type="paragraph" w:styleId="17">
     <w:name w:val="toc 2"/>
-    <w:basedOn w:val="Normal"/>
-    <w:next w:val="Normal"/>
+    <w:basedOn w:val="1"/>
+    <w:next w:val="1"/>
     <w:qFormat/>
+    <w:uiPriority w:val="0"/>
     <w:pPr>
       <w:ind w:left="420" w:leftChars="200"/>
     </w:pPr>
   </w:style>
-  <w:style w:type="paragraph" w:styleId="NormalWeb">
+  <w:style w:type="paragraph" w:styleId="18">
     <w:name w:val="Normal (Web)"/>
-    <w:basedOn w:val="Normal"/>
+    <w:basedOn w:val="1"/>
     <w:qFormat/>
+    <w:uiPriority w:val="0"/>
     <w:rPr>
       <w:sz w:val="24"/>
     </w:rPr>
   </w:style>
-  <w:style w:type="paragraph" w:styleId="Title">
+  <w:style w:type="paragraph" w:styleId="19">
     <w:name w:val="Title"/>
-    <w:basedOn w:val="Normal"/>
+    <w:basedOn w:val="1"/>
     <w:qFormat/>
+    <w:uiPriority w:val="0"/>
     <w:pPr>
       <w:spacing w:before="240" w:beforeLines="0" w:beforeAutospacing="0" w:after="60" w:afterLines="0" w:afterAutospacing="0"/>
       <w:jc w:val="center"/>
@@ -10014,68 +10280,73 @@
       <w:sz w:val="32"/>
     </w:rPr>
   </w:style>
-  <w:style w:type="table" w:styleId="TableGrid">
+  <w:style w:type="table" w:styleId="21">
     <w:name w:val="Table Grid"/>
-    <w:basedOn w:val="TableNormal"/>
+    <w:basedOn w:val="20"/>
     <w:qFormat/>
+    <w:uiPriority w:val="0"/>
     <w:pPr>
       <w:widowControl w:val="0"/>
       <w:jc w:val="both"/>
     </w:pPr>
     <w:tblPr>
       <w:tblBorders>
-        <w:top w:val="single" w:sz="4" w:space="0" w:color="auto"/>
-        <w:left w:val="single" w:sz="4" w:space="0" w:color="auto"/>
-        <w:bottom w:val="single" w:sz="4" w:space="0" w:color="auto"/>
-        <w:right w:val="single" w:sz="4" w:space="0" w:color="auto"/>
-        <w:insideH w:val="single" w:sz="4" w:space="0" w:color="auto"/>
-        <w:insideV w:val="single" w:sz="4" w:space="0" w:color="auto"/>
+        <w:top w:val="single" w:color="auto" w:sz="4" w:space="0"/>
+        <w:left w:val="single" w:color="auto" w:sz="4" w:space="0"/>
+        <w:bottom w:val="single" w:color="auto" w:sz="4" w:space="0"/>
+        <w:right w:val="single" w:color="auto" w:sz="4" w:space="0"/>
+        <w:insideH w:val="single" w:color="auto" w:sz="4" w:space="0"/>
+        <w:insideV w:val="single" w:color="auto" w:sz="4" w:space="0"/>
       </w:tblBorders>
     </w:tblPr>
   </w:style>
-  <w:style w:type="character" w:styleId="Strong">
+  <w:style w:type="character" w:styleId="23">
     <w:name w:val="Strong"/>
-    <w:basedOn w:val="DefaultParagraphFont"/>
+    <w:basedOn w:val="22"/>
     <w:qFormat/>
+    <w:uiPriority w:val="0"/>
     <w:rPr>
       <w:b/>
     </w:rPr>
   </w:style>
-  <w:style w:type="paragraph" w:customStyle="1" w:styleId="a">
+  <w:style w:type="paragraph" w:customStyle="1" w:styleId="24">
     <w:name w:val="柴_公司名"/>
-    <w:basedOn w:val="Title"/>
+    <w:basedOn w:val="19"/>
     <w:qFormat/>
+    <w:uiPriority w:val="0"/>
     <w:pPr>
       <w:spacing w:after="600" w:afterLines="600"/>
     </w:pPr>
     <w:rPr>
-      <w:rFonts w:ascii="宋体" w:eastAsia="宋体" w:hAnsi="宋体" w:cs="宋体" w:hint="eastAsia"/>
+      <w:rFonts w:hint="eastAsia" w:ascii="宋体" w:hAnsi="宋体" w:eastAsia="宋体" w:cs="宋体"/>
       <w:bCs/>
       <w:spacing w:val="-6"/>
       <w:sz w:val="52"/>
       <w:szCs w:val="52"/>
     </w:rPr>
   </w:style>
-  <w:style w:type="paragraph" w:customStyle="1" w:styleId="a0">
+  <w:style w:type="paragraph" w:customStyle="1" w:styleId="25">
     <w:name w:val="柴_文档名"/>
-    <w:basedOn w:val="Title"/>
+    <w:basedOn w:val="19"/>
     <w:qFormat/>
+    <w:uiPriority w:val="0"/>
     <w:pPr>
       <w:spacing w:after="900" w:afterLines="900"/>
     </w:pPr>
     <w:rPr>
-      <w:rFonts w:ascii="黑体" w:eastAsia="黑体" w:hAnsi="黑体" w:cs="黑体"/>
+      <w:rFonts w:ascii="黑体" w:hAnsi="黑体" w:eastAsia="黑体" w:cs="黑体"/>
       <w:bCs/>
       <w:spacing w:val="-7"/>
       <w:sz w:val="52"/>
       <w:szCs w:val="52"/>
     </w:rPr>
   </w:style>
-  <w:style w:type="table" w:customStyle="1" w:styleId="TableNormal0">
+  <w:style w:type="table" w:customStyle="1" w:styleId="26">
     <w:name w:val="Table Normal_0"/>
     <w:semiHidden/>
     <w:unhideWhenUsed/>
     <w:qFormat/>
+    <w:uiPriority w:val="0"/>
     <w:tblPr>
       <w:tblCellMar>
         <w:top w:w="0" w:type="dxa"/>
@@ -10085,81 +10356,87 @@
       </w:tblCellMar>
     </w:tblPr>
   </w:style>
-  <w:style w:type="paragraph" w:customStyle="1" w:styleId="TableText">
+  <w:style w:type="paragraph" w:customStyle="1" w:styleId="27">
     <w:name w:val="Table Text"/>
-    <w:basedOn w:val="Normal"/>
+    <w:basedOn w:val="1"/>
     <w:semiHidden/>
     <w:qFormat/>
+    <w:uiPriority w:val="0"/>
     <w:rPr>
-      <w:rFonts w:ascii="宋体" w:eastAsia="宋体" w:hAnsi="宋体" w:cs="宋体"/>
+      <w:rFonts w:ascii="宋体" w:hAnsi="宋体" w:eastAsia="宋体" w:cs="宋体"/>
       <w:sz w:val="21"/>
       <w:szCs w:val="21"/>
       <w:lang w:val="en-US" w:eastAsia="en-US" w:bidi="ar-SA"/>
     </w:rPr>
   </w:style>
-  <w:style w:type="paragraph" w:customStyle="1" w:styleId="1">
+  <w:style w:type="paragraph" w:customStyle="1" w:styleId="28">
     <w:name w:val="柴_标题1"/>
-    <w:basedOn w:val="Heading1"/>
-    <w:next w:val="a1"/>
-    <w:link w:val="1Char"/>
+    <w:basedOn w:val="2"/>
+    <w:next w:val="29"/>
+    <w:link w:val="38"/>
     <w:qFormat/>
+    <w:uiPriority w:val="0"/>
     <w:pPr>
       <w:spacing w:before="100" w:after="90" w:line="360" w:lineRule="auto"/>
     </w:pPr>
     <w:rPr>
-      <w:rFonts w:ascii="Arial" w:eastAsia="宋体" w:hAnsi="Arial"/>
+      <w:rFonts w:ascii="Arial" w:hAnsi="Arial" w:eastAsia="宋体"/>
       <w:sz w:val="32"/>
     </w:rPr>
   </w:style>
-  <w:style w:type="paragraph" w:customStyle="1" w:styleId="a1">
+  <w:style w:type="paragraph" w:customStyle="1" w:styleId="29">
     <w:name w:val="柴_正文"/>
-    <w:basedOn w:val="BodyText"/>
-    <w:link w:val="Char"/>
+    <w:basedOn w:val="12"/>
+    <w:link w:val="41"/>
     <w:qFormat/>
+    <w:uiPriority w:val="0"/>
     <w:pPr>
       <w:spacing w:line="360" w:lineRule="auto"/>
       <w:ind w:firstLine="470" w:firstLineChars="200"/>
     </w:pPr>
     <w:rPr>
-      <w:rFonts w:ascii="Arial" w:eastAsia="宋体" w:hAnsi="Arial"/>
+      <w:rFonts w:ascii="Arial" w:hAnsi="Arial" w:eastAsia="宋体"/>
       <w:sz w:val="24"/>
       <w:lang w:eastAsia="zh-CN"/>
     </w:rPr>
   </w:style>
-  <w:style w:type="paragraph" w:customStyle="1" w:styleId="2">
+  <w:style w:type="paragraph" w:customStyle="1" w:styleId="30">
     <w:name w:val="柴_标题2"/>
-    <w:basedOn w:val="Heading2"/>
-    <w:next w:val="a1"/>
+    <w:basedOn w:val="3"/>
+    <w:next w:val="29"/>
     <w:qFormat/>
+    <w:uiPriority w:val="0"/>
     <w:pPr>
       <w:spacing w:line="360" w:lineRule="auto"/>
     </w:pPr>
     <w:rPr>
-      <w:rFonts w:ascii="Arial" w:eastAsia="宋体" w:hAnsi="Arial"/>
+      <w:rFonts w:ascii="Arial" w:hAnsi="Arial" w:eastAsia="宋体"/>
       <w:sz w:val="28"/>
     </w:rPr>
   </w:style>
-  <w:style w:type="paragraph" w:customStyle="1" w:styleId="3">
+  <w:style w:type="paragraph" w:customStyle="1" w:styleId="31">
     <w:name w:val="柴_标题3"/>
-    <w:basedOn w:val="Heading3"/>
-    <w:next w:val="a1"/>
+    <w:basedOn w:val="4"/>
+    <w:next w:val="29"/>
     <w:qFormat/>
+    <w:uiPriority w:val="0"/>
     <w:pPr>
       <w:spacing w:line="360" w:lineRule="auto"/>
       <w:ind w:left="0" w:firstLine="472" w:firstLineChars="200"/>
     </w:pPr>
     <w:rPr>
-      <w:rFonts w:ascii="宋体" w:eastAsia="宋体" w:hAnsi="宋体" w:cs="宋体"/>
+      <w:rFonts w:ascii="宋体" w:hAnsi="宋体" w:eastAsia="宋体" w:cs="宋体"/>
       <w:spacing w:val="-2"/>
       <w:sz w:val="24"/>
       <w:szCs w:val="24"/>
     </w:rPr>
   </w:style>
-  <w:style w:type="paragraph" w:customStyle="1" w:styleId="a2">
+  <w:style w:type="paragraph" w:customStyle="1" w:styleId="32">
     <w:name w:val="柴_目录"/>
-    <w:basedOn w:val="Normal"/>
-    <w:next w:val="BodyText"/>
+    <w:basedOn w:val="1"/>
+    <w:next w:val="12"/>
     <w:qFormat/>
+    <w:uiPriority w:val="0"/>
     <w:pPr>
       <w:tabs>
         <w:tab w:val="right" w:leader="dot" w:pos="8442"/>
@@ -10167,59 +10444,64 @@
       <w:ind w:left="0" w:leftChars="0"/>
     </w:pPr>
     <w:rPr>
-      <w:rFonts w:ascii="Arial" w:eastAsia="Microsoft JhengHei" w:hAnsi="Arial"/>
+      <w:rFonts w:ascii="Arial" w:hAnsi="Arial" w:eastAsia="Microsoft JhengHei"/>
       <w:sz w:val="24"/>
     </w:rPr>
   </w:style>
-  <w:style w:type="paragraph" w:customStyle="1" w:styleId="WPSOffice1">
+  <w:style w:type="paragraph" w:customStyle="1" w:styleId="33">
     <w:name w:val="WPSOffice手动目录 1"/>
     <w:qFormat/>
+    <w:uiPriority w:val="0"/>
     <w:pPr>
       <w:ind w:leftChars="0"/>
     </w:pPr>
     <w:rPr>
-      <w:rFonts w:ascii="Times New Roman" w:eastAsia="宋体" w:hAnsi="Times New Roman" w:cs="Times New Roman"/>
+      <w:rFonts w:ascii="Times New Roman" w:hAnsi="Times New Roman" w:eastAsia="宋体" w:cs="Times New Roman"/>
       <w:sz w:val="20"/>
       <w:szCs w:val="20"/>
     </w:rPr>
   </w:style>
-  <w:style w:type="paragraph" w:customStyle="1" w:styleId="WPSOffice2">
+  <w:style w:type="paragraph" w:customStyle="1" w:styleId="34">
     <w:name w:val="WPSOffice手动目录 2"/>
     <w:qFormat/>
+    <w:uiPriority w:val="0"/>
     <w:pPr>
       <w:ind w:leftChars="200"/>
     </w:pPr>
     <w:rPr>
-      <w:rFonts w:ascii="Times New Roman" w:eastAsia="宋体" w:hAnsi="Times New Roman" w:cs="Times New Roman"/>
+      <w:rFonts w:ascii="Times New Roman" w:hAnsi="Times New Roman" w:eastAsia="宋体" w:cs="Times New Roman"/>
       <w:sz w:val="20"/>
       <w:szCs w:val="20"/>
     </w:rPr>
   </w:style>
-  <w:style w:type="paragraph" w:customStyle="1" w:styleId="WPSOffice3">
+  <w:style w:type="paragraph" w:customStyle="1" w:styleId="35">
     <w:name w:val="WPSOffice手动目录 3"/>
     <w:qFormat/>
+    <w:uiPriority w:val="0"/>
     <w:pPr>
       <w:ind w:leftChars="400"/>
     </w:pPr>
     <w:rPr>
-      <w:rFonts w:ascii="Times New Roman" w:eastAsia="宋体" w:hAnsi="Times New Roman" w:cs="Times New Roman"/>
+      <w:rFonts w:ascii="Times New Roman" w:hAnsi="Times New Roman" w:eastAsia="宋体" w:cs="Times New Roman"/>
       <w:sz w:val="20"/>
       <w:szCs w:val="20"/>
     </w:rPr>
   </w:style>
-  <w:style w:type="paragraph" w:customStyle="1" w:styleId="Compact">
+  <w:style w:type="paragraph" w:customStyle="1" w:styleId="36">
     <w:name w:val="Compact"/>
-    <w:basedOn w:val="BodyText"/>
+    <w:basedOn w:val="12"/>
     <w:qFormat/>
+    <w:uiPriority w:val="0"/>
     <w:pPr>
       <w:spacing w:before="36" w:after="36"/>
     </w:pPr>
   </w:style>
-  <w:style w:type="table" w:customStyle="1" w:styleId="Table">
+  <w:style w:type="table" w:customStyle="1" w:styleId="37">
     <w:name w:val="Table"/>
     <w:semiHidden/>
     <w:unhideWhenUsed/>
     <w:qFormat/>
+    <w:uiPriority w:val="0"/>
     <w:tblPr>
       <w:tblCellMar>
         <w:top w:w="0" w:type="dxa"/>
@@ -10231,25 +10513,27 @@
     <w:tblStylePr w:type="firstRow">
       <w:tcPr>
         <w:tcBorders>
-          <w:bottom w:val="single" w:sz="0" w:space="0" w:color="auto"/>
+          <w:bottom w:val="single" w:color="auto" w:sz="0" w:space="0"/>
         </w:tcBorders>
         <w:vAlign w:val="bottom"/>
       </w:tcPr>
     </w:tblStylePr>
   </w:style>
-  <w:style w:type="character" w:customStyle="1" w:styleId="1Char">
+  <w:style w:type="character" w:customStyle="1" w:styleId="38">
     <w:name w:val="柴_标题1 Char"/>
-    <w:link w:val="1"/>
+    <w:link w:val="28"/>
     <w:qFormat/>
+    <w:uiPriority w:val="0"/>
     <w:rPr>
-      <w:rFonts w:ascii="Arial" w:eastAsia="宋体" w:hAnsi="Arial"/>
+      <w:rFonts w:ascii="Arial" w:hAnsi="Arial" w:eastAsia="宋体"/>
       <w:sz w:val="32"/>
     </w:rPr>
   </w:style>
-  <w:style w:type="paragraph" w:customStyle="1" w:styleId="a3">
+  <w:style w:type="paragraph" w:customStyle="1" w:styleId="39">
     <w:name w:val="柴_正文_无缩进"/>
-    <w:basedOn w:val="Normal"/>
+    <w:basedOn w:val="1"/>
     <w:qFormat/>
+    <w:uiPriority w:val="0"/>
     <w:pPr>
       <w:ind w:firstLine="0" w:firstLineChars="0"/>
     </w:pPr>
@@ -10259,38 +10543,41 @@
       <w:lang w:eastAsia="zh-CN"/>
     </w:rPr>
   </w:style>
-  <w:style w:type="paragraph" w:customStyle="1" w:styleId="4">
+  <w:style w:type="paragraph" w:customStyle="1" w:styleId="40">
     <w:name w:val="柴_标题4"/>
-    <w:basedOn w:val="Heading4"/>
-    <w:next w:val="Normal"/>
+    <w:basedOn w:val="5"/>
+    <w:next w:val="1"/>
     <w:qFormat/>
+    <w:uiPriority w:val="0"/>
     <w:pPr>
       <w:widowControl w:val="0"/>
       <w:spacing w:before="160" w:line="360" w:lineRule="auto"/>
-      <w:ind w:left="981" w:hanging="862" w:leftChars="300"/>
+      <w:ind w:left="981" w:leftChars="300" w:hanging="862"/>
     </w:pPr>
     <w:rPr>
-      <w:rFonts w:ascii="Calibri" w:eastAsia="宋体" w:hAnsi="Calibri" w:cs="宋体" w:hint="eastAsia"/>
+      <w:rFonts w:hint="eastAsia" w:ascii="Calibri" w:hAnsi="Calibri" w:eastAsia="宋体" w:cs="宋体"/>
       <w:sz w:val="24"/>
       <w:szCs w:val="24"/>
       <w:lang w:eastAsia="zh-CN" w:bidi="zh-CN"/>
     </w:rPr>
   </w:style>
-  <w:style w:type="character" w:customStyle="1" w:styleId="Char">
+  <w:style w:type="character" w:customStyle="1" w:styleId="41">
     <w:name w:val="柴_正文 Char"/>
-    <w:link w:val="a1"/>
+    <w:link w:val="29"/>
     <w:qFormat/>
+    <w:uiPriority w:val="0"/>
     <w:rPr>
-      <w:rFonts w:ascii="Arial" w:eastAsia="宋体" w:hAnsi="Arial"/>
+      <w:rFonts w:ascii="Arial" w:hAnsi="Arial" w:eastAsia="宋体"/>
       <w:sz w:val="24"/>
       <w:lang w:eastAsia="zh-CN"/>
     </w:rPr>
   </w:style>
-  <w:style w:type="table" w:customStyle="1" w:styleId="TableNormal00">
+  <w:style w:type="table" w:customStyle="1" w:styleId="42">
     <w:name w:val="Table Normal_0_0"/>
     <w:semiHidden/>
     <w:unhideWhenUsed/>
     <w:qFormat/>
+    <w:uiPriority w:val="0"/>
     <w:tblPr>
       <w:tblCellMar>
         <w:top w:w="0" w:type="dxa"/>
